--- a/themes/theme-8/theme 8 draft.docx
+++ b/themes/theme-8/theme 8 draft.docx
@@ -19,7 +19,7 @@
           <w:iCs/>
           <w:i/>
         </w:rPr>
-        <w:t xml:space="preserve">Рабочий текст после правки по промту шеф-редактора и проверки источников, 09.10.2026. Пометки ПРОВЕРИТЬ — где подтверждение источником не завершено; «Проверить врачу» — вопросы врачу-рецензенту; «ОТ РЕДАКТОРА» — решения автора. Список источников в конце главы показывает, на чём стоит каждое утверждение.</w:t>
+        <w:t xml:space="preserve">Текст для врача-рецензента, 09.10.2026: после правки по промту шеф-редактора и проверки источников. Пометки ПРОВЕРИТЬ — где подтверждение источником не завершено; «Проверить врачу» — вопросы врачу-рецензенту; «ОТ РЕДАКТОРА» — решения автора. Список источников в конце главы показывает, на чём стоит каждое утверждение.</w:t>
       </w:r>
     </w:p>
     <w:p>
@@ -907,6 +907,18 @@
         <w:pStyle w:val="BodyText"/>
       </w:pPr>
       <w:r>
+        <w:rPr>
+          <w:iCs/>
+          <w:i/>
+        </w:rPr>
+        <w:t xml:space="preserve">Проверить врачу: решение автора 09.10.2026 — прежняя пометка о расхождении ACOG и NHS по вейпам снята: текст не предлагает вейп как способ отказа, опора — обзор «Акушерство и гинекология» 2026; подтвердить позицию для читательницы в России</w:t>
+      </w:r>
+    </w:p>
+    <w:p>
+      <w:pPr>
+        <w:pStyle w:val="BodyText"/>
+      </w:pPr>
+      <w:r>
         <w:t xml:space="preserve">Первые данные о системах нагревания табака при беременности тоже не успокаивают. В японском общенациональном опросе у женщин, которые во время беременности пользовались только такими системами, шансы родить ребёнка с малым для срока весом были в 2,5 раза выше, чем у никогда не куривших (отношение шансов 2,50; 95 % доверительный интервал 1,03–6,05). Авторы делают осторожный вывод о возможной связи.</w:t>
       </w:r>
     </w:p>
@@ -1247,7 +1259,7 @@
         <w:pStyle w:val="BodyText"/>
       </w:pPr>
       <w:r>
-        <w:t xml:space="preserve">Лоток кошки по возможности тоже пусть меняет кто-то другой. Если некому, наденьте одноразовые перчатки, а потом вымойте руки с мылом. Причина — токсоплазмоз: это паразитарная инфекция, и если женщина впервые заражается ею во время беременности, возбудитель может передаться ребёнку. Подробнее о нём — в теме об инфекциях.</w:t>
+        <w:t xml:space="preserve">Лоток кошки по возможности тоже пусть меняет кто-то другой. Если некому, наденьте одноразовые перчатки, а потом вымойте руки с мылом. Причина — токсоплазмоз: это паразитарная инфекция, и если женщина впервые заражается ею во время беременности, возбудитель может передаться ребёнку. Подробнее — Тема 9, раздел 9.4 «Почва, кошка и другие животные: где на самом деле прячется токсоплазма».</w:t>
       </w:r>
     </w:p>
     <w:p>
@@ -1580,6 +1592,18 @@
       </w:pPr>
       <w:r>
         <w:rPr>
+          <w:iCs/>
+          <w:i/>
+        </w:rPr>
+        <w:t xml:space="preserve">Проверить врачу: решение автора 09.10.2026 — порядок при угарном газе переписан по NHS: действовать при подозрении на отравление даже у одного человека; скорая — при тяжёлых признаках</w:t>
+      </w:r>
+    </w:p>
+    <w:p>
+      <w:pPr>
+        <w:pStyle w:val="BodyText"/>
+      </w:pPr>
+      <w:r>
+        <w:rPr>
           <w:bCs/>
           <w:b/>
         </w:rPr>
@@ -2043,7 +2067,7 @@
         <w:pStyle w:val="FirstParagraph"/>
       </w:pPr>
       <w:r>
-        <w:t xml:space="preserve">Воспитатели, учителя, медицинские работники, ветеринары и работники животноводства чаще других контактируют с инфекциями, опасными при беременности. Например, инфекция парвовирусом B19 может передаться ребёнку и повышает риск его гибели, особенно в первой половине беременности. Цитомегаловирус передаётся со слюной и мочой, особенно от малышей, и те, кто часто бывает рядом с маленькими детьми, заражаются чаще; при беременности вирус может передаться ребёнку. Снижают риск мытьё рук с мылом после смены подгузника или помощи ребёнку в туалете и отказ от общей с ребёнком посуды, еды и сосок. Российские санитарные правила не допускают беременных к работам с возбудителями инфекционных заболеваний. В Евросоюзе токсоплазму и вирус краснухи прямо называют возбудителями, от которых беременную работницу нужно защитить, если у неё нет иммунитета. О работе с детьми или животными скажите врачу на первом приёме, чтобы он учёл это при обследовании. Что делать при контакте с инфекцией — в теме об инфекциях и вакцинации.</w:t>
+        <w:t xml:space="preserve">Воспитатели, учителя, медицинские работники, ветеринары и работники животноводства чаще других контактируют с инфекциями, опасными при беременности. Например, инфекция парвовирусом B19 может передаться ребёнку и повышает риск его гибели, особенно в первой половине беременности. Цитомегаловирус передаётся со слюной и мочой, особенно от малышей, и те, кто часто бывает рядом с маленькими детьми, заражаются чаще; при беременности вирус может передаться ребёнку. Снижают риск мытьё рук с мылом после смены подгузника или помощи ребёнку в туалете и отказ от общей с ребёнком посуды, еды и сосок. Российские санитарные правила не допускают беременных к работам с возбудителями инфекционных заболеваний. В Евросоюзе токсоплазму и вирус краснухи прямо называют возбудителями, от которых беременную работницу нужно защитить, если у неё нет иммунитета. О работе с детьми или животными скажите врачу на первом приёме, чтобы он учёл это при обследовании. Что делать при контакте с инфекцией — Тема 9, раздел 9.9 «Контакт с заболевшим: что считать контактом и что сообщить врачу»; о маленьких детях рядом — раздел 9.2.</w:t>
       </w:r>
     </w:p>
     <w:p>
@@ -2100,6 +2124,18 @@
       </w:pPr>
       <w:r>
         <w:t xml:space="preserve">О беременности нужно сообщать и перед любым рентгеновским исследованием или компьютерной томографией: их проводят, когда без них не обойтись. При большинстве диагностических исследований доза для ребёнка намного ниже той, при которой описаны последствия. Дозу до 50 миллигрей (мГр — единица поглощённой дозы излучения) связывают с пренебрежимо малым риском, и ни одно отдельное диагностическое исследование такой дозы не даёт; этот более осторожный порог предлагают и американские акушеры-гинекологи. Американская коллегия радиологии и Общество детской радиологии называют более высокий порог: при дозах ниже 100 мГр нарушений развития, вызванных облучением, не выявлено. Ультразвуковое исследование (УЗИ) и магнитно-резонансная томография (МРТ) с риском для ребёнка не связаны, и при беременности их выбирают в первую очередь. Стоматологический рентген разобран в Теме 6, раздел 6.7 «Рентген, обезболивание и антибиотики: чего можно не опасаться и что согласовать».</w:t>
+      </w:r>
+    </w:p>
+    <w:p>
+      <w:pPr>
+        <w:pStyle w:val="BodyText"/>
+      </w:pPr>
+      <w:r>
+        <w:rPr>
+          <w:iCs/>
+          <w:i/>
+        </w:rPr>
+        <w:t xml:space="preserve">Проверить врачу: решение автора 09.10.2026 — добавлен осторожный порог 50 мГр (CMAJ 2015, со ссылкой на ACOG) рядом с порогом 100 мГр ACR–SPR; две прежние пометки о расхождении порогов сняты</w:t>
       </w:r>
     </w:p>
     <w:p>
@@ -2466,6 +2502,18 @@
     </w:p>
     <w:p>
       <w:pPr>
+        <w:pStyle w:val="BodyText"/>
+      </w:pPr>
+      <w:r>
+        <w:rPr>
+          <w:iCs/>
+          <w:i/>
+        </w:rPr>
+        <w:t xml:space="preserve">Проверить врачу: решение автора 09.10.2026 — абзац о вождении добавлен по NHTSA, NHS и ПДД п. 2.7; прямого медицинского источника о сроке, до которого можно водить, нет</w:t>
+      </w:r>
+    </w:p>
+    <w:p>
+      <w:pPr>
         <w:pStyle w:val="Heading2"/>
       </w:pPr>
       <w:r>
@@ -2606,6 +2654,18 @@
       </w:pPr>
       <w:r>
         <w:t xml:space="preserve">Если у вас есть дополнительные факторы риска тромбоза (тромбоз в прошлом, выраженное варикозное расширение вен ног, многоплодная беременность и другие), обсудите поездку с врачом заранее. Эти факторы входят в шкалу оценки риска российской клинической рекомендации: венозные тромбоэмболические осложнения в прошлом, варикозное расширение вен нижних конечностей тяжёлой степени, многоплодная беременность. Компрессионные чулки при поездке дольше 4 часов британские и российские рекомендации советуют всем беременным; британская служба здравоохранения пишет, что их можно купить в аптеке, а RCOG — что они должны быть правильно подобраны по размеру. Препараты для профилактики тромбоза самостоятельно не начинают: их назначает врач.</w:t>
+      </w:r>
+    </w:p>
+    <w:p>
+      <w:pPr>
+        <w:pStyle w:val="BodyText"/>
+      </w:pPr>
+      <w:r>
+        <w:rPr>
+          <w:iCs/>
+          <w:i/>
+        </w:rPr>
+        <w:t xml:space="preserve">Проверить врачу: решение автора 09.10.2026 — прежний текст «трикотаж самостоятельно не подбирают» заменён: при поездке дольше 4 часов чулки советуют всем беременным (RCOG, КР «Нормальная беременность», КР «Венозные осложнения», NHS)</w:t>
       </w:r>
     </w:p>
     <w:p>
@@ -2628,6 +2688,18 @@
     </w:p>
     <w:p>
       <w:pPr>
+        <w:pStyle w:val="BodyText"/>
+      </w:pPr>
+      <w:r>
+        <w:rPr>
+          <w:iCs/>
+          <w:i/>
+        </w:rPr>
+        <w:t xml:space="preserve">Проверить врачу: решение автора 09.10.2026 — срочность по NHS (DVT): отёк и боль в одной ноге — к врачу в тот же день, с одышкой или болью в груди — скорая; расхождение между 8.12 и 8.14 снято</w:t>
+      </w:r>
+    </w:p>
+    <w:p>
+      <w:pPr>
         <w:pStyle w:val="Heading3"/>
       </w:pPr>
       <w:r>
@@ -2761,7 +2833,7 @@
         <w:t xml:space="preserve"> </w:t>
       </w:r>
       <w:r>
-        <w:t xml:space="preserve">Поездки в районы вспышки вируса Зика беременным советуют пересмотреть. Какие прививки допустимы при беременности — в теме об инфекциях и вакцинации.</w:t>
+        <w:t xml:space="preserve">Поездки в районы вспышки вируса Зика беременным советуют пересмотреть. Какие инфекции учесть при выборе направления — Тема 9, раздел 9.6 «Поездки: какие инфекции учесть при выборе направления»; какие прививки делают при беременности — раздел 9.8.</w:t>
       </w:r>
     </w:p>
     <w:p>

--- a/themes/theme-8/theme 8 draft.docx
+++ b/themes/theme-8/theme 8 draft.docx
@@ -2,6 +2,7 @@
 <file path=word/document.xml><?xml version="1.0" encoding="utf-8"?>
 <w:document xmlns:w="http://schemas.openxmlformats.org/wordprocessingml/2006/main" xmlns:m="http://schemas.openxmlformats.org/officeDocument/2006/math" xmlns:r="http://schemas.openxmlformats.org/officeDocument/2006/relationships" xmlns:o="urn:schemas-microsoft-com:office:office" xmlns:v="urn:schemas-microsoft-com:vml" xmlns:w10="urn:schemas-microsoft-com:office:word" xmlns:a="http://schemas.openxmlformats.org/drawingml/2006/main" xmlns:pic="http://schemas.openxmlformats.org/drawingml/2006/picture" xmlns:wp="http://schemas.openxmlformats.org/drawingml/2006/wordprocessingDrawing">
   <w:body>
+    <w:bookmarkStart w:id="21" w:name="X60bfb722ce93d5da4cfbd75bd21025328dfa2e8"/>
     <w:p>
       <w:pPr>
         <w:pStyle w:val="Heading1"/>
@@ -10,18 +11,7 @@
         <w:t xml:space="preserve">Тема 8. Привычки, воздействия и повседневная безопасность</w:t>
       </w:r>
     </w:p>
-    <w:p>
-      <w:pPr>
-        <w:pStyle w:val="FirstParagraph"/>
-      </w:pPr>
-      <w:r>
-        <w:rPr>
-          <w:iCs/>
-          <w:i/>
-        </w:rPr>
-        <w:t xml:space="preserve">Текст для врача-рецензента, 09.10.2026: после правки по промту шеф-редактора и проверки источников. Пометки ПРОВЕРИТЬ — где подтверждение источником не завершено; «Проверить врачу» — вопросы врачу-рецензенту; «ОТ РЕДАКТОРА» — решения автора. Список источников в конце главы показывает, на чём стоит каждое утверждение.</w:t>
-      </w:r>
-    </w:p>
+    <w:bookmarkStart w:id="20" w:name="оглавление"/>
     <w:p>
       <w:pPr>
         <w:pStyle w:val="Heading2"/>
@@ -547,35 +537,140 @@
       </w:r>
     </w:p>
     <w:p>
+      <w:r>
+        <w:pict>
+          <v:rect style="width:0;height:1.5pt" o:hralign="center" o:hrstd="t" o:hr="t"/>
+        </w:pict>
+      </w:r>
+    </w:p>
+    <w:p>
+      <w:pPr>
+        <w:pStyle w:val="FirstParagraph"/>
+      </w:pPr>
+      <w:r>
+        <w:t xml:space="preserve">Сигарета у подъезда, свежая краска в соседней комнате, ночная смена, многочасовая дорога — со всем этим беременная женщина сталкивается в обычной жизни. Одни из этих воздействий заметно влияют на течение беременности, другие — меньше, чем о них принято говорить, и почти для каждого есть способ снизить риск.</w:t>
+      </w:r>
+    </w:p>
+    <w:p>
+      <w:r>
+        <w:pict>
+          <v:rect style="width:0;height:1.5pt" o:hralign="center" o:hrstd="t" o:hr="t"/>
+        </w:pict>
+      </w:r>
+    </w:p>
+    <w:bookmarkEnd w:id="20"/>
+    <w:bookmarkEnd w:id="21"/>
+    <w:bookmarkStart w:id="33" w:name="Xe9978ada471568bdf96b28ce7fe339a5b12cfe2"/>
+    <w:p>
+      <w:pPr>
+        <w:pStyle w:val="Heading1"/>
+      </w:pPr>
+      <w:r>
+        <w:t xml:space="preserve">Часть A. Алкоголь, никотин и другие вещества</w:t>
+      </w:r>
+    </w:p>
+    <w:bookmarkStart w:id="24" w:name="Xe8d4b03b61895bfa4b2cf8c30df41b5d8759b91"/>
+    <w:p>
+      <w:pPr>
+        <w:pStyle w:val="Heading2"/>
+      </w:pPr>
+      <w:r>
+        <w:t xml:space="preserve">8.1. Алкоголь: почему безопасную дозу не называют</w:t>
+      </w:r>
+    </w:p>
+    <w:bookmarkStart w:id="22" w:name="как-алкоголь-действует-на-ребёнка"/>
+    <w:p>
+      <w:pPr>
+        <w:pStyle w:val="Heading3"/>
+      </w:pPr>
+      <w:r>
+        <w:t xml:space="preserve">Как алкоголь действует на ребёнка</w:t>
+      </w:r>
+    </w:p>
+    <w:p>
+      <w:pPr>
+        <w:pStyle w:val="FirstParagraph"/>
+      </w:pPr>
+      <w:r>
+        <w:t xml:space="preserve">На празднике предлагают «один бокал, от него ничего не будет», а подруга вспоминает, что её маме в своё время советовали красное вино для гемоглобина.</w:t>
+      </w:r>
+    </w:p>
+    <w:p>
       <w:pPr>
         <w:pStyle w:val="BodyText"/>
       </w:pPr>
       <w:r>
-        <w:t xml:space="preserve">Сигарета у подъезда, свежая краска в соседней комнате, ночная смена, многочасовая дорога — со всем этим беременная женщина сталкивается в обычной жизни. Одни из этих воздействий заметно влияют на течение беременности, другие — меньше, чем о них принято говорить, и почти для каждого есть способ снизить риск.</w:t>
-      </w:r>
-    </w:p>
-    <w:p>
-      <w:pPr>
-        <w:pStyle w:val="Heading1"/>
-      </w:pPr>
-      <w:r>
-        <w:t xml:space="preserve">Часть A. Алкоголь, никотин и другие вещества</w:t>
-      </w:r>
-    </w:p>
+        <w:t xml:space="preserve">Алкоголь из крови матери проходит через плаценту к ребёнку. Печень ребёнка ещё не до конца сформирована и перерабатывать алкоголь не может. Самое тяжёлое последствие — сочетание особенностей строения лица, отставания в росте и весе и нарушений работы мозга. Эти нарушения проявляются трудностями с обучением и поведением и остаются на всю жизнь; всё вместе называют фетальным алкогольным спектром нарушений.</w:t>
+      </w:r>
+    </w:p>
+    <w:p>
+      <w:pPr>
+        <w:pStyle w:val="BodyText"/>
+      </w:pPr>
+      <w:r>
+        <w:t xml:space="preserve">Безопасное при беременности количество алкоголя неизвестно. Поэтому российские клинические рекомендации прямо предписывают врачу сообщить беременной «о необходимости отказа от приема алкоголя». Это касается любых напитков: в вине, пиве и крепком алкоголе действует один и тот же спирт. Поэтому не годится и совет пить красное вино «для гемоглобина». Как поддержать уровень железа и гемоглобина, разобрано в Теме 1, раздел 1.2 «Витамины и нутриенты: что действительно нужно».</w:t>
+      </w:r>
+    </w:p>
+    <w:p>
+      <w:pPr>
+        <w:pStyle w:val="BodyText"/>
+      </w:pPr>
+      <w:r>
+        <w:t xml:space="preserve">Напиток с надписью «безалкогольный» по российскому закону может содержать до 0,5 % спирта: алкогольной продукцией закон считает напитки, в которых этилового спирта «более 0,5 процента объема готовой продукции». Если хочется вкуса привычного напитка, выбирайте тот, на этикетке которого указано «0,0 %».</w:t>
+      </w:r>
+    </w:p>
+    <w:bookmarkEnd w:id="22"/>
+    <w:bookmarkStart w:id="23" w:name="X2a535c6047f266d352400d22d3b2f5b3e599d16"/>
+    <w:p>
+      <w:pPr>
+        <w:pStyle w:val="Heading3"/>
+      </w:pPr>
+      <w:r>
+        <w:t xml:space="preserve">Если вы пили до того, как узнали о беременности</w:t>
+      </w:r>
+    </w:p>
+    <w:p>
+      <w:pPr>
+        <w:pStyle w:val="FirstParagraph"/>
+      </w:pPr>
+      <w:r>
+        <w:t xml:space="preserve">Тест показал две полоски, а две недели назад был день рождения с шампанским. Такое бывает часто: многие беременности наступают незапланированно.</w:t>
+      </w:r>
+    </w:p>
+    <w:p>
+      <w:pPr>
+        <w:pStyle w:val="BodyText"/>
+      </w:pPr>
+      <w:r>
+        <w:t xml:space="preserve">С этого дня от алкоголя нужно отказаться до конца беременности. Отказаться никогда не поздно: мозг ребёнка развивается всю беременность, поэтому отказ от алкоголя на любом сроке идёт ему на пользу. Британская национальная служба здравоохранения пишет, что риск для ребёнка в такой ситуации, вероятно, невысок, и советует, если вы беспокоитесь, обсудить это с акушеркой или врачом. На первом приёме расскажите врачу, когда и сколько вы пили: такие вопросы — обычная часть расспроса, и врач учтёт ваш ответ при наблюдении.</w:t>
+      </w:r>
+    </w:p>
+    <w:p>
+      <w:pPr>
+        <w:pStyle w:val="BodyText"/>
+      </w:pPr>
+      <w:r>
+        <w:t xml:space="preserve">Если вы выпиваете регулярно и бросить не получается, загляните в раздел 8.6 — там сказано, куда обратиться за помощью.</w:t>
+      </w:r>
+    </w:p>
+    <w:bookmarkEnd w:id="23"/>
+    <w:bookmarkEnd w:id="24"/>
+    <w:bookmarkStart w:id="28" w:name="X4f6eaaca529390b044e634f8ff492b7ac855a19"/>
     <w:p>
       <w:pPr>
         <w:pStyle w:val="Heading2"/>
       </w:pPr>
       <w:r>
-        <w:t xml:space="preserve">8.1. Алкоголь: почему безопасную дозу не называют</w:t>
-      </w:r>
-    </w:p>
+        <w:t xml:space="preserve">8.2. Курение: что происходит с кровотоком и почему бросать стоит на любом сроке</w:t>
+      </w:r>
+    </w:p>
+    <w:bookmarkStart w:id="25" w:name="как-курение-влияет-на-ребёнка"/>
     <w:p>
       <w:pPr>
         <w:pStyle w:val="Heading3"/>
       </w:pPr>
       <w:r>
-        <w:t xml:space="preserve">Как алкоголь действует на ребёнка</w:t>
+        <w:t xml:space="preserve">Как курение влияет на ребёнка</w:t>
       </w:r>
     </w:p>
     <w:p>
@@ -583,7 +678,7 @@
         <w:pStyle w:val="FirstParagraph"/>
       </w:pPr>
       <w:r>
-        <w:t xml:space="preserve">На празднике предлагают «один бокал, от него ничего не будет», а подруга вспоминает, что её маме в своё время советовали красное вино для гемоглобина.</w:t>
+        <w:t xml:space="preserve">Курить хочется меньше, чем раньше, но утренняя сигарета с кофе осталась, и пять сигарет в день кажутся почти ничем.</w:t>
       </w:r>
     </w:p>
     <w:p>
@@ -591,7 +686,7 @@
         <w:pStyle w:val="BodyText"/>
       </w:pPr>
       <w:r>
-        <w:t xml:space="preserve">Алкоголь из крови матери проходит через плаценту к ребёнку. Печень ребёнка ещё не до конца сформирована и перерабатывать алкоголь не может. Самое тяжёлое последствие — сочетание особенностей строения лица, отставания в росте и весе и нарушений работы мозга. Эти нарушения проявляются трудностями с обучением и поведением и остаются на всю жизнь; всё вместе называют фетальным алкогольным спектром нарушений.</w:t>
+        <w:t xml:space="preserve">С табачным дымом в кровь попадает угарный газ, и он мешает организму использовать кислород; сигареты могут ограничивать поступление кислорода к ребёнку. Курение при беременности уменьшает и приток крови к плаценте; одним из возможных механизмов называют сужение сосудов.</w:t>
       </w:r>
     </w:p>
     <w:p>
@@ -599,7 +694,87 @@
         <w:pStyle w:val="BodyText"/>
       </w:pPr>
       <w:r>
-        <w:t xml:space="preserve">Безопасное при беременности количество алкоголя неизвестно. Поэтому российские клинические рекомендации прямо предписывают врачу сообщить беременной «о необходимости отказа от приема алкоголя». Это касается любых напитков: в вине, пиве и крепком алкоголе действует один и тот же спирт. Поэтому не годится и совет пить красное вино «для гемоглобина». Как поддержать уровень железа и гемоглобина, разобрано в Теме 1, раздел 1.2 «Витамины и нутриенты: что действительно нужно».</w:t>
+        <w:t xml:space="preserve">Американская коллегия акушеров-гинекологов связывает курение при беременности:</w:t>
+      </w:r>
+    </w:p>
+    <w:p>
+      <w:pPr>
+        <w:numPr>
+          <w:ilvl w:val="0"/>
+          <w:numId w:val="1011"/>
+        </w:numPr>
+        <w:pStyle w:val="Compact"/>
+      </w:pPr>
+      <w:r>
+        <w:t xml:space="preserve">с задержкой роста ребёнка;</w:t>
+      </w:r>
+    </w:p>
+    <w:p>
+      <w:pPr>
+        <w:numPr>
+          <w:ilvl w:val="0"/>
+          <w:numId w:val="1011"/>
+        </w:numPr>
+        <w:pStyle w:val="Compact"/>
+      </w:pPr>
+      <w:r>
+        <w:t xml:space="preserve">с предлежанием плаценты — когда плацента полностью или частично перекрывает внутренний зев, то есть выход из полости матки в шейку;</w:t>
+      </w:r>
+    </w:p>
+    <w:p>
+      <w:pPr>
+        <w:numPr>
+          <w:ilvl w:val="0"/>
+          <w:numId w:val="1011"/>
+        </w:numPr>
+        <w:pStyle w:val="Compact"/>
+      </w:pPr>
+      <w:r>
+        <w:t xml:space="preserve">с отслойкой плаценты — её преждевременным, до рождения ребёнка, отделением от стенки матки;</w:t>
+      </w:r>
+    </w:p>
+    <w:p>
+      <w:pPr>
+        <w:numPr>
+          <w:ilvl w:val="0"/>
+          <w:numId w:val="1011"/>
+        </w:numPr>
+        <w:pStyle w:val="Compact"/>
+      </w:pPr>
+      <w:r>
+        <w:t xml:space="preserve">с преждевременным излитием околоплодных вод;</w:t>
+      </w:r>
+    </w:p>
+    <w:p>
+      <w:pPr>
+        <w:numPr>
+          <w:ilvl w:val="0"/>
+          <w:numId w:val="1011"/>
+        </w:numPr>
+        <w:pStyle w:val="Compact"/>
+      </w:pPr>
+      <w:r>
+        <w:t xml:space="preserve">с низким весом при рождении;</w:t>
+      </w:r>
+    </w:p>
+    <w:p>
+      <w:pPr>
+        <w:numPr>
+          <w:ilvl w:val="0"/>
+          <w:numId w:val="1011"/>
+        </w:numPr>
+        <w:pStyle w:val="Compact"/>
+      </w:pPr>
+      <w:r>
+        <w:t xml:space="preserve">с повышенной перинатальной смертностью — гибелью ребёнка в период с 22 полных недель беременности до конца первой недели после рождения.</w:t>
+      </w:r>
+    </w:p>
+    <w:p>
+      <w:pPr>
+        <w:pStyle w:val="FirstParagraph"/>
+      </w:pPr>
+      <w:r>
+        <w:t xml:space="preserve">На курение во время беременности приходится от 22 до 34 % случаев синдрома внезапной детской смерти — внезапной гибели внешне здорового младенца.</w:t>
       </w:r>
     </w:p>
     <w:p>
@@ -607,15 +782,17 @@
         <w:pStyle w:val="BodyText"/>
       </w:pPr>
       <w:r>
-        <w:t xml:space="preserve">Напиток с надписью «безалкогольный» по российскому закону может содержать до 0,5 % спирта: алкогольной продукцией закон считает напитки, в которых этилового спирта «более 0,5 процента объема готовой продукции». Если хочется вкуса привычного напитка, выбирайте тот, на этикетке которого указано «0,0 %».</w:t>
-      </w:r>
-    </w:p>
+        <w:t xml:space="preserve">Российские клинические рекомендации предписывают врачу сообщить беременной «о необходимости отказа от курения».</w:t>
+      </w:r>
+    </w:p>
+    <w:bookmarkEnd w:id="25"/>
+    <w:bookmarkStart w:id="26" w:name="сократить-или-бросить"/>
     <w:p>
       <w:pPr>
         <w:pStyle w:val="Heading3"/>
       </w:pPr>
       <w:r>
-        <w:t xml:space="preserve">Если вы пили до того, как узнали о беременности</w:t>
+        <w:t xml:space="preserve">Сократить или бросить</w:t>
       </w:r>
     </w:p>
     <w:p>
@@ -623,7 +800,7 @@
         <w:pStyle w:val="FirstParagraph"/>
       </w:pPr>
       <w:r>
-        <w:t xml:space="preserve">Тест показал две полоски, а две недели назад был день рождения с шампанским. Такое бывает часто: многие беременности наступают незапланированно.</w:t>
+        <w:t xml:space="preserve">Безопасного количества сигарет при беременности нет. Для здоровья женщины и ребёнка лучше всего полностью отказаться от курения. Меньшее число сигарет полного отказа не заменяет.</w:t>
       </w:r>
     </w:p>
     <w:p>
@@ -631,7 +808,7 @@
         <w:pStyle w:val="BodyText"/>
       </w:pPr>
       <w:r>
-        <w:t xml:space="preserve">С этого дня от алкоголя нужно отказаться до конца беременности. Отказаться никогда не поздно: мозг ребёнка развивается всю беременность, поэтому отказ от алкоголя на любом сроке идёт ему на пользу. Британская национальная служба здравоохранения пишет, что риск для ребёнка в такой ситуации, вероятно, невысок, и советует, если вы беспокоитесь, обсудить это с акушеркой или врачом. На первом приёме расскажите врачу, когда и сколько вы пили: такие вопросы — обычная часть расспроса, и врач учтёт ваш ответ при наблюдении.</w:t>
+        <w:t xml:space="preserve">Бросить стоит на любом сроке: отказ от курения в любой момент беременности полезен и женщине, и ребёнку. Даже если бросить за несколько недель до родов, это пойдёт на пользу обоим: после последней сигареты угарный газ и другие вредные газы выводятся из организма. Распространённое мнение, будто резкий отказ от курения вызывает у ребёнка «стресс», ошибочно.</w:t>
       </w:r>
     </w:p>
     <w:p>
@@ -639,23 +816,59 @@
         <w:pStyle w:val="BodyText"/>
       </w:pPr>
       <w:r>
-        <w:t xml:space="preserve">Если вы выпиваете регулярно и бросить не получается, загляните в раздел 8.6 — там сказано, куда обратиться за помощью.</w:t>
-      </w:r>
-    </w:p>
+        <w:t xml:space="preserve">На практике помогает заранее назвать ситуации, в которых вы обычно курите, — кофе, остановка, перерыв на работе, — и для каждой придумать другое действие. Сигареты, зажигалки и пепельницы лучше убрать из дома, а курящих близких попросить не курить при вас и не предлагать вам сигарету.</w:t>
+      </w:r>
+    </w:p>
+    <w:bookmarkEnd w:id="26"/>
+    <w:bookmarkStart w:id="27" w:name="лекарства-для-отказа-от-курения"/>
+    <w:p>
+      <w:pPr>
+        <w:pStyle w:val="Heading3"/>
+      </w:pPr>
+      <w:r>
+        <w:t xml:space="preserve">Лекарства для отказа от курения</w:t>
+      </w:r>
+    </w:p>
+    <w:p>
+      <w:pPr>
+        <w:pStyle w:val="FirstParagraph"/>
+      </w:pPr>
+      <w:r>
+        <w:t xml:space="preserve">Жевательные резинки, пастилки, спреи и пластыри с никотином избавляют от угарного газа и продуктов горения, но никотин продолжает поступать в организм. Такие средства называют никотинзаместительными. В Великобритании их рекомендуют беременным как средство первого выбора, то есть в первую очередь, при отказе от курения. В российской инструкции к одной из форм никотиновой жевательной резинки беременность среди противопоказаний не указана, но сказано, что никотин проникает через плаценту и применять препарат при беременности следует, если польза превышает риск; у других лекарственных форм противопоказания различаются.</w:t>
+      </w:r>
+      <w:r>
+        <w:t xml:space="preserve"> </w:t>
+      </w:r>
+      <w:r>
+        <w:rPr>
+          <w:rStyle w:val="VerbatimChar"/>
+        </w:rPr>
+        <w:t xml:space="preserve">[проверить врачу: по справочнику «Видаль» противопоказание при беременности у никотиновых препаратов зависит от лекарственной формы; формулировка сужена до одной формы резинки, ГРЛС не сверен]</w:t>
+      </w:r>
+      <w:r>
+        <w:t xml:space="preserve"> </w:t>
+      </w:r>
+      <w:r>
+        <w:t xml:space="preserve">Поэтому решение о таком препарате принимает врач.</w:t>
+      </w:r>
+    </w:p>
+    <w:p>
+      <w:pPr>
+        <w:pStyle w:val="BodyText"/>
+      </w:pPr>
+      <w:r>
+        <w:t xml:space="preserve">Два других препарата при беременности не подходят: варениклин и цитизин (Табекс) при беременности противопоказаны.</w:t>
+      </w:r>
+    </w:p>
+    <w:bookmarkEnd w:id="27"/>
+    <w:bookmarkEnd w:id="28"/>
+    <w:bookmarkStart w:id="29" w:name="X092d0a40bc08ab6c389af99734a4d8a0fd1fde7"/>
     <w:p>
       <w:pPr>
         <w:pStyle w:val="Heading2"/>
       </w:pPr>
       <w:r>
-        <w:t xml:space="preserve">8.2. Курение: что происходит с кровотоком и почему бросать стоит на любом сроке</w:t>
-      </w:r>
-    </w:p>
-    <w:p>
-      <w:pPr>
-        <w:pStyle w:val="Heading3"/>
-      </w:pPr>
-      <w:r>
-        <w:t xml:space="preserve">Как курение влияет на ребёнка</w:t>
+        <w:t xml:space="preserve">8.3. Пассивное курение: как защитить себя дома и в машине</w:t>
       </w:r>
     </w:p>
     <w:p>
@@ -663,7 +876,7 @@
         <w:pStyle w:val="FirstParagraph"/>
       </w:pPr>
       <w:r>
-        <w:t xml:space="preserve">Курить хочется меньше, чем раньше, но утренняя сигарета с кофе осталась, и пять сигарет в день кажутся почти ничем.</w:t>
+        <w:t xml:space="preserve">Сами вы не курите, но муж выходит курить на балкон, а куртка в прихожей всё равно пахнет табаком.</w:t>
       </w:r>
     </w:p>
     <w:p>
@@ -671,7 +884,7 @@
         <w:pStyle w:val="BodyText"/>
       </w:pPr>
       <w:r>
-        <w:t xml:space="preserve">С табачным дымом в кровь попадает угарный газ, и он мешает организму использовать кислород; сигареты могут ограничивать поступление кислорода к ребёнку. Курение при беременности уменьшает и приток крови к плаценте; одним из возможных механизмов называют сужение сосудов.</w:t>
+        <w:t xml:space="preserve">Пассивное курение — когда вы вдыхаете дым чужих сигарет — при беременности повышает риск низкого веса ребёнка при рождении примерно на 20 %. Запах в квартире и на одежде означает, что частицы дыма оседают на поверхностях; вредят ли они при беременности, пока не установлено. Американская академия педиатрии относит беременных к тем, кому такие остатки дыма особенно нежелательны, и предупреждает: курение в другой комнате, с вентилятором или у открытого окна от них не защищает.</w:t>
       </w:r>
     </w:p>
     <w:p>
@@ -679,79 +892,25 @@
         <w:pStyle w:val="BodyText"/>
       </w:pPr>
       <w:r>
-        <w:t xml:space="preserve">Американская коллегия акушеров-гинекологов связывает курение при беременности:</w:t>
-      </w:r>
-    </w:p>
-    <w:p>
-      <w:pPr>
-        <w:numPr>
-          <w:ilvl w:val="0"/>
-          <w:numId w:val="1011"/>
-        </w:numPr>
-        <w:pStyle w:val="Compact"/>
-      </w:pPr>
-      <w:r>
-        <w:t xml:space="preserve">с задержкой роста ребёнка;</w:t>
-      </w:r>
-    </w:p>
-    <w:p>
-      <w:pPr>
-        <w:numPr>
-          <w:ilvl w:val="0"/>
-          <w:numId w:val="1011"/>
-        </w:numPr>
-        <w:pStyle w:val="Compact"/>
-      </w:pPr>
-      <w:r>
-        <w:t xml:space="preserve">с предлежанием плаценты — когда плацента полностью или частично перекрывает внутренний зев, то есть выход из полости матки в шейку;</w:t>
-      </w:r>
-    </w:p>
-    <w:p>
-      <w:pPr>
-        <w:numPr>
-          <w:ilvl w:val="0"/>
-          <w:numId w:val="1011"/>
-        </w:numPr>
-        <w:pStyle w:val="Compact"/>
-      </w:pPr>
-      <w:r>
-        <w:t xml:space="preserve">с отслойкой плаценты — её преждевременным, до рождения ребёнка, отделением от стенки матки;</w:t>
-      </w:r>
-    </w:p>
-    <w:p>
-      <w:pPr>
-        <w:numPr>
-          <w:ilvl w:val="0"/>
-          <w:numId w:val="1011"/>
-        </w:numPr>
-        <w:pStyle w:val="Compact"/>
-      </w:pPr>
-      <w:r>
-        <w:t xml:space="preserve">с преждевременным излитием околоплодных вод;</w:t>
-      </w:r>
-    </w:p>
-    <w:p>
-      <w:pPr>
-        <w:numPr>
-          <w:ilvl w:val="0"/>
-          <w:numId w:val="1011"/>
-        </w:numPr>
-        <w:pStyle w:val="Compact"/>
-      </w:pPr>
-      <w:r>
-        <w:t xml:space="preserve">с низким весом при рождении;</w:t>
-      </w:r>
-    </w:p>
-    <w:p>
-      <w:pPr>
-        <w:numPr>
-          <w:ilvl w:val="0"/>
-          <w:numId w:val="1011"/>
-        </w:numPr>
-        <w:pStyle w:val="Compact"/>
-      </w:pPr>
-      <w:r>
-        <w:t xml:space="preserve">с повышенной перинатальной смертностью — гибелью ребёнка в период с 22 полных недель беременности до конца первой недели после рождения.</w:t>
+        <w:t xml:space="preserve">Договоритесь с близкими: дома и в машине не курит никто — ни при открытом окне, ни в ваше отсутствие. Курить лучше на улице, подальше от окон и дверей: дым с балкона или с площадки у дома возвращается в квартиру через открытые окна и двери. Кроме того, табачный дым проникает в квартиры через вентиляцию и щели в стенах и перекрытиях, и с этим сталкиваются от 44 до 53 % жителей многоквартирных домов, у которых дома не курят. Кальянные и заведения, где курят, на время беременности лучше исключить.</w:t>
+      </w:r>
+    </w:p>
+    <w:p>
+      <w:pPr>
+        <w:pStyle w:val="BodyText"/>
+      </w:pPr>
+      <w:r>
+        <w:t xml:space="preserve">Телефон помощи при отказе от курения из раздела 8.6 подходит и для курящего партнёра.</w:t>
+      </w:r>
+    </w:p>
+    <w:bookmarkEnd w:id="29"/>
+    <w:bookmarkStart w:id="30" w:name="X9a10a7cf8a83e859b2d19e693425c1f93b38a32"/>
+    <w:p>
+      <w:pPr>
+        <w:pStyle w:val="Heading2"/>
+      </w:pPr>
+      <w:r>
+        <w:t xml:space="preserve">8.4. Электронные сигареты, нагревание табака, кальян и снюс: что в них вредно</w:t>
       </w:r>
     </w:p>
     <w:p>
@@ -759,7 +918,7 @@
         <w:pStyle w:val="FirstParagraph"/>
       </w:pPr>
       <w:r>
-        <w:t xml:space="preserve">На курение во время беременности приходится от 22 до 34 % случаев синдрома внезапной детской смерти — внезапной гибели внешне здорового младенца.</w:t>
+        <w:t xml:space="preserve">После положительного теста многие переходят с сигарет на вейп или систему нагревания табака и считают это компромиссом.</w:t>
       </w:r>
     </w:p>
     <w:p>
@@ -767,23 +926,22 @@
         <w:pStyle w:val="BodyText"/>
       </w:pPr>
       <w:r>
-        <w:t xml:space="preserve">Российские клинические рекомендации предписывают врачу сообщить беременной «о необходимости отказа от курения».</w:t>
-      </w:r>
-    </w:p>
-    <w:p>
-      <w:pPr>
-        <w:pStyle w:val="Heading3"/>
-      </w:pPr>
-      <w:r>
-        <w:t xml:space="preserve">Сократить или бросить</w:t>
-      </w:r>
-    </w:p>
-    <w:p>
-      <w:pPr>
-        <w:pStyle w:val="FirstParagraph"/>
-      </w:pPr>
-      <w:r>
-        <w:t xml:space="preserve">Безопасного количества сигарет при беременности нет. Для здоровья женщины и ребёнка лучше всего полностью отказаться от курения. Меньшее число сигарет полного отказа не заменяет.</w:t>
+        <w:t xml:space="preserve">В жидкостях для электронных сигарет и в табачных стиках для нагревания обычно есть никотин. Американская коллегия акушеров-гинекологов рекомендует беременным немедленно отказаться от электронных сигарет и вейпов. Британская служба здравоохранения оценивает их иначе: электронные сигареты намного менее опасны, чем курение, и если вейп помогает бросить сигареты, для женщины и ребёнка это намного безопаснее, чем продолжать курить. Российские авторы в обзоре 2026 года вейпы как способ отказа от курения беременным не предлагают и отмечают неблагоприятное влияние этих устройств на здоровье. О безопасности электронных сигарет при беременности известно ещё не всё.</w:t>
+      </w:r>
+      <w:r>
+        <w:t xml:space="preserve"> </w:t>
+      </w:r>
+      <w:r>
+        <w:rPr>
+          <w:rStyle w:val="VerbatimChar"/>
+        </w:rPr>
+        <w:t xml:space="preserve">[проверить врачу: решение автора 09.10.2026 — прежняя пометка о расхождении ACOG и NHS по вейпам снята: текст не предлагает вейп как способ отказа, опора — обзор «Акушерство и гинекология» 2026; подтвердить позицию для читательницы в России]</w:t>
+      </w:r>
+      <w:r>
+        <w:t xml:space="preserve"> </w:t>
+      </w:r>
+      <w:r>
+        <w:t xml:space="preserve">Поэтому лучший вариант — полностью отказаться от никотина, а если без него не получается — перейти на никотинзаместительный препарат по решению врача (раздел 8.2).</w:t>
       </w:r>
     </w:p>
     <w:p>
@@ -791,7 +949,7 @@
         <w:pStyle w:val="BodyText"/>
       </w:pPr>
       <w:r>
-        <w:t xml:space="preserve">Бросить стоит на любом сроке: отказ от курения в любой момент беременности полезен и женщине, и ребёнку. Даже если бросить за несколько недель до родов, это пойдёт на пользу обоим: после последней сигареты угарный газ и другие вредные газы выводятся из организма. Распространённое мнение, будто резкий отказ от курения вызывает у ребёнка «стресс», ошибочно.</w:t>
+        <w:t xml:space="preserve">Первые данные о системах нагревания табака при беременности тоже не успокаивают. В японском общенациональном опросе у женщин, которые во время беременности пользовались только такими системами, шансы родить ребёнка с малым для срока весом были в 2,5 раза выше, чем у никогда не куривших (отношение шансов 2,50; 95 % доверительный интервал 1,03–6,05). Авторы делают осторожный вывод о возможной связи.</w:t>
       </w:r>
     </w:p>
     <w:p>
@@ -799,23 +957,7 @@
         <w:pStyle w:val="BodyText"/>
       </w:pPr>
       <w:r>
-        <w:t xml:space="preserve">На практике помогает заранее назвать ситуации, в которых вы обычно курите, — кофе, остановка, перерыв на работе, — и для каждой придумать другое действие. Сигареты, зажигалки и пепельницы лучше убрать из дома, а курящих близких попросить не курить при вас и не предлагать вам сигарету.</w:t>
-      </w:r>
-    </w:p>
-    <w:p>
-      <w:pPr>
-        <w:pStyle w:val="Heading3"/>
-      </w:pPr>
-      <w:r>
-        <w:t xml:space="preserve">Лекарства для отказа от курения</w:t>
-      </w:r>
-    </w:p>
-    <w:p>
-      <w:pPr>
-        <w:pStyle w:val="FirstParagraph"/>
-      </w:pPr>
-      <w:r>
-        <w:t xml:space="preserve">Жевательные резинки, пастилки, спреи и пластыри с никотином избавляют от угарного газа и продуктов горения, но никотин продолжает поступать в организм. Такие средства называют никотинзаместительными. В Великобритании их рекомендуют беременным как средство первого выбора, то есть в первую очередь, при отказе от курения. В российской инструкции к одной из форм никотиновой жевательной резинки беременность среди противопоказаний не указана, но сказано, что никотин проникает через плаценту и применять препарат при беременности следует, если польза превышает риск; у других лекарственных форм противопоказания различаются. Поэтому решение о таком препарате принимает врач.</w:t>
+        <w:t xml:space="preserve">Кальян часто считают безвредным: дым ведь проходит через воду. Но вода не задерживает вредные вещества дыма полностью. За обычный сеанс курения кальяна человек вдыхает около 90 000 мл дыма (около 90 литров), тогда как за одну сигарету — 500–600 мл. Тлеющий уголь выделяет угарный газ, поэтому кальян «без табака», на травяных смесях, тоже вреден.</w:t>
       </w:r>
     </w:p>
     <w:p>
@@ -823,121 +965,11 @@
         <w:pStyle w:val="BodyText"/>
       </w:pPr>
       <w:r>
-        <w:rPr>
-          <w:iCs/>
-          <w:i/>
-        </w:rPr>
-        <w:t xml:space="preserve">Проверить врачу: по справочнику «Видаль» противопоказание при беременности у никотиновых препаратов зависит от лекарственной формы; формулировка сужена до одной формы резинки, ГРЛС не сверен</w:t>
-      </w:r>
-    </w:p>
-    <w:p>
-      <w:pPr>
-        <w:pStyle w:val="BodyText"/>
-      </w:pPr>
-      <w:r>
-        <w:t xml:space="preserve">Два других препарата при беременности не подходят: варениклин и цитизин (Табекс) при беременности противопоказаны.</w:t>
-      </w:r>
-    </w:p>
-    <w:p>
-      <w:pPr>
-        <w:pStyle w:val="Heading2"/>
-      </w:pPr>
-      <w:r>
-        <w:t xml:space="preserve">8.3. Пассивное курение: как защитить себя дома и в машине</w:t>
-      </w:r>
-    </w:p>
-    <w:p>
-      <w:pPr>
-        <w:pStyle w:val="FirstParagraph"/>
-      </w:pPr>
-      <w:r>
-        <w:t xml:space="preserve">Сами вы не курите, но муж выходит курить на балкон, а куртка в прихожей всё равно пахнет табаком.</w:t>
-      </w:r>
-    </w:p>
-    <w:p>
-      <w:pPr>
-        <w:pStyle w:val="BodyText"/>
-      </w:pPr>
-      <w:r>
-        <w:t xml:space="preserve">Пассивное курение — когда вы вдыхаете дым чужих сигарет — при беременности повышает риск низкого веса ребёнка при рождении примерно на 20 %. Запах в квартире и на одежде означает, что частицы дыма оседают на поверхностях; вредят ли они при беременности, пока не установлено. Американская академия педиатрии относит беременных к тем, кому такие остатки дыма особенно нежелательны, и предупреждает: курение в другой комнате, с вентилятором или у открытого окна от них не защищает.</w:t>
-      </w:r>
-    </w:p>
-    <w:p>
-      <w:pPr>
-        <w:pStyle w:val="BodyText"/>
-      </w:pPr>
-      <w:r>
-        <w:t xml:space="preserve">Договоритесь с близкими: дома и в машине не курит никто — ни при открытом окне, ни в ваше отсутствие. Курить лучше на улице, подальше от окон и дверей: дым с балкона или с площадки у дома возвращается в квартиру через открытые окна и двери. Кроме того, табачный дым проникает в квартиры через вентиляцию и щели в стенах и перекрытиях, и с этим сталкиваются от 44 до 53 % жителей многоквартирных домов, у которых дома не курят. Кальянные и заведения, где курят, на время беременности лучше исключить.</w:t>
-      </w:r>
-    </w:p>
-    <w:p>
-      <w:pPr>
-        <w:pStyle w:val="BodyText"/>
-      </w:pPr>
-      <w:r>
-        <w:t xml:space="preserve">Телефон помощи при отказе от курения из раздела 8.6 подходит и для курящего партнёра.</w:t>
-      </w:r>
-    </w:p>
-    <w:p>
-      <w:pPr>
-        <w:pStyle w:val="Heading2"/>
-      </w:pPr>
-      <w:r>
-        <w:t xml:space="preserve">8.4. Электронные сигареты, нагревание табака, кальян и снюс: что в них вредно</w:t>
-      </w:r>
-    </w:p>
-    <w:p>
-      <w:pPr>
-        <w:pStyle w:val="FirstParagraph"/>
-      </w:pPr>
-      <w:r>
-        <w:t xml:space="preserve">После положительного теста многие переходят с сигарет на вейп или систему нагревания табака и считают это компромиссом.</w:t>
-      </w:r>
-    </w:p>
-    <w:p>
-      <w:pPr>
-        <w:pStyle w:val="BodyText"/>
-      </w:pPr>
-      <w:r>
-        <w:t xml:space="preserve">В жидкостях для электронных сигарет и в табачных стиках для нагревания обычно есть никотин. Американская коллегия акушеров-гинекологов рекомендует беременным немедленно отказаться от электронных сигарет и вейпов. Британская служба здравоохранения оценивает их иначе: электронные сигареты намного менее опасны, чем курение, и если вейп помогает бросить сигареты, для женщины и ребёнка это намного безопаснее, чем продолжать курить. Российские авторы в обзоре 2026 года вейпы как способ отказа от курения беременным не предлагают и отмечают неблагоприятное влияние этих устройств на здоровье. О безопасности электронных сигарет при беременности известно ещё не всё. Поэтому лучший вариант — полностью отказаться от никотина, а если без него не получается — перейти на никотинзаместительный препарат по решению врача (раздел 8.2).</w:t>
-      </w:r>
-    </w:p>
-    <w:p>
-      <w:pPr>
-        <w:pStyle w:val="BodyText"/>
-      </w:pPr>
-      <w:r>
-        <w:rPr>
-          <w:iCs/>
-          <w:i/>
-        </w:rPr>
-        <w:t xml:space="preserve">Проверить врачу: решение автора 09.10.2026 — прежняя пометка о расхождении ACOG и NHS по вейпам снята: текст не предлагает вейп как способ отказа, опора — обзор «Акушерство и гинекология» 2026; подтвердить позицию для читательницы в России</w:t>
-      </w:r>
-    </w:p>
-    <w:p>
-      <w:pPr>
-        <w:pStyle w:val="BodyText"/>
-      </w:pPr>
-      <w:r>
-        <w:t xml:space="preserve">Первые данные о системах нагревания табака при беременности тоже не успокаивают. В японском общенациональном опросе у женщин, которые во время беременности пользовались только такими системами, шансы родить ребёнка с малым для срока весом были в 2,5 раза выше, чем у никогда не куривших (отношение шансов 2,50; 95 % доверительный интервал 1,03–6,05). Авторы делают осторожный вывод о возможной связи.</w:t>
-      </w:r>
-    </w:p>
-    <w:p>
-      <w:pPr>
-        <w:pStyle w:val="BodyText"/>
-      </w:pPr>
-      <w:r>
-        <w:t xml:space="preserve">Кальян часто считают безвредным: дым ведь проходит через воду. Но вода не задерживает вредные вещества дыма полностью. За обычный сеанс курения кальяна человек вдыхает около 90 000 мл дыма (около 90 литров), тогда как за одну сигарету — 500–600 мл. Тлеющий уголь выделяет угарный газ, поэтому кальян «без табака», на травяных смесях, тоже вреден.</w:t>
-      </w:r>
-    </w:p>
-    <w:p>
-      <w:pPr>
-        <w:pStyle w:val="BodyText"/>
-      </w:pPr>
-      <w:r>
         <w:t xml:space="preserve">Снюс, насвай и другой бездымный табак дыма не образуют, но никотин из них всасывается через слизистую рта. Если женщина употребляла бездымный табак во время беременности, низкий вес ребёнка при рождении, недоношенность, мертворождение и остановки дыхания у новорождённого встречаются так же часто, как у курильщиц.</w:t>
       </w:r>
     </w:p>
+    <w:bookmarkEnd w:id="30"/>
+    <w:bookmarkStart w:id="31" w:name="X91a4683afa35172ce67d03a7bd72c159a9d18e0"/>
     <w:p>
       <w:pPr>
         <w:pStyle w:val="Heading2"/>
@@ -987,27 +1019,26 @@
       <w:r>
         <w:t xml:space="preserve">Если вы принимаете опиоиды, не прекращайте приём самостоятельно. Для беременных с опиоидной зависимостью американская коллегия акушеров-гинекологов рекомендует лечение препаратами-агонистами опиоидов под наблюдением врача и считает его предпочтительнее контролируемой отмены: после отмены часто возвращается употребление, а возврат опасен случайной передозировкой, потому что организм теряет привыкание. Если такое лечение недоступно, отменяют препарат только под наблюдением врача. С другими веществами и лекарствами, вызывающими зависимость, действует то же правило: внезапное прекращение приёма может быть опаснее для женщины и ребёнка, чем продолжение под наблюдением врача.</w:t>
       </w:r>
+      <w:r>
+        <w:t xml:space="preserve"> </w:t>
+      </w:r>
+      <w:r>
+        <w:rPr>
+          <w:rStyle w:val="VerbatimChar"/>
+        </w:rPr>
+        <w:t xml:space="preserve">[проверить врачу: схема ACOG (Committee Opinion № 711, 2017) — лечение агонистами опиоидов вместо отмены; как такое лечение организовано в России и можно ли писать о нём читательнице]</w:t>
+      </w:r>
     </w:p>
     <w:p>
       <w:pPr>
         <w:pStyle w:val="BodyText"/>
       </w:pPr>
       <w:r>
-        <w:rPr>
-          <w:iCs/>
-          <w:i/>
-        </w:rPr>
-        <w:t xml:space="preserve">Проверить врачу: схема ACOG (Committee Opinion № 711, 2017) — лечение агонистами опиоидов вместо отмены; как такое лечение организовано в России и можно ли писать о нём читательнице</w:t>
-      </w:r>
-    </w:p>
-    <w:p>
-      <w:pPr>
-        <w:pStyle w:val="BodyText"/>
-      </w:pPr>
-      <w:r>
         <w:t xml:space="preserve">Врачу стоит рассказывать о любых веществах — в том числе об однократном употреблении и об употреблении до того, как вы узнали о беременности. От этого зависит, какие обследования понадобятся вам и как будут наблюдать ребёнка после рождения. Сказанное врачу защищено законом: сведения о факте обращения за медицинской помощью, состоянии здоровья и диагнозе составляют врачебную тайну.</w:t>
       </w:r>
     </w:p>
+    <w:bookmarkEnd w:id="31"/>
+    <w:bookmarkStart w:id="32" w:name="Xf469efad7a9fbd193935bcc98b044a97d54d252"/>
     <w:p>
       <w:pPr>
         <w:pStyle w:val="Heading2"/>
@@ -1077,17 +1108,15 @@
       <w:r>
         <w:t xml:space="preserve">Обратиться можно в наркологический диспансер по месту жительства. Диспансерное наблюдение врач-психиатр-нарколог устанавливает только с вашего информированного добровольного согласия, и от него можно отказаться письменно.</w:t>
       </w:r>
-    </w:p>
-    <w:p>
-      <w:pPr>
-        <w:pStyle w:val="BodyText"/>
-      </w:pPr>
-      <w:r>
-        <w:rPr>
-          <w:iCs/>
-          <w:i/>
-        </w:rPr>
-        <w:t xml:space="preserve">ПРОВЕРИТЬ: порядок наблюдения — по приказу Минздрава России от 12.01.2026 № 10н (текст сверен по перепечатке); возможность анонимного обращения и последствия наблюдения не описаны — новый Порядок помощи по профилю «психиатрия-наркология» (приказ № 666н) не получен, действие приказа № 327 (1999) об анонимном лечении не подтверждено, 09.10.2026</w:t>
+      <w:r>
+        <w:t xml:space="preserve"> </w:t>
+      </w:r>
+      <w:r>
+        <w:rPr>
+          <w:rStyle w:val="VerbatimChar"/>
+          <w:highlight w:val="yellow"/>
+        </w:rPr>
+        <w:t xml:space="preserve">[ПРОВЕРИТЬ: порядок наблюдения — по приказу Минздрава России от 12.01.2026 № 10н (текст сверен по перепечатке); возможность анонимного обращения и последствия наблюдения не описаны — новый Порядок помощи по профилю «психиатрия-наркология» (приказ № 666н) не получен, действие приказа № 327 (1999) об анонимном лечении не подтверждено, 09.10.2026]</w:t>
       </w:r>
     </w:p>
     <w:p>
@@ -1193,271 +1222,288 @@
       <w:r>
         <w:t xml:space="preserve">вызывайте скорую помощь: 103 с мобильного, 112 в любой сети. Дрожь, потливость, тошнота и рвота — частые признаки отмены алкоголя; при них сразу сообщите врачу.</w:t>
       </w:r>
+      <w:r>
+        <w:t xml:space="preserve"> </w:t>
+      </w:r>
+      <w:r>
+        <w:rPr>
+          <w:rStyle w:val="VerbatimChar"/>
+        </w:rPr>
+        <w:t xml:space="preserve">[проверить врачу: перечень для скорой взят из MedlinePlus «Alcohol withdrawal» для взрослых; оставить ли сильную дрожь и рвоту среди поводов для скорой у беременной; признаки отмены других веществ источниками не сверены]</w:t>
+      </w:r>
+    </w:p>
+    <w:p>
+      <w:r>
+        <w:pict>
+          <v:rect style="width:0;height:1.5pt" o:hralign="center" o:hrstd="t" o:hr="t"/>
+        </w:pict>
+      </w:r>
+    </w:p>
+    <w:bookmarkEnd w:id="32"/>
+    <w:bookmarkEnd w:id="33"/>
+    <w:bookmarkStart w:id="160" w:name="часть-b.-дом-работа-и-окружающая-среда"/>
+    <w:p>
+      <w:pPr>
+        <w:pStyle w:val="Heading1"/>
+      </w:pPr>
+      <w:r>
+        <w:t xml:space="preserve">Часть B. Дом, работа и окружающая среда</w:t>
+      </w:r>
+    </w:p>
+    <w:bookmarkStart w:id="37" w:name="Xc01a69e006a08efab6a24222c2c3e3fd40ff6f9"/>
+    <w:p>
+      <w:pPr>
+        <w:pStyle w:val="Heading2"/>
+      </w:pPr>
+      <w:r>
+        <w:t xml:space="preserve">8.7. Бытовая химия и ремонт: как снизить контакт с веществами</w:t>
+      </w:r>
+    </w:p>
+    <w:bookmarkStart w:id="34" w:name="уборка"/>
+    <w:p>
+      <w:pPr>
+        <w:pStyle w:val="Heading3"/>
+      </w:pPr>
+      <w:r>
+        <w:t xml:space="preserve">Уборка</w:t>
+      </w:r>
+    </w:p>
+    <w:p>
+      <w:pPr>
+        <w:pStyle w:val="FirstParagraph"/>
+      </w:pPr>
+      <w:r>
+        <w:t xml:space="preserve">Запах хлорки в ванной вдруг стал невыносимым, а привычный спрей для кухни щиплет глаза.</w:t>
+      </w:r>
     </w:p>
     <w:p>
       <w:pPr>
         <w:pStyle w:val="BodyText"/>
       </w:pPr>
       <w:r>
-        <w:rPr>
-          <w:iCs/>
-          <w:i/>
-        </w:rPr>
-        <w:t xml:space="preserve">Проверить врачу: перечень для скорой взят из MedlinePlus «Alcohol withdrawal» для взрослых; оставить ли сильную дрожь и рвоту среди поводов для скорой у беременной; признаки отмены других веществ источниками не сверены</w:t>
-      </w:r>
-    </w:p>
-    <w:p>
-      <w:pPr>
-        <w:pStyle w:val="Heading1"/>
-      </w:pPr>
-      <w:r>
-        <w:t xml:space="preserve">Часть B. Дом, работа и окружающая среда</w:t>
-      </w:r>
-    </w:p>
+        <w:t xml:space="preserve">Обычные бытовые чистящие средства, если пользоваться ими по инструкции, по оценке американской службы информации о воздействиях при беременности, риск для беременности не повышают. То, что запах стал ощущаться резче, не значит, что вещества к ребёнку попадает больше. При вдыхании паров в кровь обычно попадает немного, а кожа служит хорошим барьером, поэтому вещества из бытовых средств вряд ли дойдут до ребёнка. И всё же во время уборки открывайте окна или включайте вытяжку, надевайте резиновые перчатки и выбирайте гели и жидкости вместо спреев.</w:t>
+      </w:r>
+    </w:p>
+    <w:p>
+      <w:pPr>
+        <w:pStyle w:val="BodyText"/>
+      </w:pPr>
+      <w:r>
+        <w:t xml:space="preserve">Бытовые средства нельзя смешивать. Хлорсодержащее средство вместе с нашатырём выделяет ядовитые газы — хлорамины, а вместе с кислотой (например, со средством для чистки унитаза) — хлор. Средства для прочистки труб и чистки духовки с едкой щёлочью лучше поручить другому члену семьи.</w:t>
+      </w:r>
+    </w:p>
+    <w:p>
+      <w:pPr>
+        <w:pStyle w:val="BodyText"/>
+      </w:pPr>
+      <w:r>
+        <w:t xml:space="preserve">Лоток кошки по возможности тоже пусть меняет кто-то другой. Если некому, наденьте одноразовые перчатки, а потом вымойте руки с мылом. Причина — токсоплазмоз: это паразитарная инфекция, и если женщина впервые заражается ею во время беременности, возбудитель может передаться ребёнку. Подробнее — Тема 9, раздел 9.4 «Почва, кошка и другие животные: где на самом деле прячется токсоплазма».</w:t>
+      </w:r>
+    </w:p>
+    <w:bookmarkEnd w:id="34"/>
+    <w:bookmarkStart w:id="35" w:name="краска-растворители-ремонт"/>
+    <w:p>
+      <w:pPr>
+        <w:pStyle w:val="Heading3"/>
+      </w:pPr>
+      <w:r>
+        <w:t xml:space="preserve">Краска, растворители, ремонт</w:t>
+      </w:r>
+    </w:p>
+    <w:p>
+      <w:pPr>
+        <w:pStyle w:val="FirstParagraph"/>
+      </w:pPr>
+      <w:r>
+        <w:t xml:space="preserve">В квартире начинается ремонт к рождению ребёнка, и хочется участвовать самой.</w:t>
+      </w:r>
+    </w:p>
+    <w:p>
+      <w:pPr>
+        <w:pStyle w:val="BodyText"/>
+      </w:pPr>
+      <w:r>
+        <w:t xml:space="preserve">Органические растворители есть в части красок, лаков, клеёв и шпатлёвок и испаряются при работе. У женщин, которые постоянно контактировали с растворителями на работе, крупные пороки развития у детей встречались чаще — шансы были выше примерно на две трети (отношение шансов 1,64; 95 % доверительный интервал 1,16–2,30). Связь с выкидышем при этом статистически значимой не оказалась, то есть отличить её от случайности не удалось.</w:t>
+      </w:r>
+    </w:p>
+    <w:p>
+      <w:pPr>
+        <w:pStyle w:val="BodyText"/>
+      </w:pPr>
+      <w:r>
+        <w:t xml:space="preserve">Бытовая покраска — другая ситуация. Британская служба здравоохранения считает маловероятным, что она или запах краски навредят ребёнку. Риск, по её оценке, немного выше при работе с красками на растворителях и со старой краской, в которой может быть свинец. Пример похожего воздействия — формальдегид в составах для выпрямления волос — разобран в Теме 5, раздел 5.6 «Волосы и удаление волос: что меняется и какие способы подходят».</w:t>
+      </w:r>
+    </w:p>
+    <w:p>
+      <w:pPr>
+        <w:pStyle w:val="BodyText"/>
+      </w:pPr>
+      <w:r>
+        <w:t xml:space="preserve">Если вы участвуете в ремонте, выбирайте краски на водной основе, открывайте окна, не берите на себя тяжёлую работу и не ешьте в комнате, где идут работы. Не спите в только что покрашенной комнате, пока запах не выветрится.</w:t>
+      </w:r>
+    </w:p>
+    <w:p>
+      <w:pPr>
+        <w:pStyle w:val="BodyText"/>
+      </w:pPr>
+      <w:r>
+        <w:t xml:space="preserve">Старую краску не снимайте сами: в ней может быть свинец, а свинцовая пыль, которую вдыхает беременная, может повлиять на развитие ребёнка. Свинец, попавший в организм беременной, попадает и к ребёнку.</w:t>
+      </w:r>
+    </w:p>
+    <w:bookmarkEnd w:id="35"/>
+    <w:bookmarkStart w:id="36" w:name="Xce6517713a90e7428eae9a490991c5bbd1d568e"/>
+    <w:p>
+      <w:pPr>
+        <w:pStyle w:val="Heading3"/>
+      </w:pPr>
+      <w:r>
+        <w:t xml:space="preserve">Обработка от насекомых, пестициды на даче и разбитый градусник</w:t>
+      </w:r>
+    </w:p>
+    <w:p>
+      <w:pPr>
+        <w:pStyle w:val="FirstParagraph"/>
+      </w:pPr>
+      <w:r>
+        <w:t xml:space="preserve">На время обработки квартиры от насекомых беременной нужно уйти из дома, а после обработки помещение проветривают. Вернуться можно в срок, указанный на упаковке средства или службой дезинсекции, и не раньше, чем обработанные поверхности полностью высохнут. Поверхности, которых касаются руками, и места хранения продуктов потом вымойте. Маловероятно, что обработка дома или на работе профессиональной службой даст воздействие, достаточное, чтобы повысить риски для беременности.</w:t>
+      </w:r>
+    </w:p>
+    <w:p>
+      <w:pPr>
+        <w:pStyle w:val="BodyText"/>
+      </w:pPr>
+      <w:r>
+        <w:t xml:space="preserve">На даче и в огороде средства от вредителей и сорняков — пестициды — во время беременности лучше самой не разводить и не распылять. Если без этого не обойтись:</w:t>
+      </w:r>
+    </w:p>
+    <w:p>
+      <w:pPr>
+        <w:numPr>
+          <w:ilvl w:val="0"/>
+          <w:numId w:val="1013"/>
+        </w:numPr>
+        <w:pStyle w:val="Compact"/>
+      </w:pPr>
+      <w:r>
+        <w:t xml:space="preserve">строго следуйте инструкции на упаковке;</w:t>
+      </w:r>
+    </w:p>
+    <w:p>
+      <w:pPr>
+        <w:numPr>
+          <w:ilvl w:val="0"/>
+          <w:numId w:val="1013"/>
+        </w:numPr>
+        <w:pStyle w:val="Compact"/>
+      </w:pPr>
+      <w:r>
+        <w:t xml:space="preserve">работайте в хорошо проветриваемом месте;</w:t>
+      </w:r>
+    </w:p>
+    <w:p>
+      <w:pPr>
+        <w:numPr>
+          <w:ilvl w:val="0"/>
+          <w:numId w:val="1013"/>
+        </w:numPr>
+        <w:pStyle w:val="Compact"/>
+      </w:pPr>
+      <w:r>
+        <w:t xml:space="preserve">надевайте респиратор, одежду с длинными рукавами, длинные брюки и перчатки;</w:t>
+      </w:r>
+    </w:p>
+    <w:p>
+      <w:pPr>
+        <w:numPr>
+          <w:ilvl w:val="0"/>
+          <w:numId w:val="1013"/>
+        </w:numPr>
+        <w:pStyle w:val="Compact"/>
+      </w:pPr>
+      <w:r>
+        <w:t xml:space="preserve">тщательно мойте овощи и фрукты с участка и руки перед едой.</w:t>
+      </w:r>
+    </w:p>
+    <w:p>
+      <w:pPr>
+        <w:pStyle w:val="FirstParagraph"/>
+      </w:pPr>
+      <w:r>
+        <w:t xml:space="preserve">Если разбился ртутный градусник, выведите из комнаты людей и животных, закройте двери и откройте окна. Собирать ртуть веником или пылесосом нельзя. Собирать её лучше не вам, а другому члену семьи. Порядок такой:</w:t>
+      </w:r>
+    </w:p>
+    <w:p>
+      <w:pPr>
+        <w:numPr>
+          <w:ilvl w:val="0"/>
+          <w:numId w:val="1014"/>
+        </w:numPr>
+        <w:pStyle w:val="Compact"/>
+      </w:pPr>
+      <w:r>
+        <w:t xml:space="preserve">наденьте резиновые перчатки, на обувь — полиэтиленовые пакеты, на лицо — ватно-марлевую повязку, смоченную водой или раствором соды;</w:t>
+      </w:r>
+    </w:p>
+    <w:p>
+      <w:pPr>
+        <w:numPr>
+          <w:ilvl w:val="0"/>
+          <w:numId w:val="1014"/>
+        </w:numPr>
+        <w:pStyle w:val="Compact"/>
+      </w:pPr>
+      <w:r>
+        <w:t xml:space="preserve">соберите ртуть одноразовым шприцем или кисточкой и скотчем;</w:t>
+      </w:r>
+    </w:p>
+    <w:p>
+      <w:pPr>
+        <w:numPr>
+          <w:ilvl w:val="0"/>
+          <w:numId w:val="1014"/>
+        </w:numPr>
+        <w:pStyle w:val="Compact"/>
+      </w:pPr>
+      <w:r>
+        <w:t xml:space="preserve">поместите её в герметичную стеклянную ёмкость;</w:t>
+      </w:r>
+    </w:p>
+    <w:p>
+      <w:pPr>
+        <w:numPr>
+          <w:ilvl w:val="0"/>
+          <w:numId w:val="1014"/>
+        </w:numPr>
+        <w:pStyle w:val="Compact"/>
+      </w:pPr>
+      <w:r>
+        <w:t xml:space="preserve">место, где разлилась ртуть, обработайте концентрированным раствором марганцовки;</w:t>
+      </w:r>
+    </w:p>
+    <w:p>
+      <w:pPr>
+        <w:numPr>
+          <w:ilvl w:val="0"/>
+          <w:numId w:val="1014"/>
+        </w:numPr>
+        <w:pStyle w:val="Compact"/>
+      </w:pPr>
+      <w:r>
+        <w:t xml:space="preserve">ёмкость со ртутью, а также использованные перчатки и материалы сдайте в организацию, которая принимает ртутьсодержащие отходы.</w:t>
+      </w:r>
+    </w:p>
+    <w:bookmarkEnd w:id="36"/>
+    <w:bookmarkEnd w:id="37"/>
+    <w:bookmarkStart w:id="40" w:name="X4611e08f4aff9f58bb5f7be06ea3917b995d8a3"/>
     <w:p>
       <w:pPr>
         <w:pStyle w:val="Heading2"/>
       </w:pPr>
       <w:r>
-        <w:t xml:space="preserve">8.7. Бытовая химия и ремонт: как снизить контакт с веществами</w:t>
-      </w:r>
-    </w:p>
-    <w:p>
-      <w:pPr>
-        <w:pStyle w:val="Heading3"/>
-      </w:pPr>
-      <w:r>
-        <w:t xml:space="preserve">Уборка</w:t>
-      </w:r>
-    </w:p>
-    <w:p>
-      <w:pPr>
-        <w:pStyle w:val="FirstParagraph"/>
-      </w:pPr>
-      <w:r>
-        <w:t xml:space="preserve">Запах хлорки в ванной вдруг стал невыносимым, а привычный спрей для кухни щиплет глаза.</w:t>
-      </w:r>
-    </w:p>
-    <w:p>
-      <w:pPr>
-        <w:pStyle w:val="BodyText"/>
-      </w:pPr>
-      <w:r>
-        <w:t xml:space="preserve">Обычные бытовые чистящие средства, если пользоваться ими по инструкции, по оценке американской службы информации о воздействиях при беременности, риск для беременности не повышают. То, что запах стал ощущаться резче, не значит, что вещества к ребёнку попадает больше. При вдыхании паров в кровь обычно попадает немного, а кожа служит хорошим барьером, поэтому вещества из бытовых средств вряд ли дойдут до ребёнка. И всё же во время уборки открывайте окна или включайте вытяжку, надевайте резиновые перчатки и выбирайте гели и жидкости вместо спреев.</w:t>
-      </w:r>
-    </w:p>
-    <w:p>
-      <w:pPr>
-        <w:pStyle w:val="BodyText"/>
-      </w:pPr>
-      <w:r>
-        <w:t xml:space="preserve">Бытовые средства нельзя смешивать. Хлорсодержащее средство вместе с нашатырём выделяет ядовитые газы — хлорамины, а вместе с кислотой (например, со средством для чистки унитаза) — хлор. Средства для прочистки труб и чистки духовки с едкой щёлочью лучше поручить другому члену семьи.</w:t>
-      </w:r>
-    </w:p>
-    <w:p>
-      <w:pPr>
-        <w:pStyle w:val="BodyText"/>
-      </w:pPr>
-      <w:r>
-        <w:t xml:space="preserve">Лоток кошки по возможности тоже пусть меняет кто-то другой. Если некому, наденьте одноразовые перчатки, а потом вымойте руки с мылом. Причина — токсоплазмоз: это паразитарная инфекция, и если женщина впервые заражается ею во время беременности, возбудитель может передаться ребёнку. Подробнее — Тема 9, раздел 9.4 «Почва, кошка и другие животные: где на самом деле прячется токсоплазма».</w:t>
-      </w:r>
-    </w:p>
-    <w:p>
-      <w:pPr>
-        <w:pStyle w:val="Heading3"/>
-      </w:pPr>
-      <w:r>
-        <w:t xml:space="preserve">Краска, растворители, ремонт</w:t>
-      </w:r>
-    </w:p>
-    <w:p>
-      <w:pPr>
-        <w:pStyle w:val="FirstParagraph"/>
-      </w:pPr>
-      <w:r>
-        <w:t xml:space="preserve">В квартире начинается ремонт к рождению ребёнка, и хочется участвовать самой.</w:t>
-      </w:r>
-    </w:p>
-    <w:p>
-      <w:pPr>
-        <w:pStyle w:val="BodyText"/>
-      </w:pPr>
-      <w:r>
-        <w:t xml:space="preserve">Органические растворители есть в части красок, лаков, клеёв и шпатлёвок и испаряются при работе. У женщин, которые постоянно контактировали с растворителями на работе, крупные пороки развития у детей встречались чаще — шансы были выше примерно на две трети (отношение шансов 1,64; 95 % доверительный интервал 1,16–2,30). Связь с выкидышем при этом статистически значимой не оказалась, то есть отличить её от случайности не удалось.</w:t>
-      </w:r>
-    </w:p>
-    <w:p>
-      <w:pPr>
-        <w:pStyle w:val="BodyText"/>
-      </w:pPr>
-      <w:r>
-        <w:t xml:space="preserve">Бытовая покраска — другая ситуация. Британская служба здравоохранения считает маловероятным, что она или запах краски навредят ребёнку. Риск, по её оценке, немного выше при работе с красками на растворителях и со старой краской, в которой может быть свинец. Пример похожего воздействия — формальдегид в составах для выпрямления волос — разобран в Теме 5, раздел 5.6 «Волосы и удаление волос: что меняется и какие способы подходят».</w:t>
-      </w:r>
-    </w:p>
-    <w:p>
-      <w:pPr>
-        <w:pStyle w:val="BodyText"/>
-      </w:pPr>
-      <w:r>
-        <w:t xml:space="preserve">Если вы участвуете в ремонте, выбирайте краски на водной основе, открывайте окна, не берите на себя тяжёлую работу и не ешьте в комнате, где идут работы. Не спите в только что покрашенной комнате, пока запах не выветрится.</w:t>
-      </w:r>
-    </w:p>
-    <w:p>
-      <w:pPr>
-        <w:pStyle w:val="BodyText"/>
-      </w:pPr>
-      <w:r>
-        <w:t xml:space="preserve">Старую краску не снимайте сами: в ней может быть свинец, а свинцовая пыль, которую вдыхает беременная, может повлиять на развитие ребёнка. Свинец, попавший в организм беременной, попадает и к ребёнку.</w:t>
-      </w:r>
-    </w:p>
-    <w:p>
-      <w:pPr>
-        <w:pStyle w:val="Heading3"/>
-      </w:pPr>
-      <w:r>
-        <w:t xml:space="preserve">Обработка от насекомых, пестициды на даче и разбитый градусник</w:t>
-      </w:r>
-    </w:p>
-    <w:p>
-      <w:pPr>
-        <w:pStyle w:val="FirstParagraph"/>
-      </w:pPr>
-      <w:r>
-        <w:t xml:space="preserve">На время обработки квартиры от насекомых беременной нужно уйти из дома, а после обработки помещение проветривают. Вернуться можно в срок, указанный на упаковке средства или службой дезинсекции, и не раньше, чем обработанные поверхности полностью высохнут. Поверхности, которых касаются руками, и места хранения продуктов потом вымойте. Маловероятно, что обработка дома или на работе профессиональной службой даст воздействие, достаточное, чтобы повысить риски для беременности.</w:t>
-      </w:r>
-    </w:p>
-    <w:p>
-      <w:pPr>
-        <w:pStyle w:val="BodyText"/>
-      </w:pPr>
-      <w:r>
-        <w:t xml:space="preserve">На даче и в огороде средства от вредителей и сорняков — пестициды — во время беременности лучше самой не разводить и не распылять. Если без этого не обойтись:</w:t>
-      </w:r>
-    </w:p>
-    <w:p>
-      <w:pPr>
-        <w:numPr>
-          <w:ilvl w:val="0"/>
-          <w:numId w:val="1013"/>
-        </w:numPr>
-        <w:pStyle w:val="Compact"/>
-      </w:pPr>
-      <w:r>
-        <w:t xml:space="preserve">строго следуйте инструкции на упаковке;</w:t>
-      </w:r>
-    </w:p>
-    <w:p>
-      <w:pPr>
-        <w:numPr>
-          <w:ilvl w:val="0"/>
-          <w:numId w:val="1013"/>
-        </w:numPr>
-        <w:pStyle w:val="Compact"/>
-      </w:pPr>
-      <w:r>
-        <w:t xml:space="preserve">работайте в хорошо проветриваемом месте;</w:t>
-      </w:r>
-    </w:p>
-    <w:p>
-      <w:pPr>
-        <w:numPr>
-          <w:ilvl w:val="0"/>
-          <w:numId w:val="1013"/>
-        </w:numPr>
-        <w:pStyle w:val="Compact"/>
-      </w:pPr>
-      <w:r>
-        <w:t xml:space="preserve">надевайте респиратор, одежду с длинными рукавами, длинные брюки и перчатки;</w:t>
-      </w:r>
-    </w:p>
-    <w:p>
-      <w:pPr>
-        <w:numPr>
-          <w:ilvl w:val="0"/>
-          <w:numId w:val="1013"/>
-        </w:numPr>
-        <w:pStyle w:val="Compact"/>
-      </w:pPr>
-      <w:r>
-        <w:t xml:space="preserve">тщательно мойте овощи и фрукты с участка и руки перед едой.</w:t>
-      </w:r>
-    </w:p>
-    <w:p>
-      <w:pPr>
-        <w:pStyle w:val="FirstParagraph"/>
-      </w:pPr>
-      <w:r>
-        <w:t xml:space="preserve">Если разбился ртутный градусник, выведите из комнаты людей и животных, закройте двери и откройте окна. Собирать ртуть веником или пылесосом нельзя. Собирать её лучше не вам, а другому члену семьи. Порядок такой:</w:t>
-      </w:r>
-    </w:p>
-    <w:p>
-      <w:pPr>
-        <w:numPr>
-          <w:ilvl w:val="0"/>
-          <w:numId w:val="1014"/>
-        </w:numPr>
-        <w:pStyle w:val="Compact"/>
-      </w:pPr>
-      <w:r>
-        <w:t xml:space="preserve">наденьте резиновые перчатки, на обувь — полиэтиленовые пакеты, на лицо — ватно-марлевую повязку, смоченную водой или раствором соды;</w:t>
-      </w:r>
-    </w:p>
-    <w:p>
-      <w:pPr>
-        <w:numPr>
-          <w:ilvl w:val="0"/>
-          <w:numId w:val="1014"/>
-        </w:numPr>
-        <w:pStyle w:val="Compact"/>
-      </w:pPr>
-      <w:r>
-        <w:t xml:space="preserve">соберите ртуть одноразовым шприцем или кисточкой и скотчем;</w:t>
-      </w:r>
-    </w:p>
-    <w:p>
-      <w:pPr>
-        <w:numPr>
-          <w:ilvl w:val="0"/>
-          <w:numId w:val="1014"/>
-        </w:numPr>
-        <w:pStyle w:val="Compact"/>
-      </w:pPr>
-      <w:r>
-        <w:t xml:space="preserve">поместите её в герметичную стеклянную ёмкость;</w:t>
-      </w:r>
-    </w:p>
-    <w:p>
-      <w:pPr>
-        <w:numPr>
-          <w:ilvl w:val="0"/>
-          <w:numId w:val="1014"/>
-        </w:numPr>
-        <w:pStyle w:val="Compact"/>
-      </w:pPr>
-      <w:r>
-        <w:t xml:space="preserve">место, где разлилась ртуть, обработайте концентрированным раствором марганцовки;</w:t>
-      </w:r>
-    </w:p>
-    <w:p>
-      <w:pPr>
-        <w:numPr>
-          <w:ilvl w:val="0"/>
-          <w:numId w:val="1014"/>
-        </w:numPr>
-        <w:pStyle w:val="Compact"/>
-      </w:pPr>
-      <w:r>
-        <w:t xml:space="preserve">ёмкость со ртутью, а также использованные перчатки и материалы сдайте в организацию, которая принимает ртутьсодержащие отходы.</w:t>
-      </w:r>
-    </w:p>
-    <w:p>
-      <w:pPr>
-        <w:pStyle w:val="Heading2"/>
-      </w:pPr>
-      <w:r>
         <w:t xml:space="preserve">8.8. Загрязнённый воздух и угарный газ: как защититься</w:t>
       </w:r>
     </w:p>
+    <w:bookmarkStart w:id="38" w:name="смог-и-дым-пожаров"/>
     <w:p>
       <w:pPr>
         <w:pStyle w:val="Heading3"/>
@@ -1544,6 +1590,8 @@
         <w:t xml:space="preserve">При одышке, боли в груди, сильной головной боли или головокружении на фоне дыма обратитесь за медицинской помощью, не дожидаясь, пока дым рассеется.</w:t>
       </w:r>
     </w:p>
+    <w:bookmarkEnd w:id="38"/>
+    <w:bookmarkStart w:id="39" w:name="угарный-газ-дома"/>
     <w:p>
       <w:pPr>
         <w:pStyle w:val="Heading3"/>
@@ -1585,17 +1633,14 @@
       <w:r>
         <w:t xml:space="preserve">Если вы подозреваете отравление угарным газом — даже когда плохо только вам, — по возможности выключите прибор, который может его выделять, выйдите на улицу и сразу обратитесь за медицинской помощью, сказав, что вы беременны. Не возвращайтесь в помещение, пока его не проверят.</w:t>
       </w:r>
-    </w:p>
-    <w:p>
-      <w:pPr>
-        <w:pStyle w:val="BodyText"/>
-      </w:pPr>
-      <w:r>
-        <w:rPr>
-          <w:iCs/>
-          <w:i/>
-        </w:rPr>
-        <w:t xml:space="preserve">Проверить врачу: решение автора 09.10.2026 — порядок при угарном газе переписан по NHS: действовать при подозрении на отравление даже у одного человека; скорая — при тяжёлых признаках</w:t>
+      <w:r>
+        <w:t xml:space="preserve"> </w:t>
+      </w:r>
+      <w:r>
+        <w:rPr>
+          <w:rStyle w:val="VerbatimChar"/>
+        </w:rPr>
+        <w:t xml:space="preserve">[проверить врачу: решение автора 09.10.2026 — порядок при угарном газе переписан по NHS: действовать при подозрении на отравление даже у одного человека; скорая — при тяжёлых признаках]</w:t>
       </w:r>
     </w:p>
     <w:p>
@@ -1624,6 +1669,9 @@
         <w:t xml:space="preserve">Бытовой датчик угарного газа с питанием от батарейки помогает заметить утечку заранее, а газовое оборудование должно регулярно проверяться.</w:t>
       </w:r>
     </w:p>
+    <w:bookmarkEnd w:id="39"/>
+    <w:bookmarkEnd w:id="40"/>
+    <w:bookmarkStart w:id="41" w:name="X5cec8b8ae5aa35b2a1b161c73244983a892b6da"/>
     <w:p>
       <w:pPr>
         <w:pStyle w:val="Heading2"/>
@@ -1750,6 +1798,8 @@
         <w:t xml:space="preserve">Баня, сауна и горячая ванна дают ту же тепловую нагрузку. Американская коллегия акушеров-гинекологов советует в начале беременности ими не пользоваться; подробнее — в Теме 5, раздел 5.5 «Душ, ванна и тепло: как мыться, не пересушивая кожу и не перегреваясь».</w:t>
       </w:r>
     </w:p>
+    <w:bookmarkEnd w:id="41"/>
+    <w:bookmarkStart w:id="46" w:name="X4ddb86056caf53f74e91be45ddaff6b0d135115"/>
     <w:p>
       <w:pPr>
         <w:pStyle w:val="Heading2"/>
@@ -1766,6 +1816,7 @@
         <w:t xml:space="preserve">Работа во время беременности — обычное дело: в США, например, 82 % женщин, работавших во время первой беременности, оставались на работе до последнего месяца перед родами. Трудовой кодекс защищает беременных работниц в любой организации.</w:t>
       </w:r>
     </w:p>
+    <w:bookmarkStart w:id="42" w:name="когда-начинается-декретный-отпуск"/>
     <w:p>
       <w:pPr>
         <w:pStyle w:val="Heading3"/>
@@ -1782,6 +1833,8 @@
         <w:t xml:space="preserve">Отпуск по беременности и родам предоставляется по заявлению женщины на основании листка нетрудоспособности и длится 70 календарных дней до родов (при многоплодной беременности — 84) и 70 календарных дней после родов (при осложнённых родах — 86, при рождении двух и более детей — 110). За этот отпуск выплачивается пособие по государственному социальному страхованию (статья 255 Трудового кодекса). Листок нетрудоспособности оформляет акушер-гинеколог (если его нет — врач общей практики, а если нет врача — фельдшер): на сроке 30 недель беременности сразу на 140 календарных дней, при многоплодной беременности — на сроке 28 недель на 194 календарных дня.</w:t>
       </w:r>
     </w:p>
+    <w:bookmarkEnd w:id="42"/>
+    <w:bookmarkStart w:id="43" w:name="перевод-на-другую-работу"/>
     <w:p>
       <w:pPr>
         <w:pStyle w:val="Heading3"/>
@@ -1822,6 +1875,8 @@
         <w:t xml:space="preserve">Российские клинические рекомендации отдельно предписывают врачу сообщить беременной «о необходимости отказа от работы, связанной с длительным стоянием или с излишней физической нагрузкой». Если на вашей работе приходится долго стоять или поднимать тяжести, это основание обсудить с врачом медицинское заключение.</w:t>
       </w:r>
     </w:p>
+    <w:bookmarkEnd w:id="43"/>
+    <w:bookmarkStart w:id="44" w:name="ночные-смены-командировки-сверхурочные"/>
     <w:p>
       <w:pPr>
         <w:pStyle w:val="Heading3"/>
@@ -1846,6 +1901,8 @@
         <w:t xml:space="preserve">Иными словами, работодатель не вправе отправить беременную в командировку, поставить в ночную смену, оставить работать сверх нормы или вызвать на работу в выходной или праздничный день.</w:t>
       </w:r>
     </w:p>
+    <w:bookmarkEnd w:id="44"/>
+    <w:bookmarkStart w:id="45" w:name="Xa4a21f3fc9a6df4826e76d211c20a6462a92948"/>
     <w:p>
       <w:pPr>
         <w:pStyle w:val="Heading3"/>
@@ -1878,6 +1935,9 @@
         <w:t xml:space="preserve">Если работодатель эти нормы не выполняет, можно обратиться в Государственную инспекцию труда своего региона.</w:t>
       </w:r>
     </w:p>
+    <w:bookmarkEnd w:id="45"/>
+    <w:bookmarkEnd w:id="46"/>
+    <w:bookmarkStart w:id="51" w:name="X54da369437ad84ff7298e1aad94fa80d1204353"/>
     <w:p>
       <w:pPr>
         <w:pStyle w:val="Heading2"/>
@@ -1974,6 +2034,7 @@
         <w:t xml:space="preserve">беременным запрещена работа при резких перепадах барометрического давления.</w:t>
       </w:r>
     </w:p>
+    <w:bookmarkStart w:id="47" w:name="химические-вещества"/>
     <w:p>
       <w:pPr>
         <w:pStyle w:val="Heading3"/>
@@ -2054,6 +2115,8 @@
         <w:t xml:space="preserve">В этих случаях можно просить о переводе (раздел 8.10). До перевода пользуйтесь положенными средствами защиты и не ешьте на рабочем месте. Данные о растворителях — в разделе 8.7.</w:t>
       </w:r>
     </w:p>
+    <w:bookmarkEnd w:id="47"/>
+    <w:bookmarkStart w:id="48" w:name="инфекции-на-работе"/>
     <w:p>
       <w:pPr>
         <w:pStyle w:val="Heading3"/>
@@ -2067,9 +2130,11 @@
         <w:pStyle w:val="FirstParagraph"/>
       </w:pPr>
       <w:r>
-        <w:t xml:space="preserve">Воспитатели, учителя, медицинские работники, ветеринары и работники животноводства чаще других контактируют с инфекциями, опасными при беременности. Например, инфекция парвовирусом B19 может передаться ребёнку и повышает риск его гибели, особенно в первой половине беременности. Цитомегаловирус передаётся со слюной и мочой, особенно от малышей, и те, кто часто бывает рядом с маленькими детьми, заражаются чаще; при беременности вирус может передаться ребёнку. Снижают риск мытьё рук с мылом после смены подгузника или помощи ребёнку в туалете и отказ от общей с ребёнком посуды, еды и сосок. Российские санитарные правила не допускают беременных к работам с возбудителями инфекционных заболеваний. В Евросоюзе токсоплазму и вирус краснухи прямо называют возбудителями, от которых беременную работницу нужно защитить, если у неё нет иммунитета. О работе с детьми или животными скажите врачу на первом приёме, чтобы он учёл это при обследовании. Что делать при контакте с инфекцией — Тема 9, раздел 9.9 «Контакт с заболевшим: что считать контактом и что сообщить врачу»; о маленьких детях рядом — раздел 9.2.</w:t>
-      </w:r>
-    </w:p>
+        <w:t xml:space="preserve">Воспитатели, учителя, медицинские работники, ветеринары и работники животноводства чаще других контактируют с инфекциями, опасными при беременности. Например, инфекция парвовирусом B19 может передаться ребёнку и повышает риск его гибели, особенно в первой половине беременности. Цитомегаловирус передаётся со слюной и мочой, особенно от малышей, и те, кто часто бывает рядом с маленькими детьми, заражаются чаще; при беременности вирус может передаться ребёнку. Снижают риск мытьё рук с мылом после смены подгузника или помощи ребёнку в туалете и отказ от общей с ребёнком посуды, еды и сосок. Российские санитарные правила не допускают беременных к работам с возбудителями инфекционных заболеваний. В Евросоюзе токсоплазму и вирус краснухи прямо называют возбудителями, от которых беременную работницу нужно защитить, если у неё нет иммунитета. О работе с детьми или животными скажите врачу на первом приёме, чтобы он учёл это при обследовании. Что делать при контакте с инфекцией — Тема 9, раздел 9.9 «Контакт с заболевшим или сыпь у вас: что сообщить врачу»; о маленьких детях рядом — раздел 9.2.</w:t>
+      </w:r>
+    </w:p>
+    <w:bookmarkEnd w:id="48"/>
+    <w:bookmarkStart w:id="49" w:name="шум-и-вибрация"/>
     <w:p>
       <w:pPr>
         <w:pStyle w:val="Heading3"/>
@@ -2102,6 +2167,8 @@
         <w:t xml:space="preserve">Если шум или вибрация есть на вашем рабочем месте, это повод обсудить перевод.</w:t>
       </w:r>
     </w:p>
+    <w:bookmarkEnd w:id="49"/>
+    <w:bookmarkStart w:id="50" w:name="X00f4c082bb1dd0848e5956c3efc0c5707c34b0f"/>
     <w:p>
       <w:pPr>
         <w:pStyle w:val="Heading3"/>
@@ -2123,7 +2190,22 @@
         <w:pStyle w:val="BodyText"/>
       </w:pPr>
       <w:r>
-        <w:t xml:space="preserve">О беременности нужно сообщать и перед любым рентгеновским исследованием или компьютерной томографией: их проводят, когда без них не обойтись. При большинстве диагностических исследований доза для ребёнка намного ниже той, при которой описаны последствия. Дозу до 50 миллигрей (мГр — единица поглощённой дозы излучения) связывают с пренебрежимо малым риском, и ни одно отдельное диагностическое исследование такой дозы не даёт; этот более осторожный порог предлагают и американские акушеры-гинекологи. Американская коллегия радиологии и Общество детской радиологии называют более высокий порог: при дозах ниже 100 мГр нарушений развития, вызванных облучением, не выявлено. Ультразвуковое исследование (УЗИ) и магнитно-резонансная томография (МРТ) с риском для ребёнка не связаны, и при беременности их выбирают в первую очередь. Стоматологический рентген разобран в Теме 6, раздел 6.7 «Рентген, обезболивание и антибиотики: чего можно не опасаться и что согласовать».</w:t>
+        <w:t xml:space="preserve">О беременности нужно сообщать и перед любым рентгеновским исследованием или компьютерной томографией: их проводят, когда без них не обойтись. При большинстве диагностических исследований доза для ребёнка намного ниже той, при которой описаны последствия. Дозу до 50 миллигрей (мГр — единица поглощённой дозы излучения) связывают с пренебрежимо малым риском, и ни одно отдельное диагностическое исследование такой дозы не даёт; этот более осторожный порог предлагают и американские акушеры-гинекологи. Американская коллегия радиологии и Общество детской радиологии называют более высокий порог: при дозах ниже 100 мГр нарушений развития, вызванных облучением, не выявлено.</w:t>
+      </w:r>
+      <w:r>
+        <w:t xml:space="preserve"> </w:t>
+      </w:r>
+      <w:r>
+        <w:rPr>
+          <w:rStyle w:val="VerbatimChar"/>
+        </w:rPr>
+        <w:t xml:space="preserve">[проверить врачу: решение автора 09.10.2026 — добавлен осторожный порог 50 мГр (CMAJ 2015, со ссылкой на ACOG) рядом с порогом 100 мГр ACR–SPR; две прежние пометки о расхождении порогов сняты]</w:t>
+      </w:r>
+      <w:r>
+        <w:t xml:space="preserve"> </w:t>
+      </w:r>
+      <w:r>
+        <w:t xml:space="preserve">Ультразвуковое исследование (УЗИ) и магнитно-резонансная томография (МРТ) с риском для ребёнка не связаны, и при беременности их выбирают в первую очередь. Стоматологический рентген разобран в Теме 6, раздел 6.7 «Рентген, обезболивание и антибиотики: чего можно не опасаться и что согласовать».</w:t>
       </w:r>
     </w:p>
     <w:p>
@@ -2131,21 +2213,12 @@
         <w:pStyle w:val="BodyText"/>
       </w:pPr>
       <w:r>
-        <w:rPr>
-          <w:iCs/>
-          <w:i/>
-        </w:rPr>
-        <w:t xml:space="preserve">Проверить врачу: решение автора 09.10.2026 — добавлен осторожный порог 50 мГр (CMAJ 2015, со ссылкой на ACOG) рядом с порогом 100 мГр ACR–SPR; две прежние пометки о расхождении порогов сняты</w:t>
-      </w:r>
-    </w:p>
-    <w:p>
-      <w:pPr>
-        <w:pStyle w:val="BodyText"/>
-      </w:pPr>
-      <w:r>
         <w:t xml:space="preserve">Мобильный телефон, вышки сотовой связи и Wi-Fi создают радиочастотное, то есть неионизирующее, излучение — это другой тип излучения. По оценке Всемирной организации здравоохранения, в общественных местах его уровни от базовых станций и беспроводных технологий обычно в тысячи раз ниже международных норм, а неблагоприятных последствий для здоровья от беспроводных сетей не ожидается. Отдельно о беременности: систематический обзор, выполненный по заказу ВОЗ в 2024 году, оценил связь радиочастотного излучения, в том числе от мобильных телефонов, с преждевременными родами, низким весом при рождении, выкидышем и пороками развития и признал доказательства очень неопределёнными — надёжных данных нет ни о вреде, ни об его отсутствии. О самом телефоне американское Управление по контролю за продуктами и лекарствами (FDA) пишет, что совокупность научных данных не связывает радиочастотное излучение мобильных телефонов с какими-либо проблемами со здоровьем. Микроволновые печи, соответствующие стандарту и используемые по инструкции, по оценке FDA безопасны; если у печи повреждены дверца, петли, защёлки или уплотнитель, стоит обратиться к производителю.</w:t>
       </w:r>
     </w:p>
+    <w:bookmarkEnd w:id="50"/>
+    <w:bookmarkEnd w:id="51"/>
+    <w:bookmarkStart w:id="54" w:name="X3ec9dc94215c697287868488a1de6c152c087d9"/>
     <w:p>
       <w:pPr>
         <w:pStyle w:val="Heading2"/>
@@ -2154,6 +2227,7 @@
         <w:t xml:space="preserve">8.12. Тяжести, долгое стояние и сидение: как беречь спину и вены</w:t>
       </w:r>
     </w:p>
+    <w:bookmarkStart w:id="52" w:name="подъём-тяжестей"/>
     <w:p>
       <w:pPr>
         <w:pStyle w:val="Heading3"/>
@@ -2224,10 +2298,9 @@
       </w:pPr>
       <w:r>
         <w:rPr>
-          <w:iCs/>
-          <w:i/>
-        </w:rPr>
-        <w:t xml:space="preserve">Проверить врачу: рекомендации MacDonald/NIOSH разработаны для работы; можно ли давать их читательнице как ориентир для домашних дел</w:t>
+          <w:rStyle w:val="VerbatimChar"/>
+        </w:rPr>
+        <w:t xml:space="preserve">[проверить врачу: рекомендации MacDonald/NIOSH разработаны для работы; можно ли давать их читательнице как ориентир для домашних дел]</w:t>
       </w:r>
     </w:p>
     <w:p>
@@ -2332,6 +2405,8 @@
         <w:t xml:space="preserve">Боль внизу живота, кровянистые выделения или подтекание жидкости после подъёма тяжести — повод обратиться к врачу в тот же день.</w:t>
       </w:r>
     </w:p>
+    <w:bookmarkEnd w:id="52"/>
+    <w:bookmarkStart w:id="53" w:name="долгое-стояние-и-сидение"/>
     <w:p>
       <w:pPr>
         <w:pStyle w:val="Heading3"/>
@@ -2374,6 +2449,9 @@
         <w:t xml:space="preserve">Отёк одной ноги, боль в икре, покраснение или горячая на ощупь кожа — повод обратиться к врачу в тот же день (Тема 2, раздел 2.2 «Причины плохого сна: от изжоги до тревоги»).</w:t>
       </w:r>
     </w:p>
+    <w:bookmarkEnd w:id="53"/>
+    <w:bookmarkEnd w:id="54"/>
+    <w:bookmarkStart w:id="55" w:name="X7aa1de106d436ee7d22a8493c58eed07ef76a21"/>
     <w:p>
       <w:pPr>
         <w:pStyle w:val="Heading2"/>
@@ -2499,33 +2577,59 @@
       <w:r>
         <w:t xml:space="preserve">Да: американское управление безопасностью движения даёт отдельные советы именно для беременных за рулём, а британская служба здравоохранения в долгой поездке советует делить вождение со спутником. Срока, после которого водить запрещено, в правилах нет. Но правила дорожного движения запрещают управлять машиной «в болезненном или утомленном состоянии, ставящем под угрозу безопасность движения», так что при сильной усталости, головокружении или плохом самочувствии за руль лучше не садиться. Долгих поездок за рулём во время беременности лучше избегать, а если они неизбежны — регулярно останавливайтесь (раздел 8.14).</w:t>
       </w:r>
+      <w:r>
+        <w:t xml:space="preserve"> </w:t>
+      </w:r>
+      <w:r>
+        <w:rPr>
+          <w:rStyle w:val="VerbatimChar"/>
+        </w:rPr>
+        <w:t xml:space="preserve">[проверить врачу: решение автора 09.10.2026 — абзац о вождении добавлен по NHTSA, NHS и ПДД п. 2.7; прямого медицинского источника о сроке, до которого можно водить, нет]</w:t>
+      </w:r>
+    </w:p>
+    <w:bookmarkEnd w:id="55"/>
+    <w:bookmarkStart w:id="59" w:name="X4eb593733dc967c5d789f390157beb71d398e8a"/>
+    <w:p>
+      <w:pPr>
+        <w:pStyle w:val="Heading2"/>
+      </w:pPr>
+      <w:r>
+        <w:t xml:space="preserve">8.14. Долгие поездки и перелёты: как снизить риск тромбов</w:t>
+      </w:r>
+    </w:p>
+    <w:bookmarkStart w:id="56" w:name="что-происходит-при-долгой-неподвижности"/>
+    <w:p>
+      <w:pPr>
+        <w:pStyle w:val="Heading3"/>
+      </w:pPr>
+      <w:r>
+        <w:t xml:space="preserve">Что происходит при долгой неподвижности</w:t>
+      </w:r>
+    </w:p>
+    <w:p>
+      <w:pPr>
+        <w:pStyle w:val="FirstParagraph"/>
+      </w:pPr>
+      <w:r>
+        <w:t xml:space="preserve">При беременности кровь свёртывается легче: повышается активность факторов свёртывания — веществ, которые запускают образование сгустка, — и снижается уровень естественных антикоагулянтов, которые ему препятствуют. Растущая матка затрудняет отток крови от ног, снижается и тонус венозной стенки. Долгое сидение в самолёте, поезде или машине и недостаток жидкости добавляют к этому риск тромбоза вен ног: российская клиническая рекомендация по венозным осложнениям называет обезвоживание среди предпосылок тромбоза при беременности, а малоподвижность — среди факторов, которые могут его запустить у женщин с тромбофилией, то есть с повышенной склонностью к образованию тромбов. Британская служба здравоохранения пишет, что поездки дольше 4 часов несут небольшой риск тромбов для всех беременных.</w:t>
+      </w:r>
     </w:p>
     <w:p>
       <w:pPr>
         <w:pStyle w:val="BodyText"/>
       </w:pPr>
       <w:r>
-        <w:rPr>
-          <w:iCs/>
-          <w:i/>
-        </w:rPr>
-        <w:t xml:space="preserve">Проверить врачу: решение автора 09.10.2026 — абзац о вождении добавлен по NHTSA, NHS и ПДД п. 2.7; прямого медицинского источника о сроке, до которого можно водить, нет</w:t>
-      </w:r>
-    </w:p>
-    <w:p>
-      <w:pPr>
-        <w:pStyle w:val="Heading2"/>
-      </w:pPr>
-      <w:r>
-        <w:t xml:space="preserve">8.14. Долгие поездки и перелёты: как снизить риск тромбов</w:t>
-      </w:r>
-    </w:p>
+        <w:t xml:space="preserve">Российские рекомендации предписывают врачу сообщить беременной, которая планирует длительный авиаперелёт, «о необходимости мер профилактики ТЭО», то есть тромбоэмболических осложнений — закупорки сосуда оторвавшимся сгустком. Среди этих мер там названы ходьба по салону самолёта, обильное питьё, отказ от алкоголя и кофеина и компрессионный трикотаж на время полёта.</w:t>
+      </w:r>
+    </w:p>
+    <w:bookmarkEnd w:id="56"/>
+    <w:bookmarkStart w:id="57" w:name="что-делать-в-дороге"/>
     <w:p>
       <w:pPr>
         <w:pStyle w:val="Heading3"/>
       </w:pPr>
       <w:r>
-        <w:t xml:space="preserve">Что происходит при долгой неподвижности</w:t>
+        <w:t xml:space="preserve">Что делать в дороге</w:t>
       </w:r>
     </w:p>
     <w:p>
@@ -2533,7 +2637,87 @@
         <w:pStyle w:val="FirstParagraph"/>
       </w:pPr>
       <w:r>
-        <w:t xml:space="preserve">При беременности кровь свёртывается легче: повышается активность факторов свёртывания — веществ, которые запускают образование сгустка, — и снижается уровень естественных антикоагулянтов, которые ему препятствуют. Растущая матка затрудняет отток крови от ног, снижается и тонус венозной стенки. Долгое сидение в самолёте, поезде или машине и недостаток жидкости добавляют к этому риск тромбоза вен ног: российская клиническая рекомендация по венозным осложнениям называет обезвоживание среди предпосылок тромбоза при беременности, а малоподвижность — среди факторов, которые могут его запустить у женщин с тромбофилией, то есть с повышенной склонностью к образованию тромбов. Британская служба здравоохранения пишет, что поездки дольше 4 часов несут небольшой риск тромбов для всех беременных.</w:t>
+        <w:t xml:space="preserve">При перелётах дольше четырёх часов Королевская коллегия акушеров-гинекологов Великобритании (RCOG) советует:</w:t>
+      </w:r>
+    </w:p>
+    <w:p>
+      <w:pPr>
+        <w:numPr>
+          <w:ilvl w:val="0"/>
+          <w:numId w:val="1022"/>
+        </w:numPr>
+        <w:pStyle w:val="Compact"/>
+      </w:pPr>
+      <w:r>
+        <w:t xml:space="preserve">выбирать место у прохода;</w:t>
+      </w:r>
+    </w:p>
+    <w:p>
+      <w:pPr>
+        <w:numPr>
+          <w:ilvl w:val="0"/>
+          <w:numId w:val="1022"/>
+        </w:numPr>
+        <w:pStyle w:val="Compact"/>
+      </w:pPr>
+      <w:r>
+        <w:t xml:space="preserve">регулярно ходить по салону;</w:t>
+      </w:r>
+    </w:p>
+    <w:p>
+      <w:pPr>
+        <w:numPr>
+          <w:ilvl w:val="0"/>
+          <w:numId w:val="1022"/>
+        </w:numPr>
+        <w:pStyle w:val="Compact"/>
+      </w:pPr>
+      <w:r>
+        <w:t xml:space="preserve">примерно каждые полчаса делать упражнения для ног сидя — например, сгибать и разгибать стопы, как в разделе 8.12;</w:t>
+      </w:r>
+    </w:p>
+    <w:p>
+      <w:pPr>
+        <w:numPr>
+          <w:ilvl w:val="0"/>
+          <w:numId w:val="1022"/>
+        </w:numPr>
+        <w:pStyle w:val="Compact"/>
+      </w:pPr>
+      <w:r>
+        <w:t xml:space="preserve">пить достаточно жидкости, ограничивая кофе и алкоголь;</w:t>
+      </w:r>
+    </w:p>
+    <w:p>
+      <w:pPr>
+        <w:numPr>
+          <w:ilvl w:val="0"/>
+          <w:numId w:val="1022"/>
+        </w:numPr>
+        <w:pStyle w:val="Compact"/>
+      </w:pPr>
+      <w:r>
+        <w:t xml:space="preserve">всем беременным надевать правильно подобранный компрессионный трикотаж;</w:t>
+      </w:r>
+    </w:p>
+    <w:p>
+      <w:pPr>
+        <w:numPr>
+          <w:ilvl w:val="0"/>
+          <w:numId w:val="1022"/>
+        </w:numPr>
+        <w:pStyle w:val="Compact"/>
+      </w:pPr>
+      <w:r>
+        <w:t xml:space="preserve">лекарства для профилактики тромбоза (низкомолекулярный гепарин) рассматривать для женщин со значительными дополнительными факторами риска.</w:t>
+      </w:r>
+    </w:p>
+    <w:p>
+      <w:pPr>
+        <w:pStyle w:val="FirstParagraph"/>
+      </w:pPr>
+      <w:r>
+        <w:t xml:space="preserve">Российская клиническая рекомендация по венозным осложнениям даёт близкий по смыслу порог: компрессионный трикотаж рекомендован в том числе «женщинам, путешествующим на большие расстояния в течение более чем 4 часов».</w:t>
       </w:r>
     </w:p>
     <w:p>
@@ -2541,103 +2725,7 @@
         <w:pStyle w:val="BodyText"/>
       </w:pPr>
       <w:r>
-        <w:t xml:space="preserve">Российские рекомендации предписывают врачу сообщить беременной, которая планирует длительный авиаперелёт, «о необходимости мер профилактики ТЭО», то есть тромбоэмболических осложнений — закупорки сосуда оторвавшимся сгустком. Среди этих мер там названы ходьба по салону самолёта, обильное питьё, отказ от алкоголя и кофеина и компрессионный трикотаж на время полёта.</w:t>
-      </w:r>
-    </w:p>
-    <w:p>
-      <w:pPr>
-        <w:pStyle w:val="Heading3"/>
-      </w:pPr>
-      <w:r>
-        <w:t xml:space="preserve">Что делать в дороге</w:t>
-      </w:r>
-    </w:p>
-    <w:p>
-      <w:pPr>
-        <w:pStyle w:val="FirstParagraph"/>
-      </w:pPr>
-      <w:r>
-        <w:t xml:space="preserve">При перелётах дольше четырёх часов Королевская коллегия акушеров-гинекологов Великобритании (RCOG) советует:</w:t>
-      </w:r>
-    </w:p>
-    <w:p>
-      <w:pPr>
-        <w:numPr>
-          <w:ilvl w:val="0"/>
-          <w:numId w:val="1022"/>
-        </w:numPr>
-        <w:pStyle w:val="Compact"/>
-      </w:pPr>
-      <w:r>
-        <w:t xml:space="preserve">выбирать место у прохода;</w:t>
-      </w:r>
-    </w:p>
-    <w:p>
-      <w:pPr>
-        <w:numPr>
-          <w:ilvl w:val="0"/>
-          <w:numId w:val="1022"/>
-        </w:numPr>
-        <w:pStyle w:val="Compact"/>
-      </w:pPr>
-      <w:r>
-        <w:t xml:space="preserve">регулярно ходить по салону;</w:t>
-      </w:r>
-    </w:p>
-    <w:p>
-      <w:pPr>
-        <w:numPr>
-          <w:ilvl w:val="0"/>
-          <w:numId w:val="1022"/>
-        </w:numPr>
-        <w:pStyle w:val="Compact"/>
-      </w:pPr>
-      <w:r>
-        <w:t xml:space="preserve">примерно каждые полчаса делать упражнения для ног сидя — например, сгибать и разгибать стопы, как в разделе 8.12;</w:t>
-      </w:r>
-    </w:p>
-    <w:p>
-      <w:pPr>
-        <w:numPr>
-          <w:ilvl w:val="0"/>
-          <w:numId w:val="1022"/>
-        </w:numPr>
-        <w:pStyle w:val="Compact"/>
-      </w:pPr>
-      <w:r>
-        <w:t xml:space="preserve">пить достаточно жидкости, ограничивая кофе и алкоголь;</w:t>
-      </w:r>
-    </w:p>
-    <w:p>
-      <w:pPr>
-        <w:numPr>
-          <w:ilvl w:val="0"/>
-          <w:numId w:val="1022"/>
-        </w:numPr>
-        <w:pStyle w:val="Compact"/>
-      </w:pPr>
-      <w:r>
-        <w:t xml:space="preserve">всем беременным надевать правильно подобранный компрессионный трикотаж;</w:t>
-      </w:r>
-    </w:p>
-    <w:p>
-      <w:pPr>
-        <w:numPr>
-          <w:ilvl w:val="0"/>
-          <w:numId w:val="1022"/>
-        </w:numPr>
-        <w:pStyle w:val="Compact"/>
-      </w:pPr>
-      <w:r>
-        <w:t xml:space="preserve">лекарства для профилактики тромбоза (низкомолекулярный гепарин) рассматривать для женщин со значительными дополнительными факторами риска.</w:t>
-      </w:r>
-    </w:p>
-    <w:p>
-      <w:pPr>
-        <w:pStyle w:val="FirstParagraph"/>
-      </w:pPr>
-      <w:r>
-        <w:t xml:space="preserve">Российская клиническая рекомендация по венозным осложнениям даёт близкий по смыслу порог: компрессионный трикотаж рекомендован в том числе «женщинам, путешествующим на большие расстояния в течение более чем 4 часов».</w:t>
+        <w:t xml:space="preserve">Те же меры подходят для долгой поездки на поезде или машине; в машине регулярно останавливайтесь, выходите размяться и пройтись, а в пути, если вы не за рулём, вращайте стопами и шевелите пальцами ног. Пейте воду, носите свободную одежду, не сидите нога на ногу.</w:t>
       </w:r>
     </w:p>
     <w:p>
@@ -2645,27 +2733,16 @@
         <w:pStyle w:val="BodyText"/>
       </w:pPr>
       <w:r>
-        <w:t xml:space="preserve">Те же меры подходят для долгой поездки на поезде или машине; в машине регулярно останавливайтесь, выходите размяться и пройтись, а в пути, если вы не за рулём, вращайте стопами и шевелите пальцами ног. Пейте воду, носите свободную одежду, не сидите нога на ногу.</w:t>
-      </w:r>
-    </w:p>
-    <w:p>
-      <w:pPr>
-        <w:pStyle w:val="BodyText"/>
-      </w:pPr>
-      <w:r>
         <w:t xml:space="preserve">Если у вас есть дополнительные факторы риска тромбоза (тромбоз в прошлом, выраженное варикозное расширение вен ног, многоплодная беременность и другие), обсудите поездку с врачом заранее. Эти факторы входят в шкалу оценки риска российской клинической рекомендации: венозные тромбоэмболические осложнения в прошлом, варикозное расширение вен нижних конечностей тяжёлой степени, многоплодная беременность. Компрессионные чулки при поездке дольше 4 часов британские и российские рекомендации советуют всем беременным; британская служба здравоохранения пишет, что их можно купить в аптеке, а RCOG — что они должны быть правильно подобраны по размеру. Препараты для профилактики тромбоза самостоятельно не начинают: их назначает врач.</w:t>
       </w:r>
-    </w:p>
-    <w:p>
-      <w:pPr>
-        <w:pStyle w:val="BodyText"/>
-      </w:pPr>
-      <w:r>
-        <w:rPr>
-          <w:iCs/>
-          <w:i/>
-        </w:rPr>
-        <w:t xml:space="preserve">Проверить врачу: решение автора 09.10.2026 — прежний текст «трикотаж самостоятельно не подбирают» заменён: при поездке дольше 4 часов чулки советуют всем беременным (RCOG, КР «Нормальная беременность», КР «Венозные осложнения», NHS)</w:t>
+      <w:r>
+        <w:t xml:space="preserve"> </w:t>
+      </w:r>
+      <w:r>
+        <w:rPr>
+          <w:rStyle w:val="VerbatimChar"/>
+        </w:rPr>
+        <w:t xml:space="preserve">[проверить врачу: решение автора 09.10.2026 — прежний текст «трикотаж самостоятельно не подбирают» заменён: при поездке дольше 4 часов чулки советуют всем беременным (RCOG, КР «Нормальная беременность», КР «Венозные осложнения», NHS)]</w:t>
       </w:r>
     </w:p>
     <w:p>
@@ -2685,33 +2762,40 @@
       <w:r>
         <w:t xml:space="preserve">Отёк и боль в одной ноге во время поездки или после неё — повод обратиться к врачу в тот же день (раздел 8.12). Если к этому добавились одышка или боль в груди, вызывайте скорую помощь: 103 с мобильного, 112 в любой сети.</w:t>
       </w:r>
+      <w:r>
+        <w:t xml:space="preserve"> </w:t>
+      </w:r>
+      <w:r>
+        <w:rPr>
+          <w:rStyle w:val="VerbatimChar"/>
+        </w:rPr>
+        <w:t xml:space="preserve">[проверить врачу: решение автора 09.10.2026 — срочность по NHS (DVT): отёк и боль в одной ноге — к врачу в тот же день, с одышкой или болью в груди — скорая; расхождение между 8.12 и 8.14 снято]</w:t>
+      </w:r>
+    </w:p>
+    <w:bookmarkEnd w:id="57"/>
+    <w:bookmarkStart w:id="58" w:name="перелёты"/>
+    <w:p>
+      <w:pPr>
+        <w:pStyle w:val="Heading3"/>
+      </w:pPr>
+      <w:r>
+        <w:t xml:space="preserve">Перелёты</w:t>
+      </w:r>
+    </w:p>
+    <w:p>
+      <w:pPr>
+        <w:pStyle w:val="FirstParagraph"/>
+      </w:pPr>
+      <w:r>
+        <w:t xml:space="preserve">Данных о том, что перелёт пассажиром повышает риск преждевременных родов, излития вод или отслойки плаценты, нет. Досмотровые сканеры в аэропорту дают дозу меньше той, что человек получает за две минуты полёта на высоте.</w:t>
+      </w:r>
     </w:p>
     <w:p>
       <w:pPr>
         <w:pStyle w:val="BodyText"/>
       </w:pPr>
       <w:r>
-        <w:rPr>
-          <w:iCs/>
-          <w:i/>
-        </w:rPr>
-        <w:t xml:space="preserve">Проверить врачу: решение автора 09.10.2026 — срочность по NHS (DVT): отёк и боль в одной ноге — к врачу в тот же день, с одышкой или болью в груди — скорая; расхождение между 8.12 и 8.14 снято</w:t>
-      </w:r>
-    </w:p>
-    <w:p>
-      <w:pPr>
-        <w:pStyle w:val="Heading3"/>
-      </w:pPr>
-      <w:r>
-        <w:t xml:space="preserve">Перелёты</w:t>
-      </w:r>
-    </w:p>
-    <w:p>
-      <w:pPr>
-        <w:pStyle w:val="FirstParagraph"/>
-      </w:pPr>
-      <w:r>
-        <w:t xml:space="preserve">Данных о том, что перелёт пассажиром повышает риск преждевременных родов, излития вод или отслойки плаценты, нет. Досмотровые сканеры в аэропорту дают дозу меньше той, что человек получает за две минуты полёта на высоте.</w:t>
+        <w:t xml:space="preserve">У авиакомпаний свои правила перевозки беременных, и уточнять их нужно до покупки билета. По данным RCOG, для полётов после 28-й недели многие авиакомпании требуют письмо от акушерки или врача о том, что осложнений не ожидается. Из-за риска родов в полёте многие авиакомпании не допускают к перелёту после 36 полных недель беременности; при многоплодной беременности не рекомендуется летать после 32 полных недель. Сама коллегия советует не летать с 37 недель при неосложнённой одноплодной беременности и с 32 недель при неосложнённой многоплодной. У некоторых российских авиакомпаний справка для полёта должна быть выдана не раньше чем за сутки до вылета (например, у «Уральских авиалиний»). При осложнениях беременности решение о перелёте принимает врач.</w:t>
       </w:r>
     </w:p>
     <w:p>
@@ -2719,17 +2803,12 @@
         <w:pStyle w:val="BodyText"/>
       </w:pPr>
       <w:r>
-        <w:t xml:space="preserve">У авиакомпаний свои правила перевозки беременных, и уточнять их нужно до покупки билета. По данным RCOG, для полётов после 28-й недели многие авиакомпании требуют письмо от акушерки или врача о том, что осложнений не ожидается. Из-за риска родов в полёте многие авиакомпании не допускают к перелёту после 36 полных недель беременности; при многоплодной беременности не рекомендуется летать после 32 полных недель. Сама коллегия советует не летать с 37 недель при неосложнённой одноплодной беременности и с 32 недель при неосложнённой многоплодной. У некоторых российских авиакомпаний справка для полёта должна быть выдана не раньше чем за сутки до вылета (например, у «Уральских авиалиний»). При осложнениях беременности решение о перелёте принимает врач.</w:t>
-      </w:r>
-    </w:p>
-    <w:p>
-      <w:pPr>
-        <w:pStyle w:val="BodyText"/>
-      </w:pPr>
-      <w:r>
         <w:t xml:space="preserve">В самолёте пристёгивайтесь так же, как в машине, — ремнём под животом. Возьмите с собой обменную карту.</w:t>
       </w:r>
     </w:p>
+    <w:bookmarkEnd w:id="58"/>
+    <w:bookmarkEnd w:id="59"/>
+    <w:bookmarkStart w:id="60" w:name="путешествия-что-продумать-до-отъезда"/>
     <w:p>
       <w:pPr>
         <w:pStyle w:val="Heading2"/>
@@ -2926,6 +3005,8 @@
         <w:t xml:space="preserve">Возьмите запас препаратов, которые принимаете постоянно, и не покупайте незнакомые лекарства без консультации с врачом; почему отсутствие рецепта не означает разрешения при беременности — Тема 7, раздел 7.6 «Безрецептурные средства: почему „без рецепта” не значит „разрешено”».</w:t>
       </w:r>
     </w:p>
+    <w:bookmarkEnd w:id="60"/>
+    <w:bookmarkStart w:id="61" w:name="X1bbc837fdf07fb3eab02f2dce21f3fc9f5f3b59"/>
     <w:p>
       <w:pPr>
         <w:pStyle w:val="Heading2"/>
@@ -3056,10 +3137,9 @@
       </w:pPr>
       <w:r>
         <w:rPr>
-          <w:iCs/>
-          <w:i/>
-        </w:rPr>
-        <w:t xml:space="preserve">Проверить врачу: «сразу после аварии» — по NHTSA («seek immediate medical attention, even if you think you are not injured»); срок «в тот же день» после падения или удара в живот — вывод автора из руководства SOGC (наблюдение не менее 4 часов с 23 недель), прямого источника на срок не найдено, 09.10.2026</w:t>
+          <w:rStyle w:val="VerbatimChar"/>
+        </w:rPr>
+        <w:t xml:space="preserve">[проверить врачу: «сразу после аварии» — по NHTSA («seek immediate medical attention, even if you think you are not injured»); срок «в тот же день» после падения или удара в живот — вывод автора из руководства SOGC (наблюдение не менее 4 часов с 23 недель), прямого источника на срок не найдено, 09.10.2026]</w:t>
       </w:r>
     </w:p>
     <w:p>
@@ -3165,6 +3245,15 @@
       </w:r>
     </w:p>
     <w:p>
+      <w:r>
+        <w:pict>
+          <v:rect style="width:0;height:1.5pt" o:hralign="center" o:hrstd="t" o:hr="t"/>
+        </w:pict>
+      </w:r>
+    </w:p>
+    <w:bookmarkEnd w:id="61"/>
+    <w:bookmarkStart w:id="62" w:name="коротко-о-главном-итоги-главы"/>
+    <w:p>
       <w:pPr>
         <w:pStyle w:val="Heading2"/>
       </w:pPr>
@@ -3316,6 +3405,15 @@
         <w:t xml:space="preserve">После аварии нужно сразу показаться врачу, после удара в живот или падения — в тот же день, даже без жалоб. При кровотечении, подтекании вод, боли в животе или ослаблении шевелений ребёнка вызывают скорую. При резус-отрицательной крови скажите о травме врачу.</w:t>
       </w:r>
     </w:p>
+    <w:p>
+      <w:r>
+        <w:pict>
+          <v:rect style="width:0;height:1.5pt" o:hralign="center" o:hrstd="t" o:hr="t"/>
+        </w:pict>
+      </w:r>
+    </w:p>
+    <w:bookmarkEnd w:id="62"/>
+    <w:bookmarkStart w:id="159" w:name="клинические-и-научные-источники"/>
     <w:p>
       <w:pPr>
         <w:pStyle w:val="Heading2"/>
@@ -3346,15 +3444,18 @@
     </w:p>
     <w:p>
       <w:pPr>
-        <w:pStyle w:val="BodyText"/>
-      </w:pPr>
-      <w:r>
-        <w:t xml:space="preserve">1. NHS.</w:t>
-      </w:r>
-      <w:r>
-        <w:t xml:space="preserve"> </w:t>
-      </w:r>
-      <w:hyperlink r:id="rId20">
+        <w:numPr>
+          <w:ilvl w:val="0"/>
+          <w:numId w:val="1028"/>
+        </w:numPr>
+      </w:pPr>
+      <w:r>
+        <w:t xml:space="preserve">NHS.</w:t>
+      </w:r>
+      <w:r>
+        <w:t xml:space="preserve"> </w:t>
+      </w:r>
+      <w:hyperlink r:id="rId63">
         <w:r>
           <w:rPr>
             <w:rStyle w:val="Hyperlink"/>
@@ -3368,15 +3469,18 @@
     </w:p>
     <w:p>
       <w:pPr>
-        <w:pStyle w:val="BodyText"/>
-      </w:pPr>
-      <w:r>
-        <w:t xml:space="preserve">2. Centers for Disease Control and Prevention.</w:t>
-      </w:r>
-      <w:r>
-        <w:t xml:space="preserve"> </w:t>
-      </w:r>
-      <w:hyperlink r:id="rId21">
+        <w:numPr>
+          <w:ilvl w:val="0"/>
+          <w:numId w:val="1028"/>
+        </w:numPr>
+      </w:pPr>
+      <w:r>
+        <w:t xml:space="preserve">Centers for Disease Control and Prevention.</w:t>
+      </w:r>
+      <w:r>
+        <w:t xml:space="preserve"> </w:t>
+      </w:r>
+      <w:hyperlink r:id="rId64">
         <w:r>
           <w:rPr>
             <w:rStyle w:val="Hyperlink"/>
@@ -3390,15 +3494,18 @@
     </w:p>
     <w:p>
       <w:pPr>
-        <w:pStyle w:val="BodyText"/>
-      </w:pPr>
-      <w:r>
-        <w:t xml:space="preserve">3. Минздрав России, Российское общество акушеров-гинекологов.</w:t>
-      </w:r>
-      <w:r>
-        <w:t xml:space="preserve"> </w:t>
-      </w:r>
-      <w:hyperlink r:id="rId22">
+        <w:numPr>
+          <w:ilvl w:val="0"/>
+          <w:numId w:val="1028"/>
+        </w:numPr>
+      </w:pPr>
+      <w:r>
+        <w:t xml:space="preserve">Минздрав России, Российское общество акушеров-гинекологов.</w:t>
+      </w:r>
+      <w:r>
+        <w:t xml:space="preserve"> </w:t>
+      </w:r>
+      <w:hyperlink r:id="rId65">
         <w:r>
           <w:rPr>
             <w:rStyle w:val="Hyperlink"/>
@@ -3444,15 +3551,18 @@
     </w:p>
     <w:p>
       <w:pPr>
-        <w:pStyle w:val="BodyText"/>
-      </w:pPr>
-      <w:r>
-        <w:t xml:space="preserve">4. Российская Федерация.</w:t>
-      </w:r>
-      <w:r>
-        <w:t xml:space="preserve"> </w:t>
-      </w:r>
-      <w:hyperlink r:id="rId23">
+        <w:numPr>
+          <w:ilvl w:val="0"/>
+          <w:numId w:val="1028"/>
+        </w:numPr>
+      </w:pPr>
+      <w:r>
+        <w:t xml:space="preserve">Российская Федерация.</w:t>
+      </w:r>
+      <w:r>
+        <w:t xml:space="preserve"> </w:t>
+      </w:r>
+      <w:hyperlink r:id="rId66">
         <w:r>
           <w:rPr>
             <w:rStyle w:val="Hyperlink"/>
@@ -3479,7 +3589,7 @@
     </w:p>
     <w:p>
       <w:pPr>
-        <w:pStyle w:val="BodyText"/>
+        <w:pStyle w:val="FirstParagraph"/>
       </w:pPr>
       <w:r>
         <w:rPr>
@@ -3491,15 +3601,18 @@
     </w:p>
     <w:p>
       <w:pPr>
-        <w:pStyle w:val="BodyText"/>
-      </w:pPr>
-      <w:r>
-        <w:t xml:space="preserve">5. NHS Scotland, Quit Your Way Pregnancy Service (NHS Greater Glasgow and Clyde).</w:t>
-      </w:r>
-      <w:r>
-        <w:t xml:space="preserve"> </w:t>
-      </w:r>
-      <w:hyperlink r:id="rId24">
+        <w:numPr>
+          <w:ilvl w:val="0"/>
+          <w:numId w:val="1029"/>
+        </w:numPr>
+      </w:pPr>
+      <w:r>
+        <w:t xml:space="preserve">NHS Scotland, Quit Your Way Pregnancy Service (NHS Greater Glasgow and Clyde).</w:t>
+      </w:r>
+      <w:r>
+        <w:t xml:space="preserve"> </w:t>
+      </w:r>
+      <w:hyperlink r:id="rId67">
         <w:r>
           <w:rPr>
             <w:rStyle w:val="Hyperlink"/>
@@ -3516,15 +3629,18 @@
     </w:p>
     <w:p>
       <w:pPr>
-        <w:pStyle w:val="BodyText"/>
-      </w:pPr>
-      <w:r>
-        <w:t xml:space="preserve">6. U.S. Department of Health and Human Services.</w:t>
-      </w:r>
-      <w:r>
-        <w:t xml:space="preserve"> </w:t>
-      </w:r>
-      <w:hyperlink r:id="rId25">
+        <w:numPr>
+          <w:ilvl w:val="0"/>
+          <w:numId w:val="1029"/>
+        </w:numPr>
+      </w:pPr>
+      <w:r>
+        <w:t xml:space="preserve">U.S. Department of Health and Human Services.</w:t>
+      </w:r>
+      <w:r>
+        <w:t xml:space="preserve"> </w:t>
+      </w:r>
+      <w:hyperlink r:id="rId68">
         <w:r>
           <w:rPr>
             <w:rStyle w:val="Hyperlink"/>
@@ -3548,15 +3664,18 @@
     </w:p>
     <w:p>
       <w:pPr>
-        <w:pStyle w:val="BodyText"/>
-      </w:pPr>
-      <w:r>
-        <w:t xml:space="preserve">7. American College of Obstetricians and Gynecologists.</w:t>
-      </w:r>
-      <w:r>
-        <w:t xml:space="preserve"> </w:t>
-      </w:r>
-      <w:hyperlink r:id="rId26">
+        <w:numPr>
+          <w:ilvl w:val="0"/>
+          <w:numId w:val="1029"/>
+        </w:numPr>
+      </w:pPr>
+      <w:r>
+        <w:t xml:space="preserve">American College of Obstetricians and Gynecologists.</w:t>
+      </w:r>
+      <w:r>
+        <w:t xml:space="preserve"> </w:t>
+      </w:r>
+      <w:hyperlink r:id="rId69">
         <w:r>
           <w:rPr>
             <w:rStyle w:val="Hyperlink"/>
@@ -3570,15 +3689,18 @@
     </w:p>
     <w:p>
       <w:pPr>
-        <w:pStyle w:val="BodyText"/>
-      </w:pPr>
-      <w:r>
-        <w:t xml:space="preserve">8. Минздрав России.</w:t>
-      </w:r>
-      <w:r>
-        <w:t xml:space="preserve"> </w:t>
-      </w:r>
-      <w:hyperlink r:id="rId27">
+        <w:numPr>
+          <w:ilvl w:val="0"/>
+          <w:numId w:val="1029"/>
+        </w:numPr>
+      </w:pPr>
+      <w:r>
+        <w:t xml:space="preserve">Минздрав России.</w:t>
+      </w:r>
+      <w:r>
+        <w:t xml:space="preserve"> </w:t>
+      </w:r>
+      <w:hyperlink r:id="rId70">
         <w:r>
           <w:rPr>
             <w:rStyle w:val="Hyperlink"/>
@@ -3624,15 +3746,18 @@
     </w:p>
     <w:p>
       <w:pPr>
-        <w:pStyle w:val="BodyText"/>
-      </w:pPr>
-      <w:r>
-        <w:t xml:space="preserve">9. Минздрав России.</w:t>
-      </w:r>
-      <w:r>
-        <w:t xml:space="preserve"> </w:t>
-      </w:r>
-      <w:hyperlink r:id="rId28">
+        <w:numPr>
+          <w:ilvl w:val="0"/>
+          <w:numId w:val="1029"/>
+        </w:numPr>
+      </w:pPr>
+      <w:r>
+        <w:t xml:space="preserve">Минздрав России.</w:t>
+      </w:r>
+      <w:r>
+        <w:t xml:space="preserve"> </w:t>
+      </w:r>
+      <w:hyperlink r:id="rId71">
         <w:r>
           <w:rPr>
             <w:rStyle w:val="Hyperlink"/>
@@ -3656,12 +3781,15 @@
     </w:p>
     <w:p>
       <w:pPr>
-        <w:pStyle w:val="BodyText"/>
-      </w:pPr>
-      <w:r>
-        <w:t xml:space="preserve">10. Blencowe H., Hug L., Moller A.-B. et al. </w:t>
-      </w:r>
-      <w:hyperlink r:id="rId29">
+        <w:numPr>
+          <w:ilvl w:val="0"/>
+          <w:numId w:val="1029"/>
+        </w:numPr>
+      </w:pPr>
+      <w:r>
+        <w:t xml:space="preserve">Blencowe H., Hug L., Moller A.-B. et al. </w:t>
+      </w:r>
+      <w:hyperlink r:id="rId72">
         <w:r>
           <w:rPr>
             <w:rStyle w:val="Hyperlink"/>
@@ -3685,15 +3813,18 @@
     </w:p>
     <w:p>
       <w:pPr>
-        <w:pStyle w:val="BodyText"/>
-      </w:pPr>
-      <w:r>
-        <w:t xml:space="preserve">11. Smokefree.gov.</w:t>
-      </w:r>
-      <w:r>
-        <w:t xml:space="preserve"> </w:t>
-      </w:r>
-      <w:hyperlink r:id="rId30">
+        <w:numPr>
+          <w:ilvl w:val="0"/>
+          <w:numId w:val="1029"/>
+        </w:numPr>
+      </w:pPr>
+      <w:r>
+        <w:t xml:space="preserve">Smokefree.gov.</w:t>
+      </w:r>
+      <w:r>
+        <w:t xml:space="preserve"> </w:t>
+      </w:r>
+      <w:hyperlink r:id="rId73">
         <w:r>
           <w:rPr>
             <w:rStyle w:val="Hyperlink"/>
@@ -3720,15 +3851,18 @@
     </w:p>
     <w:p>
       <w:pPr>
-        <w:pStyle w:val="BodyText"/>
-      </w:pPr>
-      <w:r>
-        <w:t xml:space="preserve">12. NHS.</w:t>
-      </w:r>
-      <w:r>
-        <w:t xml:space="preserve"> </w:t>
-      </w:r>
-      <w:hyperlink r:id="rId31">
+        <w:numPr>
+          <w:ilvl w:val="0"/>
+          <w:numId w:val="1029"/>
+        </w:numPr>
+      </w:pPr>
+      <w:r>
+        <w:t xml:space="preserve">NHS.</w:t>
+      </w:r>
+      <w:r>
+        <w:t xml:space="preserve"> </w:t>
+      </w:r>
+      <w:hyperlink r:id="rId74">
         <w:r>
           <w:rPr>
             <w:rStyle w:val="Hyperlink"/>
@@ -3742,15 +3876,18 @@
     </w:p>
     <w:p>
       <w:pPr>
-        <w:pStyle w:val="BodyText"/>
-      </w:pPr>
-      <w:r>
-        <w:t xml:space="preserve">13. UK Teratology Information Service (UKTIS).</w:t>
-      </w:r>
-      <w:r>
-        <w:t xml:space="preserve"> </w:t>
-      </w:r>
-      <w:hyperlink r:id="rId32">
+        <w:numPr>
+          <w:ilvl w:val="0"/>
+          <w:numId w:val="1029"/>
+        </w:numPr>
+      </w:pPr>
+      <w:r>
+        <w:t xml:space="preserve">UK Teratology Information Service (UKTIS).</w:t>
+      </w:r>
+      <w:r>
+        <w:t xml:space="preserve"> </w:t>
+      </w:r>
+      <w:hyperlink r:id="rId75">
         <w:r>
           <w:rPr>
             <w:rStyle w:val="Hyperlink"/>
@@ -3764,15 +3901,18 @@
     </w:p>
     <w:p>
       <w:pPr>
-        <w:pStyle w:val="BodyText"/>
-      </w:pPr>
-      <w:r>
-        <w:t xml:space="preserve">14. Reckitt (инструкция, копия на medi.ru).</w:t>
-      </w:r>
-      <w:r>
-        <w:t xml:space="preserve"> </w:t>
-      </w:r>
-      <w:hyperlink r:id="rId33">
+        <w:numPr>
+          <w:ilvl w:val="0"/>
+          <w:numId w:val="1029"/>
+        </w:numPr>
+      </w:pPr>
+      <w:r>
+        <w:t xml:space="preserve">Reckitt (инструкция, копия на medi.ru).</w:t>
+      </w:r>
+      <w:r>
+        <w:t xml:space="preserve"> </w:t>
+      </w:r>
+      <w:hyperlink r:id="rId76">
         <w:r>
           <w:rPr>
             <w:rStyle w:val="Hyperlink"/>
@@ -3789,15 +3929,18 @@
     </w:p>
     <w:p>
       <w:pPr>
-        <w:pStyle w:val="BodyText"/>
-      </w:pPr>
-      <w:r>
-        <w:t xml:space="preserve">15. Видаль.</w:t>
-      </w:r>
-      <w:r>
-        <w:t xml:space="preserve"> </w:t>
-      </w:r>
-      <w:hyperlink r:id="rId34">
+        <w:numPr>
+          <w:ilvl w:val="0"/>
+          <w:numId w:val="1029"/>
+        </w:numPr>
+      </w:pPr>
+      <w:r>
+        <w:t xml:space="preserve">Видаль.</w:t>
+      </w:r>
+      <w:r>
+        <w:t xml:space="preserve"> </w:t>
+      </w:r>
+      <w:hyperlink r:id="rId77">
         <w:r>
           <w:rPr>
             <w:rStyle w:val="Hyperlink"/>
@@ -3811,15 +3954,18 @@
     </w:p>
     <w:p>
       <w:pPr>
-        <w:pStyle w:val="BodyText"/>
-      </w:pPr>
-      <w:r>
-        <w:t xml:space="preserve">16. Видаль.</w:t>
-      </w:r>
-      <w:r>
-        <w:t xml:space="preserve"> </w:t>
-      </w:r>
-      <w:hyperlink r:id="rId35">
+        <w:numPr>
+          <w:ilvl w:val="0"/>
+          <w:numId w:val="1029"/>
+        </w:numPr>
+      </w:pPr>
+      <w:r>
+        <w:t xml:space="preserve">Видаль.</w:t>
+      </w:r>
+      <w:r>
+        <w:t xml:space="preserve"> </w:t>
+      </w:r>
+      <w:hyperlink r:id="rId78">
         <w:r>
           <w:rPr>
             <w:rStyle w:val="Hyperlink"/>
@@ -3846,7 +3992,7 @@
     </w:p>
     <w:p>
       <w:pPr>
-        <w:pStyle w:val="BodyText"/>
+        <w:pStyle w:val="FirstParagraph"/>
       </w:pPr>
       <w:r>
         <w:rPr>
@@ -3858,15 +4004,18 @@
     </w:p>
     <w:p>
       <w:pPr>
-        <w:pStyle w:val="BodyText"/>
-      </w:pPr>
-      <w:r>
-        <w:t xml:space="preserve">17. American Academy of Pediatrics.</w:t>
-      </w:r>
-      <w:r>
-        <w:t xml:space="preserve"> </w:t>
-      </w:r>
-      <w:hyperlink r:id="rId36">
+        <w:numPr>
+          <w:ilvl w:val="0"/>
+          <w:numId w:val="1030"/>
+        </w:numPr>
+      </w:pPr>
+      <w:r>
+        <w:t xml:space="preserve">American Academy of Pediatrics.</w:t>
+      </w:r>
+      <w:r>
+        <w:t xml:space="preserve"> </w:t>
+      </w:r>
+      <w:hyperlink r:id="rId79">
         <w:r>
           <w:rPr>
             <w:rStyle w:val="Hyperlink"/>
@@ -3880,15 +4029,18 @@
     </w:p>
     <w:p>
       <w:pPr>
-        <w:pStyle w:val="BodyText"/>
-      </w:pPr>
-      <w:r>
-        <w:t xml:space="preserve">18. American Lung Association.</w:t>
-      </w:r>
-      <w:r>
-        <w:t xml:space="preserve"> </w:t>
-      </w:r>
-      <w:hyperlink r:id="rId37">
+        <w:numPr>
+          <w:ilvl w:val="0"/>
+          <w:numId w:val="1030"/>
+        </w:numPr>
+      </w:pPr>
+      <w:r>
+        <w:t xml:space="preserve">American Lung Association.</w:t>
+      </w:r>
+      <w:r>
+        <w:t xml:space="preserve"> </w:t>
+      </w:r>
+      <w:hyperlink r:id="rId80">
         <w:r>
           <w:rPr>
             <w:rStyle w:val="Hyperlink"/>
@@ -3905,15 +4057,18 @@
     </w:p>
     <w:p>
       <w:pPr>
-        <w:pStyle w:val="BodyText"/>
-      </w:pPr>
-      <w:r>
-        <w:t xml:space="preserve">19. Health Canada.</w:t>
-      </w:r>
-      <w:r>
-        <w:t xml:space="preserve"> </w:t>
-      </w:r>
-      <w:hyperlink r:id="rId38">
+        <w:numPr>
+          <w:ilvl w:val="0"/>
+          <w:numId w:val="1030"/>
+        </w:numPr>
+      </w:pPr>
+      <w:r>
+        <w:t xml:space="preserve">Health Canada.</w:t>
+      </w:r>
+      <w:r>
+        <w:t xml:space="preserve"> </w:t>
+      </w:r>
+      <w:hyperlink r:id="rId81">
         <w:r>
           <w:rPr>
             <w:rStyle w:val="Hyperlink"/>
@@ -3927,15 +4082,18 @@
     </w:p>
     <w:p>
       <w:pPr>
-        <w:pStyle w:val="BodyText"/>
-      </w:pPr>
-      <w:r>
-        <w:t xml:space="preserve">20. Commonwealth of Massachusetts.</w:t>
-      </w:r>
-      <w:r>
-        <w:t xml:space="preserve"> </w:t>
-      </w:r>
-      <w:hyperlink r:id="rId39">
+        <w:numPr>
+          <w:ilvl w:val="0"/>
+          <w:numId w:val="1030"/>
+        </w:numPr>
+      </w:pPr>
+      <w:r>
+        <w:t xml:space="preserve">Commonwealth of Massachusetts.</w:t>
+      </w:r>
+      <w:r>
+        <w:t xml:space="preserve"> </w:t>
+      </w:r>
+      <w:hyperlink r:id="rId82">
         <w:r>
           <w:rPr>
             <w:rStyle w:val="Hyperlink"/>
@@ -3952,7 +4110,7 @@
     </w:p>
     <w:p>
       <w:pPr>
-        <w:pStyle w:val="BodyText"/>
+        <w:pStyle w:val="FirstParagraph"/>
       </w:pPr>
       <w:r>
         <w:rPr>
@@ -3964,12 +4122,15 @@
     </w:p>
     <w:p>
       <w:pPr>
-        <w:pStyle w:val="BodyText"/>
-      </w:pPr>
-      <w:r>
-        <w:t xml:space="preserve">21. Hosokawa Y., Zaitsu M., Okawa S. et al. </w:t>
-      </w:r>
-      <w:hyperlink r:id="rId40">
+        <w:numPr>
+          <w:ilvl w:val="0"/>
+          <w:numId w:val="1031"/>
+        </w:numPr>
+      </w:pPr>
+      <w:r>
+        <w:t xml:space="preserve">Hosokawa Y., Zaitsu M., Okawa S. et al. </w:t>
+      </w:r>
+      <w:hyperlink r:id="rId83">
         <w:r>
           <w:rPr>
             <w:rStyle w:val="Hyperlink"/>
@@ -3993,15 +4154,18 @@
     </w:p>
     <w:p>
       <w:pPr>
-        <w:pStyle w:val="BodyText"/>
-      </w:pPr>
-      <w:r>
-        <w:t xml:space="preserve">22. WHO FCTC Knowledge Hub on Waterpipe Tobacco Smoking.</w:t>
-      </w:r>
-      <w:r>
-        <w:t xml:space="preserve"> </w:t>
-      </w:r>
-      <w:hyperlink r:id="rId41">
+        <w:numPr>
+          <w:ilvl w:val="0"/>
+          <w:numId w:val="1031"/>
+        </w:numPr>
+      </w:pPr>
+      <w:r>
+        <w:t xml:space="preserve">WHO FCTC Knowledge Hub on Waterpipe Tobacco Smoking.</w:t>
+      </w:r>
+      <w:r>
+        <w:t xml:space="preserve"> </w:t>
+      </w:r>
+      <w:hyperlink r:id="rId84">
         <w:r>
           <w:rPr>
             <w:rStyle w:val="Hyperlink"/>
@@ -4028,15 +4192,18 @@
     </w:p>
     <w:p>
       <w:pPr>
-        <w:pStyle w:val="BodyText"/>
-      </w:pPr>
-      <w:r>
-        <w:t xml:space="preserve">23. Васильев В. В., Гусев Е. А., Васильев Е. В., Ишкова М. В.</w:t>
-      </w:r>
-      <w:r>
-        <w:t xml:space="preserve"> </w:t>
-      </w:r>
-      <w:hyperlink r:id="rId42">
+        <w:numPr>
+          <w:ilvl w:val="0"/>
+          <w:numId w:val="1031"/>
+        </w:numPr>
+      </w:pPr>
+      <w:r>
+        <w:t xml:space="preserve">Васильев В. В., Гусев Е. А., Васильев Е. В., Ишкова М. В.</w:t>
+      </w:r>
+      <w:r>
+        <w:t xml:space="preserve"> </w:t>
+      </w:r>
+      <w:hyperlink r:id="rId85">
         <w:r>
           <w:rPr>
             <w:rStyle w:val="Hyperlink"/>
@@ -4050,7 +4217,7 @@
     </w:p>
     <w:p>
       <w:pPr>
-        <w:pStyle w:val="BodyText"/>
+        <w:pStyle w:val="FirstParagraph"/>
       </w:pPr>
       <w:r>
         <w:rPr>
@@ -4062,15 +4229,18 @@
     </w:p>
     <w:p>
       <w:pPr>
-        <w:pStyle w:val="BodyText"/>
-      </w:pPr>
-      <w:r>
-        <w:t xml:space="preserve">24. U.S. Food and Drug Administration.</w:t>
-      </w:r>
-      <w:r>
-        <w:t xml:space="preserve"> </w:t>
-      </w:r>
-      <w:hyperlink r:id="rId43">
+        <w:numPr>
+          <w:ilvl w:val="0"/>
+          <w:numId w:val="1032"/>
+        </w:numPr>
+      </w:pPr>
+      <w:r>
+        <w:t xml:space="preserve">U.S. Food and Drug Administration.</w:t>
+      </w:r>
+      <w:r>
+        <w:t xml:space="preserve"> </w:t>
+      </w:r>
+      <w:hyperlink r:id="rId86">
         <w:r>
           <w:rPr>
             <w:rStyle w:val="Hyperlink"/>
@@ -4084,15 +4254,18 @@
     </w:p>
     <w:p>
       <w:pPr>
-        <w:pStyle w:val="BodyText"/>
-      </w:pPr>
-      <w:r>
-        <w:t xml:space="preserve">25. American College of Obstetricians and Gynecologists.</w:t>
-      </w:r>
-      <w:r>
-        <w:t xml:space="preserve"> </w:t>
-      </w:r>
-      <w:hyperlink r:id="rId44">
+        <w:numPr>
+          <w:ilvl w:val="0"/>
+          <w:numId w:val="1032"/>
+        </w:numPr>
+      </w:pPr>
+      <w:r>
+        <w:t xml:space="preserve">American College of Obstetricians and Gynecologists.</w:t>
+      </w:r>
+      <w:r>
+        <w:t xml:space="preserve"> </w:t>
+      </w:r>
+      <w:hyperlink r:id="rId87">
         <w:r>
           <w:rPr>
             <w:rStyle w:val="Hyperlink"/>
@@ -4116,15 +4289,18 @@
     </w:p>
     <w:p>
       <w:pPr>
-        <w:pStyle w:val="BodyText"/>
-      </w:pPr>
-      <w:r>
-        <w:t xml:space="preserve">26. National Institute on Drug Abuse.</w:t>
-      </w:r>
-      <w:r>
-        <w:t xml:space="preserve"> </w:t>
-      </w:r>
-      <w:hyperlink r:id="rId45">
+        <w:numPr>
+          <w:ilvl w:val="0"/>
+          <w:numId w:val="1032"/>
+        </w:numPr>
+      </w:pPr>
+      <w:r>
+        <w:t xml:space="preserve">National Institute on Drug Abuse.</w:t>
+      </w:r>
+      <w:r>
+        <w:t xml:space="preserve"> </w:t>
+      </w:r>
+      <w:hyperlink r:id="rId88">
         <w:r>
           <w:rPr>
             <w:rStyle w:val="Hyperlink"/>
@@ -4148,15 +4324,18 @@
     </w:p>
     <w:p>
       <w:pPr>
-        <w:pStyle w:val="BodyText"/>
-      </w:pPr>
-      <w:r>
-        <w:t xml:space="preserve">27. Минздрав России.</w:t>
-      </w:r>
-      <w:r>
-        <w:t xml:space="preserve"> </w:t>
-      </w:r>
-      <w:hyperlink r:id="rId46">
+        <w:numPr>
+          <w:ilvl w:val="0"/>
+          <w:numId w:val="1032"/>
+        </w:numPr>
+      </w:pPr>
+      <w:r>
+        <w:t xml:space="preserve">Минздрав России.</w:t>
+      </w:r>
+      <w:r>
+        <w:t xml:space="preserve"> </w:t>
+      </w:r>
+      <w:hyperlink r:id="rId89">
         <w:r>
           <w:rPr>
             <w:rStyle w:val="Hyperlink"/>
@@ -4180,15 +4359,18 @@
     </w:p>
     <w:p>
       <w:pPr>
-        <w:pStyle w:val="BodyText"/>
-      </w:pPr>
-      <w:r>
-        <w:t xml:space="preserve">28. Российская Федерация.</w:t>
-      </w:r>
-      <w:r>
-        <w:t xml:space="preserve"> </w:t>
-      </w:r>
-      <w:hyperlink r:id="rId47">
+        <w:numPr>
+          <w:ilvl w:val="0"/>
+          <w:numId w:val="1032"/>
+        </w:numPr>
+      </w:pPr>
+      <w:r>
+        <w:t xml:space="preserve">Российская Федерация.</w:t>
+      </w:r>
+      <w:r>
+        <w:t xml:space="preserve"> </w:t>
+      </w:r>
+      <w:hyperlink r:id="rId90">
         <w:r>
           <w:rPr>
             <w:rStyle w:val="Hyperlink"/>
@@ -4205,15 +4387,18 @@
     </w:p>
     <w:p>
       <w:pPr>
-        <w:pStyle w:val="BodyText"/>
-      </w:pPr>
-      <w:r>
-        <w:t xml:space="preserve">29. American College of Obstetricians and Gynecologists.</w:t>
-      </w:r>
-      <w:r>
-        <w:t xml:space="preserve"> </w:t>
-      </w:r>
-      <w:hyperlink r:id="rId48">
+        <w:numPr>
+          <w:ilvl w:val="0"/>
+          <w:numId w:val="1032"/>
+        </w:numPr>
+      </w:pPr>
+      <w:r>
+        <w:t xml:space="preserve">American College of Obstetricians and Gynecologists.</w:t>
+      </w:r>
+      <w:r>
+        <w:t xml:space="preserve"> </w:t>
+      </w:r>
+      <w:hyperlink r:id="rId91">
         <w:r>
           <w:rPr>
             <w:rStyle w:val="Hyperlink"/>
@@ -4237,7 +4422,7 @@
     </w:p>
     <w:p>
       <w:pPr>
-        <w:pStyle w:val="BodyText"/>
+        <w:pStyle w:val="FirstParagraph"/>
       </w:pPr>
       <w:r>
         <w:rPr>
@@ -4249,15 +4434,18 @@
     </w:p>
     <w:p>
       <w:pPr>
-        <w:pStyle w:val="BodyText"/>
-      </w:pPr>
-      <w:r>
-        <w:t xml:space="preserve">30. MedlinePlus Magazine (National Library of Medicine, NIH).</w:t>
-      </w:r>
-      <w:r>
-        <w:t xml:space="preserve"> </w:t>
-      </w:r>
-      <w:hyperlink r:id="rId49">
+        <w:numPr>
+          <w:ilvl w:val="0"/>
+          <w:numId w:val="1033"/>
+        </w:numPr>
+      </w:pPr>
+      <w:r>
+        <w:t xml:space="preserve">MedlinePlus Magazine (National Library of Medicine, NIH).</w:t>
+      </w:r>
+      <w:r>
+        <w:t xml:space="preserve"> </w:t>
+      </w:r>
+      <w:hyperlink r:id="rId92">
         <w:r>
           <w:rPr>
             <w:rStyle w:val="Hyperlink"/>
@@ -4271,15 +4459,18 @@
     </w:p>
     <w:p>
       <w:pPr>
-        <w:pStyle w:val="BodyText"/>
-      </w:pPr>
-      <w:r>
-        <w:t xml:space="preserve">31. ФГБУ «СПб НИИФ» Минздрава России.</w:t>
-      </w:r>
-      <w:r>
-        <w:t xml:space="preserve"> </w:t>
-      </w:r>
-      <w:hyperlink r:id="rId50">
+        <w:numPr>
+          <w:ilvl w:val="0"/>
+          <w:numId w:val="1033"/>
+        </w:numPr>
+      </w:pPr>
+      <w:r>
+        <w:t xml:space="preserve">ФГБУ «СПб НИИФ» Минздрава России.</w:t>
+      </w:r>
+      <w:r>
+        <w:t xml:space="preserve"> </w:t>
+      </w:r>
+      <w:hyperlink r:id="rId93">
         <w:r>
           <w:rPr>
             <w:rStyle w:val="Hyperlink"/>
@@ -4296,15 +4487,18 @@
     </w:p>
     <w:p>
       <w:pPr>
-        <w:pStyle w:val="BodyText"/>
-      </w:pPr>
-      <w:r>
-        <w:t xml:space="preserve">32. Canver B. R., Newman R. K., Gomez A. E.</w:t>
-      </w:r>
-      <w:r>
-        <w:t xml:space="preserve"> </w:t>
-      </w:r>
-      <w:hyperlink r:id="rId51">
+        <w:numPr>
+          <w:ilvl w:val="0"/>
+          <w:numId w:val="1033"/>
+        </w:numPr>
+      </w:pPr>
+      <w:r>
+        <w:t xml:space="preserve">Canver B. R., Newman R. K., Gomez A. E.</w:t>
+      </w:r>
+      <w:r>
+        <w:t xml:space="preserve"> </w:t>
+      </w:r>
+      <w:hyperlink r:id="rId94">
         <w:r>
           <w:rPr>
             <w:rStyle w:val="Hyperlink"/>
@@ -4350,10 +4544,13 @@
     </w:p>
     <w:p>
       <w:pPr>
-        <w:pStyle w:val="BodyText"/>
-      </w:pPr>
-      <w:r>
-        <w:t xml:space="preserve">33. Минздрав России. Приказ от 12.01.2026 № 10н «Об утверждении Порядка проведения диспансерного наблюдения за лицами с психическими расстройствами и расстройствами поведения, связанными с употреблением психоактивных веществ», действует с 01.09.2026 — диспансерное наблюдение устанавливается при информированном добровольном согласии, прекращается по письменному отказу (8.6).</w:t>
+        <w:numPr>
+          <w:ilvl w:val="0"/>
+          <w:numId w:val="1033"/>
+        </w:numPr>
+      </w:pPr>
+      <w:r>
+        <w:t xml:space="preserve">Минздрав России. Приказ от 12.01.2026 № 10н «Об утверждении Порядка проведения диспансерного наблюдения за лицами с психическими расстройствами и расстройствами поведения, связанными с употреблением психоактивных веществ», действует с 01.09.2026 — диспансерное наблюдение устанавливается при информированном добровольном согласии, прекращается по письменному отказу (8.6).</w:t>
       </w:r>
       <w:r>
         <w:t xml:space="preserve"> </w:t>
@@ -4368,15 +4565,18 @@
     </w:p>
     <w:p>
       <w:pPr>
-        <w:pStyle w:val="BodyText"/>
-      </w:pPr>
-      <w:r>
-        <w:t xml:space="preserve">34. MedlinePlus (National Library of Medicine).</w:t>
-      </w:r>
-      <w:r>
-        <w:t xml:space="preserve"> </w:t>
-      </w:r>
-      <w:hyperlink r:id="rId52">
+        <w:numPr>
+          <w:ilvl w:val="0"/>
+          <w:numId w:val="1033"/>
+        </w:numPr>
+      </w:pPr>
+      <w:r>
+        <w:t xml:space="preserve">MedlinePlus (National Library of Medicine).</w:t>
+      </w:r>
+      <w:r>
+        <w:t xml:space="preserve"> </w:t>
+      </w:r>
+      <w:hyperlink r:id="rId95">
         <w:r>
           <w:rPr>
             <w:rStyle w:val="Hyperlink"/>
@@ -4393,7 +4593,7 @@
     </w:p>
     <w:p>
       <w:pPr>
-        <w:pStyle w:val="BodyText"/>
+        <w:pStyle w:val="FirstParagraph"/>
       </w:pPr>
       <w:r>
         <w:rPr>
@@ -4405,15 +4605,18 @@
     </w:p>
     <w:p>
       <w:pPr>
-        <w:pStyle w:val="BodyText"/>
-      </w:pPr>
-      <w:r>
-        <w:t xml:space="preserve">35. Roth M. B.</w:t>
-      </w:r>
-      <w:r>
-        <w:t xml:space="preserve"> </w:t>
-      </w:r>
-      <w:hyperlink r:id="rId53">
+        <w:numPr>
+          <w:ilvl w:val="0"/>
+          <w:numId w:val="1034"/>
+        </w:numPr>
+      </w:pPr>
+      <w:r>
+        <w:t xml:space="preserve">Roth M. B.</w:t>
+      </w:r>
+      <w:r>
+        <w:t xml:space="preserve"> </w:t>
+      </w:r>
+      <w:hyperlink r:id="rId96">
         <w:r>
           <w:rPr>
             <w:rStyle w:val="Hyperlink"/>
@@ -4430,15 +4633,18 @@
     </w:p>
     <w:p>
       <w:pPr>
-        <w:pStyle w:val="BodyText"/>
-      </w:pPr>
-      <w:r>
-        <w:t xml:space="preserve">36. Washington State Department of Health.</w:t>
-      </w:r>
-      <w:r>
-        <w:t xml:space="preserve"> </w:t>
-      </w:r>
-      <w:hyperlink r:id="rId54">
+        <w:numPr>
+          <w:ilvl w:val="0"/>
+          <w:numId w:val="1034"/>
+        </w:numPr>
+      </w:pPr>
+      <w:r>
+        <w:t xml:space="preserve">Washington State Department of Health.</w:t>
+      </w:r>
+      <w:r>
+        <w:t xml:space="preserve"> </w:t>
+      </w:r>
+      <w:hyperlink r:id="rId97">
         <w:r>
           <w:rPr>
             <w:rStyle w:val="Hyperlink"/>
@@ -4455,15 +4661,18 @@
     </w:p>
     <w:p>
       <w:pPr>
-        <w:pStyle w:val="BodyText"/>
-      </w:pPr>
-      <w:r>
-        <w:t xml:space="preserve">37. Centers for Disease Control and Prevention.</w:t>
-      </w:r>
-      <w:r>
-        <w:t xml:space="preserve"> </w:t>
-      </w:r>
-      <w:hyperlink r:id="rId55">
+        <w:numPr>
+          <w:ilvl w:val="0"/>
+          <w:numId w:val="1034"/>
+        </w:numPr>
+      </w:pPr>
+      <w:r>
+        <w:t xml:space="preserve">Centers for Disease Control and Prevention.</w:t>
+      </w:r>
+      <w:r>
+        <w:t xml:space="preserve"> </w:t>
+      </w:r>
+      <w:hyperlink r:id="rId98">
         <w:r>
           <w:rPr>
             <w:rStyle w:val="Hyperlink"/>
@@ -4487,15 +4696,18 @@
     </w:p>
     <w:p>
       <w:pPr>
-        <w:pStyle w:val="BodyText"/>
-      </w:pPr>
-      <w:r>
-        <w:t xml:space="preserve">38. McMartin K. I., Chu M., Kopecky E., Einarson T. R., Koren G.</w:t>
-      </w:r>
-      <w:r>
-        <w:t xml:space="preserve"> </w:t>
-      </w:r>
-      <w:hyperlink r:id="rId56">
+        <w:numPr>
+          <w:ilvl w:val="0"/>
+          <w:numId w:val="1034"/>
+        </w:numPr>
+      </w:pPr>
+      <w:r>
+        <w:t xml:space="preserve">McMartin K. I., Chu M., Kopecky E., Einarson T. R., Koren G.</w:t>
+      </w:r>
+      <w:r>
+        <w:t xml:space="preserve"> </w:t>
+      </w:r>
+      <w:hyperlink r:id="rId99">
         <w:r>
           <w:rPr>
             <w:rStyle w:val="Hyperlink"/>
@@ -4519,15 +4731,18 @@
     </w:p>
     <w:p>
       <w:pPr>
-        <w:pStyle w:val="BodyText"/>
-      </w:pPr>
-      <w:r>
-        <w:t xml:space="preserve">39. NHS.</w:t>
-      </w:r>
-      <w:r>
-        <w:t xml:space="preserve"> </w:t>
-      </w:r>
-      <w:hyperlink r:id="rId57">
+        <w:numPr>
+          <w:ilvl w:val="0"/>
+          <w:numId w:val="1034"/>
+        </w:numPr>
+      </w:pPr>
+      <w:r>
+        <w:t xml:space="preserve">NHS.</w:t>
+      </w:r>
+      <w:r>
+        <w:t xml:space="preserve"> </w:t>
+      </w:r>
+      <w:hyperlink r:id="rId100">
         <w:r>
           <w:rPr>
             <w:rStyle w:val="Hyperlink"/>
@@ -4554,15 +4769,18 @@
     </w:p>
     <w:p>
       <w:pPr>
-        <w:pStyle w:val="BodyText"/>
-      </w:pPr>
-      <w:r>
-        <w:t xml:space="preserve">40. Centers for Disease Control and Prevention.</w:t>
-      </w:r>
-      <w:r>
-        <w:t xml:space="preserve"> </w:t>
-      </w:r>
-      <w:hyperlink r:id="rId58">
+        <w:numPr>
+          <w:ilvl w:val="0"/>
+          <w:numId w:val="1034"/>
+        </w:numPr>
+      </w:pPr>
+      <w:r>
+        <w:t xml:space="preserve">Centers for Disease Control and Prevention.</w:t>
+      </w:r>
+      <w:r>
+        <w:t xml:space="preserve"> </w:t>
+      </w:r>
+      <w:hyperlink r:id="rId101">
         <w:r>
           <w:rPr>
             <w:rStyle w:val="Hyperlink"/>
@@ -4589,15 +4807,18 @@
     </w:p>
     <w:p>
       <w:pPr>
-        <w:pStyle w:val="BodyText"/>
-      </w:pPr>
-      <w:r>
-        <w:t xml:space="preserve">41. National Pesticide Information Center, Oregon State University.</w:t>
-      </w:r>
-      <w:r>
-        <w:t xml:space="preserve"> </w:t>
-      </w:r>
-      <w:hyperlink r:id="rId59">
+        <w:numPr>
+          <w:ilvl w:val="0"/>
+          <w:numId w:val="1034"/>
+        </w:numPr>
+      </w:pPr>
+      <w:r>
+        <w:t xml:space="preserve">National Pesticide Information Center, Oregon State University.</w:t>
+      </w:r>
+      <w:r>
+        <w:t xml:space="preserve"> </w:t>
+      </w:r>
+      <w:hyperlink r:id="rId102">
         <w:r>
           <w:rPr>
             <w:rStyle w:val="Hyperlink"/>
@@ -4621,15 +4842,18 @@
     </w:p>
     <w:p>
       <w:pPr>
-        <w:pStyle w:val="BodyText"/>
-      </w:pPr>
-      <w:r>
-        <w:t xml:space="preserve">42. MotherToBaby (Organization of Teratology Information Specialists).</w:t>
-      </w:r>
-      <w:r>
-        <w:t xml:space="preserve"> </w:t>
-      </w:r>
-      <w:hyperlink r:id="rId60">
+        <w:numPr>
+          <w:ilvl w:val="0"/>
+          <w:numId w:val="1034"/>
+        </w:numPr>
+      </w:pPr>
+      <w:r>
+        <w:t xml:space="preserve">MotherToBaby (Organization of Teratology Information Specialists).</w:t>
+      </w:r>
+      <w:r>
+        <w:t xml:space="preserve"> </w:t>
+      </w:r>
+      <w:hyperlink r:id="rId103">
         <w:r>
           <w:rPr>
             <w:rStyle w:val="Hyperlink"/>
@@ -4643,15 +4867,18 @@
     </w:p>
     <w:p>
       <w:pPr>
-        <w:pStyle w:val="BodyText"/>
-      </w:pPr>
-      <w:r>
-        <w:t xml:space="preserve">43. ГУ МЧС России по г. Москве.</w:t>
-      </w:r>
-      <w:r>
-        <w:t xml:space="preserve"> </w:t>
-      </w:r>
-      <w:hyperlink r:id="rId61">
+        <w:numPr>
+          <w:ilvl w:val="0"/>
+          <w:numId w:val="1034"/>
+        </w:numPr>
+      </w:pPr>
+      <w:r>
+        <w:t xml:space="preserve">ГУ МЧС России по г. Москве.</w:t>
+      </w:r>
+      <w:r>
+        <w:t xml:space="preserve"> </w:t>
+      </w:r>
+      <w:hyperlink r:id="rId104">
         <w:r>
           <w:rPr>
             <w:rStyle w:val="Hyperlink"/>
@@ -4668,7 +4895,7 @@
     </w:p>
     <w:p>
       <w:pPr>
-        <w:pStyle w:val="BodyText"/>
+        <w:pStyle w:val="FirstParagraph"/>
       </w:pPr>
       <w:r>
         <w:rPr>
@@ -4680,15 +4907,18 @@
     </w:p>
     <w:p>
       <w:pPr>
-        <w:pStyle w:val="BodyText"/>
-      </w:pPr>
-      <w:r>
-        <w:t xml:space="preserve">44. Bekkar B., Pacheco S., Basu R., DeNicola N.</w:t>
-      </w:r>
-      <w:r>
-        <w:t xml:space="preserve"> </w:t>
-      </w:r>
-      <w:hyperlink r:id="rId62">
+        <w:numPr>
+          <w:ilvl w:val="0"/>
+          <w:numId w:val="1035"/>
+        </w:numPr>
+      </w:pPr>
+      <w:r>
+        <w:t xml:space="preserve">Bekkar B., Pacheco S., Basu R., DeNicola N.</w:t>
+      </w:r>
+      <w:r>
+        <w:t xml:space="preserve"> </w:t>
+      </w:r>
+      <w:hyperlink r:id="rId105">
         <w:r>
           <w:rPr>
             <w:rStyle w:val="Hyperlink"/>
@@ -4712,15 +4942,18 @@
     </w:p>
     <w:p>
       <w:pPr>
-        <w:pStyle w:val="BodyText"/>
-      </w:pPr>
-      <w:r>
-        <w:t xml:space="preserve">45. U.S. Environmental Protection Agency.</w:t>
-      </w:r>
-      <w:r>
-        <w:t xml:space="preserve"> </w:t>
-      </w:r>
-      <w:hyperlink r:id="rId63">
+        <w:numPr>
+          <w:ilvl w:val="0"/>
+          <w:numId w:val="1035"/>
+        </w:numPr>
+      </w:pPr>
+      <w:r>
+        <w:t xml:space="preserve">U.S. Environmental Protection Agency.</w:t>
+      </w:r>
+      <w:r>
+        <w:t xml:space="preserve"> </w:t>
+      </w:r>
+      <w:hyperlink r:id="rId106">
         <w:r>
           <w:rPr>
             <w:rStyle w:val="Hyperlink"/>
@@ -4744,15 +4977,18 @@
     </w:p>
     <w:p>
       <w:pPr>
-        <w:pStyle w:val="BodyText"/>
-      </w:pPr>
-      <w:r>
-        <w:t xml:space="preserve">46. Western States Pediatric Environmental Health Specialty Unit.</w:t>
-      </w:r>
-      <w:r>
-        <w:t xml:space="preserve"> </w:t>
-      </w:r>
-      <w:hyperlink r:id="rId64">
+        <w:numPr>
+          <w:ilvl w:val="0"/>
+          <w:numId w:val="1035"/>
+        </w:numPr>
+      </w:pPr>
+      <w:r>
+        <w:t xml:space="preserve">Western States Pediatric Environmental Health Specialty Unit.</w:t>
+      </w:r>
+      <w:r>
+        <w:t xml:space="preserve"> </w:t>
+      </w:r>
+      <w:hyperlink r:id="rId107">
         <w:r>
           <w:rPr>
             <w:rStyle w:val="Hyperlink"/>
@@ -4779,15 +5015,18 @@
     </w:p>
     <w:p>
       <w:pPr>
-        <w:pStyle w:val="BodyText"/>
-      </w:pPr>
-      <w:r>
-        <w:t xml:space="preserve">47. Agency for Toxic Substances and Disease Registry.</w:t>
-      </w:r>
-      <w:r>
-        <w:t xml:space="preserve"> </w:t>
-      </w:r>
-      <w:hyperlink r:id="rId65">
+        <w:numPr>
+          <w:ilvl w:val="0"/>
+          <w:numId w:val="1035"/>
+        </w:numPr>
+      </w:pPr>
+      <w:r>
+        <w:t xml:space="preserve">Agency for Toxic Substances and Disease Registry.</w:t>
+      </w:r>
+      <w:r>
+        <w:t xml:space="preserve"> </w:t>
+      </w:r>
+      <w:hyperlink r:id="rId108">
         <w:r>
           <w:rPr>
             <w:rStyle w:val="Hyperlink"/>
@@ -4801,15 +5040,18 @@
     </w:p>
     <w:p>
       <w:pPr>
-        <w:pStyle w:val="BodyText"/>
-      </w:pPr>
-      <w:r>
-        <w:t xml:space="preserve">48. MotherToBaby (Organization of Teratology Information Specialists).</w:t>
-      </w:r>
-      <w:r>
-        <w:t xml:space="preserve"> </w:t>
-      </w:r>
-      <w:hyperlink r:id="rId66">
+        <w:numPr>
+          <w:ilvl w:val="0"/>
+          <w:numId w:val="1035"/>
+        </w:numPr>
+      </w:pPr>
+      <w:r>
+        <w:t xml:space="preserve">MotherToBaby (Organization of Teratology Information Specialists).</w:t>
+      </w:r>
+      <w:r>
+        <w:t xml:space="preserve"> </w:t>
+      </w:r>
+      <w:hyperlink r:id="rId109">
         <w:r>
           <w:rPr>
             <w:rStyle w:val="Hyperlink"/>
@@ -4823,15 +5065,18 @@
     </w:p>
     <w:p>
       <w:pPr>
-        <w:pStyle w:val="BodyText"/>
-      </w:pPr>
-      <w:r>
-        <w:t xml:space="preserve">49. NHS.</w:t>
-      </w:r>
-      <w:r>
-        <w:t xml:space="preserve"> </w:t>
-      </w:r>
-      <w:hyperlink r:id="rId67">
+        <w:numPr>
+          <w:ilvl w:val="0"/>
+          <w:numId w:val="1035"/>
+        </w:numPr>
+      </w:pPr>
+      <w:r>
+        <w:t xml:space="preserve">NHS.</w:t>
+      </w:r>
+      <w:r>
+        <w:t xml:space="preserve"> </w:t>
+      </w:r>
+      <w:hyperlink r:id="rId110">
         <w:r>
           <w:rPr>
             <w:rStyle w:val="Hyperlink"/>
@@ -4848,7 +5093,7 @@
     </w:p>
     <w:p>
       <w:pPr>
-        <w:pStyle w:val="BodyText"/>
+        <w:pStyle w:val="FirstParagraph"/>
       </w:pPr>
       <w:r>
         <w:rPr>
@@ -4860,15 +5105,18 @@
     </w:p>
     <w:p>
       <w:pPr>
-        <w:pStyle w:val="BodyText"/>
-      </w:pPr>
-      <w:r>
-        <w:t xml:space="preserve">50. Moretti M. E., Bar-Oz B., Fried S., Koren G.</w:t>
-      </w:r>
-      <w:r>
-        <w:t xml:space="preserve"> </w:t>
-      </w:r>
-      <w:hyperlink r:id="rId68">
+        <w:numPr>
+          <w:ilvl w:val="0"/>
+          <w:numId w:val="1036"/>
+        </w:numPr>
+      </w:pPr>
+      <w:r>
+        <w:t xml:space="preserve">Moretti M. E., Bar-Oz B., Fried S., Koren G.</w:t>
+      </w:r>
+      <w:r>
+        <w:t xml:space="preserve"> </w:t>
+      </w:r>
+      <w:hyperlink r:id="rId111">
         <w:r>
           <w:rPr>
             <w:rStyle w:val="Hyperlink"/>
@@ -4892,12 +5140,15 @@
     </w:p>
     <w:p>
       <w:pPr>
-        <w:pStyle w:val="BodyText"/>
-      </w:pPr>
-      <w:r>
-        <w:t xml:space="preserve">51. Chersich M. F., Pham M. D., Areal A. et al. </w:t>
-      </w:r>
-      <w:hyperlink r:id="rId69">
+        <w:numPr>
+          <w:ilvl w:val="0"/>
+          <w:numId w:val="1036"/>
+        </w:numPr>
+      </w:pPr>
+      <w:r>
+        <w:t xml:space="preserve">Chersich M. F., Pham M. D., Areal A. et al. </w:t>
+      </w:r>
+      <w:hyperlink r:id="rId112">
         <w:r>
           <w:rPr>
             <w:rStyle w:val="Hyperlink"/>
@@ -4921,15 +5172,18 @@
     </w:p>
     <w:p>
       <w:pPr>
-        <w:pStyle w:val="BodyText"/>
-      </w:pPr>
-      <w:r>
-        <w:t xml:space="preserve">52. World Health Organization.</w:t>
-      </w:r>
-      <w:r>
-        <w:t xml:space="preserve"> </w:t>
-      </w:r>
-      <w:hyperlink r:id="rId70">
+        <w:numPr>
+          <w:ilvl w:val="0"/>
+          <w:numId w:val="1036"/>
+        </w:numPr>
+      </w:pPr>
+      <w:r>
+        <w:t xml:space="preserve">World Health Organization.</w:t>
+      </w:r>
+      <w:r>
+        <w:t xml:space="preserve"> </w:t>
+      </w:r>
+      <w:hyperlink r:id="rId113">
         <w:r>
           <w:rPr>
             <w:rStyle w:val="Hyperlink"/>
@@ -4953,15 +5207,18 @@
     </w:p>
     <w:p>
       <w:pPr>
-        <w:pStyle w:val="BodyText"/>
-      </w:pPr>
-      <w:r>
-        <w:t xml:space="preserve">53. American College of Obstetricians and Gynecologists.</w:t>
-      </w:r>
-      <w:r>
-        <w:t xml:space="preserve"> </w:t>
-      </w:r>
-      <w:hyperlink r:id="rId71">
+        <w:numPr>
+          <w:ilvl w:val="0"/>
+          <w:numId w:val="1036"/>
+        </w:numPr>
+      </w:pPr>
+      <w:r>
+        <w:t xml:space="preserve">American College of Obstetricians and Gynecologists.</w:t>
+      </w:r>
+      <w:r>
+        <w:t xml:space="preserve"> </w:t>
+      </w:r>
+      <w:hyperlink r:id="rId114">
         <w:r>
           <w:rPr>
             <w:rStyle w:val="Hyperlink"/>
@@ -4978,7 +5235,7 @@
     </w:p>
     <w:p>
       <w:pPr>
-        <w:pStyle w:val="BodyText"/>
+        <w:pStyle w:val="FirstParagraph"/>
       </w:pPr>
       <w:r>
         <w:rPr>
@@ -4990,15 +5247,18 @@
     </w:p>
     <w:p>
       <w:pPr>
-        <w:pStyle w:val="BodyText"/>
-      </w:pPr>
-      <w:r>
-        <w:t xml:space="preserve">54. Pew Research Center.</w:t>
-      </w:r>
-      <w:r>
-        <w:t xml:space="preserve"> </w:t>
-      </w:r>
-      <w:hyperlink r:id="rId72">
+        <w:numPr>
+          <w:ilvl w:val="0"/>
+          <w:numId w:val="1037"/>
+        </w:numPr>
+      </w:pPr>
+      <w:r>
+        <w:t xml:space="preserve">Pew Research Center.</w:t>
+      </w:r>
+      <w:r>
+        <w:t xml:space="preserve"> </w:t>
+      </w:r>
+      <w:hyperlink r:id="rId115">
         <w:r>
           <w:rPr>
             <w:rStyle w:val="Hyperlink"/>
@@ -5012,15 +5272,18 @@
     </w:p>
     <w:p>
       <w:pPr>
-        <w:pStyle w:val="BodyText"/>
-      </w:pPr>
-      <w:r>
-        <w:t xml:space="preserve">55. Российская Федерация.</w:t>
-      </w:r>
-      <w:r>
-        <w:t xml:space="preserve"> </w:t>
-      </w:r>
-      <w:hyperlink r:id="rId73">
+        <w:numPr>
+          <w:ilvl w:val="0"/>
+          <w:numId w:val="1037"/>
+        </w:numPr>
+      </w:pPr>
+      <w:r>
+        <w:t xml:space="preserve">Российская Федерация.</w:t>
+      </w:r>
+      <w:r>
+        <w:t xml:space="preserve"> </w:t>
+      </w:r>
+      <w:hyperlink r:id="rId116">
         <w:r>
           <w:rPr>
             <w:rStyle w:val="Hyperlink"/>
@@ -5047,15 +5310,18 @@
     </w:p>
     <w:p>
       <w:pPr>
-        <w:pStyle w:val="BodyText"/>
-      </w:pPr>
-      <w:r>
-        <w:t xml:space="preserve">56. Минздрав России.</w:t>
-      </w:r>
-      <w:r>
-        <w:t xml:space="preserve"> </w:t>
-      </w:r>
-      <w:hyperlink r:id="rId74">
+        <w:numPr>
+          <w:ilvl w:val="0"/>
+          <w:numId w:val="1037"/>
+        </w:numPr>
+      </w:pPr>
+      <w:r>
+        <w:t xml:space="preserve">Минздрав России.</w:t>
+      </w:r>
+      <w:r>
+        <w:t xml:space="preserve"> </w:t>
+      </w:r>
+      <w:hyperlink r:id="rId117">
         <w:r>
           <w:rPr>
             <w:rStyle w:val="Hyperlink"/>
@@ -5101,10 +5367,13 @@
     </w:p>
     <w:p>
       <w:pPr>
-        <w:pStyle w:val="BodyText"/>
-      </w:pPr>
-      <w:r>
-        <w:t xml:space="preserve">57. Минздрав России. Приказ от 15.04.2026 № 286н «Об утверждении Порядка выдачи медицинскими организациями справок и медицинских заключений», действует с 01.09.2026 — медицинские заключения выдаются в произвольной форме на основании обследования, подписываются врачами-специалистами и руководителем медицинской организации или врачебной комиссией (8.10).</w:t>
+        <w:numPr>
+          <w:ilvl w:val="0"/>
+          <w:numId w:val="1037"/>
+        </w:numPr>
+      </w:pPr>
+      <w:r>
+        <w:t xml:space="preserve">Минздрав России. Приказ от 15.04.2026 № 286н «Об утверждении Порядка выдачи медицинскими организациями справок и медицинских заключений», действует с 01.09.2026 — медицинские заключения выдаются в произвольной форме на основании обследования, подписываются врачами-специалистами и руководителем медицинской организации или врачебной комиссией (8.10).</w:t>
       </w:r>
       <w:r>
         <w:t xml:space="preserve"> </w:t>
@@ -5119,7 +5388,7 @@
     </w:p>
     <w:p>
       <w:pPr>
-        <w:pStyle w:val="BodyText"/>
+        <w:pStyle w:val="FirstParagraph"/>
       </w:pPr>
       <w:r>
         <w:rPr>
@@ -5131,15 +5400,18 @@
     </w:p>
     <w:p>
       <w:pPr>
-        <w:pStyle w:val="BodyText"/>
-      </w:pPr>
-      <w:r>
-        <w:t xml:space="preserve">58. Российская Федерация.</w:t>
-      </w:r>
-      <w:r>
-        <w:t xml:space="preserve"> </w:t>
-      </w:r>
-      <w:hyperlink r:id="rId75">
+        <w:numPr>
+          <w:ilvl w:val="0"/>
+          <w:numId w:val="1038"/>
+        </w:numPr>
+      </w:pPr>
+      <w:r>
+        <w:t xml:space="preserve">Российская Федерация.</w:t>
+      </w:r>
+      <w:r>
+        <w:t xml:space="preserve"> </w:t>
+      </w:r>
+      <w:hyperlink r:id="rId118">
         <w:r>
           <w:rPr>
             <w:rStyle w:val="Hyperlink"/>
@@ -5156,15 +5428,18 @@
     </w:p>
     <w:p>
       <w:pPr>
-        <w:pStyle w:val="BodyText"/>
-      </w:pPr>
-      <w:r>
-        <w:t xml:space="preserve">59. Главный государственный санитарный врач Российской Федерации.</w:t>
-      </w:r>
-      <w:r>
-        <w:t xml:space="preserve"> </w:t>
-      </w:r>
-      <w:hyperlink r:id="rId76">
+        <w:numPr>
+          <w:ilvl w:val="0"/>
+          <w:numId w:val="1038"/>
+        </w:numPr>
+      </w:pPr>
+      <w:r>
+        <w:t xml:space="preserve">Главный государственный санитарный врач Российской Федерации.</w:t>
+      </w:r>
+      <w:r>
+        <w:t xml:space="preserve"> </w:t>
+      </w:r>
+      <w:hyperlink r:id="rId119">
         <w:r>
           <w:rPr>
             <w:rStyle w:val="Hyperlink"/>
@@ -5188,15 +5463,18 @@
     </w:p>
     <w:p>
       <w:pPr>
-        <w:pStyle w:val="BodyText"/>
-      </w:pPr>
-      <w:r>
-        <w:t xml:space="preserve">60. National Institute for Occupational Safety and Health (CDC).</w:t>
-      </w:r>
-      <w:r>
-        <w:t xml:space="preserve"> </w:t>
-      </w:r>
-      <w:hyperlink r:id="rId77">
+        <w:numPr>
+          <w:ilvl w:val="0"/>
+          <w:numId w:val="1038"/>
+        </w:numPr>
+      </w:pPr>
+      <w:r>
+        <w:t xml:space="preserve">National Institute for Occupational Safety and Health (CDC).</w:t>
+      </w:r>
+      <w:r>
+        <w:t xml:space="preserve"> </w:t>
+      </w:r>
+      <w:hyperlink r:id="rId120">
         <w:r>
           <w:rPr>
             <w:rStyle w:val="Hyperlink"/>
@@ -5210,15 +5488,18 @@
     </w:p>
     <w:p>
       <w:pPr>
-        <w:pStyle w:val="BodyText"/>
-      </w:pPr>
-      <w:r>
-        <w:t xml:space="preserve">61. Centers for Disease Control and Prevention.</w:t>
-      </w:r>
-      <w:r>
-        <w:t xml:space="preserve"> </w:t>
-      </w:r>
-      <w:hyperlink r:id="rId78">
+        <w:numPr>
+          <w:ilvl w:val="0"/>
+          <w:numId w:val="1038"/>
+        </w:numPr>
+      </w:pPr>
+      <w:r>
+        <w:t xml:space="preserve">Centers for Disease Control and Prevention.</w:t>
+      </w:r>
+      <w:r>
+        <w:t xml:space="preserve"> </w:t>
+      </w:r>
+      <w:hyperlink r:id="rId121">
         <w:r>
           <w:rPr>
             <w:rStyle w:val="Hyperlink"/>
@@ -5242,15 +5523,18 @@
     </w:p>
     <w:p>
       <w:pPr>
-        <w:pStyle w:val="BodyText"/>
-      </w:pPr>
-      <w:r>
-        <w:t xml:space="preserve">62. Centers for Disease Control and Prevention.</w:t>
-      </w:r>
-      <w:r>
-        <w:t xml:space="preserve"> </w:t>
-      </w:r>
-      <w:hyperlink r:id="rId79">
+        <w:numPr>
+          <w:ilvl w:val="0"/>
+          <w:numId w:val="1038"/>
+        </w:numPr>
+      </w:pPr>
+      <w:r>
+        <w:t xml:space="preserve">Centers for Disease Control and Prevention.</w:t>
+      </w:r>
+      <w:r>
+        <w:t xml:space="preserve"> </w:t>
+      </w:r>
+      <w:hyperlink r:id="rId122">
         <w:r>
           <w:rPr>
             <w:rStyle w:val="Hyperlink"/>
@@ -5264,15 +5548,18 @@
     </w:p>
     <w:p>
       <w:pPr>
-        <w:pStyle w:val="BodyText"/>
-      </w:pPr>
-      <w:r>
-        <w:t xml:space="preserve">63. Croteau A.</w:t>
-      </w:r>
-      <w:r>
-        <w:t xml:space="preserve"> </w:t>
-      </w:r>
-      <w:hyperlink r:id="rId80">
+        <w:numPr>
+          <w:ilvl w:val="0"/>
+          <w:numId w:val="1038"/>
+        </w:numPr>
+      </w:pPr>
+      <w:r>
+        <w:t xml:space="preserve">Croteau A.</w:t>
+      </w:r>
+      <w:r>
+        <w:t xml:space="preserve"> </w:t>
+      </w:r>
+      <w:hyperlink r:id="rId123">
         <w:r>
           <w:rPr>
             <w:rStyle w:val="Hyperlink"/>
@@ -5296,15 +5583,18 @@
     </w:p>
     <w:p>
       <w:pPr>
-        <w:pStyle w:val="BodyText"/>
-      </w:pPr>
-      <w:r>
-        <w:t xml:space="preserve">64. Adane H. A., Iles R., Boyle J. A., Gelaw A., Collie A.</w:t>
-      </w:r>
-      <w:r>
-        <w:t xml:space="preserve"> </w:t>
-      </w:r>
-      <w:hyperlink r:id="rId81">
+        <w:numPr>
+          <w:ilvl w:val="0"/>
+          <w:numId w:val="1038"/>
+        </w:numPr>
+      </w:pPr>
+      <w:r>
+        <w:t xml:space="preserve">Adane H. A., Iles R., Boyle J. A., Gelaw A., Collie A.</w:t>
+      </w:r>
+      <w:r>
+        <w:t xml:space="preserve"> </w:t>
+      </w:r>
+      <w:hyperlink r:id="rId124">
         <w:r>
           <w:rPr>
             <w:rStyle w:val="Hyperlink"/>
@@ -5328,12 +5618,15 @@
     </w:p>
     <w:p>
       <w:pPr>
-        <w:pStyle w:val="BodyText"/>
-      </w:pPr>
-      <w:r>
-        <w:t xml:space="preserve">65. Skröder H., Pettersson H., Albin M. et al. </w:t>
-      </w:r>
-      <w:hyperlink r:id="rId82">
+        <w:numPr>
+          <w:ilvl w:val="0"/>
+          <w:numId w:val="1038"/>
+        </w:numPr>
+      </w:pPr>
+      <w:r>
+        <w:t xml:space="preserve">Skröder H., Pettersson H., Albin M. et al. </w:t>
+      </w:r>
+      <w:hyperlink r:id="rId125">
         <w:r>
           <w:rPr>
             <w:rStyle w:val="Hyperlink"/>
@@ -5357,15 +5650,18 @@
     </w:p>
     <w:p>
       <w:pPr>
-        <w:pStyle w:val="BodyText"/>
-      </w:pPr>
-      <w:r>
-        <w:t xml:space="preserve">66. Главный государственный санитарный врач Российской Федерации.</w:t>
-      </w:r>
-      <w:r>
-        <w:t xml:space="preserve"> </w:t>
-      </w:r>
-      <w:hyperlink r:id="rId83">
+        <w:numPr>
+          <w:ilvl w:val="0"/>
+          <w:numId w:val="1038"/>
+        </w:numPr>
+      </w:pPr>
+      <w:r>
+        <w:t xml:space="preserve">Главный государственный санитарный врач Российской Федерации.</w:t>
+      </w:r>
+      <w:r>
+        <w:t xml:space="preserve"> </w:t>
+      </w:r>
+      <w:hyperlink r:id="rId126">
         <w:r>
           <w:rPr>
             <w:rStyle w:val="Hyperlink"/>
@@ -5389,15 +5685,18 @@
     </w:p>
     <w:p>
       <w:pPr>
-        <w:pStyle w:val="BodyText"/>
-      </w:pPr>
-      <w:r>
-        <w:t xml:space="preserve">67. American College of Radiology, Society for Pediatric Radiology.</w:t>
-      </w:r>
-      <w:r>
-        <w:t xml:space="preserve"> </w:t>
-      </w:r>
-      <w:hyperlink r:id="rId84">
+        <w:numPr>
+          <w:ilvl w:val="0"/>
+          <w:numId w:val="1038"/>
+        </w:numPr>
+      </w:pPr>
+      <w:r>
+        <w:t xml:space="preserve">American College of Radiology, Society for Pediatric Radiology.</w:t>
+      </w:r>
+      <w:r>
+        <w:t xml:space="preserve"> </w:t>
+      </w:r>
+      <w:hyperlink r:id="rId127">
         <w:r>
           <w:rPr>
             <w:rStyle w:val="Hyperlink"/>
@@ -5421,15 +5720,18 @@
     </w:p>
     <w:p>
       <w:pPr>
-        <w:pStyle w:val="BodyText"/>
-      </w:pPr>
-      <w:r>
-        <w:t xml:space="preserve">68. American College of Obstetricians and Gynecologists.</w:t>
-      </w:r>
-      <w:r>
-        <w:t xml:space="preserve"> </w:t>
-      </w:r>
-      <w:hyperlink r:id="rId85">
+        <w:numPr>
+          <w:ilvl w:val="0"/>
+          <w:numId w:val="1038"/>
+        </w:numPr>
+      </w:pPr>
+      <w:r>
+        <w:t xml:space="preserve">American College of Obstetricians and Gynecologists.</w:t>
+      </w:r>
+      <w:r>
+        <w:t xml:space="preserve"> </w:t>
+      </w:r>
+      <w:hyperlink r:id="rId128">
         <w:r>
           <w:rPr>
             <w:rStyle w:val="Hyperlink"/>
@@ -5453,15 +5755,18 @@
     </w:p>
     <w:p>
       <w:pPr>
-        <w:pStyle w:val="BodyText"/>
-      </w:pPr>
-      <w:r>
-        <w:t xml:space="preserve">69. World Health Organization.</w:t>
-      </w:r>
-      <w:r>
-        <w:t xml:space="preserve"> </w:t>
-      </w:r>
-      <w:hyperlink r:id="rId86">
+        <w:numPr>
+          <w:ilvl w:val="0"/>
+          <w:numId w:val="1038"/>
+        </w:numPr>
+      </w:pPr>
+      <w:r>
+        <w:t xml:space="preserve">World Health Organization.</w:t>
+      </w:r>
+      <w:r>
+        <w:t xml:space="preserve"> </w:t>
+      </w:r>
+      <w:hyperlink r:id="rId129">
         <w:r>
           <w:rPr>
             <w:rStyle w:val="Hyperlink"/>
@@ -5485,15 +5790,18 @@
     </w:p>
     <w:p>
       <w:pPr>
-        <w:pStyle w:val="BodyText"/>
-      </w:pPr>
-      <w:r>
-        <w:t xml:space="preserve">70. U.S. Food and Drug Administration.</w:t>
-      </w:r>
-      <w:r>
-        <w:t xml:space="preserve"> </w:t>
-      </w:r>
-      <w:hyperlink r:id="rId87">
+        <w:numPr>
+          <w:ilvl w:val="0"/>
+          <w:numId w:val="1038"/>
+        </w:numPr>
+      </w:pPr>
+      <w:r>
+        <w:t xml:space="preserve">U.S. Food and Drug Administration.</w:t>
+      </w:r>
+      <w:r>
+        <w:t xml:space="preserve"> </w:t>
+      </w:r>
+      <w:hyperlink r:id="rId130">
         <w:r>
           <w:rPr>
             <w:rStyle w:val="Hyperlink"/>
@@ -5517,15 +5825,18 @@
     </w:p>
     <w:p>
       <w:pPr>
-        <w:pStyle w:val="BodyText"/>
-      </w:pPr>
-      <w:r>
-        <w:t xml:space="preserve">71. U.S. Food and Drug Administration.</w:t>
-      </w:r>
-      <w:r>
-        <w:t xml:space="preserve"> </w:t>
-      </w:r>
-      <w:hyperlink r:id="rId88">
+        <w:numPr>
+          <w:ilvl w:val="0"/>
+          <w:numId w:val="1038"/>
+        </w:numPr>
+      </w:pPr>
+      <w:r>
+        <w:t xml:space="preserve">U.S. Food and Drug Administration.</w:t>
+      </w:r>
+      <w:r>
+        <w:t xml:space="preserve"> </w:t>
+      </w:r>
+      <w:hyperlink r:id="rId131">
         <w:r>
           <w:rPr>
             <w:rStyle w:val="Hyperlink"/>
@@ -5539,15 +5850,18 @@
     </w:p>
     <w:p>
       <w:pPr>
-        <w:pStyle w:val="BodyText"/>
-      </w:pPr>
-      <w:r>
-        <w:t xml:space="preserve">72. Canadian Medical Association Journal.</w:t>
-      </w:r>
-      <w:r>
-        <w:t xml:space="preserve"> </w:t>
-      </w:r>
-      <w:hyperlink r:id="rId89">
+        <w:numPr>
+          <w:ilvl w:val="0"/>
+          <w:numId w:val="1038"/>
+        </w:numPr>
+      </w:pPr>
+      <w:r>
+        <w:t xml:space="preserve">Canadian Medical Association Journal.</w:t>
+      </w:r>
+      <w:r>
+        <w:t xml:space="preserve"> </w:t>
+      </w:r>
+      <w:hyperlink r:id="rId132">
         <w:r>
           <w:rPr>
             <w:rStyle w:val="Hyperlink"/>
@@ -5571,15 +5885,18 @@
     </w:p>
     <w:p>
       <w:pPr>
-        <w:pStyle w:val="BodyText"/>
-      </w:pPr>
-      <w:r>
-        <w:t xml:space="preserve">73. MotherToBaby.</w:t>
-      </w:r>
-      <w:r>
-        <w:t xml:space="preserve"> </w:t>
-      </w:r>
-      <w:hyperlink r:id="rId90">
+        <w:numPr>
+          <w:ilvl w:val="0"/>
+          <w:numId w:val="1038"/>
+        </w:numPr>
+      </w:pPr>
+      <w:r>
+        <w:t xml:space="preserve">MotherToBaby.</w:t>
+      </w:r>
+      <w:r>
+        <w:t xml:space="preserve"> </w:t>
+      </w:r>
+      <w:hyperlink r:id="rId133">
         <w:r>
           <w:rPr>
             <w:rStyle w:val="Hyperlink"/>
@@ -5593,15 +5910,18 @@
     </w:p>
     <w:p>
       <w:pPr>
-        <w:pStyle w:val="BodyText"/>
-      </w:pPr>
-      <w:r>
-        <w:t xml:space="preserve">74. Council of the European Communities.</w:t>
-      </w:r>
-      <w:r>
-        <w:t xml:space="preserve"> </w:t>
-      </w:r>
-      <w:hyperlink r:id="rId91">
+        <w:numPr>
+          <w:ilvl w:val="0"/>
+          <w:numId w:val="1038"/>
+        </w:numPr>
+      </w:pPr>
+      <w:r>
+        <w:t xml:space="preserve">Council of the European Communities.</w:t>
+      </w:r>
+      <w:r>
+        <w:t xml:space="preserve"> </w:t>
+      </w:r>
+      <w:hyperlink r:id="rId134">
         <w:r>
           <w:rPr>
             <w:rStyle w:val="Hyperlink"/>
@@ -5628,12 +5948,15 @@
     </w:p>
     <w:p>
       <w:pPr>
-        <w:pStyle w:val="BodyText"/>
-      </w:pPr>
-      <w:r>
-        <w:t xml:space="preserve">75. Johnson E. E. et al. </w:t>
-      </w:r>
-      <w:hyperlink r:id="rId92">
+        <w:numPr>
+          <w:ilvl w:val="0"/>
+          <w:numId w:val="1038"/>
+        </w:numPr>
+      </w:pPr>
+      <w:r>
+        <w:t xml:space="preserve">Johnson E. E. et al. </w:t>
+      </w:r>
+      <w:hyperlink r:id="rId135">
         <w:r>
           <w:rPr>
             <w:rStyle w:val="Hyperlink"/>
@@ -5657,7 +5980,7 @@
     </w:p>
     <w:p>
       <w:pPr>
-        <w:pStyle w:val="BodyText"/>
+        <w:pStyle w:val="FirstParagraph"/>
       </w:pPr>
       <w:r>
         <w:rPr>
@@ -5669,15 +5992,18 @@
     </w:p>
     <w:p>
       <w:pPr>
-        <w:pStyle w:val="BodyText"/>
-      </w:pPr>
-      <w:r>
-        <w:t xml:space="preserve">76. Минтруд России.</w:t>
-      </w:r>
-      <w:r>
-        <w:t xml:space="preserve"> </w:t>
-      </w:r>
-      <w:hyperlink r:id="rId93">
+        <w:numPr>
+          <w:ilvl w:val="0"/>
+          <w:numId w:val="1039"/>
+        </w:numPr>
+      </w:pPr>
+      <w:r>
+        <w:t xml:space="preserve">Минтруд России.</w:t>
+      </w:r>
+      <w:r>
+        <w:t xml:space="preserve"> </w:t>
+      </w:r>
+      <w:hyperlink r:id="rId136">
         <w:r>
           <w:rPr>
             <w:rStyle w:val="Hyperlink"/>
@@ -5704,12 +6030,15 @@
     </w:p>
     <w:p>
       <w:pPr>
-        <w:pStyle w:val="BodyText"/>
-      </w:pPr>
-      <w:r>
-        <w:t xml:space="preserve">77. MacDonald L. A., Waters T. R., Napolitano P. G. et al. </w:t>
-      </w:r>
-      <w:hyperlink r:id="rId94">
+        <w:numPr>
+          <w:ilvl w:val="0"/>
+          <w:numId w:val="1039"/>
+        </w:numPr>
+      </w:pPr>
+      <w:r>
+        <w:t xml:space="preserve">MacDonald L. A., Waters T. R., Napolitano P. G. et al. </w:t>
+      </w:r>
+      <w:hyperlink r:id="rId137">
         <w:r>
           <w:rPr>
             <w:rStyle w:val="Hyperlink"/>
@@ -5755,12 +6084,15 @@
     </w:p>
     <w:p>
       <w:pPr>
-        <w:pStyle w:val="BodyText"/>
-      </w:pPr>
-      <w:r>
-        <w:t xml:space="preserve">78. Cai C., Vandermeer B., Khurana R. et al. </w:t>
-      </w:r>
-      <w:hyperlink r:id="rId95">
+        <w:numPr>
+          <w:ilvl w:val="0"/>
+          <w:numId w:val="1039"/>
+        </w:numPr>
+      </w:pPr>
+      <w:r>
+        <w:t xml:space="preserve">Cai C., Vandermeer B., Khurana R. et al. </w:t>
+      </w:r>
+      <w:hyperlink r:id="rId138">
         <w:r>
           <w:rPr>
             <w:rStyle w:val="Hyperlink"/>
@@ -5784,15 +6116,18 @@
     </w:p>
     <w:p>
       <w:pPr>
-        <w:pStyle w:val="BodyText"/>
-      </w:pPr>
-      <w:r>
-        <w:t xml:space="preserve">79. NHS.</w:t>
-      </w:r>
-      <w:r>
-        <w:t xml:space="preserve"> </w:t>
-      </w:r>
-      <w:hyperlink r:id="rId96">
+        <w:numPr>
+          <w:ilvl w:val="0"/>
+          <w:numId w:val="1039"/>
+        </w:numPr>
+      </w:pPr>
+      <w:r>
+        <w:t xml:space="preserve">NHS.</w:t>
+      </w:r>
+      <w:r>
+        <w:t xml:space="preserve"> </w:t>
+      </w:r>
+      <w:hyperlink r:id="rId139">
         <w:r>
           <w:rPr>
             <w:rStyle w:val="Hyperlink"/>
@@ -5806,15 +6141,18 @@
     </w:p>
     <w:p>
       <w:pPr>
-        <w:pStyle w:val="BodyText"/>
-      </w:pPr>
-      <w:r>
-        <w:t xml:space="preserve">80. Health and Safety Executive (Великобритания).</w:t>
-      </w:r>
-      <w:r>
-        <w:t xml:space="preserve"> </w:t>
-      </w:r>
-      <w:hyperlink r:id="rId97">
+        <w:numPr>
+          <w:ilvl w:val="0"/>
+          <w:numId w:val="1039"/>
+        </w:numPr>
+      </w:pPr>
+      <w:r>
+        <w:t xml:space="preserve">Health and Safety Executive (Великобритания).</w:t>
+      </w:r>
+      <w:r>
+        <w:t xml:space="preserve"> </w:t>
+      </w:r>
+      <w:hyperlink r:id="rId140">
         <w:r>
           <w:rPr>
             <w:rStyle w:val="Hyperlink"/>
@@ -5831,15 +6169,18 @@
     </w:p>
     <w:p>
       <w:pPr>
-        <w:pStyle w:val="BodyText"/>
-      </w:pPr>
-      <w:r>
-        <w:t xml:space="preserve">81. NHS.</w:t>
-      </w:r>
-      <w:r>
-        <w:t xml:space="preserve"> </w:t>
-      </w:r>
-      <w:hyperlink r:id="rId98">
+        <w:numPr>
+          <w:ilvl w:val="0"/>
+          <w:numId w:val="1039"/>
+        </w:numPr>
+      </w:pPr>
+      <w:r>
+        <w:t xml:space="preserve">NHS.</w:t>
+      </w:r>
+      <w:r>
+        <w:t xml:space="preserve"> </w:t>
+      </w:r>
+      <w:hyperlink r:id="rId141">
         <w:r>
           <w:rPr>
             <w:rStyle w:val="Hyperlink"/>
@@ -5856,15 +6197,18 @@
     </w:p>
     <w:p>
       <w:pPr>
-        <w:pStyle w:val="BodyText"/>
-      </w:pPr>
-      <w:r>
-        <w:t xml:space="preserve">82. Waters T. R., MacDonald L. A., Hudock S. D., Goddard D. E.</w:t>
-      </w:r>
-      <w:r>
-        <w:t xml:space="preserve"> </w:t>
-      </w:r>
-      <w:hyperlink r:id="rId99">
+        <w:numPr>
+          <w:ilvl w:val="0"/>
+          <w:numId w:val="1039"/>
+        </w:numPr>
+      </w:pPr>
+      <w:r>
+        <w:t xml:space="preserve">Waters T. R., MacDonald L. A., Hudock S. D., Goddard D. E.</w:t>
+      </w:r>
+      <w:r>
+        <w:t xml:space="preserve"> </w:t>
+      </w:r>
+      <w:hyperlink r:id="rId142">
         <w:r>
           <w:rPr>
             <w:rStyle w:val="Hyperlink"/>
@@ -5888,15 +6232,18 @@
     </w:p>
     <w:p>
       <w:pPr>
-        <w:pStyle w:val="BodyText"/>
-      </w:pPr>
-      <w:r>
-        <w:t xml:space="preserve">83. Norfolk and Norwich University Hospitals NHS Foundation Trust.</w:t>
-      </w:r>
-      <w:r>
-        <w:t xml:space="preserve"> </w:t>
-      </w:r>
-      <w:hyperlink r:id="rId100">
+        <w:numPr>
+          <w:ilvl w:val="0"/>
+          <w:numId w:val="1039"/>
+        </w:numPr>
+      </w:pPr>
+      <w:r>
+        <w:t xml:space="preserve">Norfolk and Norwich University Hospitals NHS Foundation Trust.</w:t>
+      </w:r>
+      <w:r>
+        <w:t xml:space="preserve"> </w:t>
+      </w:r>
+      <w:hyperlink r:id="rId143">
         <w:r>
           <w:rPr>
             <w:rStyle w:val="Hyperlink"/>
@@ -5910,15 +6257,18 @@
     </w:p>
     <w:p>
       <w:pPr>
-        <w:pStyle w:val="BodyText"/>
-      </w:pPr>
-      <w:r>
-        <w:t xml:space="preserve">84. NCT.</w:t>
-      </w:r>
-      <w:r>
-        <w:t xml:space="preserve"> </w:t>
-      </w:r>
-      <w:hyperlink r:id="rId101">
+        <w:numPr>
+          <w:ilvl w:val="0"/>
+          <w:numId w:val="1039"/>
+        </w:numPr>
+      </w:pPr>
+      <w:r>
+        <w:t xml:space="preserve">NCT.</w:t>
+      </w:r>
+      <w:r>
+        <w:t xml:space="preserve"> </w:t>
+      </w:r>
+      <w:hyperlink r:id="rId144">
         <w:r>
           <w:rPr>
             <w:rStyle w:val="Hyperlink"/>
@@ -5945,7 +6295,7 @@
     </w:p>
     <w:p>
       <w:pPr>
-        <w:pStyle w:val="BodyText"/>
+        <w:pStyle w:val="FirstParagraph"/>
       </w:pPr>
       <w:r>
         <w:rPr>
@@ -5957,15 +6307,18 @@
     </w:p>
     <w:p>
       <w:pPr>
-        <w:pStyle w:val="BodyText"/>
-      </w:pPr>
-      <w:r>
-        <w:t xml:space="preserve">85. Российская Федерация.</w:t>
-      </w:r>
-      <w:r>
-        <w:t xml:space="preserve"> </w:t>
-      </w:r>
-      <w:hyperlink r:id="rId102">
+        <w:numPr>
+          <w:ilvl w:val="0"/>
+          <w:numId w:val="1040"/>
+        </w:numPr>
+      </w:pPr>
+      <w:r>
+        <w:t xml:space="preserve">Российская Федерация.</w:t>
+      </w:r>
+      <w:r>
+        <w:t xml:space="preserve"> </w:t>
+      </w:r>
+      <w:hyperlink r:id="rId145">
         <w:r>
           <w:rPr>
             <w:rStyle w:val="Hyperlink"/>
@@ -5989,15 +6342,18 @@
     </w:p>
     <w:p>
       <w:pPr>
-        <w:pStyle w:val="BodyText"/>
-      </w:pPr>
-      <w:r>
-        <w:t xml:space="preserve">86. Peachman R. R.</w:t>
-      </w:r>
-      <w:r>
-        <w:t xml:space="preserve"> </w:t>
-      </w:r>
-      <w:hyperlink r:id="rId103">
+        <w:numPr>
+          <w:ilvl w:val="0"/>
+          <w:numId w:val="1040"/>
+        </w:numPr>
+      </w:pPr>
+      <w:r>
+        <w:t xml:space="preserve">Peachman R. R.</w:t>
+      </w:r>
+      <w:r>
+        <w:t xml:space="preserve"> </w:t>
+      </w:r>
+      <w:hyperlink r:id="rId146">
         <w:r>
           <w:rPr>
             <w:rStyle w:val="Hyperlink"/>
@@ -6011,15 +6367,18 @@
     </w:p>
     <w:p>
       <w:pPr>
-        <w:pStyle w:val="BodyText"/>
-      </w:pPr>
-      <w:r>
-        <w:t xml:space="preserve">87. National Highway Traffic Safety Administration.</w:t>
-      </w:r>
-      <w:r>
-        <w:t xml:space="preserve"> </w:t>
-      </w:r>
-      <w:hyperlink r:id="rId104">
+        <w:numPr>
+          <w:ilvl w:val="0"/>
+          <w:numId w:val="1040"/>
+        </w:numPr>
+      </w:pPr>
+      <w:r>
+        <w:t xml:space="preserve">National Highway Traffic Safety Administration.</w:t>
+      </w:r>
+      <w:r>
+        <w:t xml:space="preserve"> </w:t>
+      </w:r>
+      <w:hyperlink r:id="rId147">
         <w:r>
           <w:rPr>
             <w:rStyle w:val="Hyperlink"/>
@@ -6036,15 +6395,18 @@
     </w:p>
     <w:p>
       <w:pPr>
-        <w:pStyle w:val="BodyText"/>
-      </w:pPr>
-      <w:r>
-        <w:t xml:space="preserve">88. Department for Transport (Великобритания).</w:t>
-      </w:r>
-      <w:r>
-        <w:t xml:space="preserve"> </w:t>
-      </w:r>
-      <w:hyperlink r:id="rId105">
+        <w:numPr>
+          <w:ilvl w:val="0"/>
+          <w:numId w:val="1040"/>
+        </w:numPr>
+      </w:pPr>
+      <w:r>
+        <w:t xml:space="preserve">Department for Transport (Великобритания).</w:t>
+      </w:r>
+      <w:r>
+        <w:t xml:space="preserve"> </w:t>
+      </w:r>
+      <w:hyperlink r:id="rId148">
         <w:r>
           <w:rPr>
             <w:rStyle w:val="Hyperlink"/>
@@ -6071,7 +6433,7 @@
     </w:p>
     <w:p>
       <w:pPr>
-        <w:pStyle w:val="BodyText"/>
+        <w:pStyle w:val="FirstParagraph"/>
       </w:pPr>
       <w:r>
         <w:rPr>
@@ -6083,15 +6445,18 @@
     </w:p>
     <w:p>
       <w:pPr>
-        <w:pStyle w:val="BodyText"/>
-      </w:pPr>
-      <w:r>
-        <w:t xml:space="preserve">89. Минздрав России, Российское общество акушеров-гинекологов, Ассоциация анестезиологов-реаниматологов, Ассоциация акушерских анестезиологов-реаниматологов.</w:t>
-      </w:r>
-      <w:r>
-        <w:t xml:space="preserve"> </w:t>
-      </w:r>
-      <w:hyperlink r:id="rId106">
+        <w:numPr>
+          <w:ilvl w:val="0"/>
+          <w:numId w:val="1041"/>
+        </w:numPr>
+      </w:pPr>
+      <w:r>
+        <w:t xml:space="preserve">Минздрав России, Российское общество акушеров-гинекологов, Ассоциация анестезиологов-реаниматологов, Ассоциация акушерских анестезиологов-реаниматологов.</w:t>
+      </w:r>
+      <w:r>
+        <w:t xml:space="preserve"> </w:t>
+      </w:r>
+      <w:hyperlink r:id="rId149">
         <w:r>
           <w:rPr>
             <w:rStyle w:val="Hyperlink"/>
@@ -6144,15 +6509,18 @@
     </w:p>
     <w:p>
       <w:pPr>
-        <w:pStyle w:val="BodyText"/>
-      </w:pPr>
-      <w:r>
-        <w:t xml:space="preserve">90. Royal College of Obstetricians and Gynaecologists.</w:t>
-      </w:r>
-      <w:r>
-        <w:t xml:space="preserve"> </w:t>
-      </w:r>
-      <w:hyperlink r:id="rId107">
+        <w:numPr>
+          <w:ilvl w:val="0"/>
+          <w:numId w:val="1041"/>
+        </w:numPr>
+      </w:pPr>
+      <w:r>
+        <w:t xml:space="preserve">Royal College of Obstetricians and Gynaecologists.</w:t>
+      </w:r>
+      <w:r>
+        <w:t xml:space="preserve"> </w:t>
+      </w:r>
+      <w:hyperlink r:id="rId150">
         <w:r>
           <w:rPr>
             <w:rStyle w:val="Hyperlink"/>
@@ -6166,15 +6534,18 @@
     </w:p>
     <w:p>
       <w:pPr>
-        <w:pStyle w:val="BodyText"/>
-      </w:pPr>
-      <w:r>
-        <w:t xml:space="preserve">91. NHS.</w:t>
-      </w:r>
-      <w:r>
-        <w:t xml:space="preserve"> </w:t>
-      </w:r>
-      <w:hyperlink r:id="rId108">
+        <w:numPr>
+          <w:ilvl w:val="0"/>
+          <w:numId w:val="1041"/>
+        </w:numPr>
+      </w:pPr>
+      <w:r>
+        <w:t xml:space="preserve">NHS.</w:t>
+      </w:r>
+      <w:r>
+        <w:t xml:space="preserve"> </w:t>
+      </w:r>
+      <w:hyperlink r:id="rId151">
         <w:r>
           <w:rPr>
             <w:rStyle w:val="Hyperlink"/>
@@ -6188,15 +6559,18 @@
     </w:p>
     <w:p>
       <w:pPr>
-        <w:pStyle w:val="BodyText"/>
-      </w:pPr>
-      <w:r>
-        <w:t xml:space="preserve">92. Авиакомпания «Уральские авиалинии».</w:t>
-      </w:r>
-      <w:r>
-        <w:t xml:space="preserve"> </w:t>
-      </w:r>
-      <w:hyperlink r:id="rId109">
+        <w:numPr>
+          <w:ilvl w:val="0"/>
+          <w:numId w:val="1041"/>
+        </w:numPr>
+      </w:pPr>
+      <w:r>
+        <w:t xml:space="preserve">Авиакомпания «Уральские авиалинии».</w:t>
+      </w:r>
+      <w:r>
+        <w:t xml:space="preserve"> </w:t>
+      </w:r>
+      <w:hyperlink r:id="rId152">
         <w:r>
           <w:rPr>
             <w:rStyle w:val="Hyperlink"/>
@@ -6213,7 +6587,7 @@
     </w:p>
     <w:p>
       <w:pPr>
-        <w:pStyle w:val="BodyText"/>
+        <w:pStyle w:val="FirstParagraph"/>
       </w:pPr>
       <w:r>
         <w:rPr>
@@ -6225,15 +6599,18 @@
     </w:p>
     <w:p>
       <w:pPr>
-        <w:pStyle w:val="BodyText"/>
-      </w:pPr>
-      <w:r>
-        <w:t xml:space="preserve">93. Centers for Disease Control and Prevention.</w:t>
-      </w:r>
-      <w:r>
-        <w:t xml:space="preserve"> </w:t>
-      </w:r>
-      <w:hyperlink r:id="rId110">
+        <w:numPr>
+          <w:ilvl w:val="0"/>
+          <w:numId w:val="1042"/>
+        </w:numPr>
+      </w:pPr>
+      <w:r>
+        <w:t xml:space="preserve">Centers for Disease Control and Prevention.</w:t>
+      </w:r>
+      <w:r>
+        <w:t xml:space="preserve"> </w:t>
+      </w:r>
+      <w:hyperlink r:id="rId153">
         <w:r>
           <w:rPr>
             <w:rStyle w:val="Hyperlink"/>
@@ -6247,15 +6624,18 @@
     </w:p>
     <w:p>
       <w:pPr>
-        <w:pStyle w:val="BodyText"/>
-      </w:pPr>
-      <w:r>
-        <w:t xml:space="preserve">94. Centers for Disease Control and Prevention.</w:t>
-      </w:r>
-      <w:r>
-        <w:t xml:space="preserve"> </w:t>
-      </w:r>
-      <w:hyperlink r:id="rId111">
+        <w:numPr>
+          <w:ilvl w:val="0"/>
+          <w:numId w:val="1042"/>
+        </w:numPr>
+      </w:pPr>
+      <w:r>
+        <w:t xml:space="preserve">Centers for Disease Control and Prevention.</w:t>
+      </w:r>
+      <w:r>
+        <w:t xml:space="preserve"> </w:t>
+      </w:r>
+      <w:hyperlink r:id="rId154">
         <w:r>
           <w:rPr>
             <w:rStyle w:val="Hyperlink"/>
@@ -6269,15 +6649,18 @@
     </w:p>
     <w:p>
       <w:pPr>
-        <w:pStyle w:val="BodyText"/>
-      </w:pPr>
-      <w:r>
-        <w:t xml:space="preserve">95. MotherToBaby (Organization of Teratology Information Specialists).</w:t>
-      </w:r>
-      <w:r>
-        <w:t xml:space="preserve"> </w:t>
-      </w:r>
-      <w:hyperlink r:id="rId112">
+        <w:numPr>
+          <w:ilvl w:val="0"/>
+          <w:numId w:val="1042"/>
+        </w:numPr>
+      </w:pPr>
+      <w:r>
+        <w:t xml:space="preserve">MotherToBaby (Organization of Teratology Information Specialists).</w:t>
+      </w:r>
+      <w:r>
+        <w:t xml:space="preserve"> </w:t>
+      </w:r>
+      <w:hyperlink r:id="rId155">
         <w:r>
           <w:rPr>
             <w:rStyle w:val="Hyperlink"/>
@@ -6291,7 +6674,7 @@
     </w:p>
     <w:p>
       <w:pPr>
-        <w:pStyle w:val="BodyText"/>
+        <w:pStyle w:val="FirstParagraph"/>
       </w:pPr>
       <w:r>
         <w:rPr>
@@ -6303,15 +6686,18 @@
     </w:p>
     <w:p>
       <w:pPr>
-        <w:pStyle w:val="BodyText"/>
-      </w:pPr>
-      <w:r>
-        <w:t xml:space="preserve">96. Dunning K., LeMasters G., Bhattacharya A.</w:t>
-      </w:r>
-      <w:r>
-        <w:t xml:space="preserve"> </w:t>
-      </w:r>
-      <w:hyperlink r:id="rId113">
+        <w:numPr>
+          <w:ilvl w:val="0"/>
+          <w:numId w:val="1043"/>
+        </w:numPr>
+      </w:pPr>
+      <w:r>
+        <w:t xml:space="preserve">Dunning K., LeMasters G., Bhattacharya A.</w:t>
+      </w:r>
+      <w:r>
+        <w:t xml:space="preserve"> </w:t>
+      </w:r>
+      <w:hyperlink r:id="rId156">
         <w:r>
           <w:rPr>
             <w:rStyle w:val="Hyperlink"/>
@@ -6335,12 +6721,15 @@
     </w:p>
     <w:p>
       <w:pPr>
-        <w:pStyle w:val="BodyText"/>
-      </w:pPr>
-      <w:r>
-        <w:t xml:space="preserve">97. Jain V., Chari R., Maslovitz S. et al. </w:t>
-      </w:r>
-      <w:hyperlink r:id="rId114">
+        <w:numPr>
+          <w:ilvl w:val="0"/>
+          <w:numId w:val="1043"/>
+        </w:numPr>
+      </w:pPr>
+      <w:r>
+        <w:t xml:space="preserve">Jain V., Chari R., Maslovitz S. et al. </w:t>
+      </w:r>
+      <w:hyperlink r:id="rId157">
         <w:r>
           <w:rPr>
             <w:rStyle w:val="Hyperlink"/>
@@ -6364,15 +6753,18 @@
     </w:p>
     <w:p>
       <w:pPr>
-        <w:pStyle w:val="BodyText"/>
-      </w:pPr>
-      <w:r>
-        <w:t xml:space="preserve">98. Минздрав России.</w:t>
-      </w:r>
-      <w:r>
-        <w:t xml:space="preserve"> </w:t>
-      </w:r>
-      <w:hyperlink r:id="rId115">
+        <w:numPr>
+          <w:ilvl w:val="0"/>
+          <w:numId w:val="1043"/>
+        </w:numPr>
+      </w:pPr>
+      <w:r>
+        <w:t xml:space="preserve">Минздрав России.</w:t>
+      </w:r>
+      <w:r>
+        <w:t xml:space="preserve"> </w:t>
+      </w:r>
+      <w:hyperlink r:id="rId158">
         <w:r>
           <w:rPr>
             <w:rStyle w:val="Hyperlink"/>
@@ -6384,6 +6776,8 @@
         <w:t xml:space="preserve">, 2024, раздел 5.2 — при абдоминальной травме у беременной с резус-отрицательной кровью без антирезусных антител рекомендовано дополнительное введение иммуноглобулина человека антирезус Rho(D) (уровень убедительности C, достоверности 4) (8.16).</w:t>
       </w:r>
     </w:p>
+    <w:bookmarkEnd w:id="159"/>
+    <w:bookmarkEnd w:id="160"/>
     <w:sectPr/>
   </w:body>
 </w:document>
@@ -6643,6 +7037,1281 @@
     </w:lvl>
     <w:lvl w:ilvl="8">
       <w:start w:val="1"/>
+      <w:numFmt w:val="decimal"/>
+      <w:lvlText w:val="%9."/>
+      <w:lvlJc w:val="left"/>
+      <w:pPr>
+        <w:ind w:left="6480" w:hanging="480"/>
+      </w:pPr>
+    </w:lvl>
+  </w:abstractNum>
+  <w:abstractNum w:abstractNumId="99415">
+    <w:nsid w:val="A99415"/>
+    <w:multiLevelType w:val="multilevel"/>
+    <w:lvl w:ilvl="0">
+      <w:start w:val="5"/>
+      <w:numFmt w:val="decimal"/>
+      <w:lvlText w:val="%1."/>
+      <w:lvlJc w:val="left"/>
+      <w:pPr>
+        <w:ind w:left="720" w:hanging="480"/>
+      </w:pPr>
+    </w:lvl>
+    <w:lvl w:ilvl="1">
+      <w:start w:val="5"/>
+      <w:numFmt w:val="decimal"/>
+      <w:lvlText w:val="%2."/>
+      <w:lvlJc w:val="left"/>
+      <w:pPr>
+        <w:ind w:left="1440" w:hanging="480"/>
+      </w:pPr>
+    </w:lvl>
+    <w:lvl w:ilvl="2">
+      <w:start w:val="5"/>
+      <w:numFmt w:val="decimal"/>
+      <w:lvlText w:val="%3."/>
+      <w:lvlJc w:val="left"/>
+      <w:pPr>
+        <w:ind w:left="2160" w:hanging="480"/>
+      </w:pPr>
+    </w:lvl>
+    <w:lvl w:ilvl="3">
+      <w:start w:val="5"/>
+      <w:numFmt w:val="decimal"/>
+      <w:lvlText w:val="%4."/>
+      <w:lvlJc w:val="left"/>
+      <w:pPr>
+        <w:ind w:left="2880" w:hanging="480"/>
+      </w:pPr>
+    </w:lvl>
+    <w:lvl w:ilvl="4">
+      <w:start w:val="5"/>
+      <w:numFmt w:val="decimal"/>
+      <w:lvlText w:val="%5."/>
+      <w:lvlJc w:val="left"/>
+      <w:pPr>
+        <w:ind w:left="3600" w:hanging="480"/>
+      </w:pPr>
+    </w:lvl>
+    <w:lvl w:ilvl="5">
+      <w:start w:val="5"/>
+      <w:numFmt w:val="decimal"/>
+      <w:lvlText w:val="%6."/>
+      <w:lvlJc w:val="left"/>
+      <w:pPr>
+        <w:ind w:left="4320" w:hanging="480"/>
+      </w:pPr>
+    </w:lvl>
+    <w:lvl w:ilvl="6">
+      <w:start w:val="5"/>
+      <w:numFmt w:val="decimal"/>
+      <w:lvlText w:val="%7."/>
+      <w:lvlJc w:val="left"/>
+      <w:pPr>
+        <w:ind w:left="5040" w:hanging="480"/>
+      </w:pPr>
+    </w:lvl>
+    <w:lvl w:ilvl="7">
+      <w:start w:val="5"/>
+      <w:numFmt w:val="decimal"/>
+      <w:lvlText w:val="%8."/>
+      <w:lvlJc w:val="left"/>
+      <w:pPr>
+        <w:ind w:left="5760" w:hanging="480"/>
+      </w:pPr>
+    </w:lvl>
+    <w:lvl w:ilvl="8">
+      <w:start w:val="5"/>
+      <w:numFmt w:val="decimal"/>
+      <w:lvlText w:val="%9."/>
+      <w:lvlJc w:val="left"/>
+      <w:pPr>
+        <w:ind w:left="6480" w:hanging="480"/>
+      </w:pPr>
+    </w:lvl>
+  </w:abstractNum>
+  <w:abstractNum w:abstractNumId="994117">
+    <w:nsid w:val="A994117"/>
+    <w:multiLevelType w:val="multilevel"/>
+    <w:lvl w:ilvl="0">
+      <w:start w:val="17"/>
+      <w:numFmt w:val="decimal"/>
+      <w:lvlText w:val="%1."/>
+      <w:lvlJc w:val="left"/>
+      <w:pPr>
+        <w:ind w:left="720" w:hanging="480"/>
+      </w:pPr>
+    </w:lvl>
+    <w:lvl w:ilvl="1">
+      <w:start w:val="17"/>
+      <w:numFmt w:val="decimal"/>
+      <w:lvlText w:val="%2."/>
+      <w:lvlJc w:val="left"/>
+      <w:pPr>
+        <w:ind w:left="1440" w:hanging="480"/>
+      </w:pPr>
+    </w:lvl>
+    <w:lvl w:ilvl="2">
+      <w:start w:val="17"/>
+      <w:numFmt w:val="decimal"/>
+      <w:lvlText w:val="%3."/>
+      <w:lvlJc w:val="left"/>
+      <w:pPr>
+        <w:ind w:left="2160" w:hanging="480"/>
+      </w:pPr>
+    </w:lvl>
+    <w:lvl w:ilvl="3">
+      <w:start w:val="17"/>
+      <w:numFmt w:val="decimal"/>
+      <w:lvlText w:val="%4."/>
+      <w:lvlJc w:val="left"/>
+      <w:pPr>
+        <w:ind w:left="2880" w:hanging="480"/>
+      </w:pPr>
+    </w:lvl>
+    <w:lvl w:ilvl="4">
+      <w:start w:val="17"/>
+      <w:numFmt w:val="decimal"/>
+      <w:lvlText w:val="%5."/>
+      <w:lvlJc w:val="left"/>
+      <w:pPr>
+        <w:ind w:left="3600" w:hanging="480"/>
+      </w:pPr>
+    </w:lvl>
+    <w:lvl w:ilvl="5">
+      <w:start w:val="17"/>
+      <w:numFmt w:val="decimal"/>
+      <w:lvlText w:val="%6."/>
+      <w:lvlJc w:val="left"/>
+      <w:pPr>
+        <w:ind w:left="4320" w:hanging="480"/>
+      </w:pPr>
+    </w:lvl>
+    <w:lvl w:ilvl="6">
+      <w:start w:val="17"/>
+      <w:numFmt w:val="decimal"/>
+      <w:lvlText w:val="%7."/>
+      <w:lvlJc w:val="left"/>
+      <w:pPr>
+        <w:ind w:left="5040" w:hanging="480"/>
+      </w:pPr>
+    </w:lvl>
+    <w:lvl w:ilvl="7">
+      <w:start w:val="17"/>
+      <w:numFmt w:val="decimal"/>
+      <w:lvlText w:val="%8."/>
+      <w:lvlJc w:val="left"/>
+      <w:pPr>
+        <w:ind w:left="5760" w:hanging="480"/>
+      </w:pPr>
+    </w:lvl>
+    <w:lvl w:ilvl="8">
+      <w:start w:val="17"/>
+      <w:numFmt w:val="decimal"/>
+      <w:lvlText w:val="%9."/>
+      <w:lvlJc w:val="left"/>
+      <w:pPr>
+        <w:ind w:left="6480" w:hanging="480"/>
+      </w:pPr>
+    </w:lvl>
+  </w:abstractNum>
+  <w:abstractNum w:abstractNumId="994121">
+    <w:nsid w:val="A994121"/>
+    <w:multiLevelType w:val="multilevel"/>
+    <w:lvl w:ilvl="0">
+      <w:start w:val="21"/>
+      <w:numFmt w:val="decimal"/>
+      <w:lvlText w:val="%1."/>
+      <w:lvlJc w:val="left"/>
+      <w:pPr>
+        <w:ind w:left="720" w:hanging="480"/>
+      </w:pPr>
+    </w:lvl>
+    <w:lvl w:ilvl="1">
+      <w:start w:val="21"/>
+      <w:numFmt w:val="decimal"/>
+      <w:lvlText w:val="%2."/>
+      <w:lvlJc w:val="left"/>
+      <w:pPr>
+        <w:ind w:left="1440" w:hanging="480"/>
+      </w:pPr>
+    </w:lvl>
+    <w:lvl w:ilvl="2">
+      <w:start w:val="21"/>
+      <w:numFmt w:val="decimal"/>
+      <w:lvlText w:val="%3."/>
+      <w:lvlJc w:val="left"/>
+      <w:pPr>
+        <w:ind w:left="2160" w:hanging="480"/>
+      </w:pPr>
+    </w:lvl>
+    <w:lvl w:ilvl="3">
+      <w:start w:val="21"/>
+      <w:numFmt w:val="decimal"/>
+      <w:lvlText w:val="%4."/>
+      <w:lvlJc w:val="left"/>
+      <w:pPr>
+        <w:ind w:left="2880" w:hanging="480"/>
+      </w:pPr>
+    </w:lvl>
+    <w:lvl w:ilvl="4">
+      <w:start w:val="21"/>
+      <w:numFmt w:val="decimal"/>
+      <w:lvlText w:val="%5."/>
+      <w:lvlJc w:val="left"/>
+      <w:pPr>
+        <w:ind w:left="3600" w:hanging="480"/>
+      </w:pPr>
+    </w:lvl>
+    <w:lvl w:ilvl="5">
+      <w:start w:val="21"/>
+      <w:numFmt w:val="decimal"/>
+      <w:lvlText w:val="%6."/>
+      <w:lvlJc w:val="left"/>
+      <w:pPr>
+        <w:ind w:left="4320" w:hanging="480"/>
+      </w:pPr>
+    </w:lvl>
+    <w:lvl w:ilvl="6">
+      <w:start w:val="21"/>
+      <w:numFmt w:val="decimal"/>
+      <w:lvlText w:val="%7."/>
+      <w:lvlJc w:val="left"/>
+      <w:pPr>
+        <w:ind w:left="5040" w:hanging="480"/>
+      </w:pPr>
+    </w:lvl>
+    <w:lvl w:ilvl="7">
+      <w:start w:val="21"/>
+      <w:numFmt w:val="decimal"/>
+      <w:lvlText w:val="%8."/>
+      <w:lvlJc w:val="left"/>
+      <w:pPr>
+        <w:ind w:left="5760" w:hanging="480"/>
+      </w:pPr>
+    </w:lvl>
+    <w:lvl w:ilvl="8">
+      <w:start w:val="21"/>
+      <w:numFmt w:val="decimal"/>
+      <w:lvlText w:val="%9."/>
+      <w:lvlJc w:val="left"/>
+      <w:pPr>
+        <w:ind w:left="6480" w:hanging="480"/>
+      </w:pPr>
+    </w:lvl>
+  </w:abstractNum>
+  <w:abstractNum w:abstractNumId="994124">
+    <w:nsid w:val="A994124"/>
+    <w:multiLevelType w:val="multilevel"/>
+    <w:lvl w:ilvl="0">
+      <w:start w:val="24"/>
+      <w:numFmt w:val="decimal"/>
+      <w:lvlText w:val="%1."/>
+      <w:lvlJc w:val="left"/>
+      <w:pPr>
+        <w:ind w:left="720" w:hanging="480"/>
+      </w:pPr>
+    </w:lvl>
+    <w:lvl w:ilvl="1">
+      <w:start w:val="24"/>
+      <w:numFmt w:val="decimal"/>
+      <w:lvlText w:val="%2."/>
+      <w:lvlJc w:val="left"/>
+      <w:pPr>
+        <w:ind w:left="1440" w:hanging="480"/>
+      </w:pPr>
+    </w:lvl>
+    <w:lvl w:ilvl="2">
+      <w:start w:val="24"/>
+      <w:numFmt w:val="decimal"/>
+      <w:lvlText w:val="%3."/>
+      <w:lvlJc w:val="left"/>
+      <w:pPr>
+        <w:ind w:left="2160" w:hanging="480"/>
+      </w:pPr>
+    </w:lvl>
+    <w:lvl w:ilvl="3">
+      <w:start w:val="24"/>
+      <w:numFmt w:val="decimal"/>
+      <w:lvlText w:val="%4."/>
+      <w:lvlJc w:val="left"/>
+      <w:pPr>
+        <w:ind w:left="2880" w:hanging="480"/>
+      </w:pPr>
+    </w:lvl>
+    <w:lvl w:ilvl="4">
+      <w:start w:val="24"/>
+      <w:numFmt w:val="decimal"/>
+      <w:lvlText w:val="%5."/>
+      <w:lvlJc w:val="left"/>
+      <w:pPr>
+        <w:ind w:left="3600" w:hanging="480"/>
+      </w:pPr>
+    </w:lvl>
+    <w:lvl w:ilvl="5">
+      <w:start w:val="24"/>
+      <w:numFmt w:val="decimal"/>
+      <w:lvlText w:val="%6."/>
+      <w:lvlJc w:val="left"/>
+      <w:pPr>
+        <w:ind w:left="4320" w:hanging="480"/>
+      </w:pPr>
+    </w:lvl>
+    <w:lvl w:ilvl="6">
+      <w:start w:val="24"/>
+      <w:numFmt w:val="decimal"/>
+      <w:lvlText w:val="%7."/>
+      <w:lvlJc w:val="left"/>
+      <w:pPr>
+        <w:ind w:left="5040" w:hanging="480"/>
+      </w:pPr>
+    </w:lvl>
+    <w:lvl w:ilvl="7">
+      <w:start w:val="24"/>
+      <w:numFmt w:val="decimal"/>
+      <w:lvlText w:val="%8."/>
+      <w:lvlJc w:val="left"/>
+      <w:pPr>
+        <w:ind w:left="5760" w:hanging="480"/>
+      </w:pPr>
+    </w:lvl>
+    <w:lvl w:ilvl="8">
+      <w:start w:val="24"/>
+      <w:numFmt w:val="decimal"/>
+      <w:lvlText w:val="%9."/>
+      <w:lvlJc w:val="left"/>
+      <w:pPr>
+        <w:ind w:left="6480" w:hanging="480"/>
+      </w:pPr>
+    </w:lvl>
+  </w:abstractNum>
+  <w:abstractNum w:abstractNumId="994130">
+    <w:nsid w:val="A994130"/>
+    <w:multiLevelType w:val="multilevel"/>
+    <w:lvl w:ilvl="0">
+      <w:start w:val="30"/>
+      <w:numFmt w:val="decimal"/>
+      <w:lvlText w:val="%1."/>
+      <w:lvlJc w:val="left"/>
+      <w:pPr>
+        <w:ind w:left="720" w:hanging="480"/>
+      </w:pPr>
+    </w:lvl>
+    <w:lvl w:ilvl="1">
+      <w:start w:val="30"/>
+      <w:numFmt w:val="decimal"/>
+      <w:lvlText w:val="%2."/>
+      <w:lvlJc w:val="left"/>
+      <w:pPr>
+        <w:ind w:left="1440" w:hanging="480"/>
+      </w:pPr>
+    </w:lvl>
+    <w:lvl w:ilvl="2">
+      <w:start w:val="30"/>
+      <w:numFmt w:val="decimal"/>
+      <w:lvlText w:val="%3."/>
+      <w:lvlJc w:val="left"/>
+      <w:pPr>
+        <w:ind w:left="2160" w:hanging="480"/>
+      </w:pPr>
+    </w:lvl>
+    <w:lvl w:ilvl="3">
+      <w:start w:val="30"/>
+      <w:numFmt w:val="decimal"/>
+      <w:lvlText w:val="%4."/>
+      <w:lvlJc w:val="left"/>
+      <w:pPr>
+        <w:ind w:left="2880" w:hanging="480"/>
+      </w:pPr>
+    </w:lvl>
+    <w:lvl w:ilvl="4">
+      <w:start w:val="30"/>
+      <w:numFmt w:val="decimal"/>
+      <w:lvlText w:val="%5."/>
+      <w:lvlJc w:val="left"/>
+      <w:pPr>
+        <w:ind w:left="3600" w:hanging="480"/>
+      </w:pPr>
+    </w:lvl>
+    <w:lvl w:ilvl="5">
+      <w:start w:val="30"/>
+      <w:numFmt w:val="decimal"/>
+      <w:lvlText w:val="%6."/>
+      <w:lvlJc w:val="left"/>
+      <w:pPr>
+        <w:ind w:left="4320" w:hanging="480"/>
+      </w:pPr>
+    </w:lvl>
+    <w:lvl w:ilvl="6">
+      <w:start w:val="30"/>
+      <w:numFmt w:val="decimal"/>
+      <w:lvlText w:val="%7."/>
+      <w:lvlJc w:val="left"/>
+      <w:pPr>
+        <w:ind w:left="5040" w:hanging="480"/>
+      </w:pPr>
+    </w:lvl>
+    <w:lvl w:ilvl="7">
+      <w:start w:val="30"/>
+      <w:numFmt w:val="decimal"/>
+      <w:lvlText w:val="%8."/>
+      <w:lvlJc w:val="left"/>
+      <w:pPr>
+        <w:ind w:left="5760" w:hanging="480"/>
+      </w:pPr>
+    </w:lvl>
+    <w:lvl w:ilvl="8">
+      <w:start w:val="30"/>
+      <w:numFmt w:val="decimal"/>
+      <w:lvlText w:val="%9."/>
+      <w:lvlJc w:val="left"/>
+      <w:pPr>
+        <w:ind w:left="6480" w:hanging="480"/>
+      </w:pPr>
+    </w:lvl>
+  </w:abstractNum>
+  <w:abstractNum w:abstractNumId="994135">
+    <w:nsid w:val="A994135"/>
+    <w:multiLevelType w:val="multilevel"/>
+    <w:lvl w:ilvl="0">
+      <w:start w:val="35"/>
+      <w:numFmt w:val="decimal"/>
+      <w:lvlText w:val="%1."/>
+      <w:lvlJc w:val="left"/>
+      <w:pPr>
+        <w:ind w:left="720" w:hanging="480"/>
+      </w:pPr>
+    </w:lvl>
+    <w:lvl w:ilvl="1">
+      <w:start w:val="35"/>
+      <w:numFmt w:val="decimal"/>
+      <w:lvlText w:val="%2."/>
+      <w:lvlJc w:val="left"/>
+      <w:pPr>
+        <w:ind w:left="1440" w:hanging="480"/>
+      </w:pPr>
+    </w:lvl>
+    <w:lvl w:ilvl="2">
+      <w:start w:val="35"/>
+      <w:numFmt w:val="decimal"/>
+      <w:lvlText w:val="%3."/>
+      <w:lvlJc w:val="left"/>
+      <w:pPr>
+        <w:ind w:left="2160" w:hanging="480"/>
+      </w:pPr>
+    </w:lvl>
+    <w:lvl w:ilvl="3">
+      <w:start w:val="35"/>
+      <w:numFmt w:val="decimal"/>
+      <w:lvlText w:val="%4."/>
+      <w:lvlJc w:val="left"/>
+      <w:pPr>
+        <w:ind w:left="2880" w:hanging="480"/>
+      </w:pPr>
+    </w:lvl>
+    <w:lvl w:ilvl="4">
+      <w:start w:val="35"/>
+      <w:numFmt w:val="decimal"/>
+      <w:lvlText w:val="%5."/>
+      <w:lvlJc w:val="left"/>
+      <w:pPr>
+        <w:ind w:left="3600" w:hanging="480"/>
+      </w:pPr>
+    </w:lvl>
+    <w:lvl w:ilvl="5">
+      <w:start w:val="35"/>
+      <w:numFmt w:val="decimal"/>
+      <w:lvlText w:val="%6."/>
+      <w:lvlJc w:val="left"/>
+      <w:pPr>
+        <w:ind w:left="4320" w:hanging="480"/>
+      </w:pPr>
+    </w:lvl>
+    <w:lvl w:ilvl="6">
+      <w:start w:val="35"/>
+      <w:numFmt w:val="decimal"/>
+      <w:lvlText w:val="%7."/>
+      <w:lvlJc w:val="left"/>
+      <w:pPr>
+        <w:ind w:left="5040" w:hanging="480"/>
+      </w:pPr>
+    </w:lvl>
+    <w:lvl w:ilvl="7">
+      <w:start w:val="35"/>
+      <w:numFmt w:val="decimal"/>
+      <w:lvlText w:val="%8."/>
+      <w:lvlJc w:val="left"/>
+      <w:pPr>
+        <w:ind w:left="5760" w:hanging="480"/>
+      </w:pPr>
+    </w:lvl>
+    <w:lvl w:ilvl="8">
+      <w:start w:val="35"/>
+      <w:numFmt w:val="decimal"/>
+      <w:lvlText w:val="%9."/>
+      <w:lvlJc w:val="left"/>
+      <w:pPr>
+        <w:ind w:left="6480" w:hanging="480"/>
+      </w:pPr>
+    </w:lvl>
+  </w:abstractNum>
+  <w:abstractNum w:abstractNumId="994144">
+    <w:nsid w:val="A994144"/>
+    <w:multiLevelType w:val="multilevel"/>
+    <w:lvl w:ilvl="0">
+      <w:start w:val="44"/>
+      <w:numFmt w:val="decimal"/>
+      <w:lvlText w:val="%1."/>
+      <w:lvlJc w:val="left"/>
+      <w:pPr>
+        <w:ind w:left="720" w:hanging="480"/>
+      </w:pPr>
+    </w:lvl>
+    <w:lvl w:ilvl="1">
+      <w:start w:val="44"/>
+      <w:numFmt w:val="decimal"/>
+      <w:lvlText w:val="%2."/>
+      <w:lvlJc w:val="left"/>
+      <w:pPr>
+        <w:ind w:left="1440" w:hanging="480"/>
+      </w:pPr>
+    </w:lvl>
+    <w:lvl w:ilvl="2">
+      <w:start w:val="44"/>
+      <w:numFmt w:val="decimal"/>
+      <w:lvlText w:val="%3."/>
+      <w:lvlJc w:val="left"/>
+      <w:pPr>
+        <w:ind w:left="2160" w:hanging="480"/>
+      </w:pPr>
+    </w:lvl>
+    <w:lvl w:ilvl="3">
+      <w:start w:val="44"/>
+      <w:numFmt w:val="decimal"/>
+      <w:lvlText w:val="%4."/>
+      <w:lvlJc w:val="left"/>
+      <w:pPr>
+        <w:ind w:left="2880" w:hanging="480"/>
+      </w:pPr>
+    </w:lvl>
+    <w:lvl w:ilvl="4">
+      <w:start w:val="44"/>
+      <w:numFmt w:val="decimal"/>
+      <w:lvlText w:val="%5."/>
+      <w:lvlJc w:val="left"/>
+      <w:pPr>
+        <w:ind w:left="3600" w:hanging="480"/>
+      </w:pPr>
+    </w:lvl>
+    <w:lvl w:ilvl="5">
+      <w:start w:val="44"/>
+      <w:numFmt w:val="decimal"/>
+      <w:lvlText w:val="%6."/>
+      <w:lvlJc w:val="left"/>
+      <w:pPr>
+        <w:ind w:left="4320" w:hanging="480"/>
+      </w:pPr>
+    </w:lvl>
+    <w:lvl w:ilvl="6">
+      <w:start w:val="44"/>
+      <w:numFmt w:val="decimal"/>
+      <w:lvlText w:val="%7."/>
+      <w:lvlJc w:val="left"/>
+      <w:pPr>
+        <w:ind w:left="5040" w:hanging="480"/>
+      </w:pPr>
+    </w:lvl>
+    <w:lvl w:ilvl="7">
+      <w:start w:val="44"/>
+      <w:numFmt w:val="decimal"/>
+      <w:lvlText w:val="%8."/>
+      <w:lvlJc w:val="left"/>
+      <w:pPr>
+        <w:ind w:left="5760" w:hanging="480"/>
+      </w:pPr>
+    </w:lvl>
+    <w:lvl w:ilvl="8">
+      <w:start w:val="44"/>
+      <w:numFmt w:val="decimal"/>
+      <w:lvlText w:val="%9."/>
+      <w:lvlJc w:val="left"/>
+      <w:pPr>
+        <w:ind w:left="6480" w:hanging="480"/>
+      </w:pPr>
+    </w:lvl>
+  </w:abstractNum>
+  <w:abstractNum w:abstractNumId="994150">
+    <w:nsid w:val="A994150"/>
+    <w:multiLevelType w:val="multilevel"/>
+    <w:lvl w:ilvl="0">
+      <w:start w:val="50"/>
+      <w:numFmt w:val="decimal"/>
+      <w:lvlText w:val="%1."/>
+      <w:lvlJc w:val="left"/>
+      <w:pPr>
+        <w:ind w:left="720" w:hanging="480"/>
+      </w:pPr>
+    </w:lvl>
+    <w:lvl w:ilvl="1">
+      <w:start w:val="50"/>
+      <w:numFmt w:val="decimal"/>
+      <w:lvlText w:val="%2."/>
+      <w:lvlJc w:val="left"/>
+      <w:pPr>
+        <w:ind w:left="1440" w:hanging="480"/>
+      </w:pPr>
+    </w:lvl>
+    <w:lvl w:ilvl="2">
+      <w:start w:val="50"/>
+      <w:numFmt w:val="decimal"/>
+      <w:lvlText w:val="%3."/>
+      <w:lvlJc w:val="left"/>
+      <w:pPr>
+        <w:ind w:left="2160" w:hanging="480"/>
+      </w:pPr>
+    </w:lvl>
+    <w:lvl w:ilvl="3">
+      <w:start w:val="50"/>
+      <w:numFmt w:val="decimal"/>
+      <w:lvlText w:val="%4."/>
+      <w:lvlJc w:val="left"/>
+      <w:pPr>
+        <w:ind w:left="2880" w:hanging="480"/>
+      </w:pPr>
+    </w:lvl>
+    <w:lvl w:ilvl="4">
+      <w:start w:val="50"/>
+      <w:numFmt w:val="decimal"/>
+      <w:lvlText w:val="%5."/>
+      <w:lvlJc w:val="left"/>
+      <w:pPr>
+        <w:ind w:left="3600" w:hanging="480"/>
+      </w:pPr>
+    </w:lvl>
+    <w:lvl w:ilvl="5">
+      <w:start w:val="50"/>
+      <w:numFmt w:val="decimal"/>
+      <w:lvlText w:val="%6."/>
+      <w:lvlJc w:val="left"/>
+      <w:pPr>
+        <w:ind w:left="4320" w:hanging="480"/>
+      </w:pPr>
+    </w:lvl>
+    <w:lvl w:ilvl="6">
+      <w:start w:val="50"/>
+      <w:numFmt w:val="decimal"/>
+      <w:lvlText w:val="%7."/>
+      <w:lvlJc w:val="left"/>
+      <w:pPr>
+        <w:ind w:left="5040" w:hanging="480"/>
+      </w:pPr>
+    </w:lvl>
+    <w:lvl w:ilvl="7">
+      <w:start w:val="50"/>
+      <w:numFmt w:val="decimal"/>
+      <w:lvlText w:val="%8."/>
+      <w:lvlJc w:val="left"/>
+      <w:pPr>
+        <w:ind w:left="5760" w:hanging="480"/>
+      </w:pPr>
+    </w:lvl>
+    <w:lvl w:ilvl="8">
+      <w:start w:val="50"/>
+      <w:numFmt w:val="decimal"/>
+      <w:lvlText w:val="%9."/>
+      <w:lvlJc w:val="left"/>
+      <w:pPr>
+        <w:ind w:left="6480" w:hanging="480"/>
+      </w:pPr>
+    </w:lvl>
+  </w:abstractNum>
+  <w:abstractNum w:abstractNumId="994154">
+    <w:nsid w:val="A994154"/>
+    <w:multiLevelType w:val="multilevel"/>
+    <w:lvl w:ilvl="0">
+      <w:start w:val="54"/>
+      <w:numFmt w:val="decimal"/>
+      <w:lvlText w:val="%1."/>
+      <w:lvlJc w:val="left"/>
+      <w:pPr>
+        <w:ind w:left="720" w:hanging="480"/>
+      </w:pPr>
+    </w:lvl>
+    <w:lvl w:ilvl="1">
+      <w:start w:val="54"/>
+      <w:numFmt w:val="decimal"/>
+      <w:lvlText w:val="%2."/>
+      <w:lvlJc w:val="left"/>
+      <w:pPr>
+        <w:ind w:left="1440" w:hanging="480"/>
+      </w:pPr>
+    </w:lvl>
+    <w:lvl w:ilvl="2">
+      <w:start w:val="54"/>
+      <w:numFmt w:val="decimal"/>
+      <w:lvlText w:val="%3."/>
+      <w:lvlJc w:val="left"/>
+      <w:pPr>
+        <w:ind w:left="2160" w:hanging="480"/>
+      </w:pPr>
+    </w:lvl>
+    <w:lvl w:ilvl="3">
+      <w:start w:val="54"/>
+      <w:numFmt w:val="decimal"/>
+      <w:lvlText w:val="%4."/>
+      <w:lvlJc w:val="left"/>
+      <w:pPr>
+        <w:ind w:left="2880" w:hanging="480"/>
+      </w:pPr>
+    </w:lvl>
+    <w:lvl w:ilvl="4">
+      <w:start w:val="54"/>
+      <w:numFmt w:val="decimal"/>
+      <w:lvlText w:val="%5."/>
+      <w:lvlJc w:val="left"/>
+      <w:pPr>
+        <w:ind w:left="3600" w:hanging="480"/>
+      </w:pPr>
+    </w:lvl>
+    <w:lvl w:ilvl="5">
+      <w:start w:val="54"/>
+      <w:numFmt w:val="decimal"/>
+      <w:lvlText w:val="%6."/>
+      <w:lvlJc w:val="left"/>
+      <w:pPr>
+        <w:ind w:left="4320" w:hanging="480"/>
+      </w:pPr>
+    </w:lvl>
+    <w:lvl w:ilvl="6">
+      <w:start w:val="54"/>
+      <w:numFmt w:val="decimal"/>
+      <w:lvlText w:val="%7."/>
+      <w:lvlJc w:val="left"/>
+      <w:pPr>
+        <w:ind w:left="5040" w:hanging="480"/>
+      </w:pPr>
+    </w:lvl>
+    <w:lvl w:ilvl="7">
+      <w:start w:val="54"/>
+      <w:numFmt w:val="decimal"/>
+      <w:lvlText w:val="%8."/>
+      <w:lvlJc w:val="left"/>
+      <w:pPr>
+        <w:ind w:left="5760" w:hanging="480"/>
+      </w:pPr>
+    </w:lvl>
+    <w:lvl w:ilvl="8">
+      <w:start w:val="54"/>
+      <w:numFmt w:val="decimal"/>
+      <w:lvlText w:val="%9."/>
+      <w:lvlJc w:val="left"/>
+      <w:pPr>
+        <w:ind w:left="6480" w:hanging="480"/>
+      </w:pPr>
+    </w:lvl>
+  </w:abstractNum>
+  <w:abstractNum w:abstractNumId="994158">
+    <w:nsid w:val="A994158"/>
+    <w:multiLevelType w:val="multilevel"/>
+    <w:lvl w:ilvl="0">
+      <w:start w:val="58"/>
+      <w:numFmt w:val="decimal"/>
+      <w:lvlText w:val="%1."/>
+      <w:lvlJc w:val="left"/>
+      <w:pPr>
+        <w:ind w:left="720" w:hanging="480"/>
+      </w:pPr>
+    </w:lvl>
+    <w:lvl w:ilvl="1">
+      <w:start w:val="58"/>
+      <w:numFmt w:val="decimal"/>
+      <w:lvlText w:val="%2."/>
+      <w:lvlJc w:val="left"/>
+      <w:pPr>
+        <w:ind w:left="1440" w:hanging="480"/>
+      </w:pPr>
+    </w:lvl>
+    <w:lvl w:ilvl="2">
+      <w:start w:val="58"/>
+      <w:numFmt w:val="decimal"/>
+      <w:lvlText w:val="%3."/>
+      <w:lvlJc w:val="left"/>
+      <w:pPr>
+        <w:ind w:left="2160" w:hanging="480"/>
+      </w:pPr>
+    </w:lvl>
+    <w:lvl w:ilvl="3">
+      <w:start w:val="58"/>
+      <w:numFmt w:val="decimal"/>
+      <w:lvlText w:val="%4."/>
+      <w:lvlJc w:val="left"/>
+      <w:pPr>
+        <w:ind w:left="2880" w:hanging="480"/>
+      </w:pPr>
+    </w:lvl>
+    <w:lvl w:ilvl="4">
+      <w:start w:val="58"/>
+      <w:numFmt w:val="decimal"/>
+      <w:lvlText w:val="%5."/>
+      <w:lvlJc w:val="left"/>
+      <w:pPr>
+        <w:ind w:left="3600" w:hanging="480"/>
+      </w:pPr>
+    </w:lvl>
+    <w:lvl w:ilvl="5">
+      <w:start w:val="58"/>
+      <w:numFmt w:val="decimal"/>
+      <w:lvlText w:val="%6."/>
+      <w:lvlJc w:val="left"/>
+      <w:pPr>
+        <w:ind w:left="4320" w:hanging="480"/>
+      </w:pPr>
+    </w:lvl>
+    <w:lvl w:ilvl="6">
+      <w:start w:val="58"/>
+      <w:numFmt w:val="decimal"/>
+      <w:lvlText w:val="%7."/>
+      <w:lvlJc w:val="left"/>
+      <w:pPr>
+        <w:ind w:left="5040" w:hanging="480"/>
+      </w:pPr>
+    </w:lvl>
+    <w:lvl w:ilvl="7">
+      <w:start w:val="58"/>
+      <w:numFmt w:val="decimal"/>
+      <w:lvlText w:val="%8."/>
+      <w:lvlJc w:val="left"/>
+      <w:pPr>
+        <w:ind w:left="5760" w:hanging="480"/>
+      </w:pPr>
+    </w:lvl>
+    <w:lvl w:ilvl="8">
+      <w:start w:val="58"/>
+      <w:numFmt w:val="decimal"/>
+      <w:lvlText w:val="%9."/>
+      <w:lvlJc w:val="left"/>
+      <w:pPr>
+        <w:ind w:left="6480" w:hanging="480"/>
+      </w:pPr>
+    </w:lvl>
+  </w:abstractNum>
+  <w:abstractNum w:abstractNumId="994176">
+    <w:nsid w:val="A994176"/>
+    <w:multiLevelType w:val="multilevel"/>
+    <w:lvl w:ilvl="0">
+      <w:start w:val="76"/>
+      <w:numFmt w:val="decimal"/>
+      <w:lvlText w:val="%1."/>
+      <w:lvlJc w:val="left"/>
+      <w:pPr>
+        <w:ind w:left="720" w:hanging="480"/>
+      </w:pPr>
+    </w:lvl>
+    <w:lvl w:ilvl="1">
+      <w:start w:val="76"/>
+      <w:numFmt w:val="decimal"/>
+      <w:lvlText w:val="%2."/>
+      <w:lvlJc w:val="left"/>
+      <w:pPr>
+        <w:ind w:left="1440" w:hanging="480"/>
+      </w:pPr>
+    </w:lvl>
+    <w:lvl w:ilvl="2">
+      <w:start w:val="76"/>
+      <w:numFmt w:val="decimal"/>
+      <w:lvlText w:val="%3."/>
+      <w:lvlJc w:val="left"/>
+      <w:pPr>
+        <w:ind w:left="2160" w:hanging="480"/>
+      </w:pPr>
+    </w:lvl>
+    <w:lvl w:ilvl="3">
+      <w:start w:val="76"/>
+      <w:numFmt w:val="decimal"/>
+      <w:lvlText w:val="%4."/>
+      <w:lvlJc w:val="left"/>
+      <w:pPr>
+        <w:ind w:left="2880" w:hanging="480"/>
+      </w:pPr>
+    </w:lvl>
+    <w:lvl w:ilvl="4">
+      <w:start w:val="76"/>
+      <w:numFmt w:val="decimal"/>
+      <w:lvlText w:val="%5."/>
+      <w:lvlJc w:val="left"/>
+      <w:pPr>
+        <w:ind w:left="3600" w:hanging="480"/>
+      </w:pPr>
+    </w:lvl>
+    <w:lvl w:ilvl="5">
+      <w:start w:val="76"/>
+      <w:numFmt w:val="decimal"/>
+      <w:lvlText w:val="%6."/>
+      <w:lvlJc w:val="left"/>
+      <w:pPr>
+        <w:ind w:left="4320" w:hanging="480"/>
+      </w:pPr>
+    </w:lvl>
+    <w:lvl w:ilvl="6">
+      <w:start w:val="76"/>
+      <w:numFmt w:val="decimal"/>
+      <w:lvlText w:val="%7."/>
+      <w:lvlJc w:val="left"/>
+      <w:pPr>
+        <w:ind w:left="5040" w:hanging="480"/>
+      </w:pPr>
+    </w:lvl>
+    <w:lvl w:ilvl="7">
+      <w:start w:val="76"/>
+      <w:numFmt w:val="decimal"/>
+      <w:lvlText w:val="%8."/>
+      <w:lvlJc w:val="left"/>
+      <w:pPr>
+        <w:ind w:left="5760" w:hanging="480"/>
+      </w:pPr>
+    </w:lvl>
+    <w:lvl w:ilvl="8">
+      <w:start w:val="76"/>
+      <w:numFmt w:val="decimal"/>
+      <w:lvlText w:val="%9."/>
+      <w:lvlJc w:val="left"/>
+      <w:pPr>
+        <w:ind w:left="6480" w:hanging="480"/>
+      </w:pPr>
+    </w:lvl>
+  </w:abstractNum>
+  <w:abstractNum w:abstractNumId="994185">
+    <w:nsid w:val="A994185"/>
+    <w:multiLevelType w:val="multilevel"/>
+    <w:lvl w:ilvl="0">
+      <w:start w:val="85"/>
+      <w:numFmt w:val="decimal"/>
+      <w:lvlText w:val="%1."/>
+      <w:lvlJc w:val="left"/>
+      <w:pPr>
+        <w:ind w:left="720" w:hanging="480"/>
+      </w:pPr>
+    </w:lvl>
+    <w:lvl w:ilvl="1">
+      <w:start w:val="85"/>
+      <w:numFmt w:val="decimal"/>
+      <w:lvlText w:val="%2."/>
+      <w:lvlJc w:val="left"/>
+      <w:pPr>
+        <w:ind w:left="1440" w:hanging="480"/>
+      </w:pPr>
+    </w:lvl>
+    <w:lvl w:ilvl="2">
+      <w:start w:val="85"/>
+      <w:numFmt w:val="decimal"/>
+      <w:lvlText w:val="%3."/>
+      <w:lvlJc w:val="left"/>
+      <w:pPr>
+        <w:ind w:left="2160" w:hanging="480"/>
+      </w:pPr>
+    </w:lvl>
+    <w:lvl w:ilvl="3">
+      <w:start w:val="85"/>
+      <w:numFmt w:val="decimal"/>
+      <w:lvlText w:val="%4."/>
+      <w:lvlJc w:val="left"/>
+      <w:pPr>
+        <w:ind w:left="2880" w:hanging="480"/>
+      </w:pPr>
+    </w:lvl>
+    <w:lvl w:ilvl="4">
+      <w:start w:val="85"/>
+      <w:numFmt w:val="decimal"/>
+      <w:lvlText w:val="%5."/>
+      <w:lvlJc w:val="left"/>
+      <w:pPr>
+        <w:ind w:left="3600" w:hanging="480"/>
+      </w:pPr>
+    </w:lvl>
+    <w:lvl w:ilvl="5">
+      <w:start w:val="85"/>
+      <w:numFmt w:val="decimal"/>
+      <w:lvlText w:val="%6."/>
+      <w:lvlJc w:val="left"/>
+      <w:pPr>
+        <w:ind w:left="4320" w:hanging="480"/>
+      </w:pPr>
+    </w:lvl>
+    <w:lvl w:ilvl="6">
+      <w:start w:val="85"/>
+      <w:numFmt w:val="decimal"/>
+      <w:lvlText w:val="%7."/>
+      <w:lvlJc w:val="left"/>
+      <w:pPr>
+        <w:ind w:left="5040" w:hanging="480"/>
+      </w:pPr>
+    </w:lvl>
+    <w:lvl w:ilvl="7">
+      <w:start w:val="85"/>
+      <w:numFmt w:val="decimal"/>
+      <w:lvlText w:val="%8."/>
+      <w:lvlJc w:val="left"/>
+      <w:pPr>
+        <w:ind w:left="5760" w:hanging="480"/>
+      </w:pPr>
+    </w:lvl>
+    <w:lvl w:ilvl="8">
+      <w:start w:val="85"/>
+      <w:numFmt w:val="decimal"/>
+      <w:lvlText w:val="%9."/>
+      <w:lvlJc w:val="left"/>
+      <w:pPr>
+        <w:ind w:left="6480" w:hanging="480"/>
+      </w:pPr>
+    </w:lvl>
+  </w:abstractNum>
+  <w:abstractNum w:abstractNumId="994189">
+    <w:nsid w:val="A994189"/>
+    <w:multiLevelType w:val="multilevel"/>
+    <w:lvl w:ilvl="0">
+      <w:start w:val="89"/>
+      <w:numFmt w:val="decimal"/>
+      <w:lvlText w:val="%1."/>
+      <w:lvlJc w:val="left"/>
+      <w:pPr>
+        <w:ind w:left="720" w:hanging="480"/>
+      </w:pPr>
+    </w:lvl>
+    <w:lvl w:ilvl="1">
+      <w:start w:val="89"/>
+      <w:numFmt w:val="decimal"/>
+      <w:lvlText w:val="%2."/>
+      <w:lvlJc w:val="left"/>
+      <w:pPr>
+        <w:ind w:left="1440" w:hanging="480"/>
+      </w:pPr>
+    </w:lvl>
+    <w:lvl w:ilvl="2">
+      <w:start w:val="89"/>
+      <w:numFmt w:val="decimal"/>
+      <w:lvlText w:val="%3."/>
+      <w:lvlJc w:val="left"/>
+      <w:pPr>
+        <w:ind w:left="2160" w:hanging="480"/>
+      </w:pPr>
+    </w:lvl>
+    <w:lvl w:ilvl="3">
+      <w:start w:val="89"/>
+      <w:numFmt w:val="decimal"/>
+      <w:lvlText w:val="%4."/>
+      <w:lvlJc w:val="left"/>
+      <w:pPr>
+        <w:ind w:left="2880" w:hanging="480"/>
+      </w:pPr>
+    </w:lvl>
+    <w:lvl w:ilvl="4">
+      <w:start w:val="89"/>
+      <w:numFmt w:val="decimal"/>
+      <w:lvlText w:val="%5."/>
+      <w:lvlJc w:val="left"/>
+      <w:pPr>
+        <w:ind w:left="3600" w:hanging="480"/>
+      </w:pPr>
+    </w:lvl>
+    <w:lvl w:ilvl="5">
+      <w:start w:val="89"/>
+      <w:numFmt w:val="decimal"/>
+      <w:lvlText w:val="%6."/>
+      <w:lvlJc w:val="left"/>
+      <w:pPr>
+        <w:ind w:left="4320" w:hanging="480"/>
+      </w:pPr>
+    </w:lvl>
+    <w:lvl w:ilvl="6">
+      <w:start w:val="89"/>
+      <w:numFmt w:val="decimal"/>
+      <w:lvlText w:val="%7."/>
+      <w:lvlJc w:val="left"/>
+      <w:pPr>
+        <w:ind w:left="5040" w:hanging="480"/>
+      </w:pPr>
+    </w:lvl>
+    <w:lvl w:ilvl="7">
+      <w:start w:val="89"/>
+      <w:numFmt w:val="decimal"/>
+      <w:lvlText w:val="%8."/>
+      <w:lvlJc w:val="left"/>
+      <w:pPr>
+        <w:ind w:left="5760" w:hanging="480"/>
+      </w:pPr>
+    </w:lvl>
+    <w:lvl w:ilvl="8">
+      <w:start w:val="89"/>
+      <w:numFmt w:val="decimal"/>
+      <w:lvlText w:val="%9."/>
+      <w:lvlJc w:val="left"/>
+      <w:pPr>
+        <w:ind w:left="6480" w:hanging="480"/>
+      </w:pPr>
+    </w:lvl>
+  </w:abstractNum>
+  <w:abstractNum w:abstractNumId="994193">
+    <w:nsid w:val="A994193"/>
+    <w:multiLevelType w:val="multilevel"/>
+    <w:lvl w:ilvl="0">
+      <w:start w:val="93"/>
+      <w:numFmt w:val="decimal"/>
+      <w:lvlText w:val="%1."/>
+      <w:lvlJc w:val="left"/>
+      <w:pPr>
+        <w:ind w:left="720" w:hanging="480"/>
+      </w:pPr>
+    </w:lvl>
+    <w:lvl w:ilvl="1">
+      <w:start w:val="93"/>
+      <w:numFmt w:val="decimal"/>
+      <w:lvlText w:val="%2."/>
+      <w:lvlJc w:val="left"/>
+      <w:pPr>
+        <w:ind w:left="1440" w:hanging="480"/>
+      </w:pPr>
+    </w:lvl>
+    <w:lvl w:ilvl="2">
+      <w:start w:val="93"/>
+      <w:numFmt w:val="decimal"/>
+      <w:lvlText w:val="%3."/>
+      <w:lvlJc w:val="left"/>
+      <w:pPr>
+        <w:ind w:left="2160" w:hanging="480"/>
+      </w:pPr>
+    </w:lvl>
+    <w:lvl w:ilvl="3">
+      <w:start w:val="93"/>
+      <w:numFmt w:val="decimal"/>
+      <w:lvlText w:val="%4."/>
+      <w:lvlJc w:val="left"/>
+      <w:pPr>
+        <w:ind w:left="2880" w:hanging="480"/>
+      </w:pPr>
+    </w:lvl>
+    <w:lvl w:ilvl="4">
+      <w:start w:val="93"/>
+      <w:numFmt w:val="decimal"/>
+      <w:lvlText w:val="%5."/>
+      <w:lvlJc w:val="left"/>
+      <w:pPr>
+        <w:ind w:left="3600" w:hanging="480"/>
+      </w:pPr>
+    </w:lvl>
+    <w:lvl w:ilvl="5">
+      <w:start w:val="93"/>
+      <w:numFmt w:val="decimal"/>
+      <w:lvlText w:val="%6."/>
+      <w:lvlJc w:val="left"/>
+      <w:pPr>
+        <w:ind w:left="4320" w:hanging="480"/>
+      </w:pPr>
+    </w:lvl>
+    <w:lvl w:ilvl="6">
+      <w:start w:val="93"/>
+      <w:numFmt w:val="decimal"/>
+      <w:lvlText w:val="%7."/>
+      <w:lvlJc w:val="left"/>
+      <w:pPr>
+        <w:ind w:left="5040" w:hanging="480"/>
+      </w:pPr>
+    </w:lvl>
+    <w:lvl w:ilvl="7">
+      <w:start w:val="93"/>
+      <w:numFmt w:val="decimal"/>
+      <w:lvlText w:val="%8."/>
+      <w:lvlJc w:val="left"/>
+      <w:pPr>
+        <w:ind w:left="5760" w:hanging="480"/>
+      </w:pPr>
+    </w:lvl>
+    <w:lvl w:ilvl="8">
+      <w:start w:val="93"/>
+      <w:numFmt w:val="decimal"/>
+      <w:lvlText w:val="%9."/>
+      <w:lvlJc w:val="left"/>
+      <w:pPr>
+        <w:ind w:left="6480" w:hanging="480"/>
+      </w:pPr>
+    </w:lvl>
+  </w:abstractNum>
+  <w:abstractNum w:abstractNumId="994196">
+    <w:nsid w:val="A994196"/>
+    <w:multiLevelType w:val="multilevel"/>
+    <w:lvl w:ilvl="0">
+      <w:start w:val="96"/>
+      <w:numFmt w:val="decimal"/>
+      <w:lvlText w:val="%1."/>
+      <w:lvlJc w:val="left"/>
+      <w:pPr>
+        <w:ind w:left="720" w:hanging="480"/>
+      </w:pPr>
+    </w:lvl>
+    <w:lvl w:ilvl="1">
+      <w:start w:val="96"/>
+      <w:numFmt w:val="decimal"/>
+      <w:lvlText w:val="%2."/>
+      <w:lvlJc w:val="left"/>
+      <w:pPr>
+        <w:ind w:left="1440" w:hanging="480"/>
+      </w:pPr>
+    </w:lvl>
+    <w:lvl w:ilvl="2">
+      <w:start w:val="96"/>
+      <w:numFmt w:val="decimal"/>
+      <w:lvlText w:val="%3."/>
+      <w:lvlJc w:val="left"/>
+      <w:pPr>
+        <w:ind w:left="2160" w:hanging="480"/>
+      </w:pPr>
+    </w:lvl>
+    <w:lvl w:ilvl="3">
+      <w:start w:val="96"/>
+      <w:numFmt w:val="decimal"/>
+      <w:lvlText w:val="%4."/>
+      <w:lvlJc w:val="left"/>
+      <w:pPr>
+        <w:ind w:left="2880" w:hanging="480"/>
+      </w:pPr>
+    </w:lvl>
+    <w:lvl w:ilvl="4">
+      <w:start w:val="96"/>
+      <w:numFmt w:val="decimal"/>
+      <w:lvlText w:val="%5."/>
+      <w:lvlJc w:val="left"/>
+      <w:pPr>
+        <w:ind w:left="3600" w:hanging="480"/>
+      </w:pPr>
+    </w:lvl>
+    <w:lvl w:ilvl="5">
+      <w:start w:val="96"/>
+      <w:numFmt w:val="decimal"/>
+      <w:lvlText w:val="%6."/>
+      <w:lvlJc w:val="left"/>
+      <w:pPr>
+        <w:ind w:left="4320" w:hanging="480"/>
+      </w:pPr>
+    </w:lvl>
+    <w:lvl w:ilvl="6">
+      <w:start w:val="96"/>
+      <w:numFmt w:val="decimal"/>
+      <w:lvlText w:val="%7."/>
+      <w:lvlJc w:val="left"/>
+      <w:pPr>
+        <w:ind w:left="5040" w:hanging="480"/>
+      </w:pPr>
+    </w:lvl>
+    <w:lvl w:ilvl="7">
+      <w:start w:val="96"/>
+      <w:numFmt w:val="decimal"/>
+      <w:lvlText w:val="%8."/>
+      <w:lvlJc w:val="left"/>
+      <w:pPr>
+        <w:ind w:left="5760" w:hanging="480"/>
+      </w:pPr>
+    </w:lvl>
+    <w:lvl w:ilvl="8">
+      <w:start w:val="96"/>
       <w:numFmt w:val="decimal"/>
       <w:lvlText w:val="%9."/>
       <w:lvlJc w:val="left"/>
@@ -6762,6 +8431,486 @@
       <w:startOverride w:val="1"/>
     </w:lvlOverride>
   </w:num>
+  <w:num w:numId="1028">
+    <w:abstractNumId w:val="99411"/>
+    <w:lvlOverride w:ilvl="0">
+      <w:startOverride w:val="1"/>
+    </w:lvlOverride>
+    <w:lvlOverride w:ilvl="1">
+      <w:startOverride w:val="1"/>
+    </w:lvlOverride>
+    <w:lvlOverride w:ilvl="2">
+      <w:startOverride w:val="1"/>
+    </w:lvlOverride>
+    <w:lvlOverride w:ilvl="3">
+      <w:startOverride w:val="1"/>
+    </w:lvlOverride>
+    <w:lvlOverride w:ilvl="4">
+      <w:startOverride w:val="1"/>
+    </w:lvlOverride>
+    <w:lvlOverride w:ilvl="5">
+      <w:startOverride w:val="1"/>
+    </w:lvlOverride>
+    <w:lvlOverride w:ilvl="6">
+      <w:startOverride w:val="1"/>
+    </w:lvlOverride>
+    <w:lvlOverride w:ilvl="7">
+      <w:startOverride w:val="1"/>
+    </w:lvlOverride>
+    <w:lvlOverride w:ilvl="8">
+      <w:startOverride w:val="1"/>
+    </w:lvlOverride>
+  </w:num>
+  <w:num w:numId="1029">
+    <w:abstractNumId w:val="99415"/>
+    <w:lvlOverride w:ilvl="0">
+      <w:startOverride w:val="5"/>
+    </w:lvlOverride>
+    <w:lvlOverride w:ilvl="1">
+      <w:startOverride w:val="5"/>
+    </w:lvlOverride>
+    <w:lvlOverride w:ilvl="2">
+      <w:startOverride w:val="5"/>
+    </w:lvlOverride>
+    <w:lvlOverride w:ilvl="3">
+      <w:startOverride w:val="5"/>
+    </w:lvlOverride>
+    <w:lvlOverride w:ilvl="4">
+      <w:startOverride w:val="5"/>
+    </w:lvlOverride>
+    <w:lvlOverride w:ilvl="5">
+      <w:startOverride w:val="5"/>
+    </w:lvlOverride>
+    <w:lvlOverride w:ilvl="6">
+      <w:startOverride w:val="5"/>
+    </w:lvlOverride>
+    <w:lvlOverride w:ilvl="7">
+      <w:startOverride w:val="5"/>
+    </w:lvlOverride>
+    <w:lvlOverride w:ilvl="8">
+      <w:startOverride w:val="5"/>
+    </w:lvlOverride>
+  </w:num>
+  <w:num w:numId="1030">
+    <w:abstractNumId w:val="994117"/>
+    <w:lvlOverride w:ilvl="0">
+      <w:startOverride w:val="17"/>
+    </w:lvlOverride>
+    <w:lvlOverride w:ilvl="1">
+      <w:startOverride w:val="17"/>
+    </w:lvlOverride>
+    <w:lvlOverride w:ilvl="2">
+      <w:startOverride w:val="17"/>
+    </w:lvlOverride>
+    <w:lvlOverride w:ilvl="3">
+      <w:startOverride w:val="17"/>
+    </w:lvlOverride>
+    <w:lvlOverride w:ilvl="4">
+      <w:startOverride w:val="17"/>
+    </w:lvlOverride>
+    <w:lvlOverride w:ilvl="5">
+      <w:startOverride w:val="17"/>
+    </w:lvlOverride>
+    <w:lvlOverride w:ilvl="6">
+      <w:startOverride w:val="17"/>
+    </w:lvlOverride>
+    <w:lvlOverride w:ilvl="7">
+      <w:startOverride w:val="17"/>
+    </w:lvlOverride>
+    <w:lvlOverride w:ilvl="8">
+      <w:startOverride w:val="17"/>
+    </w:lvlOverride>
+  </w:num>
+  <w:num w:numId="1031">
+    <w:abstractNumId w:val="994121"/>
+    <w:lvlOverride w:ilvl="0">
+      <w:startOverride w:val="21"/>
+    </w:lvlOverride>
+    <w:lvlOverride w:ilvl="1">
+      <w:startOverride w:val="21"/>
+    </w:lvlOverride>
+    <w:lvlOverride w:ilvl="2">
+      <w:startOverride w:val="21"/>
+    </w:lvlOverride>
+    <w:lvlOverride w:ilvl="3">
+      <w:startOverride w:val="21"/>
+    </w:lvlOverride>
+    <w:lvlOverride w:ilvl="4">
+      <w:startOverride w:val="21"/>
+    </w:lvlOverride>
+    <w:lvlOverride w:ilvl="5">
+      <w:startOverride w:val="21"/>
+    </w:lvlOverride>
+    <w:lvlOverride w:ilvl="6">
+      <w:startOverride w:val="21"/>
+    </w:lvlOverride>
+    <w:lvlOverride w:ilvl="7">
+      <w:startOverride w:val="21"/>
+    </w:lvlOverride>
+    <w:lvlOverride w:ilvl="8">
+      <w:startOverride w:val="21"/>
+    </w:lvlOverride>
+  </w:num>
+  <w:num w:numId="1032">
+    <w:abstractNumId w:val="994124"/>
+    <w:lvlOverride w:ilvl="0">
+      <w:startOverride w:val="24"/>
+    </w:lvlOverride>
+    <w:lvlOverride w:ilvl="1">
+      <w:startOverride w:val="24"/>
+    </w:lvlOverride>
+    <w:lvlOverride w:ilvl="2">
+      <w:startOverride w:val="24"/>
+    </w:lvlOverride>
+    <w:lvlOverride w:ilvl="3">
+      <w:startOverride w:val="24"/>
+    </w:lvlOverride>
+    <w:lvlOverride w:ilvl="4">
+      <w:startOverride w:val="24"/>
+    </w:lvlOverride>
+    <w:lvlOverride w:ilvl="5">
+      <w:startOverride w:val="24"/>
+    </w:lvlOverride>
+    <w:lvlOverride w:ilvl="6">
+      <w:startOverride w:val="24"/>
+    </w:lvlOverride>
+    <w:lvlOverride w:ilvl="7">
+      <w:startOverride w:val="24"/>
+    </w:lvlOverride>
+    <w:lvlOverride w:ilvl="8">
+      <w:startOverride w:val="24"/>
+    </w:lvlOverride>
+  </w:num>
+  <w:num w:numId="1033">
+    <w:abstractNumId w:val="994130"/>
+    <w:lvlOverride w:ilvl="0">
+      <w:startOverride w:val="30"/>
+    </w:lvlOverride>
+    <w:lvlOverride w:ilvl="1">
+      <w:startOverride w:val="30"/>
+    </w:lvlOverride>
+    <w:lvlOverride w:ilvl="2">
+      <w:startOverride w:val="30"/>
+    </w:lvlOverride>
+    <w:lvlOverride w:ilvl="3">
+      <w:startOverride w:val="30"/>
+    </w:lvlOverride>
+    <w:lvlOverride w:ilvl="4">
+      <w:startOverride w:val="30"/>
+    </w:lvlOverride>
+    <w:lvlOverride w:ilvl="5">
+      <w:startOverride w:val="30"/>
+    </w:lvlOverride>
+    <w:lvlOverride w:ilvl="6">
+      <w:startOverride w:val="30"/>
+    </w:lvlOverride>
+    <w:lvlOverride w:ilvl="7">
+      <w:startOverride w:val="30"/>
+    </w:lvlOverride>
+    <w:lvlOverride w:ilvl="8">
+      <w:startOverride w:val="30"/>
+    </w:lvlOverride>
+  </w:num>
+  <w:num w:numId="1034">
+    <w:abstractNumId w:val="994135"/>
+    <w:lvlOverride w:ilvl="0">
+      <w:startOverride w:val="35"/>
+    </w:lvlOverride>
+    <w:lvlOverride w:ilvl="1">
+      <w:startOverride w:val="35"/>
+    </w:lvlOverride>
+    <w:lvlOverride w:ilvl="2">
+      <w:startOverride w:val="35"/>
+    </w:lvlOverride>
+    <w:lvlOverride w:ilvl="3">
+      <w:startOverride w:val="35"/>
+    </w:lvlOverride>
+    <w:lvlOverride w:ilvl="4">
+      <w:startOverride w:val="35"/>
+    </w:lvlOverride>
+    <w:lvlOverride w:ilvl="5">
+      <w:startOverride w:val="35"/>
+    </w:lvlOverride>
+    <w:lvlOverride w:ilvl="6">
+      <w:startOverride w:val="35"/>
+    </w:lvlOverride>
+    <w:lvlOverride w:ilvl="7">
+      <w:startOverride w:val="35"/>
+    </w:lvlOverride>
+    <w:lvlOverride w:ilvl="8">
+      <w:startOverride w:val="35"/>
+    </w:lvlOverride>
+  </w:num>
+  <w:num w:numId="1035">
+    <w:abstractNumId w:val="994144"/>
+    <w:lvlOverride w:ilvl="0">
+      <w:startOverride w:val="44"/>
+    </w:lvlOverride>
+    <w:lvlOverride w:ilvl="1">
+      <w:startOverride w:val="44"/>
+    </w:lvlOverride>
+    <w:lvlOverride w:ilvl="2">
+      <w:startOverride w:val="44"/>
+    </w:lvlOverride>
+    <w:lvlOverride w:ilvl="3">
+      <w:startOverride w:val="44"/>
+    </w:lvlOverride>
+    <w:lvlOverride w:ilvl="4">
+      <w:startOverride w:val="44"/>
+    </w:lvlOverride>
+    <w:lvlOverride w:ilvl="5">
+      <w:startOverride w:val="44"/>
+    </w:lvlOverride>
+    <w:lvlOverride w:ilvl="6">
+      <w:startOverride w:val="44"/>
+    </w:lvlOverride>
+    <w:lvlOverride w:ilvl="7">
+      <w:startOverride w:val="44"/>
+    </w:lvlOverride>
+    <w:lvlOverride w:ilvl="8">
+      <w:startOverride w:val="44"/>
+    </w:lvlOverride>
+  </w:num>
+  <w:num w:numId="1036">
+    <w:abstractNumId w:val="994150"/>
+    <w:lvlOverride w:ilvl="0">
+      <w:startOverride w:val="50"/>
+    </w:lvlOverride>
+    <w:lvlOverride w:ilvl="1">
+      <w:startOverride w:val="50"/>
+    </w:lvlOverride>
+    <w:lvlOverride w:ilvl="2">
+      <w:startOverride w:val="50"/>
+    </w:lvlOverride>
+    <w:lvlOverride w:ilvl="3">
+      <w:startOverride w:val="50"/>
+    </w:lvlOverride>
+    <w:lvlOverride w:ilvl="4">
+      <w:startOverride w:val="50"/>
+    </w:lvlOverride>
+    <w:lvlOverride w:ilvl="5">
+      <w:startOverride w:val="50"/>
+    </w:lvlOverride>
+    <w:lvlOverride w:ilvl="6">
+      <w:startOverride w:val="50"/>
+    </w:lvlOverride>
+    <w:lvlOverride w:ilvl="7">
+      <w:startOverride w:val="50"/>
+    </w:lvlOverride>
+    <w:lvlOverride w:ilvl="8">
+      <w:startOverride w:val="50"/>
+    </w:lvlOverride>
+  </w:num>
+  <w:num w:numId="1037">
+    <w:abstractNumId w:val="994154"/>
+    <w:lvlOverride w:ilvl="0">
+      <w:startOverride w:val="54"/>
+    </w:lvlOverride>
+    <w:lvlOverride w:ilvl="1">
+      <w:startOverride w:val="54"/>
+    </w:lvlOverride>
+    <w:lvlOverride w:ilvl="2">
+      <w:startOverride w:val="54"/>
+    </w:lvlOverride>
+    <w:lvlOverride w:ilvl="3">
+      <w:startOverride w:val="54"/>
+    </w:lvlOverride>
+    <w:lvlOverride w:ilvl="4">
+      <w:startOverride w:val="54"/>
+    </w:lvlOverride>
+    <w:lvlOverride w:ilvl="5">
+      <w:startOverride w:val="54"/>
+    </w:lvlOverride>
+    <w:lvlOverride w:ilvl="6">
+      <w:startOverride w:val="54"/>
+    </w:lvlOverride>
+    <w:lvlOverride w:ilvl="7">
+      <w:startOverride w:val="54"/>
+    </w:lvlOverride>
+    <w:lvlOverride w:ilvl="8">
+      <w:startOverride w:val="54"/>
+    </w:lvlOverride>
+  </w:num>
+  <w:num w:numId="1038">
+    <w:abstractNumId w:val="994158"/>
+    <w:lvlOverride w:ilvl="0">
+      <w:startOverride w:val="58"/>
+    </w:lvlOverride>
+    <w:lvlOverride w:ilvl="1">
+      <w:startOverride w:val="58"/>
+    </w:lvlOverride>
+    <w:lvlOverride w:ilvl="2">
+      <w:startOverride w:val="58"/>
+    </w:lvlOverride>
+    <w:lvlOverride w:ilvl="3">
+      <w:startOverride w:val="58"/>
+    </w:lvlOverride>
+    <w:lvlOverride w:ilvl="4">
+      <w:startOverride w:val="58"/>
+    </w:lvlOverride>
+    <w:lvlOverride w:ilvl="5">
+      <w:startOverride w:val="58"/>
+    </w:lvlOverride>
+    <w:lvlOverride w:ilvl="6">
+      <w:startOverride w:val="58"/>
+    </w:lvlOverride>
+    <w:lvlOverride w:ilvl="7">
+      <w:startOverride w:val="58"/>
+    </w:lvlOverride>
+    <w:lvlOverride w:ilvl="8">
+      <w:startOverride w:val="58"/>
+    </w:lvlOverride>
+  </w:num>
+  <w:num w:numId="1039">
+    <w:abstractNumId w:val="994176"/>
+    <w:lvlOverride w:ilvl="0">
+      <w:startOverride w:val="76"/>
+    </w:lvlOverride>
+    <w:lvlOverride w:ilvl="1">
+      <w:startOverride w:val="76"/>
+    </w:lvlOverride>
+    <w:lvlOverride w:ilvl="2">
+      <w:startOverride w:val="76"/>
+    </w:lvlOverride>
+    <w:lvlOverride w:ilvl="3">
+      <w:startOverride w:val="76"/>
+    </w:lvlOverride>
+    <w:lvlOverride w:ilvl="4">
+      <w:startOverride w:val="76"/>
+    </w:lvlOverride>
+    <w:lvlOverride w:ilvl="5">
+      <w:startOverride w:val="76"/>
+    </w:lvlOverride>
+    <w:lvlOverride w:ilvl="6">
+      <w:startOverride w:val="76"/>
+    </w:lvlOverride>
+    <w:lvlOverride w:ilvl="7">
+      <w:startOverride w:val="76"/>
+    </w:lvlOverride>
+    <w:lvlOverride w:ilvl="8">
+      <w:startOverride w:val="76"/>
+    </w:lvlOverride>
+  </w:num>
+  <w:num w:numId="1040">
+    <w:abstractNumId w:val="994185"/>
+    <w:lvlOverride w:ilvl="0">
+      <w:startOverride w:val="85"/>
+    </w:lvlOverride>
+    <w:lvlOverride w:ilvl="1">
+      <w:startOverride w:val="85"/>
+    </w:lvlOverride>
+    <w:lvlOverride w:ilvl="2">
+      <w:startOverride w:val="85"/>
+    </w:lvlOverride>
+    <w:lvlOverride w:ilvl="3">
+      <w:startOverride w:val="85"/>
+    </w:lvlOverride>
+    <w:lvlOverride w:ilvl="4">
+      <w:startOverride w:val="85"/>
+    </w:lvlOverride>
+    <w:lvlOverride w:ilvl="5">
+      <w:startOverride w:val="85"/>
+    </w:lvlOverride>
+    <w:lvlOverride w:ilvl="6">
+      <w:startOverride w:val="85"/>
+    </w:lvlOverride>
+    <w:lvlOverride w:ilvl="7">
+      <w:startOverride w:val="85"/>
+    </w:lvlOverride>
+    <w:lvlOverride w:ilvl="8">
+      <w:startOverride w:val="85"/>
+    </w:lvlOverride>
+  </w:num>
+  <w:num w:numId="1041">
+    <w:abstractNumId w:val="994189"/>
+    <w:lvlOverride w:ilvl="0">
+      <w:startOverride w:val="89"/>
+    </w:lvlOverride>
+    <w:lvlOverride w:ilvl="1">
+      <w:startOverride w:val="89"/>
+    </w:lvlOverride>
+    <w:lvlOverride w:ilvl="2">
+      <w:startOverride w:val="89"/>
+    </w:lvlOverride>
+    <w:lvlOverride w:ilvl="3">
+      <w:startOverride w:val="89"/>
+    </w:lvlOverride>
+    <w:lvlOverride w:ilvl="4">
+      <w:startOverride w:val="89"/>
+    </w:lvlOverride>
+    <w:lvlOverride w:ilvl="5">
+      <w:startOverride w:val="89"/>
+    </w:lvlOverride>
+    <w:lvlOverride w:ilvl="6">
+      <w:startOverride w:val="89"/>
+    </w:lvlOverride>
+    <w:lvlOverride w:ilvl="7">
+      <w:startOverride w:val="89"/>
+    </w:lvlOverride>
+    <w:lvlOverride w:ilvl="8">
+      <w:startOverride w:val="89"/>
+    </w:lvlOverride>
+  </w:num>
+  <w:num w:numId="1042">
+    <w:abstractNumId w:val="994193"/>
+    <w:lvlOverride w:ilvl="0">
+      <w:startOverride w:val="93"/>
+    </w:lvlOverride>
+    <w:lvlOverride w:ilvl="1">
+      <w:startOverride w:val="93"/>
+    </w:lvlOverride>
+    <w:lvlOverride w:ilvl="2">
+      <w:startOverride w:val="93"/>
+    </w:lvlOverride>
+    <w:lvlOverride w:ilvl="3">
+      <w:startOverride w:val="93"/>
+    </w:lvlOverride>
+    <w:lvlOverride w:ilvl="4">
+      <w:startOverride w:val="93"/>
+    </w:lvlOverride>
+    <w:lvlOverride w:ilvl="5">
+      <w:startOverride w:val="93"/>
+    </w:lvlOverride>
+    <w:lvlOverride w:ilvl="6">
+      <w:startOverride w:val="93"/>
+    </w:lvlOverride>
+    <w:lvlOverride w:ilvl="7">
+      <w:startOverride w:val="93"/>
+    </w:lvlOverride>
+    <w:lvlOverride w:ilvl="8">
+      <w:startOverride w:val="93"/>
+    </w:lvlOverride>
+  </w:num>
+  <w:num w:numId="1043">
+    <w:abstractNumId w:val="994196"/>
+    <w:lvlOverride w:ilvl="0">
+      <w:startOverride w:val="96"/>
+    </w:lvlOverride>
+    <w:lvlOverride w:ilvl="1">
+      <w:startOverride w:val="96"/>
+    </w:lvlOverride>
+    <w:lvlOverride w:ilvl="2">
+      <w:startOverride w:val="96"/>
+    </w:lvlOverride>
+    <w:lvlOverride w:ilvl="3">
+      <w:startOverride w:val="96"/>
+    </w:lvlOverride>
+    <w:lvlOverride w:ilvl="4">
+      <w:startOverride w:val="96"/>
+    </w:lvlOverride>
+    <w:lvlOverride w:ilvl="5">
+      <w:startOverride w:val="96"/>
+    </w:lvlOverride>
+    <w:lvlOverride w:ilvl="6">
+      <w:startOverride w:val="96"/>
+    </w:lvlOverride>
+    <w:lvlOverride w:ilvl="7">
+      <w:startOverride w:val="96"/>
+    </w:lvlOverride>
+    <w:lvlOverride w:ilvl="8">
+      <w:startOverride w:val="96"/>
+    </w:lvlOverride>
+  </w:num>
 </w:numbering>
 </file>
 
@@ -6786,11 +8935,6 @@
   <w:style w:default="1" w:styleId="Normal" w:type="paragraph">
     <w:name w:val="Normal"/>
     <w:qFormat/>
-    <w:rPr>
-      <w:rFonts w:ascii="Georgia" w:hAnsi="Georgia"/>
-      <w:color w:val="000000"/>
-      <w:sz w:val="23"/>
-    </w:rPr>
   </w:style>
   <w:style w:styleId="BodyText" w:type="paragraph">
     <w:name w:val="Body Text"/>
@@ -6800,22 +8944,12 @@
       <w:spacing w:after="180" w:before="180"/>
     </w:pPr>
     <w:qFormat/>
-    <w:rPr>
-      <w:rFonts w:ascii="Georgia" w:hAnsi="Georgia"/>
-      <w:color w:val="000000"/>
-      <w:sz w:val="23"/>
-    </w:rPr>
   </w:style>
   <w:style w:customStyle="1" w:styleId="FirstParagraph" w:type="paragraph">
     <w:name w:val="First Paragraph"/>
     <w:basedOn w:val="BodyText"/>
     <w:next w:val="BodyText"/>
     <w:qFormat/>
-    <w:rPr>
-      <w:rFonts w:ascii="Georgia" w:hAnsi="Georgia"/>
-      <w:color w:val="000000"/>
-      <w:sz w:val="23"/>
-    </w:rPr>
   </w:style>
   <w:style w:customStyle="1" w:styleId="Compact" w:type="paragraph">
     <w:name w:val="Compact"/>
@@ -6824,11 +8958,6 @@
     <w:pPr>
       <w:spacing w:after="36" w:before="36"/>
     </w:pPr>
-    <w:rPr>
-      <w:rFonts w:ascii="Georgia" w:hAnsi="Georgia"/>
-      <w:color w:val="000000"/>
-      <w:sz w:val="23"/>
-    </w:rPr>
   </w:style>
   <w:style w:styleId="Title" w:type="paragraph">
     <w:name w:val="Title"/>
@@ -6842,10 +8971,10 @@
       <w:jc w:val="center"/>
     </w:pPr>
     <w:rPr>
-      <w:rFonts w:asciiTheme="majorHAnsi" w:cstheme="majorBidi" w:eastAsiaTheme="majorEastAsia" w:hAnsiTheme="majorHAnsi" w:ascii="Georgia" w:hAnsi="Georgia"/>
+      <w:rFonts w:asciiTheme="majorHAnsi" w:cstheme="majorBidi" w:eastAsiaTheme="majorEastAsia" w:hAnsiTheme="majorHAnsi"/>
       <w:b/>
       <w:bCs/>
-      <w:color w:val="000000"/>
+      <w:color w:themeColor="accent1" w:themeShade="B5" w:val="345A8A"/>
       <w:sz w:val="36"/>
       <w:szCs w:val="36"/>
     </w:rPr>
@@ -6941,10 +9070,10 @@
       <w:outlineLvl w:val="0"/>
     </w:pPr>
     <w:rPr>
-      <w:rFonts w:asciiTheme="majorHAnsi" w:cstheme="majorBidi" w:eastAsiaTheme="majorEastAsia" w:hAnsiTheme="majorHAnsi" w:ascii="Georgia" w:hAnsi="Georgia"/>
+      <w:rFonts w:asciiTheme="majorHAnsi" w:cstheme="majorBidi" w:eastAsiaTheme="majorEastAsia" w:hAnsiTheme="majorHAnsi"/>
       <w:b/>
       <w:bCs/>
-      <w:color w:val="000000"/>
+      <w:color w:themeColor="accent1" w:val="4F81BD"/>
       <w:sz w:val="32"/>
       <w:szCs w:val="32"/>
     </w:rPr>
@@ -6963,11 +9092,11 @@
       <w:outlineLvl w:val="1"/>
     </w:pPr>
     <w:rPr>
-      <w:rFonts w:asciiTheme="majorHAnsi" w:cstheme="majorBidi" w:eastAsiaTheme="majorEastAsia" w:hAnsiTheme="majorHAnsi" w:ascii="Georgia" w:hAnsi="Georgia"/>
+      <w:rFonts w:asciiTheme="majorHAnsi" w:cstheme="majorBidi" w:eastAsiaTheme="majorEastAsia" w:hAnsiTheme="majorHAnsi"/>
       <w:b/>
       <w:bCs/>
-      <w:color w:val="000000"/>
-      <w:sz w:val="26"/>
+      <w:color w:themeColor="accent1" w:val="4F81BD"/>
+      <w:sz w:val="28"/>
       <w:szCs w:val="28"/>
     </w:rPr>
   </w:style>
@@ -6985,10 +9114,10 @@
       <w:outlineLvl w:val="2"/>
     </w:pPr>
     <w:rPr>
-      <w:rFonts w:asciiTheme="majorHAnsi" w:cstheme="majorBidi" w:eastAsiaTheme="majorEastAsia" w:hAnsiTheme="majorHAnsi" w:ascii="Georgia" w:hAnsi="Georgia"/>
+      <w:rFonts w:asciiTheme="majorHAnsi" w:cstheme="majorBidi" w:eastAsiaTheme="majorEastAsia" w:hAnsiTheme="majorHAnsi"/>
       <w:b/>
       <w:bCs/>
-      <w:color w:val="000000"/>
+      <w:color w:themeColor="accent1" w:val="4F81BD"/>
       <w:sz w:val="24"/>
       <w:szCs w:val="24"/>
     </w:rPr>
@@ -7007,10 +9136,10 @@
       <w:outlineLvl w:val="3"/>
     </w:pPr>
     <w:rPr>
-      <w:rFonts w:asciiTheme="majorHAnsi" w:cstheme="majorBidi" w:eastAsiaTheme="majorEastAsia" w:hAnsiTheme="majorHAnsi" w:ascii="Georgia" w:hAnsi="Georgia"/>
+      <w:rFonts w:asciiTheme="majorHAnsi" w:cstheme="majorBidi" w:eastAsiaTheme="majorEastAsia" w:hAnsiTheme="majorHAnsi"/>
       <w:i/>
       <w:bCs/>
-      <w:color w:val="000000"/>
+      <w:color w:themeColor="accent1" w:val="4F81BD"/>
       <w:sz w:val="24"/>
       <w:szCs w:val="24"/>
     </w:rPr>
@@ -7029,9 +9158,9 @@
       <w:outlineLvl w:val="4"/>
     </w:pPr>
     <w:rPr>
-      <w:rFonts w:asciiTheme="majorHAnsi" w:cstheme="majorBidi" w:eastAsiaTheme="majorEastAsia" w:hAnsiTheme="majorHAnsi" w:ascii="Georgia" w:hAnsi="Georgia"/>
+      <w:rFonts w:asciiTheme="majorHAnsi" w:cstheme="majorBidi" w:eastAsiaTheme="majorEastAsia" w:hAnsiTheme="majorHAnsi"/>
       <w:iCs/>
-      <w:color w:val="000000"/>
+      <w:color w:themeColor="accent1" w:val="4F81BD"/>
       <w:sz w:val="24"/>
       <w:szCs w:val="24"/>
     </w:rPr>
@@ -7050,8 +9179,8 @@
       <w:outlineLvl w:val="5"/>
     </w:pPr>
     <w:rPr>
-      <w:rFonts w:asciiTheme="majorHAnsi" w:cstheme="majorBidi" w:eastAsiaTheme="majorEastAsia" w:hAnsiTheme="majorHAnsi" w:ascii="Georgia" w:hAnsi="Georgia"/>
-      <w:color w:val="000000"/>
+      <w:rFonts w:asciiTheme="majorHAnsi" w:cstheme="majorBidi" w:eastAsiaTheme="majorEastAsia" w:hAnsiTheme="majorHAnsi"/>
+      <w:color w:themeColor="accent1" w:val="4F81BD"/>
       <w:sz w:val="24"/>
       <w:szCs w:val="24"/>
     </w:rPr>
@@ -7070,8 +9199,8 @@
       <w:outlineLvl w:val="6"/>
     </w:pPr>
     <w:rPr>
-      <w:rFonts w:asciiTheme="majorHAnsi" w:cstheme="majorBidi" w:eastAsiaTheme="majorEastAsia" w:hAnsiTheme="majorHAnsi" w:ascii="Georgia" w:hAnsi="Georgia"/>
-      <w:color w:val="000000"/>
+      <w:rFonts w:asciiTheme="majorHAnsi" w:cstheme="majorBidi" w:eastAsiaTheme="majorEastAsia" w:hAnsiTheme="majorHAnsi"/>
+      <w:color w:themeColor="accent1" w:val="4F81BD"/>
       <w:sz w:val="24"/>
       <w:szCs w:val="24"/>
     </w:rPr>
@@ -7090,8 +9219,8 @@
       <w:outlineLvl w:val="7"/>
     </w:pPr>
     <w:rPr>
-      <w:rFonts w:asciiTheme="majorHAnsi" w:cstheme="majorBidi" w:eastAsiaTheme="majorEastAsia" w:hAnsiTheme="majorHAnsi" w:ascii="Georgia" w:hAnsi="Georgia"/>
-      <w:color w:val="000000"/>
+      <w:rFonts w:asciiTheme="majorHAnsi" w:cstheme="majorBidi" w:eastAsiaTheme="majorEastAsia" w:hAnsiTheme="majorHAnsi"/>
+      <w:color w:themeColor="accent1" w:val="4F81BD"/>
       <w:sz w:val="24"/>
       <w:szCs w:val="24"/>
     </w:rPr>
@@ -7110,8 +9239,8 @@
       <w:outlineLvl w:val="8"/>
     </w:pPr>
     <w:rPr>
-      <w:rFonts w:asciiTheme="majorHAnsi" w:cstheme="majorBidi" w:eastAsiaTheme="majorEastAsia" w:hAnsiTheme="majorHAnsi" w:ascii="Georgia" w:hAnsi="Georgia"/>
-      <w:color w:val="000000"/>
+      <w:rFonts w:asciiTheme="majorHAnsi" w:cstheme="majorBidi" w:eastAsiaTheme="majorEastAsia" w:hAnsiTheme="majorHAnsi"/>
+      <w:color w:themeColor="accent1" w:val="4F81BD"/>
       <w:sz w:val="24"/>
       <w:szCs w:val="24"/>
     </w:rPr>
@@ -7250,8 +9379,7 @@
     <w:name w:val="Hyperlink"/>
     <w:basedOn w:val="BodyTextChar"/>
     <w:rPr>
-      <w:color w:val="000000"/>
-      <w:u w:val="none"/>
+      <w:color w:themeColor="accent1" w:val="4F81BD"/>
     </w:rPr>
   </w:style>
   <w:style w:styleId="TOCHeading" w:type="paragraph">
@@ -7272,7 +9400,7 @@
       <w:color w:themeColor="accent1" w:themeShade="BF" w:val="365F91"/>
     </w:rPr>
   </w:style>
-  <w:style w:type="paragraph" w:customStyle="1" w:styleId="SourceCode">
+  <w:style w:customStyle="1" w:styleId="SourceCode" w:type="paragraph">
     <w:name w:val="Source Code"/>
     <w:basedOn w:val="Normal"/>
     <w:link w:val="VerbatimChar"/>
@@ -7280,7 +9408,7 @@
       <w:wordWrap w:val="off"/>
     </w:pPr>
   </w:style>
-  <w:style w:type="character" w:customStyle="1" w:styleId="KeywordTok">
+  <w:style w:customStyle="1" w:styleId="KeywordTok" w:type="character">
     <w:name w:val="KeywordTok"/>
     <w:basedOn w:val="VerbatimChar"/>
     <w:rPr>
@@ -7288,77 +9416,77 @@
       <w:b/>
     </w:rPr>
   </w:style>
-  <w:style w:type="character" w:customStyle="1" w:styleId="DataTypeTok">
+  <w:style w:customStyle="1" w:styleId="DataTypeTok" w:type="character">
     <w:name w:val="DataTypeTok"/>
     <w:basedOn w:val="VerbatimChar"/>
     <w:rPr>
       <w:color w:val="902000"/>
     </w:rPr>
   </w:style>
-  <w:style w:type="character" w:customStyle="1" w:styleId="DecValTok">
+  <w:style w:customStyle="1" w:styleId="DecValTok" w:type="character">
     <w:name w:val="DecValTok"/>
     <w:basedOn w:val="VerbatimChar"/>
     <w:rPr>
       <w:color w:val="40a070"/>
     </w:rPr>
   </w:style>
-  <w:style w:type="character" w:customStyle="1" w:styleId="BaseNTok">
+  <w:style w:customStyle="1" w:styleId="BaseNTok" w:type="character">
     <w:name w:val="BaseNTok"/>
     <w:basedOn w:val="VerbatimChar"/>
     <w:rPr>
       <w:color w:val="40a070"/>
     </w:rPr>
   </w:style>
-  <w:style w:type="character" w:customStyle="1" w:styleId="FloatTok">
+  <w:style w:customStyle="1" w:styleId="FloatTok" w:type="character">
     <w:name w:val="FloatTok"/>
     <w:basedOn w:val="VerbatimChar"/>
     <w:rPr>
       <w:color w:val="40a070"/>
     </w:rPr>
   </w:style>
-  <w:style w:type="character" w:customStyle="1" w:styleId="ConstantTok">
+  <w:style w:customStyle="1" w:styleId="ConstantTok" w:type="character">
     <w:name w:val="ConstantTok"/>
     <w:basedOn w:val="VerbatimChar"/>
     <w:rPr>
       <w:color w:val="880000"/>
     </w:rPr>
   </w:style>
-  <w:style w:type="character" w:customStyle="1" w:styleId="CharTok">
+  <w:style w:customStyle="1" w:styleId="CharTok" w:type="character">
     <w:name w:val="CharTok"/>
     <w:basedOn w:val="VerbatimChar"/>
     <w:rPr>
       <w:color w:val="4070a0"/>
     </w:rPr>
   </w:style>
-  <w:style w:type="character" w:customStyle="1" w:styleId="SpecialCharTok">
+  <w:style w:customStyle="1" w:styleId="SpecialCharTok" w:type="character">
     <w:name w:val="SpecialCharTok"/>
     <w:basedOn w:val="VerbatimChar"/>
     <w:rPr>
       <w:color w:val="4070a0"/>
     </w:rPr>
   </w:style>
-  <w:style w:type="character" w:customStyle="1" w:styleId="StringTok">
+  <w:style w:customStyle="1" w:styleId="StringTok" w:type="character">
     <w:name w:val="StringTok"/>
     <w:basedOn w:val="VerbatimChar"/>
     <w:rPr>
       <w:color w:val="4070a0"/>
     </w:rPr>
   </w:style>
-  <w:style w:type="character" w:customStyle="1" w:styleId="VerbatimStringTok">
+  <w:style w:customStyle="1" w:styleId="VerbatimStringTok" w:type="character">
     <w:name w:val="VerbatimStringTok"/>
     <w:basedOn w:val="VerbatimChar"/>
     <w:rPr>
       <w:color w:val="4070a0"/>
     </w:rPr>
   </w:style>
-  <w:style w:type="character" w:customStyle="1" w:styleId="SpecialStringTok">
+  <w:style w:customStyle="1" w:styleId="SpecialStringTok" w:type="character">
     <w:name w:val="SpecialStringTok"/>
     <w:basedOn w:val="VerbatimChar"/>
     <w:rPr>
       <w:color w:val="bb6688"/>
     </w:rPr>
   </w:style>
-  <w:style w:type="character" w:customStyle="1" w:styleId="ImportTok">
+  <w:style w:customStyle="1" w:styleId="ImportTok" w:type="character">
     <w:name w:val="ImportTok"/>
     <w:basedOn w:val="VerbatimChar"/>
     <w:rPr>
@@ -7366,7 +9494,7 @@
       <w:b/>
     </w:rPr>
   </w:style>
-  <w:style w:type="character" w:customStyle="1" w:styleId="CommentTok">
+  <w:style w:customStyle="1" w:styleId="CommentTok" w:type="character">
     <w:name w:val="CommentTok"/>
     <w:basedOn w:val="VerbatimChar"/>
     <w:rPr>
@@ -7374,7 +9502,7 @@
       <w:i/>
     </w:rPr>
   </w:style>
-  <w:style w:type="character" w:customStyle="1" w:styleId="DocumentationTok">
+  <w:style w:customStyle="1" w:styleId="DocumentationTok" w:type="character">
     <w:name w:val="DocumentationTok"/>
     <w:basedOn w:val="VerbatimChar"/>
     <w:rPr>
@@ -7382,7 +9510,7 @@
       <w:i/>
     </w:rPr>
   </w:style>
-  <w:style w:type="character" w:customStyle="1" w:styleId="AnnotationTok">
+  <w:style w:customStyle="1" w:styleId="AnnotationTok" w:type="character">
     <w:name w:val="AnnotationTok"/>
     <w:basedOn w:val="VerbatimChar"/>
     <w:rPr>
@@ -7391,7 +9519,7 @@
       <w:i/>
     </w:rPr>
   </w:style>
-  <w:style w:type="character" w:customStyle="1" w:styleId="CommentVarTok">
+  <w:style w:customStyle="1" w:styleId="CommentVarTok" w:type="character">
     <w:name w:val="CommentVarTok"/>
     <w:basedOn w:val="VerbatimChar"/>
     <w:rPr>
@@ -7400,28 +9528,28 @@
       <w:i/>
     </w:rPr>
   </w:style>
-  <w:style w:type="character" w:customStyle="1" w:styleId="OtherTok">
+  <w:style w:customStyle="1" w:styleId="OtherTok" w:type="character">
     <w:name w:val="OtherTok"/>
     <w:basedOn w:val="VerbatimChar"/>
     <w:rPr>
       <w:color w:val="007020"/>
     </w:rPr>
   </w:style>
-  <w:style w:type="character" w:customStyle="1" w:styleId="FunctionTok">
+  <w:style w:customStyle="1" w:styleId="FunctionTok" w:type="character">
     <w:name w:val="FunctionTok"/>
     <w:basedOn w:val="VerbatimChar"/>
     <w:rPr>
       <w:color w:val="06287e"/>
     </w:rPr>
   </w:style>
-  <w:style w:type="character" w:customStyle="1" w:styleId="VariableTok">
+  <w:style w:customStyle="1" w:styleId="VariableTok" w:type="character">
     <w:name w:val="VariableTok"/>
     <w:basedOn w:val="VerbatimChar"/>
     <w:rPr>
       <w:color w:val="19177c"/>
     </w:rPr>
   </w:style>
-  <w:style w:type="character" w:customStyle="1" w:styleId="ControlFlowTok">
+  <w:style w:customStyle="1" w:styleId="ControlFlowTok" w:type="character">
     <w:name w:val="ControlFlowTok"/>
     <w:basedOn w:val="VerbatimChar"/>
     <w:rPr>
@@ -7429,45 +9557,45 @@
       <w:b/>
     </w:rPr>
   </w:style>
-  <w:style w:type="character" w:customStyle="1" w:styleId="OperatorTok">
+  <w:style w:customStyle="1" w:styleId="OperatorTok" w:type="character">
     <w:name w:val="OperatorTok"/>
     <w:basedOn w:val="VerbatimChar"/>
     <w:rPr>
       <w:color w:val="666666"/>
     </w:rPr>
   </w:style>
-  <w:style w:type="character" w:customStyle="1" w:styleId="BuiltInTok">
+  <w:style w:customStyle="1" w:styleId="BuiltInTok" w:type="character">
     <w:name w:val="BuiltInTok"/>
     <w:basedOn w:val="VerbatimChar"/>
     <w:rPr>
       <w:color w:val="008000"/>
     </w:rPr>
   </w:style>
-  <w:style w:type="character" w:customStyle="1" w:styleId="ExtensionTok">
+  <w:style w:customStyle="1" w:styleId="ExtensionTok" w:type="character">
     <w:name w:val="ExtensionTok"/>
     <w:basedOn w:val="VerbatimChar"/>
     <w:rPr/>
   </w:style>
-  <w:style w:type="character" w:customStyle="1" w:styleId="PreprocessorTok">
+  <w:style w:customStyle="1" w:styleId="PreprocessorTok" w:type="character">
     <w:name w:val="PreprocessorTok"/>
     <w:basedOn w:val="VerbatimChar"/>
     <w:rPr>
       <w:color w:val="bc7a00"/>
     </w:rPr>
   </w:style>
-  <w:style w:type="character" w:customStyle="1" w:styleId="AttributeTok">
+  <w:style w:customStyle="1" w:styleId="AttributeTok" w:type="character">
     <w:name w:val="AttributeTok"/>
     <w:basedOn w:val="VerbatimChar"/>
     <w:rPr>
       <w:color w:val="7d9029"/>
     </w:rPr>
   </w:style>
-  <w:style w:type="character" w:customStyle="1" w:styleId="RegionMarkerTok">
+  <w:style w:customStyle="1" w:styleId="RegionMarkerTok" w:type="character">
     <w:name w:val="RegionMarkerTok"/>
     <w:basedOn w:val="VerbatimChar"/>
     <w:rPr/>
   </w:style>
-  <w:style w:type="character" w:customStyle="1" w:styleId="InformationTok">
+  <w:style w:customStyle="1" w:styleId="InformationTok" w:type="character">
     <w:name w:val="InformationTok"/>
     <w:basedOn w:val="VerbatimChar"/>
     <w:rPr>
@@ -7476,7 +9604,7 @@
       <w:i/>
     </w:rPr>
   </w:style>
-  <w:style w:type="character" w:customStyle="1" w:styleId="WarningTok">
+  <w:style w:customStyle="1" w:styleId="WarningTok" w:type="character">
     <w:name w:val="WarningTok"/>
     <w:basedOn w:val="VerbatimChar"/>
     <w:rPr>
@@ -7485,7 +9613,7 @@
       <w:i/>
     </w:rPr>
   </w:style>
-  <w:style w:type="character" w:customStyle="1" w:styleId="AlertTok">
+  <w:style w:customStyle="1" w:styleId="AlertTok" w:type="character">
     <w:name w:val="AlertTok"/>
     <w:basedOn w:val="VerbatimChar"/>
     <w:rPr>
@@ -7493,7 +9621,7 @@
       <w:b/>
     </w:rPr>
   </w:style>
-  <w:style w:type="character" w:customStyle="1" w:styleId="ErrorTok">
+  <w:style w:customStyle="1" w:styleId="ErrorTok" w:type="character">
     <w:name w:val="ErrorTok"/>
     <w:basedOn w:val="VerbatimChar"/>
     <w:rPr>
@@ -7501,7 +9629,7 @@
       <w:b/>
     </w:rPr>
   </w:style>
-  <w:style w:type="character" w:customStyle="1" w:styleId="NormalTok">
+  <w:style w:customStyle="1" w:styleId="NormalTok" w:type="character">
     <w:name w:val="NormalTok"/>
     <w:basedOn w:val="VerbatimChar"/>
     <w:rPr/>

--- a/themes/theme-8/theme 8 draft.docx
+++ b/themes/theme-8/theme 8 draft.docx
@@ -548,7 +548,8 @@
         <w:pStyle w:val="FirstParagraph"/>
       </w:pPr>
       <w:r>
-        <w:t xml:space="preserve">Сигарета у подъезда, свежая краска в соседней комнате, ночная смена, многочасовая дорога — со всем этим беременная женщина сталкивается в обычной жизни. Одни из этих воздействий заметно влияют на течение беременности, другие — меньше, чем о них принято говорить, и почти для каждого есть способ снизить риск.</w:t>
+        <w:rPr/>
+        <w:t xml:space="preserve">Сигарета у подъезда, свежая краска в соседней комнате, ночная смена, многочасовая дорога — со всем этим женщина сталкивается в обычной жизни. Одни из этих воздействий заметно влияют на течение беременности, другие меньше, чем о них принято говорить, и почти для каждого есть способ снизить риск.</w:t>
       </w:r>
     </w:p>
     <w:p>
@@ -608,7 +609,8 @@
         <w:pStyle w:val="BodyText"/>
       </w:pPr>
       <w:r>
-        <w:t xml:space="preserve">Безопасное при беременности количество алкоголя неизвестно. Поэтому российские клинические рекомендации прямо предписывают врачу сообщить беременной «о необходимости отказа от приема алкоголя». Это касается любых напитков: в вине, пиве и крепком алкоголе действует один и тот же спирт. Поэтому не годится и совет пить красное вино «для гемоглобина». Как поддержать уровень железа и гемоглобина, разобрано в Теме 1, раздел 1.2 «Витамины и нутриенты: что действительно нужно».</w:t>
+        <w:rPr/>
+        <w:t xml:space="preserve">Безопасного количества алкоголя при беременности не установлено, поэтому от него отказываются полностью — так говорят и российские клинические рекомендации. Это касается любых напитков: в вине, пиве и крепком алкоголе действует один и тот же спирт. Совет пить красное вино «для гемоглобина» тоже не годится; как поддержать уровень железа и гемоглобина, разобрано в Теме 1, раздел 1.2 «Нутриенты и добавки: что действительно нужно».</w:t>
       </w:r>
     </w:p>
     <w:p>
@@ -616,7 +618,8 @@
         <w:pStyle w:val="BodyText"/>
       </w:pPr>
       <w:r>
-        <w:t xml:space="preserve">Напиток с надписью «безалкогольный» по российскому закону может содержать до 0,5 % спирта: алкогольной продукцией закон считает напитки, в которых этилового спирта «более 0,5 процента объема готовой продукции». Если хочется вкуса привычного напитка, выбирайте тот, на этикетке которого указано «0,0 %».</w:t>
+        <w:rPr/>
+        <w:t xml:space="preserve">Напиток с надписью «безалкогольный» по российскому закону может содержать до 0,5 % спирта. Если хочется вкуса привычного напитка, выбирайте тот, на этикетке которого указано «0,0 %».</w:t>
       </w:r>
     </w:p>
     <w:bookmarkEnd w:id="22"/>
@@ -642,7 +645,8 @@
         <w:pStyle w:val="BodyText"/>
       </w:pPr>
       <w:r>
-        <w:t xml:space="preserve">С этого дня от алкоголя нужно отказаться до конца беременности. Отказаться никогда не поздно: мозг ребёнка развивается всю беременность, поэтому отказ от алкоголя на любом сроке идёт ему на пользу. Британская национальная служба здравоохранения пишет, что риск для ребёнка в такой ситуации, вероятно, невысок, и советует, если вы беспокоитесь, обсудить это с акушеркой или врачом. На первом приёме расскажите врачу, когда и сколько вы пили: такие вопросы — обычная часть расспроса, и врач учтёт ваш ответ при наблюдении.</w:t>
+        <w:rPr/>
+        <w:t xml:space="preserve">С этого дня от алкоголя отказываются до конца беременности. Мозг ребёнка развивается всю беременность, поэтому отказ полезен на любом сроке. Риск от того, что выпили до теста, по оценке британской службы здравоохранения, вероятно, невысок. На первом приёме скажите врачу, когда и сколько вы пили: это обычная часть расспроса, и врач учтёт ответ при наблюдении.</w:t>
       </w:r>
     </w:p>
     <w:p>
@@ -650,7 +654,8 @@
         <w:pStyle w:val="BodyText"/>
       </w:pPr>
       <w:r>
-        <w:t xml:space="preserve">Если вы выпиваете регулярно и бросить не получается, загляните в раздел 8.6 — там сказано, куда обратиться за помощью.</w:t>
+        <w:rPr/>
+        <w:t xml:space="preserve">Если вы выпиваете регулярно и бросить не получается, куда обратиться за помощью, сказано в разделе 8.6.</w:t>
       </w:r>
     </w:p>
     <w:bookmarkEnd w:id="23"/>
@@ -686,7 +691,8 @@
         <w:pStyle w:val="BodyText"/>
       </w:pPr>
       <w:r>
-        <w:t xml:space="preserve">С табачным дымом в кровь попадает угарный газ, и он мешает организму использовать кислород; сигареты могут ограничивать поступление кислорода к ребёнку. Курение при беременности уменьшает и приток крови к плаценте; одним из возможных механизмов называют сужение сосудов.</w:t>
+        <w:rPr/>
+        <w:t xml:space="preserve">С табачным дымом в кровь попадает угарный газ: он мешает крови переносить кислород, и ребёнок может получать его меньше. Курение уменьшает и приток крови к плаценте, возможно из-за сужения сосудов.</w:t>
       </w:r>
     </w:p>
     <w:p>
@@ -694,7 +700,8 @@
         <w:pStyle w:val="BodyText"/>
       </w:pPr>
       <w:r>
-        <w:t xml:space="preserve">Американская коллегия акушеров-гинекологов связывает курение при беременности:</w:t>
+        <w:rPr/>
+        <w:t xml:space="preserve">Курение при беременности связано:</w:t>
       </w:r>
     </w:p>
     <w:p>
@@ -775,14 +782,6 @@
       </w:pPr>
       <w:r>
         <w:t xml:space="preserve">На курение во время беременности приходится от 22 до 34 % случаев синдрома внезапной детской смерти — внезапной гибели внешне здорового младенца.</w:t>
-      </w:r>
-    </w:p>
-    <w:p>
-      <w:pPr>
-        <w:pStyle w:val="BodyText"/>
-      </w:pPr>
-      <w:r>
-        <w:t xml:space="preserve">Российские клинические рекомендации предписывают врачу сообщить беременной «о необходимости отказа от курения».</w:t>
       </w:r>
     </w:p>
     <w:bookmarkEnd w:id="25"/>
@@ -800,7 +799,8 @@
         <w:pStyle w:val="FirstParagraph"/>
       </w:pPr>
       <w:r>
-        <w:t xml:space="preserve">Безопасного количества сигарет при беременности нет. Для здоровья женщины и ребёнка лучше всего полностью отказаться от курения. Меньшее число сигарет полного отказа не заменяет.</w:t>
+        <w:rPr/>
+        <w:t xml:space="preserve">Безопасного количества сигарет нет. От курения отказываются полностью, как советуют и российские клинические рекомендации: если курить меньше, это отказа не заменяет.</w:t>
       </w:r>
     </w:p>
     <w:p>
@@ -808,7 +808,8 @@
         <w:pStyle w:val="BodyText"/>
       </w:pPr>
       <w:r>
-        <w:t xml:space="preserve">Бросить стоит на любом сроке: отказ от курения в любой момент беременности полезен и женщине, и ребёнку. Даже если бросить за несколько недель до родов, это пойдёт на пользу обоим: после последней сигареты угарный газ и другие вредные газы выводятся из организма. Распространённое мнение, будто резкий отказ от курения вызывает у ребёнка «стресс», ошибочно.</w:t>
+        <w:rPr/>
+        <w:t xml:space="preserve">Бросить полезно на любом сроке, даже за несколько недель до родов: после последней сигареты угарный газ и другие вредные газы выводятся из организма. Мнение, будто резкий отказ от курения вызывает у ребёнка «стресс», ошибочно.</w:t>
       </w:r>
     </w:p>
     <w:p>
@@ -816,7 +817,8 @@
         <w:pStyle w:val="BodyText"/>
       </w:pPr>
       <w:r>
-        <w:t xml:space="preserve">На практике помогает заранее назвать ситуации, в которых вы обычно курите, — кофе, остановка, перерыв на работе, — и для каждой придумать другое действие. Сигареты, зажигалки и пепельницы лучше убрать из дома, а курящих близких попросить не курить при вас и не предлагать вам сигарету.</w:t>
+        <w:rPr/>
+        <w:t xml:space="preserve">Помогает заранее назвать ситуации, в которых вы обычно курите (кофе, остановка, перерыв на работе), и для каждой придумать другое действие. Сигареты, зажигалки и пепельницы уберите из дома, а курящих близких попросите не курить при вас и не предлагать вам сигарету. Бесплатный телефон помощи при отказе от курения — в разделе 8.6.</w:t>
       </w:r>
     </w:p>
     <w:bookmarkEnd w:id="26"/>
@@ -834,22 +836,8 @@
         <w:pStyle w:val="FirstParagraph"/>
       </w:pPr>
       <w:r>
-        <w:t xml:space="preserve">Жевательные резинки, пастилки, спреи и пластыри с никотином избавляют от угарного газа и продуктов горения, но никотин продолжает поступать в организм. Такие средства называют никотинзаместительными. В Великобритании их рекомендуют беременным как средство первого выбора, то есть в первую очередь, при отказе от курения. В российской инструкции к одной из форм никотиновой жевательной резинки беременность среди противопоказаний не указана, но сказано, что никотин проникает через плаценту и применять препарат при беременности следует, если польза превышает риск; у других лекарственных форм противопоказания различаются.</w:t>
-      </w:r>
-      <w:r>
-        <w:t xml:space="preserve"> </w:t>
-      </w:r>
-      <w:r>
-        <w:rPr>
-          <w:rStyle w:val="VerbatimChar"/>
-        </w:rPr>
-        <w:t xml:space="preserve">[проверить врачу: по справочнику «Видаль» противопоказание при беременности у никотиновых препаратов зависит от лекарственной формы; формулировка сужена до одной формы резинки, ГРЛС не сверен]</w:t>
-      </w:r>
-      <w:r>
-        <w:t xml:space="preserve"> </w:t>
-      </w:r>
-      <w:r>
-        <w:t xml:space="preserve">Поэтому решение о таком препарате принимает врач.</w:t>
+        <w:rPr/>
+        <w:t xml:space="preserve">Жевательные резинки, пастилки, спреи и пластыри с никотином — никотинзаместительные средства — избавляют от угарного газа и продуктов горения, но никотин продолжает поступать в организм. В Великобритании их рекомендуют беременным как средство первого выбора при отказе от курения. Российские инструкции к разным формам говорят о беременности по-разному: в инструкции к одной из форм никотиновой жевательной резинки беременность среди противопоказаний не указана, но сказано, что никотин проникает через плаценту и применять препарат при беременности следует, если польза превышает риск. [проверить врачу: по справочнику «Видаль» противопоказание при беременности у никотиновых препаратов зависит от лекарственной формы; формулировка сужена до одной формы резинки, ГРЛС не сверен] Поэтому решение о таком препарате принимает врач.</w:t>
       </w:r>
     </w:p>
     <w:p>
@@ -857,7 +845,8 @@
         <w:pStyle w:val="BodyText"/>
       </w:pPr>
       <w:r>
-        <w:t xml:space="preserve">Два других препарата при беременности не подходят: варениклин и цитизин (Табекс) при беременности противопоказаны.</w:t>
+        <w:rPr/>
+        <w:t xml:space="preserve">Два других препарата не подходят: варениклин и цитизин (Табекс) при беременности противопоказаны.</w:t>
       </w:r>
     </w:p>
     <w:bookmarkEnd w:id="27"/>
@@ -884,7 +873,8 @@
         <w:pStyle w:val="BodyText"/>
       </w:pPr>
       <w:r>
-        <w:t xml:space="preserve">Пассивное курение — когда вы вдыхаете дым чужих сигарет — при беременности повышает риск низкого веса ребёнка при рождении примерно на 20 %. Запах в квартире и на одежде означает, что частицы дыма оседают на поверхностях; вредят ли они при беременности, пока не установлено. Американская академия педиатрии относит беременных к тем, кому такие остатки дыма особенно нежелательны, и предупреждает: курение в другой комнате, с вентилятором или у открытого окна от них не защищает.</w:t>
+        <w:rPr/>
+        <w:t xml:space="preserve">Пассивное курение, то есть вдыхание чужого дыма, повышает риск низкого веса ребёнка при рождении примерно на 20 %. Запах табака в квартире и на одежде означает, что частицы дыма оседают на поверхностях. Вредят ли они при беременности, пока не установлено, но американские педиатры относят беременных к тем, кому такие остатки дыма особенно нежелательны. Курение в другой комнате, с вентилятором или у открытого окна от них не защищает.</w:t>
       </w:r>
     </w:p>
     <w:p>
@@ -892,7 +882,8 @@
         <w:pStyle w:val="BodyText"/>
       </w:pPr>
       <w:r>
-        <w:t xml:space="preserve">Договоритесь с близкими: дома и в машине не курит никто — ни при открытом окне, ни в ваше отсутствие. Курить лучше на улице, подальше от окон и дверей: дым с балкона или с площадки у дома возвращается в квартиру через открытые окна и двери. Кроме того, табачный дым проникает в квартиры через вентиляцию и щели в стенах и перекрытиях, и с этим сталкиваются от 44 до 53 % жителей многоквартирных домов, у которых дома не курят. Кальянные и заведения, где курят, на время беременности лучше исключить.</w:t>
+        <w:rPr/>
+        <w:t xml:space="preserve">Договоритесь с близкими: дома и в машине не курит никто, ни при открытом окне, ни в ваше отсутствие. Курят на улице, подальше от окон и дверей: дым с балкона или от подъезда возвращается в квартиру через окна и двери. В многоквартирном доме дым проникает и от соседей, через вентиляцию и щели. Кальянные и заведения, где курят, на время беременности лучше исключить.</w:t>
       </w:r>
     </w:p>
     <w:p>
@@ -926,22 +917,8 @@
         <w:pStyle w:val="BodyText"/>
       </w:pPr>
       <w:r>
-        <w:t xml:space="preserve">В жидкостях для электронных сигарет и в табачных стиках для нагревания обычно есть никотин. Американская коллегия акушеров-гинекологов рекомендует беременным немедленно отказаться от электронных сигарет и вейпов. Британская служба здравоохранения оценивает их иначе: электронные сигареты намного менее опасны, чем курение, и если вейп помогает бросить сигареты, для женщины и ребёнка это намного безопаснее, чем продолжать курить. Российские авторы в обзоре 2026 года вейпы как способ отказа от курения беременным не предлагают и отмечают неблагоприятное влияние этих устройств на здоровье. О безопасности электронных сигарет при беременности известно ещё не всё.</w:t>
-      </w:r>
-      <w:r>
-        <w:t xml:space="preserve"> </w:t>
-      </w:r>
-      <w:r>
-        <w:rPr>
-          <w:rStyle w:val="VerbatimChar"/>
-        </w:rPr>
-        <w:t xml:space="preserve">[проверить врачу: решение автора 09.10.2026 — прежняя пометка о расхождении ACOG и NHS по вейпам снята: текст не предлагает вейп как способ отказа, опора — обзор «Акушерство и гинекология» 2026; подтвердить позицию для читательницы в России]</w:t>
-      </w:r>
-      <w:r>
-        <w:t xml:space="preserve"> </w:t>
-      </w:r>
-      <w:r>
-        <w:t xml:space="preserve">Поэтому лучший вариант — полностью отказаться от никотина, а если без него не получается — перейти на никотинзаместительный препарат по решению врача (раздел 8.2).</w:t>
+        <w:rPr/>
+        <w:t xml:space="preserve">В жидкостях для электронных сигарет и в табачных стиках для нагревания обычно есть никотин, а о безопасности самих устройств при беременности известно ещё не всё. Американские акушеры-гинекологи советуют беременным отказаться от электронных сигарет сразу; российские специалисты вейпы как способ отказа от курения не предлагают. [проверить врачу: решение автора 09.10.2026 — прежняя пометка о расхождении ACOG и NHS по вейпам снята: текст не предлагает вейп как способ отказа, опора — обзор «Акушерство и гинекология» 2026; подтвердить позицию для читательницы в России] Поэтому лучший вариант — полностью отказаться от никотина, а если без него не получается, перейти на никотинзаместительный препарат по решению врача (раздел 8.2).</w:t>
       </w:r>
     </w:p>
     <w:p>
@@ -949,7 +926,8 @@
         <w:pStyle w:val="BodyText"/>
       </w:pPr>
       <w:r>
-        <w:t xml:space="preserve">Первые данные о системах нагревания табака при беременности тоже не успокаивают. В японском общенациональном опросе у женщин, которые во время беременности пользовались только такими системами, шансы родить ребёнка с малым для срока весом были в 2,5 раза выше, чем у никогда не куривших (отношение шансов 2,50; 95 % доверительный интервал 1,03–6,05). Авторы делают осторожный вывод о возможной связи.</w:t>
+        <w:rPr/>
+        <w:t xml:space="preserve">Системы нагревания табака тоже не безвредны: в первом крупном исследовании у женщин, которые пользовались только ими, ребёнок рождался с весом меньше нормы для срока примерно в 2,5 раза чаще. Авторы называют это возможной связью.</w:t>
       </w:r>
     </w:p>
     <w:p>
@@ -957,7 +935,8 @@
         <w:pStyle w:val="BodyText"/>
       </w:pPr>
       <w:r>
-        <w:t xml:space="preserve">Кальян часто считают безвредным: дым ведь проходит через воду. Но вода не задерживает вредные вещества дыма полностью. За обычный сеанс курения кальяна человек вдыхает около 90 000 мл дыма (около 90 литров), тогда как за одну сигарету — 500–600 мл. Тлеющий уголь выделяет угарный газ, поэтому кальян «без табака», на травяных смесях, тоже вреден.</w:t>
+        <w:rPr/>
+        <w:t xml:space="preserve">Кальян часто считают безвредным, потому что дым проходит через воду. Но вода задерживает вредные вещества лишь частично, а за сеанс кальяна вдыхают около 90 литров дыма, тогда как от одной сигареты — 500–600 мл. Тлеющий уголь выделяет угарный газ, поэтому кальян «без табака», на травяных смесях, тоже вреден.</w:t>
       </w:r>
     </w:p>
     <w:p>
@@ -965,7 +944,8 @@
         <w:pStyle w:val="BodyText"/>
       </w:pPr>
       <w:r>
-        <w:t xml:space="preserve">Снюс, насвай и другой бездымный табак дыма не образуют, но никотин из них всасывается через слизистую рта. Если женщина употребляла бездымный табак во время беременности, низкий вес ребёнка при рождении, недоношенность, мертворождение и остановки дыхания у новорождённого встречаются так же часто, как у курильщиц.</w:t>
+        <w:rPr/>
+        <w:t xml:space="preserve">Снюс, насвай и другой бездымный табак дыма не образуют, но никотин из них всасывается через слизистую рта. У женщин, которые употребляли бездымный табак во время беременности, низкий вес ребёнка при рождении, недоношенность, мертворождение и остановки дыхания у новорождённого встречаются так же часто, как у курильщиц.</w:t>
       </w:r>
     </w:p>
     <w:bookmarkEnd w:id="30"/>
@@ -983,7 +963,8 @@
         <w:pStyle w:val="FirstParagraph"/>
       </w:pPr>
       <w:r>
-        <w:t xml:space="preserve">Действующее вещество каннабиса — тетрагидроканнабинол (ТГК) — из крови матери может попадать в мозг ребёнка. Американская коллегия акушеров-гинекологов рекомендует врачам советовать женщинам прекратить употребление каннабиса при беременности и в период грудного вскармливания. Она связывает каннабис с низким весом ребёнка при рождении, рождением ребёнка с малым для срока весом, поступлением новорождённого в отделение реанимации и перинатальной смертностью (что это такое — в разделе 8.2); прежние исследования указывают и на возможный риск нарушений развития мозга и поведения после рождения. При этом продолжающееся употребление каннабиса коллегия не считает причиной отказываться от грудного вскармливания.</w:t>
+        <w:rPr/>
+        <w:t xml:space="preserve">Действующее вещество каннабиса, тетрагидроканнабинол (ТГК), из крови матери может попадать в мозг ребёнка. Каннабис при беременности связан с низким весом ребёнка при рождении, в том числе с весом меньше нормы для срока, с поступлением новорождённого в реанимацию и с перинатальной смертностью (что это такое — в разделе 8.2); есть данные и о возможных нарушениях развития мозга и поведения после рождения. Поэтому от каннабиса отказываются на время беременности и грудного вскармливания. Если же отказаться не удалось, американские акушеры-гинекологи не считают это причиной не кормить грудью.</w:t>
       </w:r>
     </w:p>
     <w:p>
@@ -991,7 +972,8 @@
         <w:pStyle w:val="BodyText"/>
       </w:pPr>
       <w:r>
-        <w:t xml:space="preserve">Средства с каннабидиолом (КБД) продаются как «натуральное» успокоительное или средство от тошноты. Их влияние на ребёнка не изучено, а в самих продуктах может оказаться ТГК. Если вы пробуете так справляться с тошнотой или тревогой, обсудите это с врачом: при тошноте помогают способы из Темы 1, раздел 1.4 «Когда есть трудно: тошнота, изжога, запоры», при тревоге — из темы об эмоциональном состоянии.</w:t>
+        <w:rPr/>
+        <w:t xml:space="preserve">Средства с каннабидиолом (КБД) продаются как «натуральное» успокоительное или средство от тошноты. Их влияние на ребёнка не изучено, а в самих продуктах может оказаться ТГК. Если вы пробуете так справляться с тошнотой или тревогой, обсудите это с врачом. При тошноте помогают способы из Темы 1, раздел 1.4 «Когда есть трудно: тошнота, изжога, запоры», при тревоге — из Темы 10, раздел 10.10 «Что действительно помогает и чего лучше не делать».</w:t>
       </w:r>
     </w:p>
     <w:p>
@@ -1008,25 +990,14 @@
       </w:pPr>
       <w:r>
         <w:rPr>
-          <w:bCs/>
-          <w:b/>
+          <w:b w:val="1"/>
+          <w:bCs w:val="1"/>
         </w:rPr>
         <w:t xml:space="preserve">Опиоиды: не бросать резко.</w:t>
       </w:r>
       <w:r>
-        <w:t xml:space="preserve"> </w:t>
-      </w:r>
-      <w:r>
-        <w:t xml:space="preserve">Если вы принимаете опиоиды, не прекращайте приём самостоятельно. Для беременных с опиоидной зависимостью американская коллегия акушеров-гинекологов рекомендует лечение препаратами-агонистами опиоидов под наблюдением врача и считает его предпочтительнее контролируемой отмены: после отмены часто возвращается употребление, а возврат опасен случайной передозировкой, потому что организм теряет привыкание. Если такое лечение недоступно, отменяют препарат только под наблюдением врача. С другими веществами и лекарствами, вызывающими зависимость, действует то же правило: внезапное прекращение приёма может быть опаснее для женщины и ребёнка, чем продолжение под наблюдением врача.</w:t>
-      </w:r>
-      <w:r>
-        <w:t xml:space="preserve"> </w:t>
-      </w:r>
-      <w:r>
-        <w:rPr>
-          <w:rStyle w:val="VerbatimChar"/>
-        </w:rPr>
-        <w:t xml:space="preserve">[проверить врачу: схема ACOG (Committee Opinion № 711, 2017) — лечение агонистами опиоидов вместо отмены; как такое лечение организовано в России и можно ли писать о нём читательнице]</w:t>
+        <w:rPr/>
+        <w:t xml:space="preserve"> Если вы принимаете опиоиды, не прекращайте приём самостоятельно и скажите об этом врачу, который ведёт беременность. При опиоидной зависимости американские акушеры-гинекологи предпочитают отмене лечение препаратами-агонистами опиоидов под наблюдением врача: после отмены часто возвращается употребление, а с ним риск случайной передозировки, потому что организм теряет привыкание. Если такого лечения нет, препарат отменяют только под наблюдением врача. С другими веществами и лекарствами, вызывающими зависимость, правило то же: внезапное прекращение может быть опаснее для женщины и ребёнка, чем продолжение под наблюдением врача. [проверить врачу: схема ACOG (Committee Opinion № 711, 2017) — лечение агонистами опиоидов вместо отмены; как такое лечение организовано в России и можно ли писать о нём читательнице]</w:t>
       </w:r>
     </w:p>
     <w:p>
@@ -1034,7 +1005,8 @@
         <w:pStyle w:val="BodyText"/>
       </w:pPr>
       <w:r>
-        <w:t xml:space="preserve">Врачу стоит рассказывать о любых веществах — в том числе об однократном употреблении и об употреблении до того, как вы узнали о беременности. От этого зависит, какие обследования понадобятся вам и как будут наблюдать ребёнка после рождения. Сказанное врачу защищено законом: сведения о факте обращения за медицинской помощью, состоянии здоровья и диагнозе составляют врачебную тайну.</w:t>
+        <w:rPr/>
+        <w:t xml:space="preserve">Врачу рассказывают о любых веществах, в том числе об однократном употреблении и об употреблении до того, как стало известно о беременности: от этого зависит, какие обследования понадобятся вам и как будут наблюдать ребёнка после рождения. Сказанное врачу защищено законом как врачебная тайна.</w:t>
       </w:r>
     </w:p>
     <w:bookmarkEnd w:id="31"/>
@@ -1052,7 +1024,8 @@
         <w:pStyle w:val="FirstParagraph"/>
       </w:pPr>
       <w:r>
-        <w:t xml:space="preserve">При никотиновой и алкогольной зависимости организм привыкает к веществу, и одного решения бросить часто оказывается мало. Повторяющееся употребление влияет на систему вознаграждения мозга, а тяга к веществу и симптомы отмены мешают бросить, поэтому с зависимостью работают специалисты.</w:t>
+        <w:rPr/>
+        <w:t xml:space="preserve">При никотиновой и алкогольной зависимости одного решения бросить часто мало: вещество меняет работу системы вознаграждения мозга, а тяга и симптомы отмены мешают остановиться. Поэтому с зависимостью работают специалисты.</w:t>
       </w:r>
     </w:p>
     <w:p>
@@ -1061,16 +1034,14 @@
       </w:pPr>
       <w:r>
         <w:rPr>
-          <w:bCs/>
-          <w:b/>
+          <w:b w:val="1"/>
+          <w:bCs w:val="1"/>
         </w:rPr>
         <w:t xml:space="preserve">Врач, который ведёт беременность.</w:t>
       </w:r>
       <w:r>
-        <w:t xml:space="preserve"> </w:t>
-      </w:r>
-      <w:r>
-        <w:t xml:space="preserve">Скажите прямо: «Я курю (выпиваю) и не могу бросить сама». Врач женской консультации решает, нужна ли консультация профильного специалиста — нарколога или психотерапевта, — и направляет к нему. Отдельного российского документа о помощи беременным с зависимостью нет.</w:t>
+        <w:rPr/>
+        <w:t xml:space="preserve"> Скажите прямо: «Я курю (выпиваю) и не могу бросить сама». Врач женской консультации решит, нужна ли консультация нарколога или психотерапевта, и направит к нему.</w:t>
       </w:r>
     </w:p>
     <w:p>
@@ -1079,16 +1050,14 @@
       </w:pPr>
       <w:r>
         <w:rPr>
-          <w:bCs/>
-          <w:b/>
+          <w:b w:val="1"/>
+          <w:bCs w:val="1"/>
         </w:rPr>
         <w:t xml:space="preserve">Телефон помощи при отказе от курения.</w:t>
       </w:r>
       <w:r>
-        <w:t xml:space="preserve"> </w:t>
-      </w:r>
-      <w:r>
-        <w:t xml:space="preserve">Консультативный телефонный центр помощи в отказе от потребления табака, организованный Министерством здравоохранения Российской Федерации: 8-800-200-0-200, звонок бесплатный. Центр работает с понедельника по пятницу с 9:00 до 21:00, в субботу — с 9:00 до 18:00 по московскому времени.</w:t>
+        <w:rPr/>
+        <w:t xml:space="preserve"> Консультативный центр Минздрава России: 8-800-200-0-200, звонок бесплатный. Работает с понедельника по пятницу с 9:00 до 21:00, в субботу — с 9:00 до 18:00 по московскому времени.</w:t>
       </w:r>
     </w:p>
     <w:p>
@@ -1097,26 +1066,14 @@
       </w:pPr>
       <w:r>
         <w:rPr>
-          <w:bCs/>
-          <w:b/>
+          <w:b w:val="1"/>
+          <w:bCs w:val="1"/>
         </w:rPr>
         <w:t xml:space="preserve">Нарколог.</w:t>
       </w:r>
       <w:r>
-        <w:t xml:space="preserve"> </w:t>
-      </w:r>
-      <w:r>
-        <w:t xml:space="preserve">Обратиться можно в наркологический диспансер по месту жительства. Диспансерное наблюдение врач-психиатр-нарколог устанавливает только с вашего информированного добровольного согласия, и от него можно отказаться письменно.</w:t>
-      </w:r>
-      <w:r>
-        <w:t xml:space="preserve"> </w:t>
-      </w:r>
-      <w:r>
-        <w:rPr>
-          <w:rStyle w:val="VerbatimChar"/>
-          <w:highlight w:val="yellow"/>
-        </w:rPr>
-        <w:t xml:space="preserve">[ПРОВЕРИТЬ: порядок наблюдения — по приказу Минздрава России от 12.01.2026 № 10н (текст сверен по перепечатке); возможность анонимного обращения и последствия наблюдения не описаны — новый Порядок помощи по профилю «психиатрия-наркология» (приказ № 666н) не получен, действие приказа № 327 (1999) об анонимном лечении не подтверждено, 09.10.2026]</w:t>
+        <w:rPr/>
+        <w:t xml:space="preserve"> Обратиться можно в наркологический диспансер по месту жительства. На диспансерное наблюдение нарколог ставит только с вашего информированного добровольного согласия, и от него можно письменно отказаться. [ПРОВЕРИТЬ: порядок наблюдения — по приказу Минздрава России от 12.01.2026 № 10н (текст сверен по перепечатке); возможность анонимного обращения и последствия наблюдения не описаны — новый Порядок помощи по профилю «психиатрия-наркология» (приказ № 666н) не получен, действие приказа № 327 (1999) об анонимном лечении не подтверждено, 09.10.2026]</w:t>
       </w:r>
     </w:p>
     <w:p>
@@ -1281,7 +1238,8 @@
         <w:pStyle w:val="BodyText"/>
       </w:pPr>
       <w:r>
-        <w:t xml:space="preserve">Обычные бытовые чистящие средства, если пользоваться ими по инструкции, по оценке американской службы информации о воздействиях при беременности, риск для беременности не повышают. То, что запах стал ощущаться резче, не значит, что вещества к ребёнку попадает больше. При вдыхании паров в кровь обычно попадает немного, а кожа служит хорошим барьером, поэтому вещества из бытовых средств вряд ли дойдут до ребёнка. И всё же во время уборки открывайте окна или включайте вытяжку, надевайте резиновые перчатки и выбирайте гели и жидкости вместо спреев.</w:t>
+        <w:rPr/>
+        <w:t xml:space="preserve">Обычные бытовые чистящие средства, если пользоваться ими по инструкции, риск для беременности не повышают. Резкий запах не означает, что к ребёнку попадает больше вещества: при вдыхании паров в кровь обычно попадает немного, а кожа служит хорошим барьером. Во время уборки открывайте окна или включайте вытяжку, надевайте резиновые перчатки и выбирайте гели и жидкости вместо спреев.</w:t>
       </w:r>
     </w:p>
     <w:p>
@@ -1289,7 +1247,8 @@
         <w:pStyle w:val="BodyText"/>
       </w:pPr>
       <w:r>
-        <w:t xml:space="preserve">Бытовые средства нельзя смешивать. Хлорсодержащее средство вместе с нашатырём выделяет ядовитые газы — хлорамины, а вместе с кислотой (например, со средством для чистки унитаза) — хлор. Средства для прочистки труб и чистки духовки с едкой щёлочью лучше поручить другому члену семьи.</w:t>
+        <w:rPr/>
+        <w:t xml:space="preserve">Бытовые средства нельзя смешивать. Хлорсодержащее средство вместе с нашатырём выделяет ядовитые газы — хлорамины, а вместе с кислотой (например, со средством для чистки унитаза) — хлор. Чистку труб и духовки средствами с едкой щёлочью лучше поручить кому-то из близких.</w:t>
       </w:r>
     </w:p>
     <w:p>
@@ -1323,7 +1282,8 @@
         <w:pStyle w:val="BodyText"/>
       </w:pPr>
       <w:r>
-        <w:t xml:space="preserve">Органические растворители есть в части красок, лаков, клеёв и шпатлёвок и испаряются при работе. У женщин, которые постоянно контактировали с растворителями на работе, крупные пороки развития у детей встречались чаще — шансы были выше примерно на две трети (отношение шансов 1,64; 95 % доверительный интервал 1,16–2,30). Связь с выкидышем при этом статистически значимой не оказалась, то есть отличить её от случайности не удалось.</w:t>
+        <w:rPr/>
+        <w:t xml:space="preserve">Органические растворители есть в части красок, лаков, клеёв и шпатлёвок и испаряются при работе. У женщин, которые постоянно работали с растворителями, крупные пороки развития у детей встречались примерно на две трети чаще.</w:t>
       </w:r>
     </w:p>
     <w:p>
@@ -1331,7 +1291,8 @@
         <w:pStyle w:val="BodyText"/>
       </w:pPr>
       <w:r>
-        <w:t xml:space="preserve">Бытовая покраска — другая ситуация. Британская служба здравоохранения считает маловероятным, что она или запах краски навредят ребёнку. Риск, по её оценке, немного выше при работе с красками на растворителях и со старой краской, в которой может быть свинец. Пример похожего воздействия — формальдегид в составах для выпрямления волос — разобран в Теме 5, раздел 5.6 «Волосы и удаление волос: что меняется и какие способы подходят».</w:t>
+        <w:rPr/>
+        <w:t xml:space="preserve">Бытовая покраска — другая ситуация: маловероятно, что она или запах краски навредят ребёнку. Риск немного выше при работе с красками на растворителях и со старой краской, в которой может быть свинец. О похожем случае — формальдегиде в составах для выпрямления волос — в Теме 5, раздел 5.6 «Волосы и удаление волос: что меняется и какие способы подходят».</w:t>
       </w:r>
     </w:p>
     <w:p>
@@ -1347,7 +1308,8 @@
         <w:pStyle w:val="BodyText"/>
       </w:pPr>
       <w:r>
-        <w:t xml:space="preserve">Старую краску не снимайте сами: в ней может быть свинец, а свинцовая пыль, которую вдыхает беременная, может повлиять на развитие ребёнка. Свинец, попавший в организм беременной, попадает и к ребёнку.</w:t>
+        <w:rPr/>
+        <w:t xml:space="preserve">Старую краску не снимайте сами: в ней может быть свинец, а свинец из вдыхаемой пыли попадает к ребёнку и может повлиять на его развитие.</w:t>
       </w:r>
     </w:p>
     <w:bookmarkEnd w:id="35"/>
@@ -1365,7 +1327,8 @@
         <w:pStyle w:val="FirstParagraph"/>
       </w:pPr>
       <w:r>
-        <w:t xml:space="preserve">На время обработки квартиры от насекомых беременной нужно уйти из дома, а после обработки помещение проветривают. Вернуться можно в срок, указанный на упаковке средства или службой дезинсекции, и не раньше, чем обработанные поверхности полностью высохнут. Поверхности, которых касаются руками, и места хранения продуктов потом вымойте. Маловероятно, что обработка дома или на работе профессиональной службой даст воздействие, достаточное, чтобы повысить риски для беременности.</w:t>
+        <w:rPr/>
+        <w:t xml:space="preserve">На время обработки квартиры от насекомых уйдите из дома, а после обработки помещение проветривают. Вернуться можно в срок, указанный на упаковке средства или службой дезинсекции, и не раньше, чем обработанные поверхности полностью высохнут. Поверхности, которых касаются руками, и места хранения продуктов потом вымойте. Профессиональная обработка дома или на работе вряд ли повышает риски.</w:t>
       </w:r>
     </w:p>
     <w:p>
@@ -1373,7 +1336,8 @@
         <w:pStyle w:val="BodyText"/>
       </w:pPr>
       <w:r>
-        <w:t xml:space="preserve">На даче и в огороде средства от вредителей и сорняков — пестициды — во время беременности лучше самой не разводить и не распылять. Если без этого не обойтись:</w:t>
+        <w:rPr/>
+        <w:t xml:space="preserve">Средства от вредителей и сорняков (пестициды) на даче лучше самой не разводить и не распылять. Если без этого не обойтись:</w:t>
       </w:r>
     </w:p>
     <w:p>
@@ -1429,7 +1393,8 @@
         <w:pStyle w:val="FirstParagraph"/>
       </w:pPr>
       <w:r>
-        <w:t xml:space="preserve">Если разбился ртутный градусник, выведите из комнаты людей и животных, закройте двери и откройте окна. Собирать ртуть веником или пылесосом нельзя. Собирать её лучше не вам, а другому члену семьи. Порядок такой:</w:t>
+        <w:rPr/>
+        <w:t xml:space="preserve">Если разбился ртутный градусник, выведите из комнаты людей и животных, закройте двери и откройте окна. Собирать ртуть лучше не вам, а кому-то из близких, и не веником или пылесосом. Порядок такой:</w:t>
       </w:r>
     </w:p>
     <w:p>
@@ -1517,7 +1482,8 @@
         <w:pStyle w:val="FirstParagraph"/>
       </w:pPr>
       <w:r>
-        <w:t xml:space="preserve">Загрязнение воздуха связано с неблагоприятными исходами беременности: в систематическом обзоре из 58 исследований, посвящённых загрязнителям воздуха, 48 показали значимую связь с преждевременными родами, низким весом при рождении или мертворождением. Место жительства ради беременности меняют редко, но в дни сильного загрязнения — смога, дыма лесных или торфяных пожаров — воздействие можно уменьшить.</w:t>
+        <w:rPr/>
+        <w:t xml:space="preserve">Загрязнённый воздух связан с преждевременными родами, низким весом при рождении и мертворождением: такую связь показало большинство исследований на эту тему. Переехать ради беременности удаётся редко, но в дни сильного загрязнения (смог, дым лесных или торфяных пожаров) воздействие можно уменьшить.</w:t>
       </w:r>
     </w:p>
     <w:p>
@@ -1605,7 +1571,8 @@
         <w:pStyle w:val="FirstParagraph"/>
       </w:pPr>
       <w:r>
-        <w:t xml:space="preserve">Угарный газ не имеет ни цвета, ни запаха и обнаруживается только приборами. Его источники в доме — газовая колонка, плита, печь, камин, генератор, автомобиль в закрытом гараже. Для ребёнка угарный газ опаснее, чем для матери: гемоглобин плода — белок крови, переносящий кислород, — связывает угарный газ прочнее, чем гемоглобин взрослого, а выводится газ из крови плода дольше.</w:t>
+        <w:rPr/>
+        <w:t xml:space="preserve">Угарный газ не имеет ни цвета, ни запаха и обнаруживается только приборами. Его источники в доме — газовая колонка, плита, печь, камин, генератор, автомобиль в закрытом гараже. Для ребёнка угарный газ опаснее, чем для матери: гемоглобин плода (белок крови, переносящий кислород) связывает угарный газ прочнее, чем гемоглобин взрослого, а выводится газ из крови плода дольше.</w:t>
       </w:r>
     </w:p>
     <w:p>
@@ -1622,25 +1589,14 @@
       </w:pPr>
       <w:r>
         <w:rPr>
-          <w:bCs/>
-          <w:b/>
+          <w:b w:val="1"/>
+          <w:bCs w:val="1"/>
         </w:rPr>
         <w:t xml:space="preserve">Что делать.</w:t>
       </w:r>
       <w:r>
-        <w:t xml:space="preserve"> </w:t>
-      </w:r>
-      <w:r>
-        <w:t xml:space="preserve">Если вы подозреваете отравление угарным газом — даже когда плохо только вам, — по возможности выключите прибор, который может его выделять, выйдите на улицу и сразу обратитесь за медицинской помощью, сказав, что вы беременны. Не возвращайтесь в помещение, пока его не проверят.</w:t>
-      </w:r>
-      <w:r>
-        <w:t xml:space="preserve"> </w:t>
-      </w:r>
-      <w:r>
-        <w:rPr>
-          <w:rStyle w:val="VerbatimChar"/>
-        </w:rPr>
-        <w:t xml:space="preserve">[проверить врачу: решение автора 09.10.2026 — порядок при угарном газе переписан по NHS: действовать при подозрении на отравление даже у одного человека; скорая — при тяжёлых признаках]</w:t>
+        <w:rPr/>
+        <w:t xml:space="preserve"> Если подозреваете отравление угарным газом, даже когда плохо только вам, по возможности выключите прибор, который может его выделять, выйдите на улицу и сразу обратитесь за медицинской помощью, сказав, что вы беременны (Раздел 0, строка «Угарный газ»). Не возвращайтесь в помещение, пока его не проверят. [проверить врачу: решение автора 09.10.2026 — порядок при угарном газе переписан по NHS: действовать при подозрении на отравление даже у одного человека; скорая — при тяжёлых признаках]</w:t>
       </w:r>
     </w:p>
     <w:p>
@@ -1693,7 +1649,8 @@
         <w:pStyle w:val="BodyText"/>
       </w:pPr>
       <w:r>
-        <w:t xml:space="preserve">Перегрев в первые месяцы беременности связан с пороками развития нервной трубки — зачатка головного и спинного мозга. В метаанализе у женщин, которые в первом триместре перенесли перегрев, в том числе при лихорадке, риск таких пороков был почти вдвое выше (отношение шансов 1,92; 95 % доверительный интервал 1,61–2,29). Поэтому поднявшуюся температуру при беременности сбивают, а не пережидают; чем и с какой цифры — Тема 7, раздел 7.7 «Боль и температура: чем снижать и когда звонить врачу».</w:t>
+        <w:rPr/>
+        <w:t xml:space="preserve">Перегрев в первые месяцы беременности, в том числе при высокой температуре во время болезни, связан с пороками развития нервной трубки — зачатка головного и спинного мозга: риск таких пороков почти вдвое выше. Поэтому поднявшуюся температуру сбивают, а не пережидают; чем и с какой цифры — Тема 7, раздел 7.7 «Боль и температура: чем снижать и когда звонить врачу».</w:t>
       </w:r>
     </w:p>
     <w:p>
@@ -1778,16 +1735,14 @@
       </w:pPr>
       <w:r>
         <w:rPr>
-          <w:bCs/>
-          <w:b/>
+          <w:b w:val="1"/>
+          <w:bCs w:val="1"/>
         </w:rPr>
         <w:t xml:space="preserve">Когда вызывать скорую.</w:t>
       </w:r>
       <w:r>
-        <w:t xml:space="preserve"> </w:t>
-      </w:r>
-      <w:r>
-        <w:t xml:space="preserve">Слабость до обморока, головокружение, тошнота, прекращение потоотделения, потеря сознания — признаки теплового удара. При них вызывайте скорую помощь: 103 с мобильного, 112 в любой сети.</w:t>
+        <w:rPr/>
+        <w:t xml:space="preserve"> Слабость до обморока, головокружение, тошнота, прекращение потоотделения, потеря сознания — признаки теплового удара. При них вызывайте скорую помощь: 103 с мобильного, 112 в любой сети. До её приезда перейдите в тень или прохладное помещение, снимите лишнюю одежду, смачивайте тело прохладной, не ледяной водой и обдувайтесь вентилятором (Раздел 0, строка «Перегрелась: баня, жара, солнце»).</w:t>
       </w:r>
     </w:p>
     <w:p>
@@ -1795,7 +1750,8 @@
         <w:pStyle w:val="BodyText"/>
       </w:pPr>
       <w:r>
-        <w:t xml:space="preserve">Баня, сауна и горячая ванна дают ту же тепловую нагрузку. Американская коллегия акушеров-гинекологов советует в начале беременности ими не пользоваться; подробнее — в Теме 5, раздел 5.5 «Душ, ванна и тепло: как мыться, не пересушивая кожу и не перегреваясь».</w:t>
+        <w:rPr/>
+        <w:t xml:space="preserve">В начале беременности баней, сауной и горячей ванной советуют не пользоваться: они дают ту же тепловую нагрузку. Подробнее — в Теме 5, раздел 5.5 «Душ, ванна и тепло: как мыться, не пересушивая кожу и не перегреваясь».</w:t>
       </w:r>
     </w:p>
     <w:bookmarkEnd w:id="41"/>
@@ -1813,7 +1769,8 @@
         <w:pStyle w:val="FirstParagraph"/>
       </w:pPr>
       <w:r>
-        <w:t xml:space="preserve">Работа во время беременности — обычное дело: в США, например, 82 % женщин, работавших во время первой беременности, оставались на работе до последнего месяца перед родами. Трудовой кодекс защищает беременных работниц в любой организации.</w:t>
+        <w:rPr/>
+        <w:t xml:space="preserve">Работать во время беременности — обычное дело, и Трудовой кодекс защищает беременных работниц в любой организации.</w:t>
       </w:r>
     </w:p>
     <w:bookmarkStart w:id="42" w:name="когда-начинается-декретный-отпуск"/>
@@ -1830,7 +1787,17 @@
         <w:pStyle w:val="FirstParagraph"/>
       </w:pPr>
       <w:r>
-        <w:t xml:space="preserve">Отпуск по беременности и родам предоставляется по заявлению женщины на основании листка нетрудоспособности и длится 70 календарных дней до родов (при многоплодной беременности — 84) и 70 календарных дней после родов (при осложнённых родах — 86, при рождении двух и более детей — 110). За этот отпуск выплачивается пособие по государственному социальному страхованию (статья 255 Трудового кодекса). Листок нетрудоспособности оформляет акушер-гинеколог (если его нет — врач общей практики, а если нет врача — фельдшер): на сроке 30 недель беременности сразу на 140 календарных дней, при многоплодной беременности — на сроке 28 недель на 194 календарных дня.</w:t>
+        <w:rPr/>
+        <w:t xml:space="preserve">Отпуск по беременности и родам предоставляется по заявлению женщины на основании листка нетрудоспособности. Он длится 70 календарных дней до родов (при многоплодной беременности — 84) и 70 календарных дней после родов (при осложнённых родах — 86, при рождении двух и более детей — 110); за него выплачивается пособие (статья 255 Трудового кодекса).</w:t>
+      </w:r>
+    </w:p>
+    <w:p>
+      <w:pPr>
+        <w:pStyle w:val="FirstParagraph"/>
+      </w:pPr>
+      <w:r>
+        <w:rPr/>
+        <w:t xml:space="preserve">Листок нетрудоспособности оформляет акушер-гинеколог, а если его нет — врач общей практики или фельдшер: на сроке 30 недель беременности сразу на 140 календарных дней, при многоплодной беременности — на сроке 28 недель на 194 календарных дня.</w:t>
       </w:r>
     </w:p>
     <w:bookmarkEnd w:id="42"/>
@@ -1848,7 +1815,8 @@
         <w:pStyle w:val="FirstParagraph"/>
       </w:pPr>
       <w:r>
-        <w:t xml:space="preserve">Если работа связана с вредными факторами или тяжёлой нагрузкой, закон предусматривает облегчение условий: «Беременным женщинам в соответствии с медицинским заключением и по их заявлению снижаются нормы выработки, нормы обслуживания либо эти женщины переводятся на другую работу, исключающую воздействие неблагоприятных производственных факторов, с сохранением среднего заработка по прежней работе» (статья 254 Трудового кодекса, часть 1). Пока такой работы нет, женщину освобождают от работы с сохранением среднего заработка за счёт работодателя (там же, часть 2).</w:t>
+        <w:rPr/>
+        <w:t xml:space="preserve">Если работа связана с вредными факторами или тяжёлой нагрузкой, по медицинскому заключению и вашему заявлению вам должны снизить нормы выработки или обслуживания либо перевести на работу без неблагоприятных производственных факторов, с сохранением среднего заработка по прежней работе (статья 254 Трудового кодекса, часть 1). Пока такой работы нет, вас освобождают от работы с сохранением среднего заработка за счёт работодателя (там же, часть 2).</w:t>
       </w:r>
     </w:p>
     <w:p>
@@ -1856,7 +1824,8 @@
         <w:pStyle w:val="BodyText"/>
       </w:pPr>
       <w:r>
-        <w:t xml:space="preserve">Проще говоря, по заключению врача и вашему заявлению вам должны либо уменьшить нагрузку, либо перевести туда, где нет вредных факторов, а средний заработок по прежней работе при этом сохраняется.</w:t>
+        <w:rPr/>
+        <w:t xml:space="preserve">Начните с врача, который ведёт беременность: расскажите, где и в каких условиях вы работаете, и попросите медицинское заключение. Отдельной формы у него нет: с 1 сентября 2026 года такие заключения выдаются в произвольной форме на основании обследования, подписывают их врачи-специалисты и руководитель медицинской организации или врачебная комиссия. Заключение вместе с вашим заявлением передайте работодателю.</w:t>
       </w:r>
     </w:p>
     <w:p>
@@ -1864,15 +1833,8 @@
         <w:pStyle w:val="BodyText"/>
       </w:pPr>
       <w:r>
-        <w:t xml:space="preserve">Для перевода нужны оба документа: медицинское заключение и ваше заявление работодателю. Отдельной формы такого заключения нет: с 1 сентября 2026 года медицинские заключения выдаются в произвольной форме на основании обследования, подписывают их врачи-специалисты и руководитель медицинской организации или врачебная комиссия. Начните с врача, который ведёт беременность.</w:t>
-      </w:r>
-    </w:p>
-    <w:p>
-      <w:pPr>
-        <w:pStyle w:val="BodyText"/>
-      </w:pPr>
-      <w:r>
-        <w:t xml:space="preserve">Российские клинические рекомендации отдельно предписывают врачу сообщить беременной «о необходимости отказа от работы, связанной с длительным стоянием или с излишней физической нагрузкой». Если на вашей работе приходится долго стоять или поднимать тяжести, это основание обсудить с врачом медицинское заключение.</w:t>
+        <w:rPr/>
+        <w:t xml:space="preserve">Российские клинические рекомендации советуют беременным отказаться от работы, связанной с долгим стоянием или излишней физической нагрузкой. Если на вашей работе приходится долго стоять или поднимать тяжести, это основание попросить у врача медицинское заключение.</w:t>
       </w:r>
     </w:p>
     <w:bookmarkEnd w:id="43"/>
@@ -1890,15 +1852,8 @@
         <w:pStyle w:val="FirstParagraph"/>
       </w:pPr>
       <w:r>
-        <w:t xml:space="preserve">«Запрещаются направление в служебные командировки, привлечение к сверхурочной работе, работе в ночное время, выходные и нерабочие праздничные дни беременных женщин» (статья 259 Трудового кодекса, часть 1). Ночным считается время с 22 до 6 часов, и беременные женщины к работе в это время не допускаются (статья 96). Исключений для беременных эти статьи не содержат.</w:t>
-      </w:r>
-    </w:p>
-    <w:p>
-      <w:pPr>
-        <w:pStyle w:val="BodyText"/>
-      </w:pPr>
-      <w:r>
-        <w:t xml:space="preserve">Иными словами, работодатель не вправе отправить беременную в командировку, поставить в ночную смену, оставить работать сверх нормы или вызвать на работу в выходной или праздничный день.</w:t>
+        <w:rPr/>
+        <w:t xml:space="preserve">Беременных запрещено направлять в командировки, привлекать к сверхурочной работе, к работе в ночное время (с 22 до 6 часов), в выходные и нерабочие праздничные дни (статьи 259 и 96 Трудового кодекса). Исключений для беременных в этих статьях нет.</w:t>
       </w:r>
     </w:p>
     <w:bookmarkEnd w:id="44"/>
@@ -2101,14 +2056,6 @@
     </w:p>
     <w:p>
       <w:pPr>
-        <w:pStyle w:val="FirstParagraph"/>
-      </w:pPr>
-      <w:r>
-        <w:t xml:space="preserve">Перечень составлен по данным американского Национального института охраны труда (NIOSH), пункт о химчистке — по данным службы MotherToBaby.</w:t>
-      </w:r>
-    </w:p>
-    <w:p>
-      <w:pPr>
         <w:pStyle w:val="BodyText"/>
       </w:pPr>
       <w:r>
@@ -2130,7 +2077,17 @@
         <w:pStyle w:val="FirstParagraph"/>
       </w:pPr>
       <w:r>
-        <w:t xml:space="preserve">Воспитатели, учителя, медицинские работники, ветеринары и работники животноводства чаще других контактируют с инфекциями, опасными при беременности. Например, инфекция парвовирусом B19 может передаться ребёнку и повышает риск его гибели, особенно в первой половине беременности. Цитомегаловирус передаётся со слюной и мочой, особенно от малышей, и те, кто часто бывает рядом с маленькими детьми, заражаются чаще; при беременности вирус может передаться ребёнку. Снижают риск мытьё рук с мылом после смены подгузника или помощи ребёнку в туалете и отказ от общей с ребёнком посуды, еды и сосок. Российские санитарные правила не допускают беременных к работам с возбудителями инфекционных заболеваний. В Евросоюзе токсоплазму и вирус краснухи прямо называют возбудителями, от которых беременную работницу нужно защитить, если у неё нет иммунитета. О работе с детьми или животными скажите врачу на первом приёме, чтобы он учёл это при обследовании. Что делать при контакте с инфекцией — Тема 9, раздел 9.9 «Контакт с заболевшим или сыпь у вас: что сообщить врачу»; о маленьких детях рядом — раздел 9.2.</w:t>
+        <w:rPr/>
+        <w:t xml:space="preserve">Воспитатели, учителя, медицинские работники, ветеринары и работники животноводства чаще других контактируют с инфекциями, опасными при беременности. Например, парвовирус B19 может передаться ребёнку и повышает риск его гибели, особенно в первой половине беременности. Цитомегаловирус передаётся со слюной и мочой, особенно от малышей, и те, кто часто бывает рядом с маленькими детьми, заражаются чаще; вирус может передаться ребёнку. Риск снижают мытьё рук с мылом после смены подгузника или помощи ребёнку в туалете и отказ от общей с ребёнком посуды, еды и сосок.</w:t>
+      </w:r>
+    </w:p>
+    <w:p>
+      <w:pPr>
+        <w:pStyle w:val="FirstParagraph"/>
+      </w:pPr>
+      <w:r>
+        <w:rPr/>
+        <w:t xml:space="preserve">Российские санитарные правила не допускают беременных к работам с возбудителями инфекционных заболеваний. О работе с детьми или животными скажите врачу на первом приёме, чтобы он учёл это при обследовании. Что делать при контакте с инфекцией — Тема 9, раздел 9.9 «Контакт с заболевшим или сыпь у вас: что сообщить врачу»; о маленьких детях рядом — раздел 9.2.</w:t>
       </w:r>
     </w:p>
     <w:bookmarkEnd w:id="48"/>
@@ -2148,7 +2105,8 @@
         <w:pStyle w:val="FirstParagraph"/>
       </w:pPr>
       <w:r>
-        <w:t xml:space="preserve">Постоянный сильный шум на работе, по данным обзора Национального института общественного здравоохранения Квебека, повышает на 27 % риск рождения ребёнка с малым для срока весом — то есть весом меньше, чем обычно бывает на этом сроке. Для преждевременных родов повышение риска только предполагается, а данных о влиянии шума на слух ребёнка недостаточно. Связь с беременностью авторы обзора считают наиболее правдоподобной при шуме от 85 децибел (дБА) — или при более тихом, если работа требует большой сосредоточенности или умственного напряжения.</w:t>
+        <w:rPr/>
+        <w:t xml:space="preserve">Постоянный сильный шум на работе, от 85 децибел (дБА), повышает на 27 % риск того, что ребёнок родится с весом меньше нормы для срока. Если работа требует большой сосредоточенности или умственного напряжения, вредным может быть и более тихий шум. Для преждевременных родов и слуха ребёнка данных недостаточно.</w:t>
       </w:r>
     </w:p>
     <w:p>
@@ -2156,7 +2114,8 @@
         <w:pStyle w:val="BodyText"/>
       </w:pPr>
       <w:r>
-        <w:t xml:space="preserve">О вибрации данные тоже есть. Речь об общей вибрации — той, что передаётся всему телу через сиденье или пол. В систематическом обзоре 2023 года найдены доказательства умеренной силы, что такая вибрация на работе связана с повышенным риском преждевременных родов. В шведском общенациональном исследовании у женщин, которые работали полный день при общей вибрации от 0,5 м/с², шансы преэклампсии были выше примерно в 1,8 раза (отношение шансов 1,76), повышения давления при беременности — гестационной гипертензии — примерно в 1,5 раза (1,55), гестационного диабета — примерно в 1,6 раза (1,62). Авторы делают вывод, что беременных не следует на протяжении всей беременности подвергать вибрации такого уровня.</w:t>
+        <w:rPr/>
+        <w:t xml:space="preserve">Общая вибрация, которая передаётся всему телу через сиденье или пол, на работе связана с повышенным риском преждевременных родов. При полном рабочем дне с вибрацией от 0,5 м/с² риск преэклампсии, повышения давления при беременности (гестационной гипертензии) и гестационного диабета был выше примерно в 1,5–1,8 раза. Поэтому такой вибрации избегают всю беременность.</w:t>
       </w:r>
     </w:p>
     <w:p>
@@ -2164,7 +2123,8 @@
         <w:pStyle w:val="BodyText"/>
       </w:pPr>
       <w:r>
-        <w:t xml:space="preserve">Если шум или вибрация есть на вашем рабочем месте, это повод обсудить перевод.</w:t>
+        <w:rPr/>
+        <w:t xml:space="preserve">Если на вашем рабочем месте есть шум или вибрация, это повод попросить у врача заключение для перевода (раздел 8.10).</w:t>
       </w:r>
     </w:p>
     <w:bookmarkEnd w:id="49"/>
@@ -2182,7 +2142,8 @@
         <w:pStyle w:val="FirstParagraph"/>
       </w:pPr>
       <w:r>
-        <w:t xml:space="preserve">Женщины, которые работают с источниками ионизирующего излучения — рентгеновского и радиоактивного, — на период беременности и грудного вскармливания должны переводиться на работу, не связанную с ними. Поэтому сотрудницам рентгеновских и радиологических отделений, атомной промышленности и других подобных производств нужно сообщить работодателю о беременности сразу.</w:t>
+        <w:rPr/>
+        <w:t xml:space="preserve">Женщины, которые работают с источниками ионизирующего излучения (рентгеновского и радиоактивного), на период беременности и грудного вскармливания должны переводиться на работу, не связанную с ними. Поэтому сотрудницам рентгеновских и радиологических отделений, атомной промышленности и других подобных производств нужно сообщить работодателю о беременности сразу.</w:t>
       </w:r>
     </w:p>
     <w:p>
@@ -2190,22 +2151,8 @@
         <w:pStyle w:val="BodyText"/>
       </w:pPr>
       <w:r>
-        <w:t xml:space="preserve">О беременности нужно сообщать и перед любым рентгеновским исследованием или компьютерной томографией: их проводят, когда без них не обойтись. При большинстве диагностических исследований доза для ребёнка намного ниже той, при которой описаны последствия. Дозу до 50 миллигрей (мГр — единица поглощённой дозы излучения) связывают с пренебрежимо малым риском, и ни одно отдельное диагностическое исследование такой дозы не даёт; этот более осторожный порог предлагают и американские акушеры-гинекологи. Американская коллегия радиологии и Общество детской радиологии называют более высокий порог: при дозах ниже 100 мГр нарушений развития, вызванных облучением, не выявлено.</w:t>
-      </w:r>
-      <w:r>
-        <w:t xml:space="preserve"> </w:t>
-      </w:r>
-      <w:r>
-        <w:rPr>
-          <w:rStyle w:val="VerbatimChar"/>
-        </w:rPr>
-        <w:t xml:space="preserve">[проверить врачу: решение автора 09.10.2026 — добавлен осторожный порог 50 мГр (CMAJ 2015, со ссылкой на ACOG) рядом с порогом 100 мГр ACR–SPR; две прежние пометки о расхождении порогов сняты]</w:t>
-      </w:r>
-      <w:r>
-        <w:t xml:space="preserve"> </w:t>
-      </w:r>
-      <w:r>
-        <w:t xml:space="preserve">Ультразвуковое исследование (УЗИ) и магнитно-резонансная томография (МРТ) с риском для ребёнка не связаны, и при беременности их выбирают в первую очередь. Стоматологический рентген разобран в Теме 6, раздел 6.7 «Рентген, обезболивание и антибиотики: чего можно не опасаться и что согласовать».</w:t>
+        <w:rPr/>
+        <w:t xml:space="preserve">О беременности сообщают и перед любым рентгеновским исследованием или компьютерной томографией: их проводят, когда без них не обойтись. Ни одно отдельное диагностическое исследование не даёт ребёнку дозы 50 миллигрей (мГр — единица поглощённой дозы излучения), а риск при дозе ниже этой считается пренебрежимо малым. [проверить врачу: решение автора 09.10.2026 — добавлен осторожный порог 50 мГр (CMAJ 2015, со ссылкой на ACOG) рядом с порогом 100 мГр ACR–SPR; две прежние пометки о расхождении порогов сняты] Ультразвуковое исследование (УЗИ) и магнитно-резонансная томография (МРТ) с риском для ребёнка не связаны, и их выбирают в первую очередь. Стоматологический рентген разобран в Теме 6, раздел 6.7 «Рентген, обезболивание и антибиотики: чего можно не опасаться и что согласовать».</w:t>
       </w:r>
     </w:p>
     <w:p>
@@ -2213,7 +2160,8 @@
         <w:pStyle w:val="BodyText"/>
       </w:pPr>
       <w:r>
-        <w:t xml:space="preserve">Мобильный телефон, вышки сотовой связи и Wi-Fi создают радиочастотное, то есть неионизирующее, излучение — это другой тип излучения. По оценке Всемирной организации здравоохранения, в общественных местах его уровни от базовых станций и беспроводных технологий обычно в тысячи раз ниже международных норм, а неблагоприятных последствий для здоровья от беспроводных сетей не ожидается. Отдельно о беременности: систематический обзор, выполненный по заказу ВОЗ в 2024 году, оценил связь радиочастотного излучения, в том числе от мобильных телефонов, с преждевременными родами, низким весом при рождении, выкидышем и пороками развития и признал доказательства очень неопределёнными — надёжных данных нет ни о вреде, ни об его отсутствии. О самом телефоне американское Управление по контролю за продуктами и лекарствами (FDA) пишет, что совокупность научных данных не связывает радиочастотное излучение мобильных телефонов с какими-либо проблемами со здоровьем. Микроволновые печи, соответствующие стандарту и используемые по инструкции, по оценке FDA безопасны; если у печи повреждены дверца, петли, защёлки или уплотнитель, стоит обратиться к производителю.</w:t>
+        <w:rPr/>
+        <w:t xml:space="preserve">Мобильный телефон, вышки сотовой связи, Wi-Fi и микроволновая печь дают радиочастотное излучение — другой, неионизирующий тип излучения. По оценке Всемирной организации здравоохранения, в быту его уровни обычно в тысячи раз ниже международных норм и неблагоприятных последствий для здоровья не ожидается; американское Управление по контролю за продуктами и лекарствами (FDA) тоже не связывает излучение мобильных телефонов с проблемами со здоровьем. Именно для беременности надёжных данных нет ни о вреде, ни о его отсутствии. Микроволновую печь используют по инструкции; если у неё повреждены дверца, петли, защёлки или уплотнитель, обратитесь к производителю.</w:t>
       </w:r>
     </w:p>
     <w:bookmarkEnd w:id="50"/>
@@ -2241,7 +2189,8 @@
         <w:pStyle w:val="FirstParagraph"/>
       </w:pPr>
       <w:r>
-        <w:t xml:space="preserve">Общего правила, какой вес допустим для беременной дома, в российских документах нет. Ориентир дают американские рекомендации для работниц с неосложнённой беременностью, разработанные на основе методики Национального института охраны труда США (NIOSH):</w:t>
+        <w:rPr/>
+        <w:t xml:space="preserve">Сколько можно поднимать дома, российские документы не определяют. Ориентир дают американские рекомендации для работниц с неосложнённой беременностью:</w:t>
       </w:r>
     </w:p>
     <w:p>
@@ -2253,7 +2202,8 @@
         <w:pStyle w:val="Compact"/>
       </w:pPr>
       <w:r>
-        <w:t xml:space="preserve">при редких подъёмах — реже одного раза в 5 минут — груза на уровне талии, который держат близко к телу, предел в первой половине беременности (до 20 недель) — 36 фунтов, около 16 кг;</w:t>
+        <w:rPr/>
+        <w:t xml:space="preserve">при редких подъёмах (реже одного раза в 5 минут) груза на уровне талии, который держат близко к телу, предел в первой половине беременности, до 20 недель, — около 16 кг;</w:t>
       </w:r>
     </w:p>
     <w:p>
@@ -2265,7 +2215,8 @@
         <w:pStyle w:val="Compact"/>
       </w:pPr>
       <w:r>
-        <w:t xml:space="preserve">во второй половине беременности, когда живот не даёт держать груз вплотную, при тех же редких подъёмах на уровне талии — 26 фунтов, около 12 кг;</w:t>
+        <w:rPr/>
+        <w:t xml:space="preserve">во второй половине беременности, когда живот не даёт держать груз вплотную, при тех же условиях — около 12 кг;</w:t>
       </w:r>
     </w:p>
     <w:p>
@@ -2277,7 +2228,8 @@
         <w:pStyle w:val="Compact"/>
       </w:pPr>
       <w:r>
-        <w:t xml:space="preserve">чем чаще и дольше приходится поднимать и чем дальше от тела груз, тем ниже предел — вплоть до 9 фунтов, около 4 кг;</w:t>
+        <w:rPr/>
+        <w:t xml:space="preserve">чем чаще и дольше приходится поднимать и чем дальше от тела груз, тем ниже предел, вплоть до 4 кг;</w:t>
       </w:r>
     </w:p>
     <w:p>
@@ -2289,7 +2241,8 @@
         <w:pStyle w:val="Compact"/>
       </w:pPr>
       <w:r>
-        <w:t xml:space="preserve">поднимать и опускать груз с пола ниже середины голени и поднимать его над головой эти рекомендации не советуют вовсе.</w:t>
+        <w:rPr/>
+        <w:t xml:space="preserve">поднимать груз с пола (ниже середины голени) и над головой эти рекомендации не советуют вовсе.</w:t>
       </w:r>
     </w:p>
     <w:p>
@@ -2316,7 +2269,8 @@
         <w:pStyle w:val="BodyText"/>
       </w:pPr>
       <w:r>
-        <w:t xml:space="preserve">В систематическом обзоре подъём на работе грузов весом от 11 кг был связан с повышенным риском выкидыша — примерно на треть (отношение шансов 1,31; 95 % доверительный интервал 1,08–1,58), а подъём более 100 кг в сумме за день — с повышенным риском преждевременных родов, тоже примерно на треть (отношение шансов 1,31). Надёжность этих данных авторы оценили как низкую и очень низкую.</w:t>
+        <w:rPr/>
+        <w:t xml:space="preserve">Подъём на работе грузов от 11 кг или больше 100 кг в сумме за день связан с более высоким риском выкидыша и преждевременных родов, хотя надёжность этих данных низкая.</w:t>
       </w:r>
     </w:p>
     <w:p>
@@ -2393,16 +2347,14 @@
       </w:pPr>
       <w:r>
         <w:rPr>
-          <w:bCs/>
-          <w:b/>
+          <w:b w:val="1"/>
+          <w:bCs w:val="1"/>
         </w:rPr>
         <w:t xml:space="preserve">Когда к врачу.</w:t>
       </w:r>
       <w:r>
-        <w:t xml:space="preserve"> </w:t>
-      </w:r>
-      <w:r>
-        <w:t xml:space="preserve">Боль внизу живота, кровянистые выделения или подтекание жидкости после подъёма тяжести — повод обратиться к врачу в тот же день.</w:t>
+        <w:rPr/>
+        <w:t xml:space="preserve"> Кровянистые выделения или подтекание жидкости после подъёма тяжести — повод сразу ехать в приёмное отделение роддома. При боли внизу живота как быстро обращаться, сказано в Разделе 0, строка «Тянет низ живота, боль в животе, схватки до 37 недель».</w:t>
       </w:r>
     </w:p>
     <w:bookmarkEnd w:id="52"/>
@@ -2420,7 +2372,8 @@
         <w:pStyle w:val="FirstParagraph"/>
       </w:pPr>
       <w:r>
-        <w:t xml:space="preserve">Длительное стояние на работе связано с небольшим — примерно на десятую часть — повышением шансов преждевременных родов (отношение шансов 1,11). Российские рекомендации советуют отказаться от работы с длительным стоянием (раздел 8.10). Если стоять всё же приходится, переминайтесь, меняйте опорную ногу, ставьте одну ногу на невысокую подставку и при возможности садитесь.</w:t>
+        <w:rPr/>
+        <w:t xml:space="preserve">Долгое стояние на работе связано с небольшим повышением вероятности преждевременных родов, и российские рекомендации советуют от такой работы отказаться (раздел 8.10). Если стоять всё же приходится, переминайтесь, меняйте опорную ногу, ставьте одну ногу на невысокую подставку и при возможности садитесь.</w:t>
       </w:r>
     </w:p>
     <w:p>
@@ -2428,7 +2381,8 @@
         <w:pStyle w:val="BodyText"/>
       </w:pPr>
       <w:r>
-        <w:t xml:space="preserve">При многочасовом сидении кровь хуже оттекает от ног, а при беременности это добавляет риск тромбоза — образования сгустков крови в венах (раздел 8.14). Вставайте и проходитесь в течение дня, а сидя сгибайте и разгибайте стопы. Британское управление по охране труда относит долгое сидение и стояние к рискам для беременных работниц. Ориентируйтесь на самочувствие: вставайте, когда ноги затекают или спина начинает уставать. Стул с опорой для поясницы, ноги на полу или на подставке и экран на уровне глаз снижают нагрузку на спину.</w:t>
+        <w:rPr/>
+        <w:t xml:space="preserve">При многочасовом сидении кровь хуже оттекает от ног, а при беременности это добавляет риск тромбоза — образования сгустков крови в венах (раздел 8.14). Вставайте и проходитесь, как только ноги затекают или спина начинает уставать, а сидя сгибайте и разгибайте стопы. Стул с опорой для поясницы, ноги на полу или на подставке и экран на уровне глаз снижают нагрузку на спину.</w:t>
       </w:r>
     </w:p>
     <w:p>
@@ -2437,16 +2391,14 @@
       </w:pPr>
       <w:r>
         <w:rPr>
-          <w:bCs/>
-          <w:b/>
+          <w:b w:val="1"/>
+          <w:bCs w:val="1"/>
         </w:rPr>
         <w:t xml:space="preserve">Когда к врачу.</w:t>
       </w:r>
       <w:r>
-        <w:t xml:space="preserve"> </w:t>
-      </w:r>
-      <w:r>
-        <w:t xml:space="preserve">Отёк одной ноги, боль в икре, покраснение или горячая на ощупь кожа — повод обратиться к врачу в тот же день (Тема 2, раздел 2.2 «Причины плохого сна: от изжоги до тревоги»).</w:t>
+        <w:rPr/>
+        <w:t xml:space="preserve"> Если отекла одна нога, болит икра, кожа на ней покраснела или горячая на ощупь, сразу поезжайте в приёмное отделение роддома: это может быть тромбоз. Если вместе с этим появились одышка, боль в груди или кашель с кровью, вызывайте скорую (Раздел 0, строка «Отекла и болит одна нога»).</w:t>
       </w:r>
     </w:p>
     <w:bookmarkEnd w:id="53"/>
@@ -2473,7 +2425,8 @@
         <w:pStyle w:val="BodyText"/>
       </w:pPr>
       <w:r>
-        <w:t xml:space="preserve">Российские клинические рекомендации предписывают врачу рассказать беременной «о правильном использовании ремня безопасности в автомобиле». Правила дорожного движения обязывают водителя быть пристёгнутым и не перевозить непристёгнутых пассажиров; исключений для беременных нет. Значит, пристёгиваться беременной нужно всегда.</w:t>
+        <w:rPr/>
+        <w:t xml:space="preserve">Пристёгиваться нужно всегда: правила дорожного движения исключений для беременных не делают, а российские клинические рекомендации отдельно напоминают о правильном использовании ремня.</w:t>
       </w:r>
     </w:p>
     <w:p>
@@ -2549,7 +2502,8 @@
         <w:pStyle w:val="FirstParagraph"/>
       </w:pPr>
       <w:r>
-        <w:t xml:space="preserve">Продаются адаптеры, которые оттягивают поясную часть ремня под живот. Стандарта безопасности для них в США нет, и надёжных краш-тестов они не проходили.</w:t>
+        <w:rPr/>
+        <w:t xml:space="preserve">Продаются адаптеры, которые оттягивают поясную часть ремня под живот. Стандарта безопасности для них в США нет, и надёжных краш-тестов они не проходили, поэтому ремень пристёгивают по схеме выше.</w:t>
       </w:r>
     </w:p>
     <w:p>
@@ -2566,25 +2520,14 @@
       </w:pPr>
       <w:r>
         <w:rPr>
-          <w:bCs/>
-          <w:b/>
+          <w:b w:val="1"/>
+          <w:bCs w:val="1"/>
         </w:rPr>
         <w:t xml:space="preserve">Можно ли водить самой.</w:t>
       </w:r>
       <w:r>
-        <w:t xml:space="preserve"> </w:t>
-      </w:r>
-      <w:r>
-        <w:t xml:space="preserve">Да: американское управление безопасностью движения даёт отдельные советы именно для беременных за рулём, а британская служба здравоохранения в долгой поездке советует делить вождение со спутником. Срока, после которого водить запрещено, в правилах нет. Но правила дорожного движения запрещают управлять машиной «в болезненном или утомленном состоянии, ставящем под угрозу безопасность движения», так что при сильной усталости, головокружении или плохом самочувствии за руль лучше не садиться. Долгих поездок за рулём во время беременности лучше избегать, а если они неизбежны — регулярно останавливайтесь (раздел 8.14).</w:t>
-      </w:r>
-      <w:r>
-        <w:t xml:space="preserve"> </w:t>
-      </w:r>
-      <w:r>
-        <w:rPr>
-          <w:rStyle w:val="VerbatimChar"/>
-        </w:rPr>
-        <w:t xml:space="preserve">[проверить врачу: решение автора 09.10.2026 — абзац о вождении добавлен по NHTSA, NHS и ПДД п. 2.7; прямого медицинского источника о сроке, до которого можно водить, нет]</w:t>
+        <w:rPr/>
+        <w:t xml:space="preserve"> Да, срока, после которого водить запрещено, в правилах нет. Но при сильной усталости, головокружении или плохом самочувствии за руль не садятся: правила дорожного движения запрещают водить в таком состоянии. Долгих поездок за рулём лучше избегать, в дальней дороге делить вождение со спутником, а если едете сами — регулярно останавливаться (раздел 8.14). [проверить врачу: решение автора 09.10.2026 — абзац о вождении добавлен по NHTSA, NHS и ПДД п. 2.7; прямого медицинского источника о сроке, до которого можно водить, нет]</w:t>
       </w:r>
     </w:p>
     <w:bookmarkEnd w:id="55"/>
@@ -2611,15 +2554,8 @@
         <w:pStyle w:val="FirstParagraph"/>
       </w:pPr>
       <w:r>
-        <w:t xml:space="preserve">При беременности кровь свёртывается легче: повышается активность факторов свёртывания — веществ, которые запускают образование сгустка, — и снижается уровень естественных антикоагулянтов, которые ему препятствуют. Растущая матка затрудняет отток крови от ног, снижается и тонус венозной стенки. Долгое сидение в самолёте, поезде или машине и недостаток жидкости добавляют к этому риск тромбоза вен ног: российская клиническая рекомендация по венозным осложнениям называет обезвоживание среди предпосылок тромбоза при беременности, а малоподвижность — среди факторов, которые могут его запустить у женщин с тромбофилией, то есть с повышенной склонностью к образованию тромбов. Британская служба здравоохранения пишет, что поездки дольше 4 часов несут небольшой риск тромбов для всех беременных.</w:t>
-      </w:r>
-    </w:p>
-    <w:p>
-      <w:pPr>
-        <w:pStyle w:val="BodyText"/>
-      </w:pPr>
-      <w:r>
-        <w:t xml:space="preserve">Российские рекомендации предписывают врачу сообщить беременной, которая планирует длительный авиаперелёт, «о необходимости мер профилактики ТЭО», то есть тромбоэмболических осложнений — закупорки сосуда оторвавшимся сгустком. Среди этих мер там названы ходьба по салону самолёта, обильное питьё, отказ от алкоголя и кофеина и компрессионный трикотаж на время полёта.</w:t>
+        <w:rPr/>
+        <w:t xml:space="preserve">При беременности кровь свёртывается легче: активнее становятся вещества, запускающие образование сгустка, и меньше тех, что ему препятствуют. Растущая матка затрудняет отток крови от ног. Долгое сидение в самолёте, поезде или машине и недостаток жидкости добавляют к этому риск тромбоза вен ног. Британская служба здравоохранения считает, что поездки дольше 4 часов несут небольшой риск тромбов для всех беременных.</w:t>
       </w:r>
     </w:p>
     <w:bookmarkEnd w:id="56"/>
@@ -2637,7 +2573,8 @@
         <w:pStyle w:val="FirstParagraph"/>
       </w:pPr>
       <w:r>
-        <w:t xml:space="preserve">При перелётах дольше четырёх часов Королевская коллегия акушеров-гинекологов Великобритании (RCOG) советует:</w:t>
+        <w:rPr/>
+        <w:t xml:space="preserve">При поездке дольше 4 часов:</w:t>
       </w:r>
     </w:p>
     <w:p>
@@ -2649,7 +2586,8 @@
         <w:pStyle w:val="Compact"/>
       </w:pPr>
       <w:r>
-        <w:t xml:space="preserve">выбирать место у прохода;</w:t>
+        <w:rPr/>
+        <w:t xml:space="preserve">выбирайте место у прохода;</w:t>
       </w:r>
     </w:p>
     <w:p>
@@ -2661,7 +2599,8 @@
         <w:pStyle w:val="Compact"/>
       </w:pPr>
       <w:r>
-        <w:t xml:space="preserve">регулярно ходить по салону;</w:t>
+        <w:rPr/>
+        <w:t xml:space="preserve">регулярно ходите по салону;</w:t>
       </w:r>
     </w:p>
     <w:p>
@@ -2673,7 +2612,8 @@
         <w:pStyle w:val="Compact"/>
       </w:pPr>
       <w:r>
-        <w:t xml:space="preserve">примерно каждые полчаса делать упражнения для ног сидя — например, сгибать и разгибать стопы, как в разделе 8.12;</w:t>
+        <w:rPr/>
+        <w:t xml:space="preserve">примерно каждые полчаса делайте упражнения для ног сидя, например сгибайте и разгибайте стопы;</w:t>
       </w:r>
     </w:p>
     <w:p>
@@ -2685,7 +2625,8 @@
         <w:pStyle w:val="Compact"/>
       </w:pPr>
       <w:r>
-        <w:t xml:space="preserve">пить достаточно жидкости, ограничивая кофе и алкоголь;</w:t>
+        <w:rPr/>
+        <w:t xml:space="preserve">пейте достаточно воды, кофе ограничьте, алкоголь исключите;</w:t>
       </w:r>
     </w:p>
     <w:p>
@@ -2697,7 +2638,8 @@
         <w:pStyle w:val="Compact"/>
       </w:pPr>
       <w:r>
-        <w:t xml:space="preserve">всем беременным надевать правильно подобранный компрессионный трикотаж;</w:t>
+        <w:rPr/>
+        <w:t xml:space="preserve">надевайте компрессионный трикотаж, правильно подобранный по размеру: при таких поездках его советуют всем беременным, купить его можно в аптеке;</w:t>
       </w:r>
     </w:p>
     <w:p>
@@ -2709,15 +2651,8 @@
         <w:pStyle w:val="Compact"/>
       </w:pPr>
       <w:r>
-        <w:t xml:space="preserve">лекарства для профилактики тромбоза (низкомолекулярный гепарин) рассматривать для женщин со значительными дополнительными факторами риска.</w:t>
-      </w:r>
-    </w:p>
-    <w:p>
-      <w:pPr>
-        <w:pStyle w:val="FirstParagraph"/>
-      </w:pPr>
-      <w:r>
-        <w:t xml:space="preserve">Российская клиническая рекомендация по венозным осложнениям даёт близкий по смыслу порог: компрессионный трикотаж рекомендован в том числе «женщинам, путешествующим на большие расстояния в течение более чем 4 часов».</w:t>
+        <w:rPr/>
+        <w:t xml:space="preserve">лекарства для профилактики тромбоза (низкомолекулярный гепарин) назначает врач, если есть значительные дополнительные факторы риска.</w:t>
       </w:r>
     </w:p>
     <w:p>
@@ -2725,7 +2660,8 @@
         <w:pStyle w:val="BodyText"/>
       </w:pPr>
       <w:r>
-        <w:t xml:space="preserve">Те же меры подходят для долгой поездки на поезде или машине; в машине регулярно останавливайтесь, выходите размяться и пройтись, а в пути, если вы не за рулём, вращайте стопами и шевелите пальцами ног. Пейте воду, носите свободную одежду, не сидите нога на ногу.</w:t>
+        <w:rPr/>
+        <w:t xml:space="preserve">Те же меры подходят для долгой поездки на поезде или машине: в машине регулярно останавливайтесь, выходите размяться и пройтись, а в пути, если вы не за рулём, вращайте стопами и шевелите пальцами ног. Носите свободную одежду и не сидите нога на ногу.</w:t>
       </w:r>
     </w:p>
     <w:p>
@@ -2733,16 +2669,8 @@
         <w:pStyle w:val="BodyText"/>
       </w:pPr>
       <w:r>
-        <w:t xml:space="preserve">Если у вас есть дополнительные факторы риска тромбоза (тромбоз в прошлом, выраженное варикозное расширение вен ног, многоплодная беременность и другие), обсудите поездку с врачом заранее. Эти факторы входят в шкалу оценки риска российской клинической рекомендации: венозные тромбоэмболические осложнения в прошлом, варикозное расширение вен нижних конечностей тяжёлой степени, многоплодная беременность. Компрессионные чулки при поездке дольше 4 часов британские и российские рекомендации советуют всем беременным; британская служба здравоохранения пишет, что их можно купить в аптеке, а RCOG — что они должны быть правильно подобраны по размеру. Препараты для профилактики тромбоза самостоятельно не начинают: их назначает врач.</w:t>
-      </w:r>
-      <w:r>
-        <w:t xml:space="preserve"> </w:t>
-      </w:r>
-      <w:r>
-        <w:rPr>
-          <w:rStyle w:val="VerbatimChar"/>
-        </w:rPr>
-        <w:t xml:space="preserve">[проверить врачу: решение автора 09.10.2026 — прежний текст «трикотаж самостоятельно не подбирают» заменён: при поездке дольше 4 часов чулки советуют всем беременным (RCOG, КР «Нормальная беременность», КР «Венозные осложнения», NHS)]</w:t>
+        <w:rPr/>
+        <w:t xml:space="preserve">Если у вас есть дополнительные факторы риска тромбоза (тромбоз в прошлом, выраженное варикозное расширение вен ног, многоплодная беременность и другие), обсудите поездку с врачом заранее. Препараты для профилактики тромбоза самостоятельно не начинают: их назначает врач. [проверить врачу: решение автора 09.10.2026 — прежний текст «трикотаж самостоятельно не подбирают» заменён: при поездке дольше 4 часов чулки советуют всем беременным (RCOG, КР «Нормальная беременность», КР «Венозные осложнения», NHS)]</w:t>
       </w:r>
     </w:p>
     <w:p>
@@ -2751,25 +2679,14 @@
       </w:pPr>
       <w:r>
         <w:rPr>
-          <w:bCs/>
-          <w:b/>
+          <w:b w:val="1"/>
+          <w:bCs w:val="1"/>
         </w:rPr>
         <w:t xml:space="preserve">Когда к врачу и когда вызывать скорую.</w:t>
       </w:r>
       <w:r>
-        <w:t xml:space="preserve"> </w:t>
-      </w:r>
-      <w:r>
-        <w:t xml:space="preserve">Отёк и боль в одной ноге во время поездки или после неё — повод обратиться к врачу в тот же день (раздел 8.12). Если к этому добавились одышка или боль в груди, вызывайте скорую помощь: 103 с мобильного, 112 в любой сети.</w:t>
-      </w:r>
-      <w:r>
-        <w:t xml:space="preserve"> </w:t>
-      </w:r>
-      <w:r>
-        <w:rPr>
-          <w:rStyle w:val="VerbatimChar"/>
-        </w:rPr>
-        <w:t xml:space="preserve">[проверить врачу: решение автора 09.10.2026 — срочность по NHS (DVT): отёк и боль в одной ноге — к врачу в тот же день, с одышкой или болью в груди — скорая; расхождение между 8.12 и 8.14 снято]</w:t>
+        <w:rPr/>
+        <w:t xml:space="preserve"> Если во время поездки или после неё отекла и болит одна нога, сразу поезжайте в приёмное отделение роддома (раздел 8.12). Если к этому добавились одышка или боль в груди, вызывайте скорую помощь: 103 с мобильного, 112 в любой сети. [проверить врачу: решение автора 09.10.2026 — срочность по NHS (DVT): отёк и боль в одной ноге — к врачу в тот же день, с одышкой или болью в груди — скорая; расхождение между 8.12 и 8.14 снято] [проверить врачу: 21.10.2026 срочность приведена к Разделу 0, строка «Отекла и болит одна нога» (0.6): роддом сразу вместо «к врачу в тот же день»]</w:t>
       </w:r>
     </w:p>
     <w:bookmarkEnd w:id="57"/>
@@ -2795,7 +2712,8 @@
         <w:pStyle w:val="BodyText"/>
       </w:pPr>
       <w:r>
-        <w:t xml:space="preserve">У авиакомпаний свои правила перевозки беременных, и уточнять их нужно до покупки билета. По данным RCOG, для полётов после 28-й недели многие авиакомпании требуют письмо от акушерки или врача о том, что осложнений не ожидается. Из-за риска родов в полёте многие авиакомпании не допускают к перелёту после 36 полных недель беременности; при многоплодной беременности не рекомендуется летать после 32 полных недель. Сама коллегия советует не летать с 37 недель при неосложнённой одноплодной беременности и с 32 недель при неосложнённой многоплодной. У некоторых российских авиакомпаний справка для полёта должна быть выдана не раньше чем за сутки до вылета (например, у «Уральских авиалиний»). При осложнениях беременности решение о перелёте принимает врач.</w:t>
+        <w:rPr/>
+        <w:t xml:space="preserve">Правила перевозки беременных у авиакомпаний разные, и уточняют их до покупки билета. После 28-й недели многие авиакомпании требуют справку от врача о том, что осложнений не ожидается; у некоторых российских авиакомпаний она должна быть выдана не раньше чем за сутки до вылета. После 36 полных недель, а при многоплодной беременности после 32 полных недель многие авиакомпании не допускают к перелёту из-за риска родов в полёте. Британские акушеры-гинекологи советуют не летать с 37 недель при неосложнённой одноплодной беременности и с 32 недель при неосложнённой многоплодной. При осложнениях решение о перелёте принимает врач.</w:t>
       </w:r>
     </w:p>
     <w:p>
@@ -2831,16 +2749,48 @@
       </w:pPr>
       <w:r>
         <w:rPr>
+          <w:b w:val="1"/>
+          <w:bCs w:val="1"/>
+        </w:rPr>
+        <w:t xml:space="preserve">Врач.</w:t>
+      </w:r>
+      <w:r>
+        <w:rPr/>
+        <w:t xml:space="preserve"> Обсудите поездку заранее, особенно если впереди дальняя дорога, жаркий климат, горы или страна с другим уровнем медицины. В горы поднимайтесь постепенно, оставляя время на привыкание к высоте. Нагрузок на высоте, к которым вы не готовы и не привыкли, лучше избегать.</w:t>
+      </w:r>
+    </w:p>
+    <w:p>
+      <w:pPr>
+        <w:pStyle w:val="BodyText"/>
+      </w:pPr>
+      <w:r>
+        <w:rPr>
           <w:bCs/>
           <w:b/>
         </w:rPr>
-        <w:t xml:space="preserve">Врач.</w:t>
-      </w:r>
-      <w:r>
-        <w:t xml:space="preserve"> </w:t>
-      </w:r>
-      <w:r>
-        <w:t xml:space="preserve">Обсудите поездку заранее, особенно если впереди дальняя дорога, жаркий климат, горы или страна с другим уровнем медицины. В горы поднимайтесь постепенно, оставляя время на привыкание к высоте. Нагрузок на высоте, к которым вы не готовы и не привыкли, при беременности лучше избегать.</w:t>
+        <w:t xml:space="preserve">Документы.</w:t>
+      </w:r>
+      <w:r>
+        <w:t xml:space="preserve"> </w:t>
+      </w:r>
+      <w:r>
+        <w:t xml:space="preserve">Возьмите обменную карту и результаты обследований.</w:t>
+      </w:r>
+    </w:p>
+    <w:p>
+      <w:pPr>
+        <w:pStyle w:val="BodyText"/>
+      </w:pPr>
+      <w:r>
+        <w:rPr>
+          <w:b w:val="1"/>
+          <w:bCs w:val="1"/>
+        </w:rPr>
+        <w:t xml:space="preserve">Страховка.</w:t>
+      </w:r>
+      <w:r>
+        <w:rPr/>
+        <w:t xml:space="preserve"> Многие туристические полисы не покрывают осложнения беременности и помощь новорождённому за границей. Прежде чем покупать полис, проверьте в его условиях, покрываются ли осложнения беременности, роды и помощь новорождённому и до какого срока.</w:t>
       </w:r>
     </w:p>
     <w:p>
@@ -2852,13 +2802,13 @@
           <w:bCs/>
           <w:b/>
         </w:rPr>
-        <w:t xml:space="preserve">Документы.</w:t>
-      </w:r>
-      <w:r>
-        <w:t xml:space="preserve"> </w:t>
-      </w:r>
-      <w:r>
-        <w:t xml:space="preserve">Возьмите обменную карту и результаты обследований.</w:t>
+        <w:t xml:space="preserve">Больница.</w:t>
+      </w:r>
+      <w:r>
+        <w:t xml:space="preserve"> </w:t>
+      </w:r>
+      <w:r>
+        <w:t xml:space="preserve">Узнайте заранее, где на месте отдыха ближайший роддом или больница с акушерским отделением.</w:t>
       </w:r>
     </w:p>
     <w:p>
@@ -2870,31 +2820,83 @@
           <w:bCs/>
           <w:b/>
         </w:rPr>
-        <w:t xml:space="preserve">Страховка.</w:t>
-      </w:r>
-      <w:r>
-        <w:t xml:space="preserve"> </w:t>
-      </w:r>
-      <w:r>
-        <w:t xml:space="preserve">Многие туристические полисы не покрывают осложнения беременности и помощь новорождённому за границей. Прежде чем покупать полис, прочитайте его условия.</w:t>
+        <w:t xml:space="preserve">Инфекции и прививки.</w:t>
+      </w:r>
+      <w:r>
+        <w:t xml:space="preserve"> </w:t>
+      </w:r>
+      <w:r>
+        <w:t xml:space="preserve">Поездки в районы вспышки вируса Зика беременным советуют пересмотреть. Какие инфекции учесть при выборе направления — Тема 9, раздел 9.6 «Поездки: какие инфекции учесть при выборе направления»; какие прививки делают при беременности — раздел 9.8.</w:t>
       </w:r>
     </w:p>
     <w:p>
       <w:pPr>
         <w:pStyle w:val="BodyText"/>
+      </w:pPr>
+      <w:r>
+        <w:rPr>
+          <w:b w:val="1"/>
+          <w:bCs w:val="1"/>
+        </w:rPr>
+        <w:t xml:space="preserve">Защита от комаров и клещей.</w:t>
+      </w:r>
+      <w:r>
+        <w:rPr/>
+        <w:t xml:space="preserve"> От укусов насекомых, переносящих инфекции, защищают зарегистрированные репелленты, закрытая одежда и москитные сетки. Репелленты с DEET, пикаридином и IR3535 беременным применяют по инструкции на этикетке, дополнительных мер не требуется; в большинстве исследований DEET не повышал вероятность пороков развития. Как пользоваться:</w:t>
+      </w:r>
+    </w:p>
+    <w:p>
+      <w:pPr>
+        <w:numPr>
+          <w:ilvl w:val="0"/>
+          <w:numId w:val="1023"/>
+        </w:numPr>
+        <w:pStyle w:val="Compact"/>
+      </w:pPr>
+      <w:r>
+        <w:t xml:space="preserve">наносите средство только на открытую кожу или на одежду, не под одежду;</w:t>
+      </w:r>
+    </w:p>
+    <w:p>
+      <w:pPr>
+        <w:numPr>
+          <w:ilvl w:val="0"/>
+          <w:numId w:val="1023"/>
+        </w:numPr>
+        <w:pStyle w:val="Compact"/>
+      </w:pPr>
+      <w:r>
+        <w:t xml:space="preserve">не наносите его на порезы и раздражённую кожу;</w:t>
+      </w:r>
+    </w:p>
+    <w:p>
+      <w:pPr>
+        <w:numPr>
+          <w:ilvl w:val="0"/>
+          <w:numId w:val="1023"/>
+        </w:numPr>
+        <w:pStyle w:val="Compact"/>
+      </w:pPr>
+      <w:r>
+        <w:t xml:space="preserve">когда защита больше не нужна, смойте средство с кожи и одежды водой с мылом.</w:t>
+      </w:r>
+    </w:p>
+    <w:p>
+      <w:pPr>
+        <w:pStyle w:val="FirstParagraph"/>
       </w:pPr>
       <w:r>
         <w:rPr>
           <w:bCs/>
           <w:b/>
         </w:rPr>
-        <w:t xml:space="preserve">Больница.</w:t>
-      </w:r>
-      <w:r>
-        <w:t xml:space="preserve"> </w:t>
-      </w:r>
-      <w:r>
-        <w:t xml:space="preserve">Узнайте заранее, где на месте отдыха ближайший роддом или больница с акушерским отделением.</w:t>
+        <w:t xml:space="preserve">Еда и вода.</w:t>
+      </w:r>
+      <w:r>
+        <w:t xml:space="preserve"> </w:t>
+      </w:r>
+      <w:r>
+        <w:t xml:space="preserve">Как питаться и что пить в поездке — Тема 1, раздел 1.5 «Пищевая безопасность: что и как можно есть».</w:t>
       </w:r>
     </w:p>
     <w:p>
@@ -2906,13 +2908,161 @@
           <w:bCs/>
           <w:b/>
         </w:rPr>
-        <w:t xml:space="preserve">Инфекции и прививки.</w:t>
-      </w:r>
-      <w:r>
-        <w:t xml:space="preserve"> </w:t>
-      </w:r>
-      <w:r>
-        <w:t xml:space="preserve">Поездки в районы вспышки вируса Зика беременным советуют пересмотреть. Какие инфекции учесть при выборе направления — Тема 9, раздел 9.6 «Поездки: какие инфекции учесть при выборе направления»; какие прививки делают при беременности — раздел 9.8.</w:t>
+        <w:t xml:space="preserve">Лекарства.</w:t>
+      </w:r>
+      <w:r>
+        <w:t xml:space="preserve"> </w:t>
+      </w:r>
+      <w:r>
+        <w:t xml:space="preserve">Возьмите запас препаратов, которые принимаете постоянно, и не покупайте незнакомые лекарства без консультации с врачом; почему отсутствие рецепта не означает разрешения при беременности — Тема 7, раздел 7.6 «Безрецептурные средства: почему „без рецепта” не значит „разрешено”».</w:t>
+      </w:r>
+    </w:p>
+    <w:bookmarkEnd w:id="60"/>
+    <w:bookmarkStart w:id="61" w:name="X1bbc837fdf07fb3eab02f2dce21f3fc9f5f3b59"/>
+    <w:p>
+      <w:pPr>
+        <w:pStyle w:val="Heading2"/>
+      </w:pPr>
+      <w:r>
+        <w:t xml:space="preserve">8.16. Падения и травмы: когда нужен врач, даже если ничего не болит</w:t>
+      </w:r>
+    </w:p>
+    <w:p>
+      <w:pPr>
+        <w:pStyle w:val="FirstParagraph"/>
+      </w:pPr>
+      <w:r>
+        <w:rPr/>
+        <w:t xml:space="preserve">С ростом живота смещается центр тяжести, и хуже видно, куда ступать. Хотя бы раз за беременность падает больше четверти женщин. О равновесии и безопасных упражнениях — в Теме 3, раздел 3.7 «Изменения тела: как подстроить упражнения по срокам».</w:t>
+      </w:r>
+    </w:p>
+    <w:p>
+      <w:pPr>
+        <w:pStyle w:val="BodyText"/>
+      </w:pPr>
+      <w:r>
+        <w:t xml:space="preserve">Снизить риск падения помогают:</w:t>
+      </w:r>
+    </w:p>
+    <w:p>
+      <w:pPr>
+        <w:numPr>
+          <w:ilvl w:val="0"/>
+          <w:numId w:val="1024"/>
+        </w:numPr>
+        <w:pStyle w:val="Compact"/>
+      </w:pPr>
+      <w:r>
+        <w:t xml:space="preserve">обувь на низком устойчивом каблуке с нескользящей подошвой;</w:t>
+      </w:r>
+    </w:p>
+    <w:p>
+      <w:pPr>
+        <w:numPr>
+          <w:ilvl w:val="0"/>
+          <w:numId w:val="1024"/>
+        </w:numPr>
+        <w:pStyle w:val="Compact"/>
+      </w:pPr>
+      <w:r>
+        <w:t xml:space="preserve">поручни и нескользящий коврик в ванной;</w:t>
+      </w:r>
+    </w:p>
+    <w:p>
+      <w:pPr>
+        <w:numPr>
+          <w:ilvl w:val="0"/>
+          <w:numId w:val="1024"/>
+        </w:numPr>
+        <w:pStyle w:val="Compact"/>
+      </w:pPr>
+      <w:r>
+        <w:t xml:space="preserve">свет в коридоре ночью.</w:t>
+      </w:r>
+    </w:p>
+    <w:p>
+      <w:pPr>
+        <w:pStyle w:val="FirstParagraph"/>
+      </w:pPr>
+      <w:r>
+        <w:rPr/>
+        <w:t xml:space="preserve">От стремянок и табуреток на время беременности лучше отказаться.</w:t>
+      </w:r>
+    </w:p>
+    <w:p>
+      <w:pPr>
+        <w:pStyle w:val="BodyText"/>
+      </w:pPr>
+      <w:r>
+        <w:t xml:space="preserve">После травмы беременную осматривают, а при сроке от 23 недель не меньше четырёх часов наблюдают за сердцебиением ребёнка. Поэтому обратиться к врачу нужно, даже если вы чувствуете себя хорошо: после автомобильной аварии — сразу, в остальных случаях — в тот же день, если вы:</w:t>
+      </w:r>
+    </w:p>
+    <w:p>
+      <w:pPr>
+        <w:numPr>
+          <w:ilvl w:val="0"/>
+          <w:numId w:val="1025"/>
+        </w:numPr>
+        <w:pStyle w:val="Compact"/>
+      </w:pPr>
+      <w:r>
+        <w:t xml:space="preserve">упали на живот или получили удар в живот;</w:t>
+      </w:r>
+    </w:p>
+    <w:p>
+      <w:pPr>
+        <w:numPr>
+          <w:ilvl w:val="0"/>
+          <w:numId w:val="1025"/>
+        </w:numPr>
+        <w:pStyle w:val="Compact"/>
+      </w:pPr>
+      <w:r>
+        <w:t xml:space="preserve">попали в любую автомобильную аварию;</w:t>
+      </w:r>
+    </w:p>
+    <w:p>
+      <w:pPr>
+        <w:numPr>
+          <w:ilvl w:val="0"/>
+          <w:numId w:val="1025"/>
+        </w:numPr>
+        <w:pStyle w:val="Compact"/>
+      </w:pPr>
+      <w:r>
+        <w:t xml:space="preserve">упали с высоты или с лестницы;</w:t>
+      </w:r>
+    </w:p>
+    <w:p>
+      <w:pPr>
+        <w:numPr>
+          <w:ilvl w:val="0"/>
+          <w:numId w:val="1025"/>
+        </w:numPr>
+        <w:pStyle w:val="Compact"/>
+      </w:pPr>
+      <w:r>
+        <w:t xml:space="preserve">теряли сознание.</w:t>
+      </w:r>
+    </w:p>
+    <w:p>
+      <w:pPr>
+        <w:pStyle w:val="FirstParagraph"/>
+      </w:pPr>
+      <w:r>
+        <w:rPr>
+          <w:rStyle w:val="VerbatimChar"/>
+        </w:rPr>
+        <w:t xml:space="preserve">[проверить врачу: «сразу после аварии» — по NHTSA («seek immediate medical attention, even if you think you are not injured»); срок «в тот же день» после падения или удара в живот — вывод автора из руководства SOGC (наблюдение не менее 4 часов с 23 недель), прямого источника на срок не найдено, 09.10.2026]</w:t>
+      </w:r>
+    </w:p>
+    <w:p>
+      <w:pPr>
+        <w:pStyle w:val="BodyText"/>
+      </w:pPr>
+      <w:r>
+        <w:rPr/>
+        <w:t xml:space="preserve">Механическая травма может способствовать отслойке плаценты, поэтому российские клинические рекомендации советуют беречься от травм.</w:t>
       </w:r>
     </w:p>
     <w:p>
@@ -2924,49 +3074,74 @@
           <w:bCs/>
           <w:b/>
         </w:rPr>
-        <w:t xml:space="preserve">Защита от комаров и клещей.</w:t>
-      </w:r>
-      <w:r>
-        <w:t xml:space="preserve"> </w:t>
-      </w:r>
-      <w:r>
-        <w:t xml:space="preserve">От укусов насекомых, переносящих инфекции, защищаются зарегистрированными репеллентами, закрытой одеждой и москитными сетками. Для репеллентов с DEET, пикаридином и IR3535 американское Агентство по охране окружающей среды не предусматривает для беременных никаких мер сверх указанных на этикетке. В большинстве исследований применение DEET не повышало вероятность пороков развития. Как пользоваться:</w:t>
-      </w:r>
-    </w:p>
-    <w:p>
-      <w:pPr>
-        <w:numPr>
-          <w:ilvl w:val="0"/>
-          <w:numId w:val="1023"/>
-        </w:numPr>
-        <w:pStyle w:val="Compact"/>
-      </w:pPr>
-      <w:r>
-        <w:t xml:space="preserve">наносите средство только на открытую кожу или на одежду, не под одежду;</w:t>
-      </w:r>
-    </w:p>
-    <w:p>
-      <w:pPr>
-        <w:numPr>
-          <w:ilvl w:val="0"/>
-          <w:numId w:val="1023"/>
-        </w:numPr>
-        <w:pStyle w:val="Compact"/>
-      </w:pPr>
-      <w:r>
-        <w:t xml:space="preserve">не наносите его на порезы и раздражённую кожу;</w:t>
-      </w:r>
-    </w:p>
-    <w:p>
-      <w:pPr>
-        <w:numPr>
-          <w:ilvl w:val="0"/>
-          <w:numId w:val="1023"/>
-        </w:numPr>
-        <w:pStyle w:val="Compact"/>
-      </w:pPr>
-      <w:r>
-        <w:t xml:space="preserve">когда защита больше не нужна, смойте средство с кожи и одежды водой с мылом.</w:t>
+        <w:t xml:space="preserve">Когда вызывать скорую.</w:t>
+      </w:r>
+      <w:r>
+        <w:t xml:space="preserve"> </w:t>
+      </w:r>
+      <w:r>
+        <w:t xml:space="preserve">Вызовите скорую помощь (103 с мобильного, 112 в любой сети), если после травмы появились:</w:t>
+      </w:r>
+    </w:p>
+    <w:p>
+      <w:pPr>
+        <w:numPr>
+          <w:ilvl w:val="0"/>
+          <w:numId w:val="1026"/>
+        </w:numPr>
+        <w:pStyle w:val="Compact"/>
+      </w:pPr>
+      <w:r>
+        <w:t xml:space="preserve">кровянистые выделения или кровотечение;</w:t>
+      </w:r>
+    </w:p>
+    <w:p>
+      <w:pPr>
+        <w:numPr>
+          <w:ilvl w:val="0"/>
+          <w:numId w:val="1026"/>
+        </w:numPr>
+        <w:pStyle w:val="Compact"/>
+      </w:pPr>
+      <w:r>
+        <w:t xml:space="preserve">подтекание жидкости из влагалища;</w:t>
+      </w:r>
+    </w:p>
+    <w:p>
+      <w:pPr>
+        <w:numPr>
+          <w:ilvl w:val="0"/>
+          <w:numId w:val="1026"/>
+        </w:numPr>
+        <w:pStyle w:val="Compact"/>
+      </w:pPr>
+      <w:r>
+        <w:t xml:space="preserve">боль в животе, напряжение матки или регулярные схватки;</w:t>
+      </w:r>
+    </w:p>
+    <w:p>
+      <w:pPr>
+        <w:numPr>
+          <w:ilvl w:val="0"/>
+          <w:numId w:val="1026"/>
+        </w:numPr>
+        <w:pStyle w:val="Compact"/>
+      </w:pPr>
+      <w:r>
+        <w:t xml:space="preserve">ребёнок шевелится заметно меньше или перестал шевелиться;</w:t>
+      </w:r>
+    </w:p>
+    <w:p>
+      <w:pPr>
+        <w:numPr>
+          <w:ilvl w:val="0"/>
+          <w:numId w:val="1026"/>
+        </w:numPr>
+        <w:pStyle w:val="Compact"/>
+      </w:pPr>
+      <w:r>
+        <w:rPr/>
+        <w:t xml:space="preserve">Женщинам с резус-отрицательной кровью после травмы живота вводят антирезусный иммуноглобулин, если у них нет антирезусных антител. Если у вас резус-отрицательная кровь, скажите об этом врачу.</w:t>
       </w:r>
     </w:p>
     <w:p>
@@ -2974,17 +3149,7 @@
         <w:pStyle w:val="FirstParagraph"/>
       </w:pPr>
       <w:r>
-        <w:rPr>
-          <w:bCs/>
-          <w:b/>
-        </w:rPr>
-        <w:t xml:space="preserve">Еда и вода.</w:t>
-      </w:r>
-      <w:r>
-        <w:t xml:space="preserve"> </w:t>
-      </w:r>
-      <w:r>
-        <w:t xml:space="preserve">Как питаться и что пить в поездке — Тема 1, раздел 1.5 «Пищевая безопасность: что и как можно есть».</w:t>
+        <w:t xml:space="preserve">Женщинам с резус-отрицательной кровью после травмы вводят антирезусный иммуноглобулин. Российские клинические рекомендации тоже рекомендуют при абдоминальной травме дополнительное введение иммуноглобулина человека антирезус Rho(D) беременной с резус-отрицательной кровью, если у неё нет антирезусных антител. Если у вас резус-отрицательная кровь, скажите об этом врачу.</w:t>
       </w:r>
     </w:p>
     <w:p>
@@ -2992,256 +3157,8 @@
         <w:pStyle w:val="BodyText"/>
       </w:pPr>
       <w:r>
-        <w:rPr>
-          <w:bCs/>
-          <w:b/>
-        </w:rPr>
-        <w:t xml:space="preserve">Лекарства.</w:t>
-      </w:r>
-      <w:r>
-        <w:t xml:space="preserve"> </w:t>
-      </w:r>
-      <w:r>
-        <w:t xml:space="preserve">Возьмите запас препаратов, которые принимаете постоянно, и не покупайте незнакомые лекарства без консультации с врачом; почему отсутствие рецепта не означает разрешения при беременности — Тема 7, раздел 7.6 «Безрецептурные средства: почему „без рецепта” не значит „разрешено”».</w:t>
-      </w:r>
-    </w:p>
-    <w:bookmarkEnd w:id="60"/>
-    <w:bookmarkStart w:id="61" w:name="X1bbc837fdf07fb3eab02f2dce21f3fc9f5f3b59"/>
-    <w:p>
-      <w:pPr>
-        <w:pStyle w:val="Heading2"/>
-      </w:pPr>
-      <w:r>
-        <w:t xml:space="preserve">8.16. Падения и травмы: когда нужен врач, даже если ничего не болит</w:t>
-      </w:r>
-    </w:p>
-    <w:p>
-      <w:pPr>
-        <w:pStyle w:val="FirstParagraph"/>
-      </w:pPr>
-      <w:r>
-        <w:t xml:space="preserve">С ростом живота смещается центр тяжести, и хуже видно, куда ступать. Хотя бы раз за беременность падают 27 % женщин: так ответили 1070 из 3997 недавно родивших участниц популяционного исследования. О равновесии и безопасных упражнениях — в Теме 3.</w:t>
-      </w:r>
-    </w:p>
-    <w:p>
-      <w:pPr>
-        <w:pStyle w:val="BodyText"/>
-      </w:pPr>
-      <w:r>
-        <w:t xml:space="preserve">Снизить риск падения помогают:</w:t>
-      </w:r>
-    </w:p>
-    <w:p>
-      <w:pPr>
-        <w:numPr>
-          <w:ilvl w:val="0"/>
-          <w:numId w:val="1024"/>
-        </w:numPr>
-        <w:pStyle w:val="Compact"/>
-      </w:pPr>
-      <w:r>
-        <w:t xml:space="preserve">обувь на низком устойчивом каблуке с нескользящей подошвой;</w:t>
-      </w:r>
-    </w:p>
-    <w:p>
-      <w:pPr>
-        <w:numPr>
-          <w:ilvl w:val="0"/>
-          <w:numId w:val="1024"/>
-        </w:numPr>
-        <w:pStyle w:val="Compact"/>
-      </w:pPr>
-      <w:r>
-        <w:t xml:space="preserve">поручни и нескользящий коврик в ванной;</w:t>
-      </w:r>
-    </w:p>
-    <w:p>
-      <w:pPr>
-        <w:numPr>
-          <w:ilvl w:val="0"/>
-          <w:numId w:val="1024"/>
-        </w:numPr>
-        <w:pStyle w:val="Compact"/>
-      </w:pPr>
-      <w:r>
-        <w:t xml:space="preserve">свет в коридоре ночью.</w:t>
-      </w:r>
-    </w:p>
-    <w:p>
-      <w:pPr>
-        <w:pStyle w:val="FirstParagraph"/>
-      </w:pPr>
-      <w:r>
-        <w:t xml:space="preserve">От стремянок и табуреток на время беременности лучше отказаться. Обувь на плоской подошве британская служба здравоохранения советует и для того, чтобы вес тела распределялся равномерно.</w:t>
-      </w:r>
-    </w:p>
-    <w:p>
-      <w:pPr>
-        <w:pStyle w:val="BodyText"/>
-      </w:pPr>
-      <w:r>
-        <w:t xml:space="preserve">После травмы беременную осматривают, а при сроке от 23 недель не меньше четырёх часов наблюдают за сердцебиением ребёнка. Поэтому обратиться к врачу нужно, даже если вы чувствуете себя хорошо: после автомобильной аварии — сразу, в остальных случаях — в тот же день, если вы:</w:t>
-      </w:r>
-    </w:p>
-    <w:p>
-      <w:pPr>
-        <w:numPr>
-          <w:ilvl w:val="0"/>
-          <w:numId w:val="1025"/>
-        </w:numPr>
-        <w:pStyle w:val="Compact"/>
-      </w:pPr>
-      <w:r>
-        <w:t xml:space="preserve">упали на живот или получили удар в живот;</w:t>
-      </w:r>
-    </w:p>
-    <w:p>
-      <w:pPr>
-        <w:numPr>
-          <w:ilvl w:val="0"/>
-          <w:numId w:val="1025"/>
-        </w:numPr>
-        <w:pStyle w:val="Compact"/>
-      </w:pPr>
-      <w:r>
-        <w:t xml:space="preserve">попали в любую автомобильную аварию;</w:t>
-      </w:r>
-    </w:p>
-    <w:p>
-      <w:pPr>
-        <w:numPr>
-          <w:ilvl w:val="0"/>
-          <w:numId w:val="1025"/>
-        </w:numPr>
-        <w:pStyle w:val="Compact"/>
-      </w:pPr>
-      <w:r>
-        <w:t xml:space="preserve">упали с высоты или с лестницы;</w:t>
-      </w:r>
-    </w:p>
-    <w:p>
-      <w:pPr>
-        <w:numPr>
-          <w:ilvl w:val="0"/>
-          <w:numId w:val="1025"/>
-        </w:numPr>
-        <w:pStyle w:val="Compact"/>
-      </w:pPr>
-      <w:r>
-        <w:t xml:space="preserve">теряли сознание.</w:t>
-      </w:r>
-    </w:p>
-    <w:p>
-      <w:pPr>
-        <w:pStyle w:val="FirstParagraph"/>
-      </w:pPr>
-      <w:r>
-        <w:rPr>
-          <w:rStyle w:val="VerbatimChar"/>
-        </w:rPr>
-        <w:t xml:space="preserve">[проверить врачу: «сразу после аварии» — по NHTSA («seek immediate medical attention, even if you think you are not injured»); срок «в тот же день» после падения или удара в живот — вывод автора из руководства SOGC (наблюдение не менее 4 часов с 23 недель), прямого источника на срок не найдено, 09.10.2026]</w:t>
-      </w:r>
-    </w:p>
-    <w:p>
-      <w:pPr>
-        <w:pStyle w:val="BodyText"/>
-      </w:pPr>
-      <w:r>
-        <w:t xml:space="preserve">Российские клинические рекомендации называют механическую травму фактором, предрасполагающим к отслойке плаценты, и рекомендуют беречься от механических травм во время беременности.</w:t>
-      </w:r>
-    </w:p>
-    <w:p>
-      <w:pPr>
-        <w:pStyle w:val="BodyText"/>
-      </w:pPr>
-      <w:r>
-        <w:rPr>
-          <w:bCs/>
-          <w:b/>
-        </w:rPr>
-        <w:t xml:space="preserve">Когда вызывать скорую.</w:t>
-      </w:r>
-      <w:r>
-        <w:t xml:space="preserve"> </w:t>
-      </w:r>
-      <w:r>
-        <w:t xml:space="preserve">Вызовите скорую помощь (103 с мобильного, 112 в любой сети), если после травмы появились:</w:t>
-      </w:r>
-    </w:p>
-    <w:p>
-      <w:pPr>
-        <w:numPr>
-          <w:ilvl w:val="0"/>
-          <w:numId w:val="1026"/>
-        </w:numPr>
-        <w:pStyle w:val="Compact"/>
-      </w:pPr>
-      <w:r>
-        <w:t xml:space="preserve">кровянистые выделения или кровотечение;</w:t>
-      </w:r>
-    </w:p>
-    <w:p>
-      <w:pPr>
-        <w:numPr>
-          <w:ilvl w:val="0"/>
-          <w:numId w:val="1026"/>
-        </w:numPr>
-        <w:pStyle w:val="Compact"/>
-      </w:pPr>
-      <w:r>
-        <w:t xml:space="preserve">подтекание жидкости из влагалища;</w:t>
-      </w:r>
-    </w:p>
-    <w:p>
-      <w:pPr>
-        <w:numPr>
-          <w:ilvl w:val="0"/>
-          <w:numId w:val="1026"/>
-        </w:numPr>
-        <w:pStyle w:val="Compact"/>
-      </w:pPr>
-      <w:r>
-        <w:t xml:space="preserve">боль в животе, напряжение матки или регулярные схватки;</w:t>
-      </w:r>
-    </w:p>
-    <w:p>
-      <w:pPr>
-        <w:numPr>
-          <w:ilvl w:val="0"/>
-          <w:numId w:val="1026"/>
-        </w:numPr>
-        <w:pStyle w:val="Compact"/>
-      </w:pPr>
-      <w:r>
-        <w:t xml:space="preserve">ребёнок шевелится заметно меньше или перестал шевелиться;</w:t>
-      </w:r>
-    </w:p>
-    <w:p>
-      <w:pPr>
-        <w:numPr>
-          <w:ilvl w:val="0"/>
-          <w:numId w:val="1026"/>
-        </w:numPr>
-        <w:pStyle w:val="Compact"/>
-      </w:pPr>
-      <w:r>
-        <w:t xml:space="preserve">головокружение, слабость, обморок.</w:t>
-      </w:r>
-    </w:p>
-    <w:p>
-      <w:pPr>
-        <w:pStyle w:val="FirstParagraph"/>
-      </w:pPr>
-      <w:r>
-        <w:t xml:space="preserve">Женщинам с резус-отрицательной кровью после травмы вводят антирезусный иммуноглобулин. Российские клинические рекомендации тоже рекомендуют при абдоминальной травме дополнительное введение иммуноглобулина человека антирезус Rho(D) беременной с резус-отрицательной кровью, если у неё нет антирезусных антител. Если у вас резус-отрицательная кровь, скажите об этом врачу.</w:t>
-      </w:r>
-    </w:p>
-    <w:p>
-      <w:pPr>
-        <w:pStyle w:val="BodyText"/>
-      </w:pPr>
-      <w:r>
-        <w:t xml:space="preserve">Каждую женщину с травмой при беременности рекомендуется отдельно спросить, не было ли насилия со стороны партнёра. Если травму нанёс другой человек, помощь нужна и в этом; куда обратиться — в разделе 0 «Быстрая помощь».</w:t>
+        <w:rPr/>
+        <w:t xml:space="preserve">Врач может отдельно спросить, не было ли насилия со стороны партнёра: такой вопрос рекомендуют задавать каждой женщине с травмой. Если травму нанёс другой человек, помощь нужна и в этом: куда обратиться, сказано в Разделе 0, строка «Бьют или угрожают; небезопасно дома», и в Теме 10, раздел 10.13 «Когда отношения перестают быть безопасными».</w:t>
       </w:r>
     </w:p>
     <w:p>

--- a/themes/theme-8/theme 8 draft.docx
+++ b/themes/theme-8/theme 8 draft.docx
@@ -53,6 +53,7 @@
         <w:pStyle w:val="Compact"/>
       </w:pPr>
       <w:r>
+        <w:rPr/>
         <w:t xml:space="preserve">Как алкоголь действует на ребёнка</w:t>
       </w:r>
     </w:p>
@@ -65,6 +66,7 @@
         <w:pStyle w:val="Compact"/>
       </w:pPr>
       <w:r>
+        <w:rPr/>
         <w:t xml:space="preserve">Если вы пили до того, как узнали о беременности</w:t>
       </w:r>
     </w:p>
@@ -84,11 +86,12 @@
       <w:pPr>
         <w:numPr>
           <w:ilvl w:val="1"/>
-          <w:numId w:val="1003"/>
-        </w:numPr>
-        <w:pStyle w:val="Compact"/>
-      </w:pPr>
-      <w:r>
+          <w:numId w:val="1002"/>
+        </w:numPr>
+        <w:pStyle w:val="Compact"/>
+      </w:pPr>
+      <w:r>
+        <w:rPr/>
         <w:t xml:space="preserve">Как курение влияет на ребёнка</w:t>
       </w:r>
     </w:p>
@@ -96,11 +99,12 @@
       <w:pPr>
         <w:numPr>
           <w:ilvl w:val="1"/>
-          <w:numId w:val="1003"/>
-        </w:numPr>
-        <w:pStyle w:val="Compact"/>
-      </w:pPr>
-      <w:r>
+          <w:numId w:val="1002"/>
+        </w:numPr>
+        <w:pStyle w:val="Compact"/>
+      </w:pPr>
+      <w:r>
+        <w:rPr/>
         <w:t xml:space="preserve">Сократить или бросить</w:t>
       </w:r>
     </w:p>
@@ -108,11 +112,12 @@
       <w:pPr>
         <w:numPr>
           <w:ilvl w:val="1"/>
-          <w:numId w:val="1003"/>
-        </w:numPr>
-        <w:pStyle w:val="Compact"/>
-      </w:pPr>
-      <w:r>
+          <w:numId w:val="1002"/>
+        </w:numPr>
+        <w:pStyle w:val="Compact"/>
+      </w:pPr>
+      <w:r>
+        <w:rPr/>
         <w:t xml:space="preserve">Лекарства для отказа от курения</w:t>
       </w:r>
     </w:p>
@@ -131,6 +136,32 @@
     <w:p>
       <w:pPr>
         <w:numPr>
+          <w:ilvl w:val="1"/>
+          <w:numId w:val="1002"/>
+        </w:numPr>
+        <w:pStyle w:val="Compact"/>
+      </w:pPr>
+      <w:r>
+        <w:rPr/>
+        <w:t xml:space="preserve">Чем вреден чужой дым</w:t>
+      </w:r>
+    </w:p>
+    <w:p>
+      <w:pPr>
+        <w:numPr>
+          <w:ilvl w:val="1"/>
+          <w:numId w:val="1002"/>
+        </w:numPr>
+        <w:pStyle w:val="Compact"/>
+      </w:pPr>
+      <w:r>
+        <w:rPr/>
+        <w:t xml:space="preserve">Как договориться с близкими</w:t>
+      </w:r>
+    </w:p>
+    <w:p>
+      <w:pPr>
+        <w:numPr>
           <w:ilvl w:val="0"/>
           <w:numId w:val="1001"/>
         </w:numPr>
@@ -143,6 +174,58 @@
     <w:p>
       <w:pPr>
         <w:numPr>
+          <w:ilvl w:val="1"/>
+          <w:numId w:val="1002"/>
+        </w:numPr>
+        <w:pStyle w:val="Compact"/>
+      </w:pPr>
+      <w:r>
+        <w:rPr/>
+        <w:t xml:space="preserve">Электронные сигареты</w:t>
+      </w:r>
+    </w:p>
+    <w:p>
+      <w:pPr>
+        <w:numPr>
+          <w:ilvl w:val="1"/>
+          <w:numId w:val="1002"/>
+        </w:numPr>
+        <w:pStyle w:val="Compact"/>
+      </w:pPr>
+      <w:r>
+        <w:rPr/>
+        <w:t xml:space="preserve">Системы нагревания табака</w:t>
+      </w:r>
+    </w:p>
+    <w:p>
+      <w:pPr>
+        <w:numPr>
+          <w:ilvl w:val="1"/>
+          <w:numId w:val="1002"/>
+        </w:numPr>
+        <w:pStyle w:val="Compact"/>
+      </w:pPr>
+      <w:r>
+        <w:rPr/>
+        <w:t xml:space="preserve">Кальян</w:t>
+      </w:r>
+    </w:p>
+    <w:p>
+      <w:pPr>
+        <w:numPr>
+          <w:ilvl w:val="1"/>
+          <w:numId w:val="1002"/>
+        </w:numPr>
+        <w:pStyle w:val="Compact"/>
+      </w:pPr>
+      <w:r>
+        <w:rPr/>
+        <w:t xml:space="preserve">Снюс, насвай и другой бездымный табак</w:t>
+      </w:r>
+    </w:p>
+    <w:p>
+      <w:pPr>
+        <w:numPr>
           <w:ilvl w:val="0"/>
           <w:numId w:val="1001"/>
         </w:numPr>
@@ -155,6 +238,71 @@
     <w:p>
       <w:pPr>
         <w:numPr>
+          <w:ilvl w:val="1"/>
+          <w:numId w:val="1002"/>
+        </w:numPr>
+        <w:pStyle w:val="Compact"/>
+      </w:pPr>
+      <w:r>
+        <w:rPr/>
+        <w:t xml:space="preserve">Каннабис</w:t>
+      </w:r>
+    </w:p>
+    <w:p>
+      <w:pPr>
+        <w:numPr>
+          <w:ilvl w:val="1"/>
+          <w:numId w:val="1002"/>
+        </w:numPr>
+        <w:pStyle w:val="Compact"/>
+      </w:pPr>
+      <w:r>
+        <w:rPr/>
+        <w:t xml:space="preserve">Средства с каннабидиолом</w:t>
+      </w:r>
+    </w:p>
+    <w:p>
+      <w:pPr>
+        <w:numPr>
+          <w:ilvl w:val="1"/>
+          <w:numId w:val="1002"/>
+        </w:numPr>
+        <w:pStyle w:val="Compact"/>
+      </w:pPr>
+      <w:r>
+        <w:rPr/>
+        <w:t xml:space="preserve">Кокаин и метамфетамин</w:t>
+      </w:r>
+    </w:p>
+    <w:p>
+      <w:pPr>
+        <w:numPr>
+          <w:ilvl w:val="1"/>
+          <w:numId w:val="1002"/>
+        </w:numPr>
+        <w:pStyle w:val="Compact"/>
+      </w:pPr>
+      <w:r>
+        <w:rPr/>
+        <w:t xml:space="preserve">Опиоиды: не бросать резко</w:t>
+      </w:r>
+    </w:p>
+    <w:p>
+      <w:pPr>
+        <w:numPr>
+          <w:ilvl w:val="1"/>
+          <w:numId w:val="1002"/>
+        </w:numPr>
+        <w:pStyle w:val="Compact"/>
+      </w:pPr>
+      <w:r>
+        <w:rPr/>
+        <w:t xml:space="preserve">Что сказать врачу</w:t>
+      </w:r>
+    </w:p>
+    <w:p>
+      <w:pPr>
+        <w:numPr>
           <w:ilvl w:val="0"/>
           <w:numId w:val="1001"/>
         </w:numPr>
@@ -162,6 +310,45 @@
       </w:pPr>
       <w:r>
         <w:t xml:space="preserve">8.6. Помощь при отказе: куда обратиться, если бросить не получается</w:t>
+      </w:r>
+    </w:p>
+    <w:p>
+      <w:pPr>
+        <w:numPr>
+          <w:ilvl w:val="1"/>
+          <w:numId w:val="1002"/>
+        </w:numPr>
+        <w:pStyle w:val="Compact"/>
+      </w:pPr>
+      <w:r>
+        <w:rPr/>
+        <w:t xml:space="preserve">Почему одного решения мало</w:t>
+      </w:r>
+    </w:p>
+    <w:p>
+      <w:pPr>
+        <w:numPr>
+          <w:ilvl w:val="1"/>
+          <w:numId w:val="1002"/>
+        </w:numPr>
+        <w:pStyle w:val="Compact"/>
+      </w:pPr>
+      <w:r>
+        <w:rPr/>
+        <w:t xml:space="preserve">Куда обратиться</w:t>
+      </w:r>
+    </w:p>
+    <w:p>
+      <w:pPr>
+        <w:numPr>
+          <w:ilvl w:val="1"/>
+          <w:numId w:val="1002"/>
+        </w:numPr>
+        <w:pStyle w:val="Compact"/>
+      </w:pPr>
+      <w:r>
+        <w:rPr/>
+        <w:t xml:space="preserve">Когда бросать резко опасно</w:t>
       </w:r>
     </w:p>
     <w:p>
@@ -192,11 +379,12 @@
       <w:pPr>
         <w:numPr>
           <w:ilvl w:val="1"/>
-          <w:numId w:val="1005"/>
-        </w:numPr>
-        <w:pStyle w:val="Compact"/>
-      </w:pPr>
-      <w:r>
+          <w:numId w:val="1002"/>
+        </w:numPr>
+        <w:pStyle w:val="Compact"/>
+      </w:pPr>
+      <w:r>
+        <w:rPr/>
         <w:t xml:space="preserve">Уборка</w:t>
       </w:r>
     </w:p>
@@ -204,11 +392,12 @@
       <w:pPr>
         <w:numPr>
           <w:ilvl w:val="1"/>
-          <w:numId w:val="1005"/>
-        </w:numPr>
-        <w:pStyle w:val="Compact"/>
-      </w:pPr>
-      <w:r>
+          <w:numId w:val="1002"/>
+        </w:numPr>
+        <w:pStyle w:val="Compact"/>
+      </w:pPr>
+      <w:r>
+        <w:rPr/>
         <w:t xml:space="preserve">Краска, растворители, ремонт</w:t>
       </w:r>
     </w:p>
@@ -216,11 +405,12 @@
       <w:pPr>
         <w:numPr>
           <w:ilvl w:val="1"/>
-          <w:numId w:val="1005"/>
-        </w:numPr>
-        <w:pStyle w:val="Compact"/>
-      </w:pPr>
-      <w:r>
+          <w:numId w:val="1002"/>
+        </w:numPr>
+        <w:pStyle w:val="Compact"/>
+      </w:pPr>
+      <w:r>
+        <w:rPr/>
         <w:t xml:space="preserve">Обработка от насекомых, пестициды на даче и разбитый градусник</w:t>
       </w:r>
     </w:p>
@@ -240,11 +430,12 @@
       <w:pPr>
         <w:numPr>
           <w:ilvl w:val="1"/>
-          <w:numId w:val="1006"/>
-        </w:numPr>
-        <w:pStyle w:val="Compact"/>
-      </w:pPr>
-      <w:r>
+          <w:numId w:val="1002"/>
+        </w:numPr>
+        <w:pStyle w:val="Compact"/>
+      </w:pPr>
+      <w:r>
+        <w:rPr/>
         <w:t xml:space="preserve">Смог и дым пожаров</w:t>
       </w:r>
     </w:p>
@@ -252,11 +443,12 @@
       <w:pPr>
         <w:numPr>
           <w:ilvl w:val="1"/>
-          <w:numId w:val="1006"/>
-        </w:numPr>
-        <w:pStyle w:val="Compact"/>
-      </w:pPr>
-      <w:r>
+          <w:numId w:val="1002"/>
+        </w:numPr>
+        <w:pStyle w:val="Compact"/>
+      </w:pPr>
+      <w:r>
+        <w:rPr/>
         <w:t xml:space="preserve">Угарный газ дома</w:t>
       </w:r>
     </w:p>
@@ -275,6 +467,58 @@
     <w:p>
       <w:pPr>
         <w:numPr>
+          <w:ilvl w:val="1"/>
+          <w:numId w:val="1002"/>
+        </w:numPr>
+        <w:pStyle w:val="Compact"/>
+      </w:pPr>
+      <w:r>
+        <w:rPr/>
+        <w:t xml:space="preserve">Чем опасен перегрев</w:t>
+      </w:r>
+    </w:p>
+    <w:p>
+      <w:pPr>
+        <w:numPr>
+          <w:ilvl w:val="1"/>
+          <w:numId w:val="1002"/>
+        </w:numPr>
+        <w:pStyle w:val="Compact"/>
+      </w:pPr>
+      <w:r>
+        <w:rPr/>
+        <w:t xml:space="preserve">Как переносить жару</w:t>
+      </w:r>
+    </w:p>
+    <w:p>
+      <w:pPr>
+        <w:numPr>
+          <w:ilvl w:val="1"/>
+          <w:numId w:val="1002"/>
+        </w:numPr>
+        <w:pStyle w:val="Compact"/>
+      </w:pPr>
+      <w:r>
+        <w:rPr/>
+        <w:t xml:space="preserve">Когда вызывать скорую</w:t>
+      </w:r>
+    </w:p>
+    <w:p>
+      <w:pPr>
+        <w:numPr>
+          <w:ilvl w:val="1"/>
+          <w:numId w:val="1002"/>
+        </w:numPr>
+        <w:pStyle w:val="Compact"/>
+      </w:pPr>
+      <w:r>
+        <w:rPr/>
+        <w:t xml:space="preserve">Баня, сауна, горячая ванна</w:t>
+      </w:r>
+    </w:p>
+    <w:p>
+      <w:pPr>
+        <w:numPr>
           <w:ilvl w:val="0"/>
           <w:numId w:val="1004"/>
         </w:numPr>
@@ -288,11 +532,12 @@
       <w:pPr>
         <w:numPr>
           <w:ilvl w:val="1"/>
-          <w:numId w:val="1007"/>
-        </w:numPr>
-        <w:pStyle w:val="Compact"/>
-      </w:pPr>
-      <w:r>
+          <w:numId w:val="1002"/>
+        </w:numPr>
+        <w:pStyle w:val="Compact"/>
+      </w:pPr>
+      <w:r>
+        <w:rPr/>
         <w:t xml:space="preserve">Когда начинается декретный отпуск</w:t>
       </w:r>
     </w:p>
@@ -300,11 +545,12 @@
       <w:pPr>
         <w:numPr>
           <w:ilvl w:val="1"/>
-          <w:numId w:val="1007"/>
-        </w:numPr>
-        <w:pStyle w:val="Compact"/>
-      </w:pPr>
-      <w:r>
+          <w:numId w:val="1002"/>
+        </w:numPr>
+        <w:pStyle w:val="Compact"/>
+      </w:pPr>
+      <w:r>
+        <w:rPr/>
         <w:t xml:space="preserve">Перевод на другую работу</w:t>
       </w:r>
     </w:p>
@@ -312,11 +558,12 @@
       <w:pPr>
         <w:numPr>
           <w:ilvl w:val="1"/>
-          <w:numId w:val="1007"/>
-        </w:numPr>
-        <w:pStyle w:val="Compact"/>
-      </w:pPr>
-      <w:r>
+          <w:numId w:val="1002"/>
+        </w:numPr>
+        <w:pStyle w:val="Compact"/>
+      </w:pPr>
+      <w:r>
+        <w:rPr/>
         <w:t xml:space="preserve">Ночные смены, командировки, сверхурочные</w:t>
       </w:r>
     </w:p>
@@ -324,11 +571,12 @@
       <w:pPr>
         <w:numPr>
           <w:ilvl w:val="1"/>
-          <w:numId w:val="1007"/>
-        </w:numPr>
-        <w:pStyle w:val="Compact"/>
-      </w:pPr>
-      <w:r>
+          <w:numId w:val="1002"/>
+        </w:numPr>
+        <w:pStyle w:val="Compact"/>
+      </w:pPr>
+      <w:r>
+        <w:rPr/>
         <w:t xml:space="preserve">Неполный рабочий день и защита от увольнения</w:t>
       </w:r>
     </w:p>
@@ -348,11 +596,12 @@
       <w:pPr>
         <w:numPr>
           <w:ilvl w:val="1"/>
-          <w:numId w:val="1008"/>
-        </w:numPr>
-        <w:pStyle w:val="Compact"/>
-      </w:pPr>
-      <w:r>
+          <w:numId w:val="1002"/>
+        </w:numPr>
+        <w:pStyle w:val="Compact"/>
+      </w:pPr>
+      <w:r>
+        <w:rPr/>
         <w:t xml:space="preserve">Химические вещества</w:t>
       </w:r>
     </w:p>
@@ -360,11 +609,12 @@
       <w:pPr>
         <w:numPr>
           <w:ilvl w:val="1"/>
-          <w:numId w:val="1008"/>
-        </w:numPr>
-        <w:pStyle w:val="Compact"/>
-      </w:pPr>
-      <w:r>
+          <w:numId w:val="1002"/>
+        </w:numPr>
+        <w:pStyle w:val="Compact"/>
+      </w:pPr>
+      <w:r>
+        <w:rPr/>
         <w:t xml:space="preserve">Инфекции на работе</w:t>
       </w:r>
     </w:p>
@@ -372,11 +622,12 @@
       <w:pPr>
         <w:numPr>
           <w:ilvl w:val="1"/>
-          <w:numId w:val="1008"/>
-        </w:numPr>
-        <w:pStyle w:val="Compact"/>
-      </w:pPr>
-      <w:r>
+          <w:numId w:val="1002"/>
+        </w:numPr>
+        <w:pStyle w:val="Compact"/>
+      </w:pPr>
+      <w:r>
+        <w:rPr/>
         <w:t xml:space="preserve">Шум и вибрация</w:t>
       </w:r>
     </w:p>
@@ -384,11 +635,12 @@
       <w:pPr>
         <w:numPr>
           <w:ilvl w:val="1"/>
-          <w:numId w:val="1008"/>
-        </w:numPr>
-        <w:pStyle w:val="Compact"/>
-      </w:pPr>
-      <w:r>
+          <w:numId w:val="1002"/>
+        </w:numPr>
+        <w:pStyle w:val="Compact"/>
+      </w:pPr>
+      <w:r>
+        <w:rPr/>
         <w:t xml:space="preserve">Ионизирующее излучение и медицинские обследования</w:t>
       </w:r>
     </w:p>
@@ -408,11 +660,12 @@
       <w:pPr>
         <w:numPr>
           <w:ilvl w:val="1"/>
-          <w:numId w:val="1009"/>
-        </w:numPr>
-        <w:pStyle w:val="Compact"/>
-      </w:pPr>
-      <w:r>
+          <w:numId w:val="1002"/>
+        </w:numPr>
+        <w:pStyle w:val="Compact"/>
+      </w:pPr>
+      <w:r>
+        <w:rPr/>
         <w:t xml:space="preserve">Подъём тяжестей</w:t>
       </w:r>
     </w:p>
@@ -420,11 +673,12 @@
       <w:pPr>
         <w:numPr>
           <w:ilvl w:val="1"/>
-          <w:numId w:val="1009"/>
-        </w:numPr>
-        <w:pStyle w:val="Compact"/>
-      </w:pPr>
-      <w:r>
+          <w:numId w:val="1002"/>
+        </w:numPr>
+        <w:pStyle w:val="Compact"/>
+      </w:pPr>
+      <w:r>
+        <w:rPr/>
         <w:t xml:space="preserve">Долгое стояние и сидение</w:t>
       </w:r>
     </w:p>
@@ -443,6 +697,71 @@
     <w:p>
       <w:pPr>
         <w:numPr>
+          <w:ilvl w:val="1"/>
+          <w:numId w:val="1002"/>
+        </w:numPr>
+        <w:pStyle w:val="Compact"/>
+      </w:pPr>
+      <w:r>
+        <w:rPr/>
+        <w:t xml:space="preserve">Почему пристёгиваться нужно всегда</w:t>
+      </w:r>
+    </w:p>
+    <w:p>
+      <w:pPr>
+        <w:numPr>
+          <w:ilvl w:val="1"/>
+          <w:numId w:val="1002"/>
+        </w:numPr>
+        <w:pStyle w:val="Compact"/>
+      </w:pPr>
+      <w:r>
+        <w:rPr/>
+        <w:t xml:space="preserve">Как пристёгиваться</w:t>
+      </w:r>
+    </w:p>
+    <w:p>
+      <w:pPr>
+        <w:numPr>
+          <w:ilvl w:val="1"/>
+          <w:numId w:val="1002"/>
+        </w:numPr>
+        <w:pStyle w:val="Compact"/>
+      </w:pPr>
+      <w:r>
+        <w:rPr/>
+        <w:t xml:space="preserve">Адаптеры для ремня</w:t>
+      </w:r>
+    </w:p>
+    <w:p>
+      <w:pPr>
+        <w:numPr>
+          <w:ilvl w:val="1"/>
+          <w:numId w:val="1002"/>
+        </w:numPr>
+        <w:pStyle w:val="Compact"/>
+      </w:pPr>
+      <w:r>
+        <w:rPr/>
+        <w:t xml:space="preserve">После аварии</w:t>
+      </w:r>
+    </w:p>
+    <w:p>
+      <w:pPr>
+        <w:numPr>
+          <w:ilvl w:val="1"/>
+          <w:numId w:val="1002"/>
+        </w:numPr>
+        <w:pStyle w:val="Compact"/>
+      </w:pPr>
+      <w:r>
+        <w:rPr/>
+        <w:t xml:space="preserve">Можно ли водить самой</w:t>
+      </w:r>
+    </w:p>
+    <w:p>
+      <w:pPr>
+        <w:numPr>
           <w:ilvl w:val="0"/>
           <w:numId w:val="1004"/>
         </w:numPr>
@@ -456,11 +775,12 @@
       <w:pPr>
         <w:numPr>
           <w:ilvl w:val="1"/>
-          <w:numId w:val="1010"/>
-        </w:numPr>
-        <w:pStyle w:val="Compact"/>
-      </w:pPr>
-      <w:r>
+          <w:numId w:val="1002"/>
+        </w:numPr>
+        <w:pStyle w:val="Compact"/>
+      </w:pPr>
+      <w:r>
+        <w:rPr/>
         <w:t xml:space="preserve">Что происходит при долгой неподвижности</w:t>
       </w:r>
     </w:p>
@@ -468,11 +788,12 @@
       <w:pPr>
         <w:numPr>
           <w:ilvl w:val="1"/>
-          <w:numId w:val="1010"/>
-        </w:numPr>
-        <w:pStyle w:val="Compact"/>
-      </w:pPr>
-      <w:r>
+          <w:numId w:val="1002"/>
+        </w:numPr>
+        <w:pStyle w:val="Compact"/>
+      </w:pPr>
+      <w:r>
+        <w:rPr/>
         <w:t xml:space="preserve">Что делать в дороге</w:t>
       </w:r>
     </w:p>
@@ -480,11 +801,12 @@
       <w:pPr>
         <w:numPr>
           <w:ilvl w:val="1"/>
-          <w:numId w:val="1010"/>
-        </w:numPr>
-        <w:pStyle w:val="Compact"/>
-      </w:pPr>
-      <w:r>
+          <w:numId w:val="1002"/>
+        </w:numPr>
+        <w:pStyle w:val="Compact"/>
+      </w:pPr>
+      <w:r>
+        <w:rPr/>
         <w:t xml:space="preserve">Перелёты</w:t>
       </w:r>
     </w:p>
@@ -503,6 +825,58 @@
     <w:p>
       <w:pPr>
         <w:numPr>
+          <w:ilvl w:val="1"/>
+          <w:numId w:val="1002"/>
+        </w:numPr>
+        <w:pStyle w:val="Compact"/>
+      </w:pPr>
+      <w:r>
+        <w:rPr/>
+        <w:t xml:space="preserve">Когда лучше ехать</w:t>
+      </w:r>
+    </w:p>
+    <w:p>
+      <w:pPr>
+        <w:numPr>
+          <w:ilvl w:val="1"/>
+          <w:numId w:val="1002"/>
+        </w:numPr>
+        <w:pStyle w:val="Compact"/>
+      </w:pPr>
+      <w:r>
+        <w:rPr/>
+        <w:t xml:space="preserve">Врач, документы, страховка</w:t>
+      </w:r>
+    </w:p>
+    <w:p>
+      <w:pPr>
+        <w:numPr>
+          <w:ilvl w:val="1"/>
+          <w:numId w:val="1002"/>
+        </w:numPr>
+        <w:pStyle w:val="Compact"/>
+      </w:pPr>
+      <w:r>
+        <w:rPr/>
+        <w:t xml:space="preserve">Инфекции, прививки, комары и клещи</w:t>
+      </w:r>
+    </w:p>
+    <w:p>
+      <w:pPr>
+        <w:numPr>
+          <w:ilvl w:val="1"/>
+          <w:numId w:val="1002"/>
+        </w:numPr>
+        <w:pStyle w:val="Compact"/>
+      </w:pPr>
+      <w:r>
+        <w:rPr/>
+        <w:t xml:space="preserve">Еда, вода и лекарства в дороге</w:t>
+      </w:r>
+    </w:p>
+    <w:p>
+      <w:pPr>
+        <w:numPr>
           <w:ilvl w:val="0"/>
           <w:numId w:val="1004"/>
         </w:numPr>
@@ -510,6 +884,45 @@
       </w:pPr>
       <w:r>
         <w:t xml:space="preserve">8.16. Падения и травмы: когда нужен врач, даже если ничего не болит</w:t>
+      </w:r>
+    </w:p>
+    <w:p>
+      <w:pPr>
+        <w:numPr>
+          <w:ilvl w:val="1"/>
+          <w:numId w:val="1002"/>
+        </w:numPr>
+        <w:pStyle w:val="Compact"/>
+      </w:pPr>
+      <w:r>
+        <w:rPr/>
+        <w:t xml:space="preserve">Как снизить риск падения</w:t>
+      </w:r>
+    </w:p>
+    <w:p>
+      <w:pPr>
+        <w:numPr>
+          <w:ilvl w:val="1"/>
+          <w:numId w:val="1002"/>
+        </w:numPr>
+        <w:pStyle w:val="Compact"/>
+      </w:pPr>
+      <w:r>
+        <w:rPr/>
+        <w:t xml:space="preserve">Когда показаться врачу после травмы</w:t>
+      </w:r>
+    </w:p>
+    <w:p>
+      <w:pPr>
+        <w:numPr>
+          <w:ilvl w:val="1"/>
+          <w:numId w:val="1002"/>
+        </w:numPr>
+        <w:pStyle w:val="Compact"/>
+      </w:pPr>
+      <w:r>
+        <w:rPr/>
+        <w:t xml:space="preserve">Когда вызывать скорую</w:t>
       </w:r>
     </w:p>
     <w:p>
@@ -870,11 +1283,29 @@
     </w:p>
     <w:p>
       <w:pPr>
+        <w:pStyle w:val="Heading3"/>
+      </w:pPr>
+      <w:r>
+        <w:rPr/>
+        <w:t xml:space="preserve">Чем вреден чужой дым</w:t>
+      </w:r>
+    </w:p>
+    <w:p>
+      <w:pPr>
         <w:pStyle w:val="BodyText"/>
       </w:pPr>
       <w:r>
         <w:rPr/>
         <w:t xml:space="preserve">Пассивное курение, то есть вдыхание чужого дыма, повышает риск низкого веса ребёнка при рождении примерно на 20 %. Запах табака в квартире и на одежде означает, что частицы дыма оседают на поверхностях. Вредят ли они при беременности, пока не установлено, но американские педиатры относят беременных к тем, кому такие остатки дыма особенно нежелательны. Курение в другой комнате, с вентилятором или у открытого окна от них не защищает.</w:t>
+      </w:r>
+    </w:p>
+    <w:p>
+      <w:pPr>
+        <w:pStyle w:val="Heading3"/>
+      </w:pPr>
+      <w:r>
+        <w:rPr/>
+        <w:t xml:space="preserve">Как договориться с близкими</w:t>
       </w:r>
     </w:p>
     <w:p>
@@ -914,6 +1345,15 @@
     </w:p>
     <w:p>
       <w:pPr>
+        <w:pStyle w:val="Heading3"/>
+      </w:pPr>
+      <w:r>
+        <w:rPr/>
+        <w:t xml:space="preserve">Электронные сигареты</w:t>
+      </w:r>
+    </w:p>
+    <w:p>
+      <w:pPr>
         <w:pStyle w:val="BodyText"/>
       </w:pPr>
       <w:r>
@@ -923,6 +1363,15 @@
     </w:p>
     <w:p>
       <w:pPr>
+        <w:pStyle w:val="Heading3"/>
+      </w:pPr>
+      <w:r>
+        <w:rPr/>
+        <w:t xml:space="preserve">Системы нагревания табака</w:t>
+      </w:r>
+    </w:p>
+    <w:p>
+      <w:pPr>
         <w:pStyle w:val="BodyText"/>
       </w:pPr>
       <w:r>
@@ -932,11 +1381,29 @@
     </w:p>
     <w:p>
       <w:pPr>
+        <w:pStyle w:val="Heading3"/>
+      </w:pPr>
+      <w:r>
+        <w:rPr/>
+        <w:t xml:space="preserve">Кальян</w:t>
+      </w:r>
+    </w:p>
+    <w:p>
+      <w:pPr>
         <w:pStyle w:val="BodyText"/>
       </w:pPr>
       <w:r>
         <w:rPr/>
         <w:t xml:space="preserve">Кальян часто считают безвредным, потому что дым проходит через воду. Но вода задерживает вредные вещества лишь частично, а за сеанс кальяна вдыхают около 90 литров дыма, тогда как от одной сигареты — 500–600 мл. Тлеющий уголь выделяет угарный газ, поэтому кальян «без табака», на травяных смесях, тоже вреден.</w:t>
+      </w:r>
+    </w:p>
+    <w:p>
+      <w:pPr>
+        <w:pStyle w:val="Heading3"/>
+      </w:pPr>
+      <w:r>
+        <w:rPr/>
+        <w:t xml:space="preserve">Снюс, насвай и другой бездымный табак</w:t>
       </w:r>
     </w:p>
     <w:p>
@@ -960,6 +1427,15 @@
     </w:p>
     <w:p>
       <w:pPr>
+        <w:pStyle w:val="Heading3"/>
+      </w:pPr>
+      <w:r>
+        <w:rPr/>
+        <w:t xml:space="preserve">Каннабис</w:t>
+      </w:r>
+    </w:p>
+    <w:p>
+      <w:pPr>
         <w:pStyle w:val="FirstParagraph"/>
       </w:pPr>
       <w:r>
@@ -969,6 +1445,15 @@
     </w:p>
     <w:p>
       <w:pPr>
+        <w:pStyle w:val="Heading3"/>
+      </w:pPr>
+      <w:r>
+        <w:rPr/>
+        <w:t xml:space="preserve">Средства с каннабидиолом</w:t>
+      </w:r>
+    </w:p>
+    <w:p>
+      <w:pPr>
         <w:pStyle w:val="BodyText"/>
       </w:pPr>
       <w:r>
@@ -978,10 +1463,92 @@
     </w:p>
     <w:p>
       <w:pPr>
+        <w:pStyle w:val="Heading3"/>
+      </w:pPr>
+      <w:r>
+        <w:rPr/>
+        <w:t xml:space="preserve">Кокаин и метамфетамин</w:t>
+      </w:r>
+    </w:p>
+    <w:p>
+      <w:pPr>
         <w:pStyle w:val="BodyText"/>
       </w:pPr>
       <w:r>
         <w:t xml:space="preserve">Кокаин повышает риск преждевременного излития вод и отслойки плаценты, а метамфетамин связывают с преэклампсией и с преждевременными родами. Преэклампсия — осложнение, при котором после 20-й недели беременности повышается давление и появляется белок в моче или другие признаки поражения органов.</w:t>
+      </w:r>
+    </w:p>
+    <w:p>
+      <w:pPr>
+        <w:pStyle w:val="Heading3"/>
+      </w:pPr>
+      <w:r>
+        <w:rPr/>
+        <w:t xml:space="preserve">Опиоиды: не бросать резко</w:t>
+      </w:r>
+    </w:p>
+    <w:p>
+      <w:pPr>
+        <w:pStyle w:val="BodyText"/>
+      </w:pPr>
+      <w:r>
+        <w:rPr/>
+        <w:t>Если вы принимаете опиоиды, не прекращайте приём самостоятельно и скажите об этом врачу, который ведёт беременность. При опиоидной зависимости американские акушеры-гинекологи предпочитают отмене лечение препаратами-агонистами опиоидов под наблюдением врача: после отмены часто возвращается употребление, а с ним риск случайной передозировки, потому что организм теряет привыкание. Если такого лечения нет, препарат отменяют только под наблюдением врача. С другими веществами и лекарствами, вызывающими зависимость, правило то же: внезапное прекращение может быть опаснее для женщины и ребёнка, чем продолжение под наблюдением врача. [проверить врачу: схема ACOG (Committee Opinion № 711, 2017) — лечение агонистами опиоидов вместо отмены; как такое лечение организовано в России и можно ли писать о нём читательнице]</w:t>
+      </w:r>
+    </w:p>
+    <w:p>
+      <w:pPr>
+        <w:pStyle w:val="Heading3"/>
+      </w:pPr>
+      <w:r>
+        <w:rPr/>
+        <w:t xml:space="preserve">Что сказать врачу</w:t>
+      </w:r>
+    </w:p>
+    <w:p>
+      <w:pPr>
+        <w:pStyle w:val="BodyText"/>
+      </w:pPr>
+      <w:r>
+        <w:rPr/>
+        <w:t xml:space="preserve">Врачу рассказывают о любых веществах, в том числе об однократном употреблении и об употреблении до того, как стало известно о беременности: от этого зависит, какие обследования понадобятся вам и как будут наблюдать ребёнка после рождения. Сказанное врачу защищено законом как врачебная тайна.</w:t>
+      </w:r>
+    </w:p>
+    <w:bookmarkEnd w:id="31"/>
+    <w:bookmarkStart w:id="32" w:name="Xf469efad7a9fbd193935bcc98b044a97d54d252"/>
+    <w:p>
+      <w:pPr>
+        <w:pStyle w:val="Heading2"/>
+      </w:pPr>
+      <w:r>
+        <w:t xml:space="preserve">8.6. Помощь при отказе: куда обратиться, если бросить не получается</w:t>
+      </w:r>
+    </w:p>
+    <w:p>
+      <w:pPr>
+        <w:pStyle w:val="Heading3"/>
+      </w:pPr>
+      <w:r>
+        <w:rPr/>
+        <w:t xml:space="preserve">Почему одного решения мало</w:t>
+      </w:r>
+    </w:p>
+    <w:p>
+      <w:pPr>
+        <w:pStyle w:val="FirstParagraph"/>
+      </w:pPr>
+      <w:r>
+        <w:rPr/>
+        <w:t xml:space="preserve">При никотиновой и алкогольной зависимости одного решения бросить часто мало: вещество меняет работу системы вознаграждения мозга, а тяга и симптомы отмены мешают остановиться. Поэтому с зависимостью работают специалисты.</w:t>
+      </w:r>
+    </w:p>
+    <w:p>
+      <w:pPr>
+        <w:pStyle w:val="Heading3"/>
+      </w:pPr>
+      <w:r>
+        <w:rPr/>
+        <w:t xml:space="preserve">Куда обратиться</w:t>
       </w:r>
     </w:p>
     <w:p>
@@ -993,39 +1560,11 @@
           <w:b w:val="1"/>
           <w:bCs w:val="1"/>
         </w:rPr>
-        <w:t xml:space="preserve">Опиоиды: не бросать резко.</w:t>
-      </w:r>
-      <w:r>
-        <w:rPr/>
-        <w:t xml:space="preserve"> Если вы принимаете опиоиды, не прекращайте приём самостоятельно и скажите об этом врачу, который ведёт беременность. При опиоидной зависимости американские акушеры-гинекологи предпочитают отмене лечение препаратами-агонистами опиоидов под наблюдением врача: после отмены часто возвращается употребление, а с ним риск случайной передозировки, потому что организм теряет привыкание. Если такого лечения нет, препарат отменяют только под наблюдением врача. С другими веществами и лекарствами, вызывающими зависимость, правило то же: внезапное прекращение может быть опаснее для женщины и ребёнка, чем продолжение под наблюдением врача. [проверить врачу: схема ACOG (Committee Opinion № 711, 2017) — лечение агонистами опиоидов вместо отмены; как такое лечение организовано в России и можно ли писать о нём читательнице]</w:t>
-      </w:r>
-    </w:p>
-    <w:p>
-      <w:pPr>
-        <w:pStyle w:val="BodyText"/>
-      </w:pPr>
-      <w:r>
-        <w:rPr/>
-        <w:t xml:space="preserve">Врачу рассказывают о любых веществах, в том числе об однократном употреблении и об употреблении до того, как стало известно о беременности: от этого зависит, какие обследования понадобятся вам и как будут наблюдать ребёнка после рождения. Сказанное врачу защищено законом как врачебная тайна.</w:t>
-      </w:r>
-    </w:p>
-    <w:bookmarkEnd w:id="31"/>
-    <w:bookmarkStart w:id="32" w:name="Xf469efad7a9fbd193935bcc98b044a97d54d252"/>
-    <w:p>
-      <w:pPr>
-        <w:pStyle w:val="Heading2"/>
-      </w:pPr>
-      <w:r>
-        <w:t xml:space="preserve">8.6. Помощь при отказе: куда обратиться, если бросить не получается</w:t>
-      </w:r>
-    </w:p>
-    <w:p>
-      <w:pPr>
-        <w:pStyle w:val="FirstParagraph"/>
-      </w:pPr>
-      <w:r>
-        <w:rPr/>
-        <w:t xml:space="preserve">При никотиновой и алкогольной зависимости одного решения бросить часто мало: вещество меняет работу системы вознаграждения мозга, а тяга и симптомы отмены мешают остановиться. Поэтому с зависимостью работают специалисты.</w:t>
+        <w:t xml:space="preserve">Врач, который ведёт беременность.</w:t>
+      </w:r>
+      <w:r>
+        <w:rPr/>
+        <w:t xml:space="preserve"> Скажите прямо: «Я курю (выпиваю) и не могу бросить сама». Врач женской консультации решит, нужна ли консультация нарколога или психотерапевта, и направит к нему.</w:t>
       </w:r>
     </w:p>
     <w:p>
@@ -1037,11 +1576,11 @@
           <w:b w:val="1"/>
           <w:bCs w:val="1"/>
         </w:rPr>
-        <w:t xml:space="preserve">Врач, который ведёт беременность.</w:t>
-      </w:r>
-      <w:r>
-        <w:rPr/>
-        <w:t xml:space="preserve"> Скажите прямо: «Я курю (выпиваю) и не могу бросить сама». Врач женской консультации решит, нужна ли консультация нарколога или психотерапевта, и направит к нему.</w:t>
+        <w:t xml:space="preserve">Телефон помощи при отказе от курения.</w:t>
+      </w:r>
+      <w:r>
+        <w:rPr/>
+        <w:t xml:space="preserve"> Консультативный центр Минздрава России: 8-800-200-0-200, звонок бесплатный. Работает с понедельника по пятницу с 9:00 до 21:00, в субботу — с 9:00 до 18:00 по московскому времени.</w:t>
       </w:r>
     </w:p>
     <w:p>
@@ -1053,27 +1592,20 @@
           <w:b w:val="1"/>
           <w:bCs w:val="1"/>
         </w:rPr>
-        <w:t xml:space="preserve">Телефон помощи при отказе от курения.</w:t>
-      </w:r>
-      <w:r>
-        <w:rPr/>
-        <w:t xml:space="preserve"> Консультативный центр Минздрава России: 8-800-200-0-200, звонок бесплатный. Работает с понедельника по пятницу с 9:00 до 21:00, в субботу — с 9:00 до 18:00 по московскому времени.</w:t>
-      </w:r>
-    </w:p>
-    <w:p>
-      <w:pPr>
-        <w:pStyle w:val="BodyText"/>
-      </w:pPr>
-      <w:r>
-        <w:rPr>
-          <w:b w:val="1"/>
-          <w:bCs w:val="1"/>
-        </w:rPr>
         <w:t xml:space="preserve">Нарколог.</w:t>
       </w:r>
       <w:r>
         <w:rPr/>
         <w:t xml:space="preserve"> Обратиться можно в наркологический диспансер по месту жительства. На диспансерное наблюдение нарколог ставит только с вашего информированного добровольного согласия, и от него можно письменно отказаться. [ПРОВЕРИТЬ: порядок наблюдения — по приказу Минздрава России от 12.01.2026 № 10н (текст сверен по перепечатке); возможность анонимного обращения и последствия наблюдения не описаны — новый Порядок помощи по профилю «психиатрия-наркология» (приказ № 666н) не получен, действие приказа № 327 (1999) об анонимном лечении не подтверждено, 09.10.2026]</w:t>
+      </w:r>
+    </w:p>
+    <w:p>
+      <w:pPr>
+        <w:pStyle w:val="Heading3"/>
+      </w:pPr>
+      <w:r>
+        <w:rPr/>
+        <w:t xml:space="preserve">Когда бросать резко опасно</w:t>
       </w:r>
     </w:p>
     <w:p>
@@ -1646,6 +2178,15 @@
     </w:p>
     <w:p>
       <w:pPr>
+        <w:pStyle w:val="Heading3"/>
+      </w:pPr>
+      <w:r>
+        <w:rPr/>
+        <w:t xml:space="preserve">Чем опасен перегрев</w:t>
+      </w:r>
+    </w:p>
+    <w:p>
+      <w:pPr>
         <w:pStyle w:val="BodyText"/>
       </w:pPr>
       <w:r>
@@ -1663,6 +2204,15 @@
     </w:p>
     <w:p>
       <w:pPr>
+        <w:pStyle w:val="Heading3"/>
+      </w:pPr>
+      <w:r>
+        <w:rPr/>
+        <w:t xml:space="preserve">Как переносить жару</w:t>
+      </w:r>
+    </w:p>
+    <w:p>
+      <w:pPr>
         <w:pStyle w:val="BodyText"/>
       </w:pPr>
       <w:r>
@@ -1731,18 +2281,29 @@
     </w:p>
     <w:p>
       <w:pPr>
+        <w:pStyle w:val="Heading3"/>
+      </w:pPr>
+      <w:r>
+        <w:rPr/>
+        <w:t xml:space="preserve">Когда вызывать скорую</w:t>
+      </w:r>
+    </w:p>
+    <w:p>
+      <w:pPr>
         <w:pStyle w:val="FirstParagraph"/>
       </w:pPr>
       <w:r>
-        <w:rPr>
-          <w:b w:val="1"/>
-          <w:bCs w:val="1"/>
-        </w:rPr>
-        <w:t xml:space="preserve">Когда вызывать скорую.</w:t>
-      </w:r>
-      <w:r>
-        <w:rPr/>
-        <w:t xml:space="preserve"> Слабость до обморока, головокружение, тошнота, прекращение потоотделения, потеря сознания — признаки теплового удара. При них вызывайте скорую помощь: 103 с мобильного, 112 в любой сети. До её приезда перейдите в тень или прохладное помещение, снимите лишнюю одежду, смачивайте тело прохладной, не ледяной водой и обдувайтесь вентилятором (Раздел 0, строка «Перегрелась: баня, жара, солнце»).</w:t>
+        <w:rPr/>
+        <w:t>Слабость до обморока, головокружение, тошнота, прекращение потоотделения, потеря сознания — признаки теплового удара. При них вызывайте скорую помощь: 103 с мобильного, 112 в любой сети. До её приезда перейдите в тень или прохладное помещение, снимите лишнюю одежду, смачивайте тело прохладной, не ледяной водой и обдувайтесь вентилятором (Раздел 0, строка «Перегрелась: баня, жара, солнце»).</w:t>
+      </w:r>
+    </w:p>
+    <w:p>
+      <w:pPr>
+        <w:pStyle w:val="Heading3"/>
+      </w:pPr>
+      <w:r>
+        <w:rPr/>
+        <w:t xml:space="preserve">Баня, сауна, горячая ванна</w:t>
       </w:r>
     </w:p>
     <w:p>
@@ -2422,6 +2983,15 @@
     </w:p>
     <w:p>
       <w:pPr>
+        <w:pStyle w:val="Heading3"/>
+      </w:pPr>
+      <w:r>
+        <w:rPr/>
+        <w:t xml:space="preserve">Почему пристёгиваться нужно всегда</w:t>
+      </w:r>
+    </w:p>
+    <w:p>
+      <w:pPr>
         <w:pStyle w:val="BodyText"/>
       </w:pPr>
       <w:r>
@@ -2431,6 +3001,15 @@
     </w:p>
     <w:p>
       <w:pPr>
+        <w:pStyle w:val="Heading3"/>
+      </w:pPr>
+      <w:r>
+        <w:rPr/>
+        <w:t xml:space="preserve">Как пристёгиваться</w:t>
+      </w:r>
+    </w:p>
+    <w:p>
+      <w:pPr>
         <w:pStyle w:val="BodyText"/>
       </w:pPr>
       <w:r>
@@ -2499,6 +3078,15 @@
     </w:p>
     <w:p>
       <w:pPr>
+        <w:pStyle w:val="Heading3"/>
+      </w:pPr>
+      <w:r>
+        <w:rPr/>
+        <w:t xml:space="preserve">Адаптеры для ремня</w:t>
+      </w:r>
+    </w:p>
+    <w:p>
+      <w:pPr>
         <w:pStyle w:val="FirstParagraph"/>
       </w:pPr>
       <w:r>
@@ -2508,6 +3096,15 @@
     </w:p>
     <w:p>
       <w:pPr>
+        <w:pStyle w:val="Heading3"/>
+      </w:pPr>
+      <w:r>
+        <w:rPr/>
+        <w:t xml:space="preserve">После аварии</w:t>
+      </w:r>
+    </w:p>
+    <w:p>
+      <w:pPr>
         <w:pStyle w:val="BodyText"/>
       </w:pPr>
       <w:r>
@@ -2516,18 +3113,20 @@
     </w:p>
     <w:p>
       <w:pPr>
+        <w:pStyle w:val="Heading3"/>
+      </w:pPr>
+      <w:r>
+        <w:rPr/>
+        <w:t xml:space="preserve">Можно ли водить самой</w:t>
+      </w:r>
+    </w:p>
+    <w:p>
+      <w:pPr>
         <w:pStyle w:val="BodyText"/>
       </w:pPr>
       <w:r>
-        <w:rPr>
-          <w:b w:val="1"/>
-          <w:bCs w:val="1"/>
-        </w:rPr>
-        <w:t xml:space="preserve">Можно ли водить самой.</w:t>
-      </w:r>
-      <w:r>
-        <w:rPr/>
-        <w:t xml:space="preserve"> Да, срока, после которого водить запрещено, в правилах нет. Но при сильной усталости, головокружении или плохом самочувствии за руль не садятся: правила дорожного движения запрещают водить в таком состоянии. Долгих поездок за рулём лучше избегать, в дальней дороге делить вождение со спутником, а если едете сами — регулярно останавливаться (раздел 8.14). [проверить врачу: решение автора 09.10.2026 — абзац о вождении добавлен по NHTSA, NHS и ПДД п. 2.7; прямого медицинского источника о сроке, до которого можно водить, нет]</w:t>
+        <w:rPr/>
+        <w:t>Да, срока, после которого водить запрещено, в правилах нет. Но при сильной усталости, головокружении или плохом самочувствии за руль не садятся: правила дорожного движения запрещают водить в таком состоянии. Долгих поездок за рулём лучше избегать, в дальней дороге делить вождение со спутником, а если едете сами — регулярно останавливаться (раздел 8.14). [проверить врачу: решение автора 09.10.2026 — абзац о вождении добавлен по NHTSA, NHS и ПДД п. 2.7; прямого медицинского источника о сроке, до которого можно водить, нет]</w:t>
       </w:r>
     </w:p>
     <w:bookmarkEnd w:id="55"/>
@@ -2737,10 +3336,28 @@
     </w:p>
     <w:p>
       <w:pPr>
+        <w:pStyle w:val="Heading3"/>
+      </w:pPr>
+      <w:r>
+        <w:rPr/>
+        <w:t xml:space="preserve">Когда лучше ехать</w:t>
+      </w:r>
+    </w:p>
+    <w:p>
+      <w:pPr>
         <w:pStyle w:val="FirstParagraph"/>
       </w:pPr>
       <w:r>
         <w:t xml:space="preserve">Риск акушерских осложнений выше в первом и третьем триместрах, поэтому поездки часто планируют на середину беременности.</w:t>
+      </w:r>
+    </w:p>
+    <w:p>
+      <w:pPr>
+        <w:pStyle w:val="Heading3"/>
+      </w:pPr>
+      <w:r>
+        <w:rPr/>
+        <w:t xml:space="preserve">Врач, документы, страховка</w:t>
       </w:r>
     </w:p>
     <w:p>
@@ -2813,6 +3430,15 @@
     </w:p>
     <w:p>
       <w:pPr>
+        <w:pStyle w:val="Heading3"/>
+      </w:pPr>
+      <w:r>
+        <w:rPr/>
+        <w:t xml:space="preserve">Инфекции, прививки, комары и клещи</w:t>
+      </w:r>
+    </w:p>
+    <w:p>
+      <w:pPr>
         <w:pStyle w:val="BodyText"/>
       </w:pPr>
       <w:r>
@@ -2883,6 +3509,15 @@
     </w:p>
     <w:p>
       <w:pPr>
+        <w:pStyle w:val="Heading3"/>
+      </w:pPr>
+      <w:r>
+        <w:rPr/>
+        <w:t xml:space="preserve">Еда, вода и лекарства в дороге</w:t>
+      </w:r>
+    </w:p>
+    <w:p>
+      <w:pPr>
         <w:pStyle w:val="FirstParagraph"/>
       </w:pPr>
       <w:r>
@@ -2929,6 +3564,15 @@
     </w:p>
     <w:p>
       <w:pPr>
+        <w:pStyle w:val="Heading3"/>
+      </w:pPr>
+      <w:r>
+        <w:rPr/>
+        <w:t xml:space="preserve">Как снизить риск падения</w:t>
+      </w:r>
+    </w:p>
+    <w:p>
+      <w:pPr>
         <w:pStyle w:val="FirstParagraph"/>
       </w:pPr>
       <w:r>
@@ -2991,6 +3635,15 @@
     </w:p>
     <w:p>
       <w:pPr>
+        <w:pStyle w:val="Heading3"/>
+      </w:pPr>
+      <w:r>
+        <w:rPr/>
+        <w:t xml:space="preserve">Когда показаться врачу после травмы</w:t>
+      </w:r>
+    </w:p>
+    <w:p>
+      <w:pPr>
         <w:pStyle w:val="BodyText"/>
       </w:pPr>
       <w:r>
@@ -3067,20 +3720,19 @@
     </w:p>
     <w:p>
       <w:pPr>
+        <w:pStyle w:val="Heading3"/>
+      </w:pPr>
+      <w:r>
+        <w:rPr/>
+        <w:t xml:space="preserve">Когда вызывать скорую</w:t>
+      </w:r>
+    </w:p>
+    <w:p>
+      <w:pPr>
         <w:pStyle w:val="BodyText"/>
       </w:pPr>
       <w:r>
-        <w:rPr>
-          <w:bCs/>
-          <w:b/>
-        </w:rPr>
-        <w:t xml:space="preserve">Когда вызывать скорую.</w:t>
-      </w:r>
-      <w:r>
-        <w:t xml:space="preserve"> </w:t>
-      </w:r>
-      <w:r>
-        <w:t xml:space="preserve">Вызовите скорую помощь (103 с мобильного, 112 в любой сети), если после травмы появились:</w:t>
+        <w:t>Вызовите скорую помощь (103 с мобильного, 112 в любой сети), если после травмы появились:</w:t>
       </w:r>
     </w:p>
     <w:p>
